--- a/CSN11131 Coursework (Tokenization).docx
+++ b/CSN11131 Coursework (Tokenization).docx
@@ -589,16 +589,6 @@
     </w:p>
     <w:p>
       <w:pPr>
-        <w:jc w:val="both"/>
-        <w:rPr>
-          <w:rFonts w:ascii="Arial" w:hAnsi="Arial" w:cs="Arial"/>
-          <w:sz w:val="22"/>
-          <w:szCs w:val="22"/>
-        </w:rPr>
-      </w:pPr>
-    </w:p>
-    <w:p>
-      <w:pPr>
         <w:pStyle w:val="ListParagraph"/>
         <w:numPr>
           <w:ilvl w:val="1"/>
@@ -621,6 +611,155 @@
           <w:sz w:val="22"/>
           <w:szCs w:val="22"/>
         </w:rPr>
+        <w:t>COMPARISON OF TOKENIZATION METHODS</w:t>
+      </w:r>
+    </w:p>
+    <w:p>
+      <w:pPr>
+        <w:jc w:val="both"/>
+        <w:rPr>
+          <w:rFonts w:ascii="Arial" w:hAnsi="Arial" w:cs="Arial"/>
+          <w:sz w:val="22"/>
+          <w:szCs w:val="22"/>
+        </w:rPr>
+      </w:pPr>
+      <w:r>
+        <w:rPr>
+          <w:rFonts w:ascii="Arial" w:hAnsi="Arial" w:cs="Arial"/>
+          <w:sz w:val="22"/>
+          <w:szCs w:val="22"/>
+        </w:rPr>
+        <w:t>One way to bring your tokenization implementation to life is by leveraging JSON Web Tokens (JWT), OAuth 2.0, or Fernet tokens - they are some of the most popular ones.</w:t>
+      </w:r>
+    </w:p>
+    <w:p>
+      <w:pPr>
+        <w:jc w:val="both"/>
+        <w:rPr>
+          <w:rFonts w:ascii="Arial" w:hAnsi="Arial" w:cs="Arial"/>
+          <w:sz w:val="22"/>
+          <w:szCs w:val="22"/>
+        </w:rPr>
+      </w:pPr>
+      <w:r>
+        <w:rPr>
+          <w:rFonts w:ascii="Arial" w:hAnsi="Arial" w:cs="Arial"/>
+          <w:sz w:val="22"/>
+          <w:szCs w:val="22"/>
+        </w:rPr>
+        <w:t>JWTs, or JSON Web Tokens, have become the standard for stateless authentication in web applications. These tokens embed user information, or claims, within themselves. This means a server can authenticate a user's request without looking up the session information, which is a plus for scalability and performance. They are especially great when working with RESTful APIs and distributed systems (Kumar and Patel, 2021).</w:t>
+      </w:r>
+    </w:p>
+    <w:p>
+      <w:pPr>
+        <w:jc w:val="both"/>
+        <w:rPr>
+          <w:rFonts w:ascii="Arial" w:hAnsi="Arial" w:cs="Arial"/>
+          <w:sz w:val="22"/>
+          <w:szCs w:val="22"/>
+        </w:rPr>
+      </w:pPr>
+      <w:r>
+        <w:rPr>
+          <w:rFonts w:ascii="Arial" w:hAnsi="Arial" w:cs="Arial"/>
+          <w:sz w:val="22"/>
+          <w:szCs w:val="22"/>
+        </w:rPr>
+        <w:t>OAuth 2.0 differs from the previous ones in that it is not a token format but an authorization framework. Essentially, it allows the user to give a third-party app a 'key' that only opens a part of their account, without handing over their password. While OAuth 2.0 is usually implemented using JWTs as access tokens, it also brings with it a series of complications such as authorization servers and different modes of communication (Hardt, 2020).</w:t>
+      </w:r>
+    </w:p>
+    <w:p>
+      <w:pPr>
+        <w:jc w:val="both"/>
+        <w:rPr>
+          <w:rFonts w:ascii="Arial" w:hAnsi="Arial" w:cs="Arial"/>
+          <w:sz w:val="22"/>
+          <w:szCs w:val="22"/>
+        </w:rPr>
+      </w:pPr>
+      <w:r>
+        <w:rPr>
+          <w:rFonts w:ascii="Arial" w:hAnsi="Arial" w:cs="Arial"/>
+          <w:sz w:val="22"/>
+          <w:szCs w:val="22"/>
+        </w:rPr>
+        <w:t xml:space="preserve">In contrast, Fernet tokens offer a much easier method derived from symmetric encryption. They not only guarantee that what is inside the token remains </w:t>
+      </w:r>
+      <w:r>
+        <w:rPr>
+          <w:rFonts w:ascii="Arial" w:hAnsi="Arial" w:cs="Arial"/>
+          <w:sz w:val="22"/>
+          <w:szCs w:val="22"/>
+        </w:rPr>
+        <w:t>secret,</w:t>
+      </w:r>
+      <w:r>
+        <w:rPr>
+          <w:rFonts w:ascii="Arial" w:hAnsi="Arial" w:cs="Arial"/>
+          <w:sz w:val="22"/>
+          <w:szCs w:val="22"/>
+        </w:rPr>
+        <w:t xml:space="preserve"> but they are also the least flexible since they don't have the capability of storing claims nor can they be easily integrated with web-based authentication systems.</w:t>
+      </w:r>
+    </w:p>
+    <w:p>
+      <w:pPr>
+        <w:jc w:val="both"/>
+        <w:rPr>
+          <w:rFonts w:ascii="Arial" w:hAnsi="Arial" w:cs="Arial"/>
+          <w:sz w:val="22"/>
+          <w:szCs w:val="22"/>
+        </w:rPr>
+      </w:pPr>
+      <w:r>
+        <w:rPr>
+          <w:rFonts w:ascii="Arial" w:hAnsi="Arial" w:cs="Arial"/>
+          <w:sz w:val="22"/>
+          <w:szCs w:val="22"/>
+        </w:rPr>
+        <w:t xml:space="preserve">At the end of the day, it is true that OAuth 2.0 fits better the need of big scale and third-party authorization scenarios, and that Fernet tokens provide strong encryption, but JWT is the one that offers a good compromise for building </w:t>
+      </w:r>
+      <w:r>
+        <w:rPr>
+          <w:rFonts w:ascii="Arial" w:hAnsi="Arial" w:cs="Arial"/>
+          <w:sz w:val="22"/>
+          <w:szCs w:val="22"/>
+        </w:rPr>
+        <w:t>lightweight</w:t>
+      </w:r>
+      <w:r>
+        <w:rPr>
+          <w:rFonts w:ascii="Arial" w:hAnsi="Arial" w:cs="Arial"/>
+          <w:sz w:val="22"/>
+          <w:szCs w:val="22"/>
+        </w:rPr>
+        <w:t>, scalable and stateless authentication systems. That's why JWT has been selected for this work's implementation.</w:t>
+      </w:r>
+    </w:p>
+    <w:p>
+      <w:pPr>
+        <w:pStyle w:val="ListParagraph"/>
+        <w:numPr>
+          <w:ilvl w:val="1"/>
+          <w:numId w:val="1"/>
+        </w:numPr>
+        <w:jc w:val="both"/>
+        <w:rPr>
+          <w:rFonts w:ascii="Arial" w:hAnsi="Arial" w:cs="Arial"/>
+          <w:b/>
+          <w:bCs/>
+          <w:sz w:val="22"/>
+          <w:szCs w:val="22"/>
+        </w:rPr>
+      </w:pPr>
+      <w:r>
+        <w:rPr>
+          <w:rFonts w:ascii="Arial" w:hAnsi="Arial" w:cs="Arial"/>
+          <w:b/>
+          <w:bCs/>
+          <w:sz w:val="22"/>
+          <w:szCs w:val="22"/>
+        </w:rPr>
         <w:t xml:space="preserve">EXAMPLES OF TOKENIZATION AND JWT APPLICATIONS </w:t>
       </w:r>
     </w:p>
@@ -683,6 +822,7 @@
           <w:sz w:val="22"/>
           <w:szCs w:val="22"/>
         </w:rPr>
+        <w:lastRenderedPageBreak/>
         <w:t xml:space="preserve">Healthcare professionals deal with the core of a person's identity, e.g. their name, social security number, and home address. Therefore, health care institutions must explore methods not only to safeguard patient confidentiality but also to conform to HIPAA standards when sharing information within the organization and with the outside world. Besides these unique personal identifiers, medical records and lab results are only a few examples of a patient's information that is highly vulnerable to be misused if not adequately protected. One effective method of safeguarding patient information is using tokenization. Therefore, medically related information as well as personal identifiers may be tokenized. This makes it possible for data sharing to be done in a secure manner, privacy to be protected, </w:t>
       </w:r>
       <w:r>
@@ -802,7 +942,6 @@
           <w:sz w:val="22"/>
           <w:szCs w:val="22"/>
         </w:rPr>
-        <w:lastRenderedPageBreak/>
         <w:t xml:space="preserve">IMPLIMENTATION </w:t>
       </w:r>
     </w:p>
@@ -993,6 +1132,26 @@
     <w:p>
       <w:pPr>
         <w:pStyle w:val="ListParagraph"/>
+        <w:rPr>
+          <w:rFonts w:ascii="Arial" w:hAnsi="Arial" w:cs="Arial"/>
+          <w:sz w:val="22"/>
+          <w:szCs w:val="22"/>
+        </w:rPr>
+      </w:pPr>
+    </w:p>
+    <w:p>
+      <w:pPr>
+        <w:pStyle w:val="ListParagraph"/>
+        <w:rPr>
+          <w:rFonts w:ascii="Arial" w:hAnsi="Arial" w:cs="Arial"/>
+          <w:sz w:val="22"/>
+          <w:szCs w:val="22"/>
+        </w:rPr>
+      </w:pPr>
+    </w:p>
+    <w:p>
+      <w:pPr>
+        <w:pStyle w:val="ListParagraph"/>
         <w:spacing w:after="0" w:line="240" w:lineRule="auto"/>
         <w:rPr>
           <w:rFonts w:ascii="Arial" w:eastAsia="Times New Roman" w:hAnsi="Arial" w:cs="Arial"/>
@@ -1016,6 +1175,7 @@
           <w:lang w:val="en-AE" w:eastAsia="en-AE"/>
           <w14:ligatures w14:val="none"/>
         </w:rPr>
+        <w:lastRenderedPageBreak/>
         <w:t xml:space="preserve">System </w:t>
       </w:r>
       <w:r>
@@ -1044,6 +1204,22 @@
         </w:rPr>
         <w:t>:</w:t>
       </w:r>
+    </w:p>
+    <w:p>
+      <w:pPr>
+        <w:pStyle w:val="ListParagraph"/>
+        <w:spacing w:after="0" w:line="240" w:lineRule="auto"/>
+        <w:rPr>
+          <w:rFonts w:ascii="Arial" w:eastAsia="Times New Roman" w:hAnsi="Arial" w:cs="Arial"/>
+          <w:b/>
+          <w:bCs/>
+          <w:kern w:val="0"/>
+          <w:sz w:val="22"/>
+          <w:szCs w:val="22"/>
+          <w:lang w:val="en-AE" w:eastAsia="en-AE"/>
+          <w14:ligatures w14:val="none"/>
+        </w:rPr>
+      </w:pPr>
     </w:p>
     <w:p>
       <w:pPr>
@@ -1342,6 +1518,8 @@
       <w:r>
         <w:rPr>
           <w:rFonts w:ascii="Arial" w:hAnsi="Arial" w:cs="Arial"/>
+          <w:b/>
+          <w:bCs/>
           <w:sz w:val="22"/>
           <w:szCs w:val="22"/>
         </w:rPr>
@@ -1381,10 +1559,20 @@
       <w:r>
         <w:rPr>
           <w:rFonts w:ascii="Arial" w:hAnsi="Arial" w:cs="Arial"/>
-          <w:sz w:val="22"/>
-          <w:szCs w:val="22"/>
-        </w:rPr>
-        <w:t>Token verification: Validates the token to ensure authenticity and integrity</w:t>
+          <w:b/>
+          <w:bCs/>
+          <w:sz w:val="22"/>
+          <w:szCs w:val="22"/>
+        </w:rPr>
+        <w:t>Token verification:</w:t>
+      </w:r>
+      <w:r>
+        <w:rPr>
+          <w:rFonts w:ascii="Arial" w:hAnsi="Arial" w:cs="Arial"/>
+          <w:sz w:val="22"/>
+          <w:szCs w:val="22"/>
+        </w:rPr>
+        <w:t xml:space="preserve"> Validates the token to ensure authenticity and integrity</w:t>
       </w:r>
     </w:p>
     <w:p>
@@ -1404,36 +1592,6 @@
         </w:rPr>
         <w:t>The token is digitally signed with the HS256 algorithm and a time-to-live to limit possible misuse of the token.</w:t>
       </w:r>
-    </w:p>
-    <w:p>
-      <w:pPr>
-        <w:jc w:val="both"/>
-        <w:rPr>
-          <w:rFonts w:ascii="Arial" w:hAnsi="Arial" w:cs="Arial"/>
-          <w:sz w:val="22"/>
-          <w:szCs w:val="22"/>
-        </w:rPr>
-      </w:pPr>
-    </w:p>
-    <w:p>
-      <w:pPr>
-        <w:jc w:val="both"/>
-        <w:rPr>
-          <w:rFonts w:ascii="Arial" w:hAnsi="Arial" w:cs="Arial"/>
-          <w:sz w:val="22"/>
-          <w:szCs w:val="22"/>
-        </w:rPr>
-      </w:pPr>
-    </w:p>
-    <w:p>
-      <w:pPr>
-        <w:jc w:val="both"/>
-        <w:rPr>
-          <w:rFonts w:ascii="Arial" w:hAnsi="Arial" w:cs="Arial"/>
-          <w:sz w:val="22"/>
-          <w:szCs w:val="22"/>
-        </w:rPr>
-      </w:pPr>
     </w:p>
     <w:p>
       <w:pPr>
@@ -1459,7 +1617,6 @@
           <w:sz w:val="22"/>
           <w:szCs w:val="22"/>
         </w:rPr>
-        <w:lastRenderedPageBreak/>
         <w:t xml:space="preserve">CODE IMPLEMENTATION </w:t>
       </w:r>
     </w:p>
@@ -3291,6 +3448,7 @@
           <w:lang w:val="en-AE" w:eastAsia="en-AE"/>
           <w14:ligatures w14:val="none"/>
         </w:rPr>
+        <w:lastRenderedPageBreak/>
         <w:t>@</w:t>
       </w:r>
       <w:proofErr w:type="gramStart"/>
@@ -6979,6 +7137,24 @@
         </w:rPr>
         <w:t>Token Generation:</w:t>
       </w:r>
+      <w:r>
+        <w:rPr>
+          <w:rFonts w:ascii="Arial" w:hAnsi="Arial" w:cs="Arial"/>
+          <w:b/>
+          <w:bCs/>
+          <w:sz w:val="22"/>
+          <w:szCs w:val="22"/>
+        </w:rPr>
+        <w:t xml:space="preserve"> </w:t>
+      </w:r>
+      <w:r>
+        <w:rPr>
+          <w:rFonts w:ascii="Arial" w:hAnsi="Arial" w:cs="Arial"/>
+          <w:sz w:val="22"/>
+          <w:szCs w:val="22"/>
+        </w:rPr>
+        <w:t>The token generation is illustrated in figure 1. The /login end point accepts requests in a POST format with valid credentials (in the JSON format), which the server authenticates and returns a JSON with a token that consists of the user id and the expiration of the token (in JSON format) that will have to be passed to all the subsequent requests to the protected services</w:t>
+      </w:r>
     </w:p>
     <w:p>
       <w:pPr>
@@ -6989,20 +7165,34 @@
           <w:szCs w:val="22"/>
         </w:rPr>
       </w:pPr>
-      <w:r>
-        <w:rPr>
-          <w:rFonts w:ascii="Arial" w:hAnsi="Arial" w:cs="Arial"/>
-          <w:sz w:val="22"/>
-          <w:szCs w:val="22"/>
-        </w:rPr>
+    </w:p>
+    <w:p>
+      <w:pPr>
+        <w:jc w:val="center"/>
+        <w:rPr>
+          <w:rFonts w:ascii="Arial" w:hAnsi="Arial" w:cs="Arial"/>
+          <w:b/>
+          <w:bCs/>
+          <w:sz w:val="22"/>
+          <w:szCs w:val="22"/>
+        </w:rPr>
+      </w:pPr>
+      <w:r>
+        <w:rPr>
+          <w:rFonts w:ascii="Arial" w:hAnsi="Arial" w:cs="Arial"/>
+          <w:noProof/>
+          <w:sz w:val="22"/>
+          <w:szCs w:val="22"/>
+        </w:rPr>
+        <w:lastRenderedPageBreak/>
         <w:drawing>
-          <wp:anchor distT="0" distB="0" distL="114300" distR="114300" simplePos="0" relativeHeight="251661312" behindDoc="0" locked="0" layoutInCell="1" allowOverlap="1" wp14:anchorId="69C4C0F6" wp14:editId="5DB075F3">
+          <wp:anchor distT="0" distB="0" distL="114300" distR="114300" simplePos="0" relativeHeight="251661312" behindDoc="0" locked="0" layoutInCell="1" allowOverlap="1" wp14:anchorId="69C4C0F6" wp14:editId="79EDEACC">
             <wp:simplePos x="0" y="0"/>
             <wp:positionH relativeFrom="margin">
               <wp:align>left</wp:align>
             </wp:positionH>
             <wp:positionV relativeFrom="paragraph">
-              <wp:posOffset>777240</wp:posOffset>
+              <wp:posOffset>1905</wp:posOffset>
             </wp:positionV>
             <wp:extent cx="5731510" cy="3577590"/>
             <wp:effectExtent l="0" t="0" r="2540" b="3810"/>
@@ -7042,45 +7232,13 @@
       <w:r>
         <w:rPr>
           <w:rFonts w:ascii="Arial" w:hAnsi="Arial" w:cs="Arial"/>
-          <w:sz w:val="22"/>
-          <w:szCs w:val="22"/>
-        </w:rPr>
-        <w:t>The token generation is illustrated in figure 1. The /login end point accepts requests in a POST format with valid credentials (in the JSON format), which the server authenticates and returns a JSON with a token that consists of the user id and the expiration of the token (in JSON format) that will have to be passed to all the subsequent requests to the protected services.</w:t>
-      </w:r>
-    </w:p>
-    <w:p>
-      <w:pPr>
-        <w:jc w:val="center"/>
-        <w:rPr>
-          <w:rFonts w:ascii="Arial" w:hAnsi="Arial" w:cs="Arial"/>
           <w:b/>
           <w:bCs/>
           <w:sz w:val="22"/>
           <w:szCs w:val="22"/>
         </w:rPr>
-      </w:pPr>
-      <w:r>
-        <w:rPr>
-          <w:rFonts w:ascii="Arial" w:hAnsi="Arial" w:cs="Arial"/>
-          <w:b/>
-          <w:bCs/>
-          <w:sz w:val="22"/>
-          <w:szCs w:val="22"/>
-        </w:rPr>
         <w:t>Figure 1: Token Generation with /login endpoint</w:t>
       </w:r>
-    </w:p>
-    <w:p>
-      <w:pPr>
-        <w:jc w:val="center"/>
-        <w:rPr>
-          <w:rFonts w:ascii="Arial" w:hAnsi="Arial" w:cs="Arial"/>
-          <w:b/>
-          <w:bCs/>
-          <w:sz w:val="22"/>
-          <w:szCs w:val="22"/>
-        </w:rPr>
-      </w:pPr>
     </w:p>
     <w:p>
       <w:pPr>
@@ -7110,47 +7268,16 @@
       </w:pPr>
       <w:r>
         <w:rPr>
-          <w:rFonts w:ascii="Arial" w:hAnsi="Arial" w:cs="Arial"/>
-          <w:b/>
-          <w:bCs/>
-          <w:sz w:val="22"/>
-          <w:szCs w:val="22"/>
-        </w:rPr>
-        <w:lastRenderedPageBreak/>
-        <w:t>Protected Endpoint access</w:t>
-      </w:r>
-      <w:r>
-        <w:rPr>
-          <w:rFonts w:ascii="Arial" w:hAnsi="Arial" w:cs="Arial"/>
-          <w:sz w:val="22"/>
-          <w:szCs w:val="22"/>
-        </w:rPr>
-        <w:t>:</w:t>
-      </w:r>
-    </w:p>
-    <w:p>
-      <w:pPr>
-        <w:jc w:val="both"/>
-        <w:rPr>
-          <w:rFonts w:ascii="Arial" w:hAnsi="Arial" w:cs="Arial"/>
-          <w:sz w:val="22"/>
-          <w:szCs w:val="22"/>
-        </w:rPr>
-      </w:pPr>
-      <w:r>
-        <w:rPr>
-          <w:rFonts w:ascii="Arial" w:hAnsi="Arial" w:cs="Arial"/>
-          <w:sz w:val="22"/>
-          <w:szCs w:val="22"/>
+          <w:noProof/>
         </w:rPr>
         <w:drawing>
-          <wp:anchor distT="0" distB="0" distL="114300" distR="114300" simplePos="0" relativeHeight="251663360" behindDoc="0" locked="0" layoutInCell="1" allowOverlap="1" wp14:anchorId="50EF7E6E" wp14:editId="4CA7FFBD">
+          <wp:anchor distT="0" distB="0" distL="114300" distR="114300" simplePos="0" relativeHeight="251663360" behindDoc="0" locked="0" layoutInCell="1" allowOverlap="1" wp14:anchorId="50EF7E6E" wp14:editId="7F0CCA50">
             <wp:simplePos x="0" y="0"/>
             <wp:positionH relativeFrom="margin">
               <wp:align>left</wp:align>
             </wp:positionH>
             <wp:positionV relativeFrom="paragraph">
-              <wp:posOffset>822325</wp:posOffset>
+              <wp:posOffset>1059815</wp:posOffset>
             </wp:positionV>
             <wp:extent cx="5731510" cy="3048000"/>
             <wp:effectExtent l="0" t="0" r="2540" b="0"/>
@@ -7193,24 +7320,52 @@
       <w:r>
         <w:rPr>
           <w:rFonts w:ascii="Arial" w:hAnsi="Arial" w:cs="Arial"/>
-          <w:sz w:val="22"/>
-          <w:szCs w:val="22"/>
-        </w:rPr>
-        <w:t>A request was sent to the protected end point with a token in the Authorization header which contains the token that was received in the previous step. The server acknowledges the token and grants the user access to the resource that will return the decoded user identity, the result can be seen in figure 2 below:</w:t>
-      </w:r>
-    </w:p>
-    <w:p>
-      <w:pPr>
-        <w:jc w:val="center"/>
-        <w:rPr>
-          <w:rFonts w:ascii="Arial" w:hAnsi="Arial" w:cs="Arial"/>
           <w:b/>
           <w:bCs/>
           <w:sz w:val="22"/>
           <w:szCs w:val="22"/>
         </w:rPr>
-      </w:pPr>
-      <w:r>
+        <w:t>Protected Endpoint access</w:t>
+      </w:r>
+      <w:r>
+        <w:rPr>
+          <w:rFonts w:ascii="Arial" w:hAnsi="Arial" w:cs="Arial"/>
+          <w:sz w:val="22"/>
+          <w:szCs w:val="22"/>
+        </w:rPr>
+        <w:t>:</w:t>
+      </w:r>
+      <w:r>
+        <w:rPr>
+          <w:rFonts w:ascii="Arial" w:hAnsi="Arial" w:cs="Arial"/>
+          <w:sz w:val="22"/>
+          <w:szCs w:val="22"/>
+        </w:rPr>
+        <w:t xml:space="preserve"> </w:t>
+      </w:r>
+      <w:r>
+        <w:rPr>
+          <w:rFonts w:ascii="Arial" w:hAnsi="Arial" w:cs="Arial"/>
+          <w:sz w:val="22"/>
+          <w:szCs w:val="22"/>
+        </w:rPr>
+        <w:t>A request was sent to the protected end point with a token in the Authorization header which contains the token that was received in the previous step. The server acknowledges the token and grants the user access to the resource that will return the decoded user identity, the result can be seen in figure 2 below:</w:t>
+      </w:r>
+    </w:p>
+    <w:p>
+      <w:pPr>
+        <w:pStyle w:val="ListParagraph"/>
+        <w:jc w:val="both"/>
+        <w:rPr>
+          <w:rFonts w:ascii="Arial" w:hAnsi="Arial" w:cs="Arial"/>
+          <w:sz w:val="22"/>
+          <w:szCs w:val="22"/>
+        </w:rPr>
+      </w:pPr>
+    </w:p>
+    <w:p>
+      <w:pPr>
+        <w:jc w:val="center"/>
         <w:rPr>
           <w:rFonts w:ascii="Arial" w:hAnsi="Arial" w:cs="Arial"/>
           <w:b/>
@@ -7218,12 +7373,8 @@
           <w:sz w:val="22"/>
           <w:szCs w:val="22"/>
         </w:rPr>
-        <w:t>Figure 2: Protected Endpoint Access</w:t>
-      </w:r>
-    </w:p>
-    <w:p>
-      <w:pPr>
-        <w:jc w:val="center"/>
+      </w:pPr>
+      <w:r>
         <w:rPr>
           <w:rFonts w:ascii="Arial" w:hAnsi="Arial" w:cs="Arial"/>
           <w:b/>
@@ -7231,7 +7382,8 @@
           <w:sz w:val="22"/>
           <w:szCs w:val="22"/>
         </w:rPr>
-      </w:pPr>
+        <w:t>Figure 2: Protected Endpoint Access</w:t>
+      </w:r>
     </w:p>
     <w:p>
       <w:pPr>
@@ -7257,25 +7409,14 @@
           <w:sz w:val="22"/>
           <w:szCs w:val="22"/>
         </w:rPr>
+        <w:lastRenderedPageBreak/>
         <w:t>Missing Token Scenario:</w:t>
       </w:r>
-    </w:p>
-    <w:p>
-      <w:pPr>
-        <w:jc w:val="both"/>
-        <w:rPr>
-          <w:rFonts w:ascii="Arial" w:hAnsi="Arial" w:cs="Arial"/>
-          <w:sz w:val="22"/>
-          <w:szCs w:val="22"/>
-        </w:rPr>
-      </w:pPr>
-      <w:r>
-        <w:rPr>
-          <w:rFonts w:ascii="Arial" w:hAnsi="Arial" w:cs="Arial"/>
+      <w:r>
+        <w:rPr>
           <w:b/>
           <w:bCs/>
-          <w:sz w:val="22"/>
-          <w:szCs w:val="22"/>
+          <w:noProof/>
         </w:rPr>
         <w:drawing>
           <wp:anchor distT="0" distB="0" distL="114300" distR="114300" simplePos="0" relativeHeight="251665408" behindDoc="0" locked="0" layoutInCell="1" allowOverlap="1" wp14:anchorId="46843B3A" wp14:editId="39F37339">
@@ -7327,6 +7468,16 @@
       <w:r>
         <w:rPr>
           <w:rFonts w:ascii="Arial" w:hAnsi="Arial" w:cs="Arial"/>
+          <w:b/>
+          <w:bCs/>
+          <w:sz w:val="22"/>
+          <w:szCs w:val="22"/>
+        </w:rPr>
+        <w:t xml:space="preserve"> </w:t>
+      </w:r>
+      <w:r>
+        <w:rPr>
+          <w:rFonts w:ascii="Arial" w:hAnsi="Arial" w:cs="Arial"/>
           <w:sz w:val="22"/>
           <w:szCs w:val="22"/>
         </w:rPr>
@@ -7373,39 +7524,16 @@
       </w:pPr>
       <w:r>
         <w:rPr>
-          <w:rFonts w:ascii="Arial" w:hAnsi="Arial" w:cs="Arial"/>
-          <w:b/>
-          <w:bCs/>
-          <w:sz w:val="22"/>
-          <w:szCs w:val="22"/>
-        </w:rPr>
-        <w:lastRenderedPageBreak/>
-        <w:t>Invalid Token Scenario (Optional and Recommended):</w:t>
-      </w:r>
-    </w:p>
-    <w:p>
-      <w:pPr>
-        <w:jc w:val="both"/>
-        <w:rPr>
-          <w:rFonts w:ascii="Arial" w:hAnsi="Arial" w:cs="Arial"/>
-          <w:sz w:val="22"/>
-          <w:szCs w:val="22"/>
-        </w:rPr>
-      </w:pPr>
-      <w:r>
-        <w:rPr>
-          <w:rFonts w:ascii="Arial" w:hAnsi="Arial" w:cs="Arial"/>
-          <w:sz w:val="22"/>
-          <w:szCs w:val="22"/>
+          <w:noProof/>
         </w:rPr>
         <w:drawing>
-          <wp:anchor distT="0" distB="0" distL="114300" distR="114300" simplePos="0" relativeHeight="251667456" behindDoc="0" locked="0" layoutInCell="1" allowOverlap="1" wp14:anchorId="4627F4F5" wp14:editId="14C90862">
+          <wp:anchor distT="0" distB="0" distL="114300" distR="114300" simplePos="0" relativeHeight="251667456" behindDoc="0" locked="0" layoutInCell="1" allowOverlap="1" wp14:anchorId="4627F4F5" wp14:editId="01508E0F">
             <wp:simplePos x="0" y="0"/>
             <wp:positionH relativeFrom="margin">
               <wp:align>left</wp:align>
             </wp:positionH>
             <wp:positionV relativeFrom="paragraph">
-              <wp:posOffset>636270</wp:posOffset>
+              <wp:posOffset>925830</wp:posOffset>
             </wp:positionV>
             <wp:extent cx="5731510" cy="3596005"/>
             <wp:effectExtent l="0" t="0" r="2540" b="4445"/>
@@ -7445,6 +7573,26 @@
       <w:r>
         <w:rPr>
           <w:rFonts w:ascii="Arial" w:hAnsi="Arial" w:cs="Arial"/>
+          <w:b/>
+          <w:bCs/>
+          <w:sz w:val="22"/>
+          <w:szCs w:val="22"/>
+        </w:rPr>
+        <w:t>Invalid Token Scenario (Optional and Recommended):</w:t>
+      </w:r>
+      <w:r>
+        <w:rPr>
+          <w:rFonts w:ascii="Arial" w:hAnsi="Arial" w:cs="Arial"/>
+          <w:b/>
+          <w:bCs/>
+          <w:sz w:val="22"/>
+          <w:szCs w:val="22"/>
+        </w:rPr>
+        <w:t xml:space="preserve"> </w:t>
+      </w:r>
+      <w:r>
+        <w:rPr>
+          <w:rFonts w:ascii="Arial" w:hAnsi="Arial" w:cs="Arial"/>
           <w:sz w:val="22"/>
           <w:szCs w:val="22"/>
         </w:rPr>
@@ -7524,6 +7672,7 @@
           <w:sz w:val="22"/>
           <w:szCs w:val="22"/>
         </w:rPr>
+        <w:lastRenderedPageBreak/>
         <w:t xml:space="preserve">IMPLEMENTATION ISSUES </w:t>
       </w:r>
     </w:p>
@@ -7889,7 +8038,6 @@
           <w:sz w:val="22"/>
           <w:szCs w:val="22"/>
         </w:rPr>
-        <w:lastRenderedPageBreak/>
         <w:t>Introduce Refresh Tokens:</w:t>
       </w:r>
       <w:r>
@@ -8289,6 +8437,7 @@
           <w:sz w:val="22"/>
           <w:szCs w:val="22"/>
         </w:rPr>
+        <w:lastRenderedPageBreak/>
         <w:t>No token test</w:t>
       </w:r>
     </w:p>
@@ -8628,7 +8777,6 @@
           <w:sz w:val="22"/>
           <w:szCs w:val="22"/>
         </w:rPr>
-        <w:lastRenderedPageBreak/>
         <w:t xml:space="preserve">       </w:t>
       </w:r>
       <w:r>
@@ -8771,6 +8919,14 @@
         </w:rPr>
         <w:t>The token can be re-used within its own lifespan</w:t>
       </w:r>
+      <w:r>
+        <w:rPr>
+          <w:rFonts w:ascii="Arial" w:hAnsi="Arial" w:cs="Arial"/>
+          <w:sz w:val="22"/>
+          <w:szCs w:val="22"/>
+        </w:rPr>
+        <w:t xml:space="preserve"> </w:t>
+      </w:r>
     </w:p>
     <w:p>
       <w:pPr>
@@ -8922,6 +9078,26 @@
         <w:jc w:val="both"/>
         <w:rPr>
           <w:rFonts w:ascii="Arial" w:hAnsi="Arial" w:cs="Arial"/>
+          <w:sz w:val="22"/>
+          <w:szCs w:val="22"/>
+        </w:rPr>
+      </w:pPr>
+    </w:p>
+    <w:p>
+      <w:pPr>
+        <w:jc w:val="both"/>
+        <w:rPr>
+          <w:rFonts w:ascii="Arial" w:hAnsi="Arial" w:cs="Arial"/>
+          <w:sz w:val="22"/>
+          <w:szCs w:val="22"/>
+        </w:rPr>
+      </w:pPr>
+    </w:p>
+    <w:p>
+      <w:pPr>
+        <w:jc w:val="both"/>
+        <w:rPr>
+          <w:rFonts w:ascii="Arial" w:hAnsi="Arial" w:cs="Arial"/>
           <w:b/>
           <w:bCs/>
           <w:sz w:val="22"/>
@@ -8936,6 +9112,7 @@
           <w:sz w:val="22"/>
           <w:szCs w:val="22"/>
         </w:rPr>
+        <w:lastRenderedPageBreak/>
         <w:t xml:space="preserve">        </w:t>
       </w:r>
       <w:r>
@@ -9225,7 +9402,6 @@
           <w:sz w:val="22"/>
           <w:szCs w:val="22"/>
         </w:rPr>
-        <w:lastRenderedPageBreak/>
         <w:t xml:space="preserve">Replay </w:t>
       </w:r>
       <w:r>
@@ -9365,23 +9541,7 @@
           <w:sz w:val="22"/>
           <w:szCs w:val="22"/>
         </w:rPr>
-        <w:t xml:space="preserve">A practical implementation was built in the form of a RESTful API using the Flask framework and demonstrated that a system could provide secure authentication and access control to its resources by the implementation of tokens. Token generation and validation were shown to be implemented </w:t>
-      </w:r>
-      <w:r>
-        <w:rPr>
-          <w:rFonts w:ascii="Arial" w:hAnsi="Arial" w:cs="Arial"/>
-          <w:sz w:val="22"/>
-          <w:szCs w:val="22"/>
-        </w:rPr>
-        <w:t>successfully,</w:t>
-      </w:r>
-      <w:r>
-        <w:rPr>
-          <w:rFonts w:ascii="Arial" w:hAnsi="Arial" w:cs="Arial"/>
-          <w:sz w:val="22"/>
-          <w:szCs w:val="22"/>
-        </w:rPr>
-        <w:t xml:space="preserve"> and authentication tests were performed which proved that the system was correctly authenticating, protecting resources and dealing with invalid and non-existent tokens.</w:t>
+        <w:t>A practical implementation was built in the form of a RESTful API using the Flask framework and demonstrated that a system could provide secure authentication and access control to its resources by the implementation of tokens. Token generation and validation were shown to be implemented successfully, and authentication tests were performed which proved that the system was correctly authenticating, protecting resources and dealing with invalid and non-existent tokens.</w:t>
       </w:r>
       <w:r>
         <w:rPr>
@@ -9397,39 +9557,7 @@
           <w:sz w:val="22"/>
           <w:szCs w:val="22"/>
         </w:rPr>
-        <w:t xml:space="preserve">Evaluation showed that the system provided advantages and limitations. These </w:t>
-      </w:r>
-      <w:r>
-        <w:rPr>
-          <w:rFonts w:ascii="Arial" w:hAnsi="Arial" w:cs="Arial"/>
-          <w:sz w:val="22"/>
-          <w:szCs w:val="22"/>
-        </w:rPr>
-        <w:t>included</w:t>
-      </w:r>
-      <w:r>
-        <w:rPr>
-          <w:rFonts w:ascii="Arial" w:hAnsi="Arial" w:cs="Arial"/>
-          <w:sz w:val="22"/>
-          <w:szCs w:val="22"/>
-        </w:rPr>
-        <w:t xml:space="preserve"> the advantages of </w:t>
-      </w:r>
-      <w:r>
-        <w:rPr>
-          <w:rFonts w:ascii="Arial" w:hAnsi="Arial" w:cs="Arial"/>
-          <w:sz w:val="22"/>
-          <w:szCs w:val="22"/>
-        </w:rPr>
-        <w:t>scalability</w:t>
-      </w:r>
-      <w:r>
-        <w:rPr>
-          <w:rFonts w:ascii="Arial" w:hAnsi="Arial" w:cs="Arial"/>
-          <w:sz w:val="22"/>
-          <w:szCs w:val="22"/>
-        </w:rPr>
-        <w:t>, efficiency and versatility that come with JWTs, contrasted with the requirement for care in implementation to protect against issues like token reuse and lack of a revocation system.</w:t>
+        <w:t>Evaluation showed that the system provided advantages and limitations. These included the advantages of scalability, efficiency and versatility that come with JWTs, contrasted with the requirement for care in implementation to protect against issues like token reuse and lack of a revocation system.</w:t>
       </w:r>
       <w:r>
         <w:rPr>
@@ -9445,24 +9573,28 @@
           <w:sz w:val="22"/>
           <w:szCs w:val="22"/>
         </w:rPr>
-        <w:t xml:space="preserve">In conclusion, it has been proven that the tokenization of authentication is a robust and general technique for modern systems. The project does, </w:t>
-      </w:r>
-      <w:r>
-        <w:rPr>
-          <w:rFonts w:ascii="Arial" w:hAnsi="Arial" w:cs="Arial"/>
-          <w:sz w:val="22"/>
-          <w:szCs w:val="22"/>
-        </w:rPr>
-        <w:t>however,</w:t>
-      </w:r>
-      <w:r>
-        <w:rPr>
-          <w:rFonts w:ascii="Arial" w:hAnsi="Arial" w:cs="Arial"/>
-          <w:sz w:val="22"/>
-          <w:szCs w:val="22"/>
-        </w:rPr>
-        <w:t xml:space="preserve"> illustrate that further security benefits need to be integrated into the system to make it suitable for a real-world scenario.</w:t>
-      </w:r>
+        <w:t>In conclusion, it has been proven that the tokenization of authentication is a robust and general technique for modern systems. The project does, however, illustrate that further security benefits need to be integrated into the system to make it suitable for a real-world scenario.</w:t>
+      </w:r>
+    </w:p>
+    <w:p>
+      <w:pPr>
+        <w:jc w:val="both"/>
+        <w:rPr>
+          <w:rFonts w:ascii="Arial" w:hAnsi="Arial" w:cs="Arial"/>
+          <w:sz w:val="22"/>
+          <w:szCs w:val="22"/>
+        </w:rPr>
+      </w:pPr>
+    </w:p>
+    <w:p>
+      <w:pPr>
+        <w:jc w:val="both"/>
+        <w:rPr>
+          <w:rFonts w:ascii="Arial" w:hAnsi="Arial" w:cs="Arial"/>
+          <w:sz w:val="22"/>
+          <w:szCs w:val="22"/>
+        </w:rPr>
+      </w:pPr>
     </w:p>
     <w:p>
       <w:pPr>
@@ -9521,55 +9653,7 @@
           <w:sz w:val="22"/>
           <w:szCs w:val="22"/>
         </w:rPr>
-        <w:t xml:space="preserve">The implemented system clearly shows the basic concept of tokenisation using JSON Web </w:t>
-      </w:r>
-      <w:r>
-        <w:rPr>
-          <w:rFonts w:ascii="Arial" w:hAnsi="Arial" w:cs="Arial"/>
-          <w:sz w:val="22"/>
-          <w:szCs w:val="22"/>
-        </w:rPr>
-        <w:t>Tokens,</w:t>
-      </w:r>
-      <w:r>
-        <w:rPr>
-          <w:rFonts w:ascii="Arial" w:hAnsi="Arial" w:cs="Arial"/>
-          <w:sz w:val="22"/>
-          <w:szCs w:val="22"/>
-        </w:rPr>
-        <w:t xml:space="preserve"> but it could be enhanced further on scalability, security and </w:t>
-      </w:r>
-      <w:r>
-        <w:rPr>
-          <w:rFonts w:ascii="Arial" w:hAnsi="Arial" w:cs="Arial"/>
-          <w:sz w:val="22"/>
-          <w:szCs w:val="22"/>
-        </w:rPr>
-        <w:t>into</w:t>
-      </w:r>
-      <w:r>
-        <w:rPr>
-          <w:rFonts w:ascii="Arial" w:hAnsi="Arial" w:cs="Arial"/>
-          <w:sz w:val="22"/>
-          <w:szCs w:val="22"/>
-        </w:rPr>
-        <w:t xml:space="preserve"> a </w:t>
-      </w:r>
-      <w:r>
-        <w:rPr>
-          <w:rFonts w:ascii="Arial" w:hAnsi="Arial" w:cs="Arial"/>
-          <w:sz w:val="22"/>
-          <w:szCs w:val="22"/>
-        </w:rPr>
-        <w:t>full-fledged</w:t>
-      </w:r>
-      <w:r>
-        <w:rPr>
-          <w:rFonts w:ascii="Arial" w:hAnsi="Arial" w:cs="Arial"/>
-          <w:sz w:val="22"/>
-          <w:szCs w:val="22"/>
-        </w:rPr>
-        <w:t xml:space="preserve"> authentication system.</w:t>
+        <w:t>The implemented system clearly shows the basic concept of tokenisation using JSON Web Tokens, but it could be enhanced further on scalability, security and into a full-fledged authentication system.</w:t>
       </w:r>
       <w:r>
         <w:rPr>
@@ -9633,39 +9717,7 @@
           <w:sz w:val="22"/>
           <w:szCs w:val="22"/>
         </w:rPr>
-        <w:t xml:space="preserve">A token revocation mechanism by keeping a record of blacklisted tokens would add to the security such that if a token </w:t>
-      </w:r>
-      <w:r>
-        <w:rPr>
-          <w:rFonts w:ascii="Arial" w:hAnsi="Arial" w:cs="Arial"/>
-          <w:sz w:val="22"/>
-          <w:szCs w:val="22"/>
-        </w:rPr>
-        <w:t>were</w:t>
-      </w:r>
-      <w:r>
-        <w:rPr>
-          <w:rFonts w:ascii="Arial" w:hAnsi="Arial" w:cs="Arial"/>
-          <w:sz w:val="22"/>
-          <w:szCs w:val="22"/>
-        </w:rPr>
-        <w:t xml:space="preserve"> misused, even if the token has not expired, the user will be </w:t>
-      </w:r>
-      <w:r>
-        <w:rPr>
-          <w:rFonts w:ascii="Arial" w:hAnsi="Arial" w:cs="Arial"/>
-          <w:sz w:val="22"/>
-          <w:szCs w:val="22"/>
-        </w:rPr>
-        <w:t>blocked,</w:t>
-      </w:r>
-      <w:r>
-        <w:rPr>
-          <w:rFonts w:ascii="Arial" w:hAnsi="Arial" w:cs="Arial"/>
-          <w:sz w:val="22"/>
-          <w:szCs w:val="22"/>
-        </w:rPr>
-        <w:t xml:space="preserve"> and the user should log in again.</w:t>
+        <w:t>A token revocation mechanism by keeping a record of blacklisted tokens would add to the security such that if a token were misused, even if the token has not expired, the user will be blocked, and the user should log in again.</w:t>
       </w:r>
       <w:r>
         <w:rPr>
@@ -9715,6 +9767,16 @@
         </w:rPr>
         <w:t xml:space="preserve"> can be further extended into a microservices approach, where an API gateway would handle authentication and token validation whereas the backend services rely solely on the tokens for authentication.</w:t>
       </w:r>
+    </w:p>
+    <w:p>
+      <w:pPr>
+        <w:jc w:val="both"/>
+        <w:rPr>
+          <w:rFonts w:ascii="Arial" w:hAnsi="Arial" w:cs="Arial"/>
+          <w:sz w:val="22"/>
+          <w:szCs w:val="22"/>
+        </w:rPr>
+      </w:pPr>
     </w:p>
     <w:p>
       <w:pPr>
@@ -9735,7 +9797,6 @@
           <w:sz w:val="22"/>
           <w:szCs w:val="22"/>
         </w:rPr>
-        <w:lastRenderedPageBreak/>
         <w:t xml:space="preserve">         </w:t>
       </w:r>
       <w:r>
@@ -10171,180 +10232,6 @@
           <w:rFonts w:ascii="Arial" w:hAnsi="Arial" w:cs="Arial"/>
           <w:b/>
           <w:bCs/>
-          <w:sz w:val="22"/>
-          <w:szCs w:val="22"/>
-        </w:rPr>
-      </w:pPr>
-    </w:p>
-    <w:p>
-      <w:pPr>
-        <w:jc w:val="both"/>
-        <w:rPr>
-          <w:rFonts w:ascii="Arial" w:hAnsi="Arial" w:cs="Arial"/>
-          <w:sz w:val="22"/>
-          <w:szCs w:val="22"/>
-        </w:rPr>
-      </w:pPr>
-    </w:p>
-    <w:p>
-      <w:pPr>
-        <w:jc w:val="both"/>
-        <w:rPr>
-          <w:rFonts w:ascii="Arial" w:hAnsi="Arial" w:cs="Arial"/>
-          <w:sz w:val="22"/>
-          <w:szCs w:val="22"/>
-        </w:rPr>
-      </w:pPr>
-    </w:p>
-    <w:p>
-      <w:pPr>
-        <w:jc w:val="both"/>
-        <w:rPr>
-          <w:rFonts w:ascii="Arial" w:hAnsi="Arial" w:cs="Arial"/>
-          <w:sz w:val="22"/>
-          <w:szCs w:val="22"/>
-        </w:rPr>
-      </w:pPr>
-    </w:p>
-    <w:p>
-      <w:pPr>
-        <w:jc w:val="both"/>
-        <w:rPr>
-          <w:rFonts w:ascii="Arial" w:hAnsi="Arial" w:cs="Arial"/>
-          <w:sz w:val="22"/>
-          <w:szCs w:val="22"/>
-        </w:rPr>
-      </w:pPr>
-    </w:p>
-    <w:p>
-      <w:pPr>
-        <w:jc w:val="both"/>
-        <w:rPr>
-          <w:rFonts w:ascii="Arial" w:hAnsi="Arial" w:cs="Arial"/>
-          <w:b/>
-          <w:bCs/>
-          <w:sz w:val="22"/>
-          <w:szCs w:val="22"/>
-        </w:rPr>
-      </w:pPr>
-      <w:r>
-        <w:rPr>
-          <w:rFonts w:ascii="Arial" w:hAnsi="Arial" w:cs="Arial"/>
-          <w:b/>
-          <w:bCs/>
-          <w:sz w:val="22"/>
-          <w:szCs w:val="22"/>
-        </w:rPr>
-        <w:t xml:space="preserve"> </w:t>
-      </w:r>
-    </w:p>
-    <w:p>
-      <w:pPr>
-        <w:jc w:val="both"/>
-        <w:rPr>
-          <w:rFonts w:ascii="Arial" w:hAnsi="Arial" w:cs="Arial"/>
-          <w:sz w:val="22"/>
-          <w:szCs w:val="22"/>
-        </w:rPr>
-      </w:pPr>
-    </w:p>
-    <w:p>
-      <w:pPr>
-        <w:jc w:val="both"/>
-        <w:rPr>
-          <w:rFonts w:ascii="Arial" w:hAnsi="Arial" w:cs="Arial"/>
-          <w:sz w:val="22"/>
-          <w:szCs w:val="22"/>
-        </w:rPr>
-      </w:pPr>
-    </w:p>
-    <w:p>
-      <w:pPr>
-        <w:jc w:val="both"/>
-        <w:rPr>
-          <w:rFonts w:ascii="Arial" w:hAnsi="Arial" w:cs="Arial"/>
-          <w:sz w:val="22"/>
-          <w:szCs w:val="22"/>
-        </w:rPr>
-      </w:pPr>
-    </w:p>
-    <w:p>
-      <w:pPr>
-        <w:jc w:val="both"/>
-        <w:rPr>
-          <w:rFonts w:ascii="Arial" w:hAnsi="Arial" w:cs="Arial"/>
-          <w:sz w:val="22"/>
-          <w:szCs w:val="22"/>
-        </w:rPr>
-      </w:pPr>
-    </w:p>
-    <w:p>
-      <w:pPr>
-        <w:jc w:val="both"/>
-        <w:rPr>
-          <w:rFonts w:ascii="Arial" w:hAnsi="Arial" w:cs="Arial"/>
-          <w:sz w:val="22"/>
-          <w:szCs w:val="22"/>
-        </w:rPr>
-      </w:pPr>
-    </w:p>
-    <w:p>
-      <w:pPr>
-        <w:jc w:val="both"/>
-        <w:rPr>
-          <w:rFonts w:ascii="Arial" w:hAnsi="Arial" w:cs="Arial"/>
-          <w:sz w:val="22"/>
-          <w:szCs w:val="22"/>
-        </w:rPr>
-      </w:pPr>
-    </w:p>
-    <w:p>
-      <w:pPr>
-        <w:jc w:val="both"/>
-        <w:rPr>
-          <w:rFonts w:ascii="Arial" w:hAnsi="Arial" w:cs="Arial"/>
-          <w:sz w:val="22"/>
-          <w:szCs w:val="22"/>
-        </w:rPr>
-      </w:pPr>
-    </w:p>
-    <w:p>
-      <w:pPr>
-        <w:jc w:val="both"/>
-        <w:rPr>
-          <w:rFonts w:ascii="Arial" w:hAnsi="Arial" w:cs="Arial"/>
-          <w:b/>
-          <w:bCs/>
-          <w:sz w:val="22"/>
-          <w:szCs w:val="22"/>
-        </w:rPr>
-      </w:pPr>
-    </w:p>
-    <w:p>
-      <w:pPr>
-        <w:jc w:val="both"/>
-        <w:rPr>
-          <w:rFonts w:ascii="Arial" w:hAnsi="Arial" w:cs="Arial"/>
-          <w:sz w:val="22"/>
-          <w:szCs w:val="22"/>
-        </w:rPr>
-      </w:pPr>
-    </w:p>
-    <w:p>
-      <w:pPr>
-        <w:jc w:val="both"/>
-        <w:rPr>
-          <w:rFonts w:ascii="Arial" w:hAnsi="Arial" w:cs="Arial"/>
-          <w:sz w:val="22"/>
-          <w:szCs w:val="22"/>
-        </w:rPr>
-      </w:pPr>
-    </w:p>
-    <w:p>
-      <w:pPr>
-        <w:jc w:val="right"/>
-        <w:rPr>
-          <w:rFonts w:ascii="Arial" w:hAnsi="Arial" w:cs="Arial"/>
           <w:sz w:val="22"/>
           <w:szCs w:val="22"/>
         </w:rPr>
@@ -14544,6 +14431,10 @@
 </file>
 
 <file path=customXml/item1.xml><?xml version="1.0" encoding="utf-8"?>
+<b:Sources xmlns:b="http://schemas.openxmlformats.org/officeDocument/2006/bibliography" xmlns="http://schemas.openxmlformats.org/officeDocument/2006/bibliography" SelectedStyle="\APASixthEditionOfficeOnline.xsl" StyleName="APA" Version="6"/>
+</file>
+
+<file path=customXml/item2.xml><?xml version="1.0" encoding="utf-8"?>
 <ct:contentTypeSchema xmlns:ct="http://schemas.microsoft.com/office/2006/metadata/contentType" xmlns:ma="http://schemas.microsoft.com/office/2006/metadata/properties/metaAttributes" ct:_="" ma:_="" ma:contentTypeName="Document" ma:contentTypeID="0x0101003CE5D6D67CCF344B82B56BB4E021282A" ma:contentTypeVersion="5" ma:contentTypeDescription="Create a new document." ma:contentTypeScope="" ma:versionID="bf14ac6613854c4a7c981bd040d9f720">
   <xsd:schema xmlns:xsd="http://www.w3.org/2001/XMLSchema" xmlns:xs="http://www.w3.org/2001/XMLSchema" xmlns:p="http://schemas.microsoft.com/office/2006/metadata/properties" xmlns:ns3="fac3075d-8620-4e15-8c13-7b8de3d8e910" targetNamespace="http://schemas.microsoft.com/office/2006/metadata/properties" ma:root="true" ma:fieldsID="875a8f82e57b865f65d42ad3202449bb" ns3:_="">
     <xsd:import namespace="fac3075d-8620-4e15-8c13-7b8de3d8e910"/>
@@ -14693,19 +14584,7 @@
 </ct:contentTypeSchema>
 </file>
 
-<file path=customXml/item2.xml><?xml version="1.0" encoding="utf-8"?>
-<b:Sources xmlns:b="http://schemas.openxmlformats.org/officeDocument/2006/bibliography" xmlns="http://schemas.openxmlformats.org/officeDocument/2006/bibliography" SelectedStyle="\APASixthEditionOfficeOnline.xsl" StyleName="APA" Version="6"/>
-</file>
-
 <file path=customXml/item3.xml><?xml version="1.0" encoding="utf-8"?>
-<p:properties xmlns:p="http://schemas.microsoft.com/office/2006/metadata/properties" xmlns:xsi="http://www.w3.org/2001/XMLSchema-instance" xmlns:pc="http://schemas.microsoft.com/office/infopath/2007/PartnerControls">
-  <documentManagement>
-    <_activity xmlns="fac3075d-8620-4e15-8c13-7b8de3d8e910" xsi:nil="true"/>
-  </documentManagement>
-</p:properties>
-</file>
-
-<file path=customXml/item4.xml><?xml version="1.0" encoding="utf-8"?>
 <?mso-contentType ?>
 <FormTemplates xmlns="http://schemas.microsoft.com/sharepoint/v3/contenttype/forms">
   <Display>DocumentLibraryForm</Display>
@@ -14714,7 +14593,23 @@
 </FormTemplates>
 </file>
 
+<file path=customXml/item4.xml><?xml version="1.0" encoding="utf-8"?>
+<p:properties xmlns:p="http://schemas.microsoft.com/office/2006/metadata/properties" xmlns:xsi="http://www.w3.org/2001/XMLSchema-instance" xmlns:pc="http://schemas.microsoft.com/office/infopath/2007/PartnerControls">
+  <documentManagement>
+    <_activity xmlns="fac3075d-8620-4e15-8c13-7b8de3d8e910" xsi:nil="true"/>
+  </documentManagement>
+</p:properties>
+</file>
+
 <file path=customXml/itemProps1.xml><?xml version="1.0" encoding="utf-8"?>
+<ds:datastoreItem xmlns:ds="http://schemas.openxmlformats.org/officeDocument/2006/customXml" ds:itemID="{B4413563-2611-4281-AD64-B56EADE949CA}">
+  <ds:schemaRefs>
+    <ds:schemaRef ds:uri="http://schemas.openxmlformats.org/officeDocument/2006/bibliography"/>
+  </ds:schemaRefs>
+</ds:datastoreItem>
+</file>
+
+<file path=customXml/itemProps2.xml><?xml version="1.0" encoding="utf-8"?>
 <ds:datastoreItem xmlns:ds="http://schemas.openxmlformats.org/officeDocument/2006/customXml" ds:itemID="{1716041B-5C7B-4A00-A1E8-62D79B3071B1}">
   <ds:schemaRefs>
     <ds:schemaRef ds:uri="http://schemas.microsoft.com/office/2006/metadata/contentType"/>
@@ -14732,15 +14627,15 @@
 </ds:datastoreItem>
 </file>
 
-<file path=customXml/itemProps2.xml><?xml version="1.0" encoding="utf-8"?>
-<ds:datastoreItem xmlns:ds="http://schemas.openxmlformats.org/officeDocument/2006/customXml" ds:itemID="{B4413563-2611-4281-AD64-B56EADE949CA}">
+<file path=customXml/itemProps3.xml><?xml version="1.0" encoding="utf-8"?>
+<ds:datastoreItem xmlns:ds="http://schemas.openxmlformats.org/officeDocument/2006/customXml" ds:itemID="{50B0CF9B-8D76-4C82-8F50-CFF0137BCCDC}">
   <ds:schemaRefs>
-    <ds:schemaRef ds:uri="http://schemas.openxmlformats.org/officeDocument/2006/bibliography"/>
+    <ds:schemaRef ds:uri="http://schemas.microsoft.com/sharepoint/v3/contenttype/forms"/>
   </ds:schemaRefs>
 </ds:datastoreItem>
 </file>
 
-<file path=customXml/itemProps3.xml><?xml version="1.0" encoding="utf-8"?>
+<file path=customXml/itemProps4.xml><?xml version="1.0" encoding="utf-8"?>
 <ds:datastoreItem xmlns:ds="http://schemas.openxmlformats.org/officeDocument/2006/customXml" ds:itemID="{A7256D9C-366E-409C-848C-B93DD42EC6CE}">
   <ds:schemaRefs>
     <ds:schemaRef ds:uri="http://schemas.microsoft.com/office/2006/metadata/properties"/>
@@ -14748,12 +14643,4 @@
     <ds:schemaRef ds:uri="fac3075d-8620-4e15-8c13-7b8de3d8e910"/>
   </ds:schemaRefs>
 </ds:datastoreItem>
-</file>
-
-<file path=customXml/itemProps4.xml><?xml version="1.0" encoding="utf-8"?>
-<ds:datastoreItem xmlns:ds="http://schemas.openxmlformats.org/officeDocument/2006/customXml" ds:itemID="{50B0CF9B-8D76-4C82-8F50-CFF0137BCCDC}">
-  <ds:schemaRefs>
-    <ds:schemaRef ds:uri="http://schemas.microsoft.com/sharepoint/v3/contenttype/forms"/>
-  </ds:schemaRefs>
-</ds:datastoreItem>
 </file>
--- a/CSN11131 Coursework (Tokenization).docx
+++ b/CSN11131 Coursework (Tokenization).docx
@@ -4,208 +4,1331 @@
   <w:body>
     <w:p>
       <w:pPr>
-        <w:rPr>
-          <w:b/>
-          <w:bCs/>
-          <w:sz w:val="52"/>
-          <w:szCs w:val="52"/>
-        </w:rPr>
-      </w:pPr>
-    </w:p>
-    <w:p>
-      <w:pPr>
-        <w:rPr>
-          <w:b/>
-          <w:bCs/>
-          <w:sz w:val="52"/>
-          <w:szCs w:val="52"/>
-        </w:rPr>
-      </w:pPr>
-    </w:p>
-    <w:p>
-      <w:pPr>
-        <w:rPr>
-          <w:b/>
-          <w:bCs/>
-          <w:sz w:val="52"/>
-          <w:szCs w:val="52"/>
-        </w:rPr>
-      </w:pPr>
-    </w:p>
-    <w:p>
-      <w:pPr>
         <w:jc w:val="center"/>
         <w:rPr>
-          <w:b/>
-          <w:bCs/>
-          <w:sz w:val="52"/>
-          <w:szCs w:val="52"/>
-        </w:rPr>
-      </w:pPr>
-      <w:r>
-        <w:rPr>
+          <w:rFonts w:ascii="Arial" w:hAnsi="Arial" w:cs="Arial"/>
+          <w:sz w:val="32"/>
+          <w:szCs w:val="32"/>
+        </w:rPr>
+      </w:pPr>
+      <w:r>
+        <w:rPr>
+          <w:rFonts w:ascii="Arial" w:hAnsi="Arial" w:cs="Arial"/>
           <w:noProof/>
-        </w:rPr>
-        <mc:AlternateContent>
-          <mc:Choice Requires="wps">
-            <w:drawing>
-              <wp:anchor distT="0" distB="0" distL="114300" distR="114300" simplePos="0" relativeHeight="251659264" behindDoc="0" locked="0" layoutInCell="1" allowOverlap="1" wp14:anchorId="305B158F" wp14:editId="36FAC930">
-                <wp:simplePos x="0" y="0"/>
-                <wp:positionH relativeFrom="column">
-                  <wp:posOffset>0</wp:posOffset>
-                </wp:positionH>
-                <wp:positionV relativeFrom="paragraph">
-                  <wp:posOffset>0</wp:posOffset>
-                </wp:positionV>
-                <wp:extent cx="1828800" cy="1828800"/>
-                <wp:effectExtent l="0" t="0" r="0" b="3810"/>
-                <wp:wrapSquare wrapText="bothSides"/>
-                <wp:docPr id="770603749" name="Text Box 1"/>
-                <wp:cNvGraphicFramePr/>
-                <a:graphic xmlns:a="http://schemas.openxmlformats.org/drawingml/2006/main">
-                  <a:graphicData uri="http://schemas.microsoft.com/office/word/2010/wordprocessingShape">
-                    <wps:wsp>
-                      <wps:cNvSpPr txBox="1"/>
-                      <wps:spPr>
-                        <a:xfrm>
-                          <a:off x="0" y="0"/>
-                          <a:ext cx="1828800" cy="1828800"/>
-                        </a:xfrm>
-                        <a:prstGeom prst="rect">
-                          <a:avLst/>
-                        </a:prstGeom>
-                        <a:noFill/>
-                        <a:ln>
-                          <a:noFill/>
-                        </a:ln>
-                      </wps:spPr>
-                      <wps:txbx>
-                        <w:txbxContent>
-                          <w:p>
-                            <w:pPr>
-                              <w:jc w:val="center"/>
-                              <w:rPr>
-                                <w:b/>
-                                <w:bCs/>
-                                <w:color w:val="0F9ED5" w:themeColor="accent4"/>
-                                <w:sz w:val="72"/>
-                                <w:szCs w:val="72"/>
-                                <w14:textOutline w14:w="0" w14:cap="flat" w14:cmpd="sng" w14:algn="ctr">
-                                  <w14:noFill/>
-                                  <w14:prstDash w14:val="solid"/>
-                                  <w14:round/>
-                                </w14:textOutline>
-                                <w14:props3d w14:extrusionH="57150" w14:contourW="0" w14:prstMaterial="softEdge">
-                                  <w14:bevelT w14:w="25400" w14:h="38100" w14:prst="circle"/>
-                                </w14:props3d>
-                              </w:rPr>
-                            </w:pPr>
-                            <w:r>
-                              <w:rPr>
-                                <w:b/>
-                                <w:bCs/>
-                                <w:color w:val="0F9ED5" w:themeColor="accent4"/>
-                                <w:sz w:val="72"/>
-                                <w:szCs w:val="72"/>
-                                <w14:textOutline w14:w="0" w14:cap="flat" w14:cmpd="sng" w14:algn="ctr">
-                                  <w14:noFill/>
-                                  <w14:prstDash w14:val="solid"/>
-                                  <w14:round/>
-                                </w14:textOutline>
-                                <w14:props3d w14:extrusionH="57150" w14:contourW="0" w14:prstMaterial="softEdge">
-                                  <w14:bevelT w14:w="25400" w14:h="38100" w14:prst="circle"/>
-                                </w14:props3d>
-                              </w:rPr>
-                              <w:t>DESIGN AND IMPLEMENTATION OF TOKENIZATION-BASED AUTHENTICATION USING JSON WEB TOKENS (JWT)</w:t>
-                            </w:r>
-                          </w:p>
-                        </w:txbxContent>
-                      </wps:txbx>
-                      <wps:bodyPr rot="0" spcFirstLastPara="0" vertOverflow="overflow" horzOverflow="overflow" vert="horz" wrap="none" lIns="91440" tIns="45720" rIns="91440" bIns="45720" numCol="1" spcCol="0" rtlCol="0" fromWordArt="0" anchor="t" anchorCtr="0" forceAA="0" compatLnSpc="1">
-                        <a:prstTxWarp prst="textNoShape">
-                          <a:avLst/>
-                        </a:prstTxWarp>
-                        <a:spAutoFit/>
-                        <a:scene3d>
-                          <a:camera prst="orthographicFront"/>
-                          <a:lightRig rig="soft" dir="t">
-                            <a:rot lat="0" lon="0" rev="15600000"/>
-                          </a:lightRig>
-                        </a:scene3d>
-                        <a:sp3d extrusionH="57150" prstMaterial="softEdge">
-                          <a:bevelT w="25400" h="38100"/>
-                        </a:sp3d>
-                      </wps:bodyPr>
-                    </wps:wsp>
-                  </a:graphicData>
-                </a:graphic>
-              </wp:anchor>
-            </w:drawing>
-          </mc:Choice>
-          <mc:Fallback>
-            <w:pict>
-              <v:shapetype w14:anchorId="305B158F" id="_x0000_t202" coordsize="21600,21600" o:spt="202" path="m,l,21600r21600,l21600,xe">
-                <v:stroke joinstyle="miter"/>
-                <v:path gradientshapeok="t" o:connecttype="rect"/>
-              </v:shapetype>
-              <v:shape id="Text Box 1" o:spid="_x0000_s1026" type="#_x0000_t202" style="position:absolute;left:0;text-align:left;margin-left:0;margin-top:0;width:2in;height:2in;z-index:251659264;visibility:visible;mso-wrap-style:none;mso-wrap-distance-left:9pt;mso-wrap-distance-top:0;mso-wrap-distance-right:9pt;mso-wrap-distance-bottom:0;mso-position-horizontal:absolute;mso-position-horizontal-relative:text;mso-position-vertical:absolute;mso-position-vertical-relative:text;v-text-anchor:top" o:gfxdata="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" filled="f" stroked="f">
-                <v:textbox style="mso-fit-shape-to-text:t">
-                  <w:txbxContent>
-                    <w:p>
-                      <w:pPr>
-                        <w:jc w:val="center"/>
-                        <w:rPr>
-                          <w:b/>
-                          <w:bCs/>
-                          <w:color w:val="0F9ED5" w:themeColor="accent4"/>
-                          <w:sz w:val="72"/>
-                          <w:szCs w:val="72"/>
-                          <w14:textOutline w14:w="0" w14:cap="flat" w14:cmpd="sng" w14:algn="ctr">
-                            <w14:noFill/>
-                            <w14:prstDash w14:val="solid"/>
-                            <w14:round/>
-                          </w14:textOutline>
-                          <w14:props3d w14:extrusionH="57150" w14:contourW="0" w14:prstMaterial="softEdge">
-                            <w14:bevelT w14:w="25400" w14:h="38100" w14:prst="circle"/>
-                          </w14:props3d>
-                        </w:rPr>
-                      </w:pPr>
-                      <w:r>
-                        <w:rPr>
-                          <w:b/>
-                          <w:bCs/>
-                          <w:color w:val="0F9ED5" w:themeColor="accent4"/>
-                          <w:sz w:val="72"/>
-                          <w:szCs w:val="72"/>
-                          <w14:textOutline w14:w="0" w14:cap="flat" w14:cmpd="sng" w14:algn="ctr">
-                            <w14:noFill/>
-                            <w14:prstDash w14:val="solid"/>
-                            <w14:round/>
-                          </w14:textOutline>
-                          <w14:props3d w14:extrusionH="57150" w14:contourW="0" w14:prstMaterial="softEdge">
-                            <w14:bevelT w14:w="25400" w14:h="38100" w14:prst="circle"/>
-                          </w14:props3d>
-                        </w:rPr>
-                        <w:t>DESIGN AND IMPLEMENTATION OF TOKENIZATION-BASED AUTHENTICATION USING JSON WEB TOKENS (JWT)</w:t>
-                      </w:r>
-                    </w:p>
-                  </w:txbxContent>
-                </v:textbox>
-                <w10:wrap type="square"/>
-              </v:shape>
-            </w:pict>
-          </mc:Fallback>
-        </mc:AlternateContent>
-      </w:r>
-    </w:p>
-    <w:p>
-      <w:pPr>
-        <w:jc w:val="center"/>
-        <w:rPr>
-          <w:b/>
-          <w:bCs/>
-          <w:sz w:val="52"/>
-          <w:szCs w:val="52"/>
+          <w:sz w:val="22"/>
+          <w:szCs w:val="18"/>
+        </w:rPr>
+        <w:drawing>
+          <wp:anchor distT="0" distB="0" distL="114300" distR="114300" simplePos="0" relativeHeight="251659264" behindDoc="0" locked="0" layoutInCell="1" allowOverlap="1" wp14:anchorId="0A8FFB48" wp14:editId="10E682FE">
+            <wp:simplePos x="0" y="0"/>
+            <wp:positionH relativeFrom="margin">
+              <wp:posOffset>3366135</wp:posOffset>
+            </wp:positionH>
+            <wp:positionV relativeFrom="margin">
+              <wp:posOffset>1270</wp:posOffset>
+            </wp:positionV>
+            <wp:extent cx="2863215" cy="865505"/>
+            <wp:effectExtent l="0" t="0" r="0" b="0"/>
+            <wp:wrapSquare wrapText="bothSides"/>
+            <wp:docPr id="3" name="Picture 3" descr="A black background with a black square&#10;&#10;Description automatically generated with medium confidence"/>
+            <wp:cNvGraphicFramePr>
+              <a:graphicFrameLocks xmlns:a="http://schemas.openxmlformats.org/drawingml/2006/main" noChangeAspect="1"/>
+            </wp:cNvGraphicFramePr>
+            <a:graphic xmlns:a="http://schemas.openxmlformats.org/drawingml/2006/main">
+              <a:graphicData uri="http://schemas.openxmlformats.org/drawingml/2006/picture">
+                <pic:pic xmlns:pic="http://schemas.openxmlformats.org/drawingml/2006/picture">
+                  <pic:nvPicPr>
+                    <pic:cNvPr id="3" name="Picture 3" descr="A black background with a black square&#10;&#10;Description automatically generated with medium confidence"/>
+                    <pic:cNvPicPr>
+                      <a:picLocks noChangeAspect="1" noChangeArrowheads="1"/>
+                    </pic:cNvPicPr>
+                  </pic:nvPicPr>
+                  <pic:blipFill>
+                    <a:blip r:embed="rId10" cstate="print">
+                      <a:extLst>
+                        <a:ext uri="{28A0092B-C50C-407E-A947-70E740481C1C}">
+                          <a14:useLocalDpi xmlns:a14="http://schemas.microsoft.com/office/drawing/2010/main" val="0"/>
+                        </a:ext>
+                      </a:extLst>
+                    </a:blip>
+                    <a:srcRect/>
+                    <a:stretch>
+                      <a:fillRect/>
+                    </a:stretch>
+                  </pic:blipFill>
+                  <pic:spPr bwMode="auto">
+                    <a:xfrm>
+                      <a:off x="0" y="0"/>
+                      <a:ext cx="2863215" cy="865505"/>
+                    </a:xfrm>
+                    <a:prstGeom prst="rect">
+                      <a:avLst/>
+                    </a:prstGeom>
+                    <a:noFill/>
+                    <a:ln>
+                      <a:noFill/>
+                    </a:ln>
+                  </pic:spPr>
+                </pic:pic>
+              </a:graphicData>
+            </a:graphic>
+            <wp14:sizeRelH relativeFrom="margin">
+              <wp14:pctWidth>0</wp14:pctWidth>
+            </wp14:sizeRelH>
+            <wp14:sizeRelV relativeFrom="margin">
+              <wp14:pctHeight>0</wp14:pctHeight>
+            </wp14:sizeRelV>
+          </wp:anchor>
+        </w:drawing>
+      </w:r>
+      <w:r>
+        <w:rPr>
+          <w:rFonts w:ascii="Arial" w:hAnsi="Arial" w:cs="Arial"/>
+          <w:sz w:val="32"/>
+          <w:szCs w:val="32"/>
+        </w:rPr>
+        <w:t xml:space="preserve">                             </w:t>
+      </w:r>
+    </w:p>
+    <w:p>
+      <w:pPr>
+        <w:rPr>
+          <w:rFonts w:ascii="Arial" w:hAnsi="Arial" w:cs="Arial"/>
+          <w:color w:val="000000"/>
+          <w:sz w:val="22"/>
+          <w:szCs w:val="22"/>
+          <w:lang w:eastAsia="en-GB"/>
+        </w:rPr>
+      </w:pPr>
+    </w:p>
+    <w:p>
+      <w:pPr>
+        <w:rPr>
+          <w:rFonts w:ascii="Arial" w:hAnsi="Arial" w:cs="Arial"/>
+          <w:sz w:val="22"/>
+          <w:szCs w:val="18"/>
+        </w:rPr>
+      </w:pPr>
+    </w:p>
+    <w:p>
+      <w:pPr>
+        <w:rPr>
+          <w:rFonts w:ascii="Arial" w:hAnsi="Arial" w:cs="Arial"/>
+          <w:sz w:val="22"/>
+          <w:szCs w:val="18"/>
+        </w:rPr>
+      </w:pPr>
+    </w:p>
+    <w:p>
+      <w:pPr>
+        <w:rPr>
+          <w:rFonts w:ascii="Arial" w:hAnsi="Arial" w:cs="Arial"/>
+          <w:sz w:val="22"/>
+          <w:szCs w:val="18"/>
+        </w:rPr>
+      </w:pPr>
+    </w:p>
+    <w:p>
+      <w:pPr>
+        <w:rPr>
+          <w:rFonts w:ascii="Arial" w:hAnsi="Arial" w:cs="Arial"/>
+          <w:sz w:val="22"/>
+          <w:szCs w:val="18"/>
+        </w:rPr>
+      </w:pPr>
+    </w:p>
+    <w:p>
+      <w:pPr>
+        <w:outlineLvl w:val="0"/>
+        <w:rPr>
+          <w:rFonts w:ascii="Arial" w:hAnsi="Arial" w:cs="Arial"/>
+          <w:b/>
+          <w:sz w:val="36"/>
+          <w:szCs w:val="36"/>
+        </w:rPr>
+      </w:pPr>
+      <w:r>
+        <w:rPr>
+          <w:rFonts w:ascii="Arial" w:hAnsi="Arial" w:cs="Arial"/>
+          <w:b/>
+          <w:sz w:val="36"/>
+          <w:szCs w:val="36"/>
+        </w:rPr>
+        <w:t>ASSESSMENT</w:t>
+      </w:r>
+      <w:r>
+        <w:rPr>
+          <w:rFonts w:ascii="Arial" w:hAnsi="Arial" w:cs="Arial"/>
+          <w:b/>
+          <w:sz w:val="36"/>
+          <w:szCs w:val="36"/>
+        </w:rPr>
+        <w:t xml:space="preserve"> </w:t>
+      </w:r>
+      <w:r>
+        <w:rPr>
+          <w:rFonts w:ascii="Arial" w:hAnsi="Arial" w:cs="Arial"/>
+          <w:b/>
+          <w:sz w:val="36"/>
+          <w:szCs w:val="36"/>
+        </w:rPr>
+        <w:t>DECLARATION COVER SHEET</w:t>
+      </w:r>
+    </w:p>
+    <w:p>
+      <w:pPr>
+        <w:rPr>
+          <w:rFonts w:ascii="Arial" w:hAnsi="Arial" w:cs="Arial"/>
+          <w:i/>
+          <w:iCs/>
+          <w:sz w:val="22"/>
+          <w:szCs w:val="18"/>
+        </w:rPr>
+      </w:pPr>
+    </w:p>
+    <w:p>
+      <w:pPr>
+        <w:rPr>
+          <w:rFonts w:ascii="Arial" w:hAnsi="Arial" w:cs="Arial"/>
+          <w:i/>
+          <w:iCs/>
+          <w:sz w:val="22"/>
+          <w:szCs w:val="18"/>
+        </w:rPr>
+      </w:pPr>
+      <w:r>
+        <w:rPr>
+          <w:rFonts w:ascii="Arial" w:hAnsi="Arial" w:cs="Arial"/>
+          <w:i/>
+          <w:iCs/>
+          <w:sz w:val="22"/>
+          <w:szCs w:val="18"/>
+        </w:rPr>
+        <w:t xml:space="preserve">Please complete this cover sheet for each </w:t>
+      </w:r>
+      <w:r>
+        <w:rPr>
+          <w:rFonts w:ascii="Arial" w:hAnsi="Arial" w:cs="Arial"/>
+          <w:i/>
+          <w:iCs/>
+          <w:sz w:val="22"/>
+          <w:szCs w:val="18"/>
+        </w:rPr>
+        <w:t>assessment</w:t>
+      </w:r>
+      <w:r>
+        <w:rPr>
+          <w:rFonts w:ascii="Arial" w:hAnsi="Arial" w:cs="Arial"/>
+          <w:i/>
+          <w:iCs/>
+          <w:sz w:val="22"/>
+          <w:szCs w:val="18"/>
+        </w:rPr>
+        <w:t xml:space="preserve"> submission. For group </w:t>
+      </w:r>
+      <w:r>
+        <w:rPr>
+          <w:rFonts w:ascii="Arial" w:hAnsi="Arial" w:cs="Arial"/>
+          <w:i/>
+          <w:iCs/>
+          <w:sz w:val="22"/>
+          <w:szCs w:val="18"/>
+        </w:rPr>
+        <w:t>assessments</w:t>
+      </w:r>
+      <w:r>
+        <w:rPr>
+          <w:rFonts w:ascii="Arial" w:hAnsi="Arial" w:cs="Arial"/>
+          <w:i/>
+          <w:iCs/>
+          <w:sz w:val="22"/>
+          <w:szCs w:val="18"/>
+        </w:rPr>
+        <w:t xml:space="preserve">, </w:t>
+      </w:r>
+      <w:r>
+        <w:rPr>
+          <w:rFonts w:ascii="Arial" w:hAnsi="Arial" w:cs="Arial"/>
+          <w:i/>
+          <w:iCs/>
+          <w:sz w:val="22"/>
+          <w:szCs w:val="18"/>
+        </w:rPr>
+        <w:t>each group member must individually complete and submit a cover sheet</w:t>
+      </w:r>
+      <w:r>
+        <w:rPr>
+          <w:rFonts w:ascii="Arial" w:hAnsi="Arial" w:cs="Arial"/>
+          <w:i/>
+          <w:iCs/>
+          <w:sz w:val="22"/>
+          <w:szCs w:val="18"/>
+        </w:rPr>
+        <w:t>.</w:t>
+      </w:r>
+    </w:p>
+    <w:p>
+      <w:pPr>
+        <w:rPr>
+          <w:rFonts w:ascii="Arial" w:hAnsi="Arial" w:cs="Arial"/>
+          <w:sz w:val="22"/>
+          <w:szCs w:val="18"/>
+        </w:rPr>
+      </w:pPr>
+    </w:p>
+    <w:p>
+      <w:pPr>
+        <w:tabs>
+          <w:tab w:val="right" w:leader="underscore" w:pos="8931"/>
+        </w:tabs>
+        <w:outlineLvl w:val="0"/>
+        <w:rPr>
+          <w:rFonts w:ascii="Arial" w:hAnsi="Arial" w:cs="Arial"/>
+          <w:b/>
+          <w:szCs w:val="24"/>
+        </w:rPr>
+      </w:pPr>
+      <w:r>
+        <w:rPr>
+          <w:rFonts w:ascii="Arial" w:hAnsi="Arial" w:cs="Arial"/>
+          <w:b/>
+          <w:szCs w:val="24"/>
+        </w:rPr>
+        <w:t xml:space="preserve">STUDENT (REGISTRATION) NUMBER: </w:t>
+      </w:r>
+      <w:sdt>
+        <w:sdtPr>
+          <w:rPr>
+            <w:rFonts w:ascii="Arial" w:hAnsi="Arial" w:cs="Arial"/>
+            <w:b/>
+            <w:szCs w:val="24"/>
+          </w:rPr>
+          <w:id w:val="149496401"/>
+          <w:placeholder>
+            <w:docPart w:val="6AACC45E85D145CEB88193908C3BAB45"/>
+          </w:placeholder>
+        </w:sdtPr>
+        <w:sdtEndPr/>
+        <w:sdtContent>
+          <w:r>
+            <w:rPr>
+              <w:rFonts w:ascii="Arial" w:hAnsi="Arial" w:cs="Arial"/>
+              <w:b/>
+              <w:szCs w:val="24"/>
+            </w:rPr>
+            <w:t>40788904</w:t>
+          </w:r>
+        </w:sdtContent>
+      </w:sdt>
+    </w:p>
+    <w:p>
+      <w:pPr>
+        <w:rPr>
+          <w:rFonts w:ascii="Arial" w:hAnsi="Arial" w:cs="Arial"/>
+          <w:b/>
+          <w:sz w:val="16"/>
+          <w:szCs w:val="16"/>
+        </w:rPr>
+      </w:pPr>
+    </w:p>
+    <w:p>
+      <w:pPr>
+        <w:tabs>
+          <w:tab w:val="right" w:leader="underscore" w:pos="8931"/>
+        </w:tabs>
+        <w:outlineLvl w:val="0"/>
+        <w:rPr>
+          <w:rFonts w:ascii="Arial" w:hAnsi="Arial" w:cs="Arial"/>
+          <w:b/>
+          <w:szCs w:val="24"/>
+          <w:u w:val="single"/>
+        </w:rPr>
+      </w:pPr>
+      <w:r>
+        <w:rPr>
+          <w:rFonts w:ascii="Arial" w:hAnsi="Arial" w:cs="Arial"/>
+          <w:b/>
+          <w:szCs w:val="24"/>
+        </w:rPr>
+        <w:t xml:space="preserve">MODULE TITLE: </w:t>
+      </w:r>
+      <w:sdt>
+        <w:sdtPr>
+          <w:rPr>
+            <w:rFonts w:ascii="Arial" w:hAnsi="Arial" w:cs="Arial"/>
+            <w:b/>
+            <w:szCs w:val="24"/>
+          </w:rPr>
+          <w:id w:val="1202669065"/>
+          <w:placeholder>
+            <w:docPart w:val="621B9941AC774D33BC5B82A3FA199039"/>
+          </w:placeholder>
+        </w:sdtPr>
+        <w:sdtEndPr/>
+        <w:sdtContent>
+          <w:r>
+            <w:rPr>
+              <w:rFonts w:ascii="Arial" w:hAnsi="Arial" w:cs="Arial"/>
+              <w:b/>
+              <w:bCs/>
+              <w:szCs w:val="24"/>
+              <w:lang w:val="en-AE"/>
+            </w:rPr>
+            <w:t>Applied Cryptography and Trust (CSN11131/CSN11531)</w:t>
+          </w:r>
+          <w:r>
+            <w:rPr>
+              <w:rFonts w:ascii="Arial" w:hAnsi="Arial" w:cs="Arial"/>
+              <w:b/>
+              <w:bCs/>
+              <w:szCs w:val="24"/>
+              <w:lang w:val="en-AE"/>
+            </w:rPr>
+            <w:t xml:space="preserve"> </w:t>
+          </w:r>
+        </w:sdtContent>
+      </w:sdt>
+    </w:p>
+    <w:p>
+      <w:pPr>
+        <w:rPr>
+          <w:rFonts w:ascii="Arial" w:hAnsi="Arial" w:cs="Arial"/>
+          <w:sz w:val="22"/>
+          <w:szCs w:val="18"/>
+        </w:rPr>
+      </w:pPr>
+    </w:p>
+    <w:p>
+      <w:pPr>
+        <w:tabs>
+          <w:tab w:val="right" w:leader="underscore" w:pos="8931"/>
+        </w:tabs>
+        <w:outlineLvl w:val="0"/>
+        <w:rPr>
+          <w:rFonts w:ascii="Arial" w:hAnsi="Arial" w:cs="Arial"/>
+          <w:b/>
+          <w:sz w:val="16"/>
+          <w:szCs w:val="16"/>
+        </w:rPr>
+      </w:pPr>
+      <w:r>
+        <w:rPr>
+          <w:rFonts w:ascii="Arial" w:hAnsi="Arial" w:cs="Arial"/>
+          <w:b/>
+          <w:szCs w:val="24"/>
+        </w:rPr>
+        <w:t xml:space="preserve">DATE OF SUBMISSION: </w:t>
+      </w:r>
+      <w:sdt>
+        <w:sdtPr>
+          <w:rPr>
+            <w:rFonts w:ascii="Arial" w:hAnsi="Arial" w:cs="Arial"/>
+            <w:b/>
+            <w:szCs w:val="24"/>
+          </w:rPr>
+          <w:id w:val="1173771238"/>
+          <w:placeholder>
+            <w:docPart w:val="08FDF50750B24D3694F8D1C0F6793D15"/>
+          </w:placeholder>
+          <w:date>
+            <w:dateFormat w:val="dd/MM/yyyy"/>
+            <w:lid w:val="en-GB"/>
+            <w:storeMappedDataAs w:val="dateTime"/>
+            <w:calendar w:val="gregorian"/>
+          </w:date>
+        </w:sdtPr>
+        <w:sdtEndPr/>
+        <w:sdtContent>
+          <w:r>
+            <w:rPr>
+              <w:rFonts w:ascii="Arial" w:hAnsi="Arial" w:cs="Arial"/>
+              <w:b/>
+              <w:szCs w:val="24"/>
+            </w:rPr>
+            <w:t>10th May</w:t>
+          </w:r>
+        </w:sdtContent>
+      </w:sdt>
+    </w:p>
+    <w:p>
+      <w:pPr>
+        <w:rPr>
+          <w:rFonts w:ascii="Arial" w:hAnsi="Arial" w:cs="Arial"/>
+          <w:sz w:val="22"/>
+          <w:szCs w:val="18"/>
+        </w:rPr>
+      </w:pPr>
+    </w:p>
+    <w:p>
+      <w:pPr>
+        <w:tabs>
+          <w:tab w:val="right" w:leader="underscore" w:pos="8931"/>
+        </w:tabs>
+        <w:outlineLvl w:val="0"/>
+        <w:rPr>
+          <w:rFonts w:ascii="Arial" w:hAnsi="Arial" w:cs="Arial"/>
+          <w:bCs/>
+          <w:szCs w:val="24"/>
+        </w:rPr>
+      </w:pPr>
+      <w:r>
+        <w:rPr>
+          <w:rFonts w:ascii="Arial" w:hAnsi="Arial" w:cs="Arial"/>
+          <w:bCs/>
+          <w:szCs w:val="24"/>
+        </w:rPr>
+        <w:t xml:space="preserve">I </w:t>
+      </w:r>
+      <w:r>
+        <w:rPr>
+          <w:rFonts w:ascii="Arial" w:hAnsi="Arial" w:cs="Arial"/>
+          <w:bCs/>
+          <w:szCs w:val="24"/>
+        </w:rPr>
+        <w:t>declare</w:t>
+      </w:r>
+      <w:r>
+        <w:rPr>
+          <w:rFonts w:ascii="Arial" w:hAnsi="Arial" w:cs="Arial"/>
+          <w:bCs/>
+          <w:szCs w:val="24"/>
+        </w:rPr>
+        <w:t xml:space="preserve"> that, except where explicitly acknowledged</w:t>
+      </w:r>
+      <w:r>
+        <w:rPr>
+          <w:rFonts w:ascii="Arial" w:hAnsi="Arial" w:cs="Arial"/>
+          <w:b/>
+          <w:szCs w:val="24"/>
+        </w:rPr>
+        <w:t>*</w:t>
+      </w:r>
+      <w:r>
+        <w:rPr>
+          <w:rFonts w:ascii="Arial" w:hAnsi="Arial" w:cs="Arial"/>
+          <w:bCs/>
+          <w:szCs w:val="24"/>
+        </w:rPr>
+        <w:t xml:space="preserve">, this assessment is my own work and has not been submitted for any </w:t>
+      </w:r>
+      <w:r>
+        <w:rPr>
+          <w:rFonts w:ascii="Arial" w:hAnsi="Arial" w:cs="Arial"/>
+          <w:bCs/>
+          <w:szCs w:val="24"/>
+        </w:rPr>
+        <w:t xml:space="preserve">other </w:t>
+      </w:r>
+      <w:r>
+        <w:rPr>
+          <w:rFonts w:ascii="Arial" w:hAnsi="Arial" w:cs="Arial"/>
+          <w:bCs/>
+          <w:szCs w:val="24"/>
+        </w:rPr>
+        <w:t>module or degree programme at Edinburgh Napier University or any other institution. This declaration is made in compliance with Edinburgh Napier University’s</w:t>
+      </w:r>
+      <w:r>
+        <w:rPr>
+          <w:rFonts w:ascii="Arial" w:hAnsi="Arial" w:cs="Arial"/>
+          <w:bCs/>
+          <w:szCs w:val="24"/>
+        </w:rPr>
+        <w:t xml:space="preserve"> </w:t>
+      </w:r>
+      <w:hyperlink r:id="rId11" w:history="1">
+        <w:r>
+          <w:rPr>
+            <w:rStyle w:val="Hyperlink"/>
+            <w:rFonts w:ascii="Arial" w:hAnsi="Arial" w:cs="Arial"/>
+            <w:bCs/>
+            <w:szCs w:val="24"/>
+          </w:rPr>
+          <w:t>Academic Integrity Regulations</w:t>
+        </w:r>
+      </w:hyperlink>
+      <w:r>
+        <w:rPr>
+          <w:rFonts w:ascii="Arial" w:hAnsi="Arial" w:cs="Arial"/>
+          <w:bCs/>
+          <w:szCs w:val="24"/>
+        </w:rPr>
+        <w:t xml:space="preserve">. </w:t>
+      </w:r>
+    </w:p>
+    <w:p>
+      <w:pPr>
+        <w:tabs>
+          <w:tab w:val="right" w:leader="underscore" w:pos="8931"/>
+        </w:tabs>
+        <w:outlineLvl w:val="0"/>
+        <w:rPr>
+          <w:rFonts w:ascii="Arial" w:hAnsi="Arial" w:cs="Arial"/>
+          <w:bCs/>
+          <w:szCs w:val="24"/>
+        </w:rPr>
+      </w:pPr>
+    </w:p>
+    <w:p>
+      <w:pPr>
+        <w:tabs>
+          <w:tab w:val="right" w:leader="underscore" w:pos="8931"/>
+        </w:tabs>
+        <w:outlineLvl w:val="0"/>
+        <w:rPr>
+          <w:rFonts w:ascii="Arial" w:hAnsi="Arial" w:cs="Arial"/>
+          <w:bCs/>
+          <w:szCs w:val="24"/>
+        </w:rPr>
+      </w:pPr>
+      <w:r>
+        <w:rPr>
+          <w:rFonts w:ascii="Arial" w:hAnsi="Arial" w:cs="Arial"/>
+          <w:b/>
+          <w:szCs w:val="24"/>
+        </w:rPr>
+        <w:t>*</w:t>
+      </w:r>
+      <w:r>
+        <w:rPr>
+          <w:rFonts w:ascii="Arial" w:hAnsi="Arial" w:cs="Arial"/>
+          <w:b/>
+          <w:szCs w:val="24"/>
+        </w:rPr>
+        <w:t>IMPORTANT</w:t>
+      </w:r>
+      <w:r>
+        <w:rPr>
+          <w:rFonts w:ascii="Arial" w:hAnsi="Arial" w:cs="Arial"/>
+          <w:bCs/>
+          <w:szCs w:val="24"/>
+        </w:rPr>
+        <w:t xml:space="preserve">: </w:t>
+      </w:r>
+      <w:r>
+        <w:rPr>
+          <w:rFonts w:ascii="Arial" w:hAnsi="Arial" w:cs="Arial"/>
+          <w:bCs/>
+          <w:szCs w:val="24"/>
+        </w:rPr>
+        <w:t xml:space="preserve">Contributions from other sources include incorrectly cited quotations or content generated by </w:t>
+      </w:r>
+      <w:r>
+        <w:rPr>
+          <w:rFonts w:ascii="Arial" w:hAnsi="Arial" w:cs="Arial"/>
+          <w:bCs/>
+          <w:szCs w:val="24"/>
+        </w:rPr>
+        <w:t xml:space="preserve">Generative </w:t>
+      </w:r>
+      <w:r>
+        <w:rPr>
+          <w:rFonts w:ascii="Arial" w:hAnsi="Arial" w:cs="Arial"/>
+          <w:bCs/>
+          <w:szCs w:val="24"/>
+        </w:rPr>
+        <w:t>Artificial Intelligence (</w:t>
+      </w:r>
+      <w:r>
+        <w:rPr>
+          <w:rFonts w:ascii="Arial" w:hAnsi="Arial" w:cs="Arial"/>
+          <w:bCs/>
+          <w:szCs w:val="24"/>
+        </w:rPr>
+        <w:t xml:space="preserve">Gen </w:t>
+      </w:r>
+      <w:r>
+        <w:rPr>
+          <w:rFonts w:ascii="Arial" w:hAnsi="Arial" w:cs="Arial"/>
+          <w:bCs/>
+          <w:szCs w:val="24"/>
+        </w:rPr>
+        <w:t xml:space="preserve">AI) tools, such as ChatGPT. </w:t>
+      </w:r>
+      <w:r>
+        <w:rPr>
+          <w:rFonts w:ascii="Arial" w:hAnsi="Arial" w:cs="Arial"/>
+          <w:bCs/>
+          <w:szCs w:val="24"/>
+        </w:rPr>
+        <w:t xml:space="preserve">See </w:t>
+      </w:r>
+      <w:hyperlink r:id="rId12" w:history="1">
+        <w:r>
+          <w:rPr>
+            <w:rStyle w:val="Hyperlink"/>
+            <w:rFonts w:ascii="Arial" w:hAnsi="Arial" w:cs="Arial"/>
+            <w:bCs/>
+            <w:szCs w:val="24"/>
+          </w:rPr>
+          <w:t>Artificial Intelligence Tools and Your Learning</w:t>
+        </w:r>
+      </w:hyperlink>
+      <w:r>
+        <w:t xml:space="preserve"> </w:t>
+      </w:r>
+      <w:r>
+        <w:rPr>
+          <w:rFonts w:ascii="Arial" w:hAnsi="Arial" w:cs="Arial"/>
+          <w:bCs/>
+          <w:szCs w:val="24"/>
+        </w:rPr>
+        <w:t>for more information</w:t>
+      </w:r>
+      <w:r>
+        <w:rPr>
+          <w:rFonts w:ascii="Arial" w:hAnsi="Arial" w:cs="Arial"/>
+          <w:bCs/>
+          <w:szCs w:val="24"/>
+        </w:rPr>
+        <w:t>.</w:t>
+      </w:r>
+      <w:r>
+        <w:rPr>
+          <w:rFonts w:ascii="Arial" w:hAnsi="Arial" w:cs="Arial"/>
+          <w:bCs/>
+          <w:szCs w:val="24"/>
+        </w:rPr>
+        <w:br/>
+      </w:r>
+    </w:p>
+    <w:p>
+      <w:pPr>
+        <w:tabs>
+          <w:tab w:val="right" w:leader="underscore" w:pos="8931"/>
+        </w:tabs>
+        <w:outlineLvl w:val="0"/>
+        <w:rPr>
+          <w:rFonts w:ascii="Arial" w:hAnsi="Arial" w:cs="Arial"/>
+          <w:bCs/>
+          <w:szCs w:val="24"/>
+        </w:rPr>
+      </w:pPr>
+      <w:r>
+        <w:rPr>
+          <w:rFonts w:ascii="Arial" w:hAnsi="Arial" w:cs="Arial"/>
+          <w:b/>
+          <w:szCs w:val="24"/>
+        </w:rPr>
+        <w:t>Note:</w:t>
+      </w:r>
+      <w:r>
+        <w:rPr>
+          <w:rFonts w:ascii="Arial" w:hAnsi="Arial" w:cs="Arial"/>
+          <w:bCs/>
+          <w:szCs w:val="24"/>
+        </w:rPr>
+        <w:t xml:space="preserve"> </w:t>
+      </w:r>
+      <w:r>
+        <w:rPr>
+          <w:rFonts w:ascii="Arial" w:hAnsi="Arial" w:cs="Arial"/>
+          <w:bCs/>
+          <w:szCs w:val="24"/>
+        </w:rPr>
+        <w:t xml:space="preserve">Unless stated in the Assessment </w:t>
+      </w:r>
+      <w:r>
+        <w:rPr>
+          <w:rFonts w:ascii="Arial" w:hAnsi="Arial" w:cs="Arial"/>
+          <w:bCs/>
+          <w:szCs w:val="24"/>
+        </w:rPr>
+        <w:t xml:space="preserve">Brief, </w:t>
+      </w:r>
+      <w:r>
+        <w:rPr>
+          <w:rFonts w:ascii="Arial" w:hAnsi="Arial" w:cs="Arial"/>
+          <w:bCs/>
+          <w:szCs w:val="24"/>
+        </w:rPr>
+        <w:t xml:space="preserve">use of </w:t>
+      </w:r>
+      <w:r>
+        <w:rPr>
+          <w:rFonts w:ascii="Arial" w:hAnsi="Arial" w:cs="Arial"/>
+          <w:bCs/>
+          <w:szCs w:val="24"/>
+        </w:rPr>
+        <w:t>Grammarly for checking spelling and grammar is allowable in this assessment, but it cannot be used to generate content.</w:t>
+      </w:r>
+    </w:p>
+    <w:p>
+      <w:pPr>
+        <w:tabs>
+          <w:tab w:val="right" w:leader="underscore" w:pos="8931"/>
+        </w:tabs>
+        <w:outlineLvl w:val="0"/>
+        <w:rPr>
+          <w:rFonts w:ascii="Arial" w:hAnsi="Arial" w:cs="Arial"/>
+          <w:bCs/>
+          <w:szCs w:val="24"/>
+        </w:rPr>
+      </w:pPr>
+    </w:p>
+    <w:p>
+      <w:pPr>
+        <w:tabs>
+          <w:tab w:val="right" w:leader="underscore" w:pos="8931"/>
+        </w:tabs>
+        <w:outlineLvl w:val="0"/>
+        <w:rPr>
+          <w:rFonts w:ascii="Arial" w:hAnsi="Arial" w:cs="Arial"/>
+          <w:bCs/>
+          <w:szCs w:val="24"/>
+        </w:rPr>
+      </w:pPr>
+      <w:r>
+        <w:rPr>
+          <w:rFonts w:ascii="Arial" w:hAnsi="Arial" w:cs="Arial"/>
+          <w:b/>
+          <w:i/>
+          <w:iCs/>
+          <w:szCs w:val="24"/>
+        </w:rPr>
+        <w:t xml:space="preserve">Please declare here </w:t>
+      </w:r>
+      <w:r>
+        <w:rPr>
+          <w:rFonts w:ascii="Arial" w:hAnsi="Arial" w:cs="Arial"/>
+          <w:b/>
+          <w:i/>
+          <w:iCs/>
+          <w:szCs w:val="24"/>
+        </w:rPr>
+        <w:t>your use of</w:t>
+      </w:r>
+      <w:r>
+        <w:rPr>
+          <w:rFonts w:ascii="Arial" w:hAnsi="Arial" w:cs="Arial"/>
+          <w:b/>
+          <w:i/>
+          <w:iCs/>
+          <w:szCs w:val="24"/>
+        </w:rPr>
+        <w:t xml:space="preserve"> such tools in this </w:t>
+      </w:r>
+      <w:r>
+        <w:rPr>
+          <w:rFonts w:ascii="Arial" w:hAnsi="Arial" w:cs="Arial"/>
+          <w:b/>
+          <w:i/>
+          <w:iCs/>
+          <w:szCs w:val="24"/>
+        </w:rPr>
+        <w:t xml:space="preserve">assessment </w:t>
+      </w:r>
+      <w:r>
+        <w:rPr>
+          <w:rFonts w:ascii="Arial" w:hAnsi="Arial" w:cs="Arial"/>
+          <w:b/>
+          <w:i/>
+          <w:iCs/>
+          <w:szCs w:val="24"/>
+        </w:rPr>
+        <w:t>submission</w:t>
+      </w:r>
+      <w:r>
+        <w:rPr>
+          <w:rFonts w:ascii="Arial" w:hAnsi="Arial" w:cs="Arial"/>
+          <w:bCs/>
+          <w:szCs w:val="24"/>
+        </w:rPr>
+        <w:t>:</w:t>
+      </w:r>
+    </w:p>
+    <w:p>
+      <w:pPr>
+        <w:tabs>
+          <w:tab w:val="right" w:leader="underscore" w:pos="8931"/>
+        </w:tabs>
+        <w:outlineLvl w:val="0"/>
+        <w:rPr>
+          <w:rFonts w:ascii="Arial" w:hAnsi="Arial" w:cs="Arial"/>
+          <w:b/>
+          <w:sz w:val="22"/>
+          <w:szCs w:val="22"/>
+        </w:rPr>
+      </w:pPr>
+      <w:r>
+        <w:rPr>
+          <w:rFonts w:ascii="Arial" w:hAnsi="Arial" w:cs="Arial"/>
+          <w:bCs/>
+          <w:sz w:val="22"/>
+          <w:szCs w:val="22"/>
+        </w:rPr>
+        <w:t xml:space="preserve">(Select </w:t>
+      </w:r>
+      <w:r>
+        <w:rPr>
+          <w:rFonts w:ascii="Arial" w:hAnsi="Arial" w:cs="Arial"/>
+          <w:bCs/>
+          <w:sz w:val="22"/>
+          <w:szCs w:val="22"/>
+          <w:u w:val="single"/>
+        </w:rPr>
+        <w:t>one</w:t>
+      </w:r>
+      <w:r>
+        <w:rPr>
+          <w:rFonts w:ascii="Arial" w:hAnsi="Arial" w:cs="Arial"/>
+          <w:bCs/>
+          <w:sz w:val="22"/>
+          <w:szCs w:val="22"/>
+        </w:rPr>
+        <w:t xml:space="preserve"> of the </w:t>
+      </w:r>
+      <w:r>
+        <w:rPr>
+          <w:rFonts w:ascii="Arial" w:hAnsi="Arial" w:cs="Arial"/>
+          <w:bCs/>
+          <w:sz w:val="22"/>
+          <w:szCs w:val="22"/>
+        </w:rPr>
+        <w:t>two</w:t>
+      </w:r>
+      <w:r>
+        <w:rPr>
+          <w:rFonts w:ascii="Arial" w:hAnsi="Arial" w:cs="Arial"/>
+          <w:bCs/>
+          <w:sz w:val="22"/>
+          <w:szCs w:val="22"/>
+        </w:rPr>
+        <w:t xml:space="preserve"> options below)</w:t>
+      </w:r>
+    </w:p>
+    <w:p>
+      <w:pPr>
+        <w:pStyle w:val="Default"/>
+        <w:rPr>
+          <w:rFonts w:ascii="Arial" w:hAnsi="Arial" w:cs="Arial"/>
+        </w:rPr>
+      </w:pPr>
+    </w:p>
+    <w:tbl>
+      <w:tblPr>
+        <w:tblStyle w:val="TableGrid"/>
+        <w:tblW w:w="9251" w:type="dxa"/>
+        <w:tblInd w:w="284" w:type="dxa"/>
+        <w:tblBorders>
+          <w:top w:val="none" w:sz="0" w:space="0" w:color="auto"/>
+          <w:left w:val="none" w:sz="0" w:space="0" w:color="auto"/>
+          <w:bottom w:val="none" w:sz="0" w:space="0" w:color="auto"/>
+          <w:right w:val="none" w:sz="0" w:space="0" w:color="auto"/>
+          <w:insideV w:val="none" w:sz="0" w:space="0" w:color="auto"/>
+        </w:tblBorders>
+        <w:tblLook w:val="04A0" w:firstRow="1" w:lastRow="0" w:firstColumn="1" w:lastColumn="0" w:noHBand="0" w:noVBand="1"/>
+      </w:tblPr>
+      <w:tblGrid>
+        <w:gridCol w:w="496"/>
+        <w:gridCol w:w="8755"/>
+      </w:tblGrid>
+      <w:tr>
+        <w:trPr>
+          <w:trHeight w:val="598"/>
+          <w:tblHeader/>
+        </w:trPr>
+        <w:tc>
+          <w:tcPr>
+            <w:tcW w:w="0" w:type="auto"/>
+            <w:vAlign w:val="center"/>
+          </w:tcPr>
+          <w:p>
+            <w:pPr>
+              <w:pStyle w:val="Default"/>
+              <w:pBdr>
+                <w:between w:val="single" w:sz="4" w:space="1" w:color="auto"/>
+              </w:pBdr>
+              <w:jc w:val="center"/>
+              <w:rPr>
+                <w:rFonts w:ascii="Arial" w:hAnsi="Arial" w:cs="Arial"/>
+                <w:sz w:val="28"/>
+                <w:szCs w:val="28"/>
+              </w:rPr>
+            </w:pPr>
+            <w:sdt>
+              <w:sdtPr>
+                <w:rPr>
+                  <w:rFonts w:ascii="Arial" w:hAnsi="Arial" w:cs="Arial"/>
+                  <w:sz w:val="28"/>
+                  <w:szCs w:val="28"/>
+                </w:rPr>
+                <w:id w:val="1418514175"/>
+                <w14:checkbox>
+                  <w14:checked w14:val="0"/>
+                  <w14:checkedState w14:val="2612" w14:font="MS Gothic"/>
+                  <w14:uncheckedState w14:val="2610" w14:font="MS Gothic"/>
+                </w14:checkbox>
+              </w:sdtPr>
+              <w:sdtEndPr/>
+              <w:sdtContent>
+                <w:r>
+                  <w:rPr>
+                    <w:rFonts w:ascii="MS Gothic" w:eastAsia="MS Gothic" w:hAnsi="MS Gothic" w:cs="Arial" w:hint="eastAsia"/>
+                    <w:sz w:val="28"/>
+                    <w:szCs w:val="28"/>
+                  </w:rPr>
+                  <w:t>☐</w:t>
+                </w:r>
+              </w:sdtContent>
+            </w:sdt>
+          </w:p>
+        </w:tc>
+        <w:tc>
+          <w:tcPr>
+            <w:tcW w:w="0" w:type="auto"/>
+            <w:vAlign w:val="center"/>
+          </w:tcPr>
+          <w:p>
+            <w:pPr>
+              <w:pStyle w:val="Default"/>
+              <w:pBdr>
+                <w:between w:val="single" w:sz="4" w:space="1" w:color="auto"/>
+              </w:pBdr>
+              <w:rPr>
+                <w:rFonts w:ascii="Arial" w:hAnsi="Arial" w:cs="Arial"/>
+              </w:rPr>
+            </w:pPr>
+            <w:r>
+              <w:rPr>
+                <w:rFonts w:ascii="Arial" w:hAnsi="Arial" w:cs="Arial"/>
+              </w:rPr>
+              <w:t xml:space="preserve">Yes, I have used </w:t>
+            </w:r>
+            <w:r>
+              <w:rPr>
+                <w:rFonts w:ascii="Arial" w:hAnsi="Arial" w:cs="Arial"/>
+              </w:rPr>
+              <w:t>G</w:t>
+            </w:r>
+            <w:r>
+              <w:t xml:space="preserve">en </w:t>
+            </w:r>
+            <w:r>
+              <w:rPr>
+                <w:rFonts w:ascii="Arial" w:hAnsi="Arial" w:cs="Arial"/>
+              </w:rPr>
+              <w:t xml:space="preserve">AI </w:t>
+            </w:r>
+            <w:r>
+              <w:rPr>
+                <w:rFonts w:ascii="Arial" w:hAnsi="Arial" w:cs="Arial"/>
+              </w:rPr>
+              <w:t xml:space="preserve">tools </w:t>
+            </w:r>
+            <w:r>
+              <w:rPr>
+                <w:rFonts w:ascii="Arial" w:hAnsi="Arial" w:cs="Arial"/>
+              </w:rPr>
+              <w:t xml:space="preserve">for this </w:t>
+            </w:r>
+            <w:proofErr w:type="gramStart"/>
+            <w:r>
+              <w:rPr>
+                <w:rFonts w:ascii="Arial" w:hAnsi="Arial" w:cs="Arial"/>
+              </w:rPr>
+              <w:t>submission</w:t>
+            </w:r>
+            <w:proofErr w:type="gramEnd"/>
+            <w:r>
+              <w:rPr>
+                <w:rFonts w:ascii="Arial" w:hAnsi="Arial" w:cs="Arial"/>
+              </w:rPr>
+              <w:t xml:space="preserve"> </w:t>
+            </w:r>
+            <w:r>
+              <w:rPr>
+                <w:rFonts w:ascii="Arial" w:hAnsi="Arial" w:cs="Arial"/>
+              </w:rPr>
+              <w:t>and I have described how below</w:t>
+            </w:r>
+            <w:r>
+              <w:rPr>
+                <w:rFonts w:ascii="Arial" w:hAnsi="Arial" w:cs="Arial"/>
+              </w:rPr>
+              <w:t>.</w:t>
+            </w:r>
+          </w:p>
+        </w:tc>
+      </w:tr>
+      <w:tr>
+        <w:trPr>
+          <w:trHeight w:val="922"/>
+        </w:trPr>
+        <w:tc>
+          <w:tcPr>
+            <w:tcW w:w="0" w:type="auto"/>
+            <w:vAlign w:val="center"/>
+          </w:tcPr>
+          <w:p>
+            <w:pPr>
+              <w:pStyle w:val="Default"/>
+              <w:pBdr>
+                <w:between w:val="single" w:sz="4" w:space="1" w:color="auto"/>
+              </w:pBdr>
+              <w:jc w:val="center"/>
+              <w:rPr>
+                <w:rFonts w:ascii="Arial" w:hAnsi="Arial" w:cs="Arial"/>
+                <w:sz w:val="28"/>
+                <w:szCs w:val="28"/>
+              </w:rPr>
+            </w:pPr>
+            <w:sdt>
+              <w:sdtPr>
+                <w:rPr>
+                  <w:rFonts w:ascii="Arial" w:hAnsi="Arial" w:cs="Arial"/>
+                  <w:sz w:val="28"/>
+                  <w:szCs w:val="28"/>
+                </w:rPr>
+                <w:id w:val="-768937758"/>
+                <w14:checkbox>
+                  <w14:checked w14:val="1"/>
+                  <w14:checkedState w14:val="2612" w14:font="MS Gothic"/>
+                  <w14:uncheckedState w14:val="2610" w14:font="MS Gothic"/>
+                </w14:checkbox>
+              </w:sdtPr>
+              <w:sdtEndPr/>
+              <w:sdtContent>
+                <w:r>
+                  <w:rPr>
+                    <w:rFonts w:ascii="MS Gothic" w:eastAsia="MS Gothic" w:hAnsi="MS Gothic" w:cs="Arial" w:hint="eastAsia"/>
+                    <w:sz w:val="28"/>
+                    <w:szCs w:val="28"/>
+                  </w:rPr>
+                  <w:t>☒</w:t>
+                </w:r>
+              </w:sdtContent>
+            </w:sdt>
+          </w:p>
+        </w:tc>
+        <w:tc>
+          <w:tcPr>
+            <w:tcW w:w="0" w:type="auto"/>
+            <w:vAlign w:val="center"/>
+          </w:tcPr>
+          <w:p>
+            <w:pPr>
+              <w:pStyle w:val="Default"/>
+              <w:pBdr>
+                <w:between w:val="single" w:sz="4" w:space="1" w:color="auto"/>
+              </w:pBdr>
+              <w:rPr>
+                <w:rFonts w:ascii="Arial" w:hAnsi="Arial" w:cs="Arial"/>
+              </w:rPr>
+            </w:pPr>
+            <w:r>
+              <w:rPr>
+                <w:rFonts w:ascii="Arial" w:hAnsi="Arial" w:cs="Arial"/>
+              </w:rPr>
+              <w:t xml:space="preserve">No, I have not used </w:t>
+            </w:r>
+            <w:r>
+              <w:rPr>
+                <w:rFonts w:ascii="Arial" w:hAnsi="Arial" w:cs="Arial"/>
+              </w:rPr>
+              <w:t>G</w:t>
+            </w:r>
+            <w:r>
+              <w:t xml:space="preserve">en </w:t>
+            </w:r>
+            <w:r>
+              <w:rPr>
+                <w:rFonts w:ascii="Arial" w:hAnsi="Arial" w:cs="Arial"/>
+              </w:rPr>
+              <w:t xml:space="preserve">AI </w:t>
+            </w:r>
+            <w:r>
+              <w:rPr>
+                <w:rFonts w:ascii="Arial" w:hAnsi="Arial" w:cs="Arial"/>
+              </w:rPr>
+              <w:t>tools for</w:t>
+            </w:r>
+            <w:r>
+              <w:rPr>
+                <w:rFonts w:ascii="Arial" w:hAnsi="Arial" w:cs="Arial"/>
+              </w:rPr>
+              <w:t xml:space="preserve"> this submission</w:t>
+            </w:r>
+            <w:r>
+              <w:rPr>
+                <w:rFonts w:ascii="Arial" w:hAnsi="Arial" w:cs="Arial"/>
+              </w:rPr>
+              <w:t>.</w:t>
+            </w:r>
+          </w:p>
+        </w:tc>
+      </w:tr>
+      <w:tr>
+        <w:trPr>
+          <w:trHeight w:val="523"/>
+        </w:trPr>
+        <w:tc>
+          <w:tcPr>
+            <w:tcW w:w="0" w:type="auto"/>
+            <w:vAlign w:val="center"/>
+          </w:tcPr>
+          <w:p>
+            <w:pPr>
+              <w:pStyle w:val="Default"/>
+              <w:pBdr>
+                <w:between w:val="single" w:sz="4" w:space="1" w:color="auto"/>
+              </w:pBdr>
+              <w:jc w:val="center"/>
+              <w:rPr>
+                <w:rFonts w:ascii="Arial" w:hAnsi="Arial" w:cs="Arial"/>
+                <w:sz w:val="28"/>
+                <w:szCs w:val="28"/>
+              </w:rPr>
+            </w:pPr>
+          </w:p>
+        </w:tc>
+        <w:tc>
+          <w:tcPr>
+            <w:tcW w:w="0" w:type="auto"/>
+            <w:vAlign w:val="center"/>
+          </w:tcPr>
+          <w:p>
+            <w:pPr>
+              <w:pStyle w:val="Default"/>
+              <w:pBdr>
+                <w:between w:val="single" w:sz="4" w:space="1" w:color="auto"/>
+              </w:pBdr>
+              <w:rPr>
+                <w:rFonts w:ascii="Arial" w:hAnsi="Arial" w:cs="Arial"/>
+              </w:rPr>
+            </w:pPr>
+          </w:p>
+        </w:tc>
+      </w:tr>
+    </w:tbl>
+    <w:p>
+      <w:pPr>
+        <w:textAlignment w:val="baseline"/>
+        <w:rPr>
+          <w:rFonts w:ascii="Arial" w:hAnsi="Arial" w:cs="Arial"/>
+          <w:color w:val="000000"/>
+          <w:sz w:val="22"/>
+          <w:szCs w:val="22"/>
+          <w:lang w:eastAsia="en-GB"/>
+        </w:rPr>
+      </w:pPr>
+      <w:r>
+        <w:rPr>
+          <w:rFonts w:ascii="Arial" w:hAnsi="Arial" w:cs="Arial"/>
+          <w:color w:val="000000"/>
+          <w:szCs w:val="24"/>
+          <w:lang w:eastAsia="en-GB"/>
+        </w:rPr>
+        <w:t xml:space="preserve">If you selected </w:t>
+      </w:r>
+      <w:r>
+        <w:rPr>
+          <w:rFonts w:ascii="Arial" w:hAnsi="Arial" w:cs="Arial"/>
+          <w:b/>
+          <w:bCs/>
+          <w:color w:val="000000"/>
+          <w:szCs w:val="24"/>
+          <w:lang w:eastAsia="en-GB"/>
+        </w:rPr>
+        <w:t>Yes</w:t>
+      </w:r>
+      <w:r>
+        <w:rPr>
+          <w:rFonts w:ascii="Arial" w:hAnsi="Arial" w:cs="Arial"/>
+          <w:color w:val="000000"/>
+          <w:szCs w:val="24"/>
+          <w:lang w:eastAsia="en-GB"/>
+        </w:rPr>
+        <w:t xml:space="preserve">, briefly describe (in </w:t>
+      </w:r>
+      <w:r>
+        <w:rPr>
+          <w:rFonts w:ascii="Arial" w:hAnsi="Arial" w:cs="Arial"/>
+          <w:color w:val="000000"/>
+          <w:szCs w:val="24"/>
+          <w:lang w:eastAsia="en-GB"/>
+        </w:rPr>
+        <w:t>less than</w:t>
+      </w:r>
+      <w:r>
+        <w:rPr>
+          <w:rFonts w:ascii="Arial" w:hAnsi="Arial" w:cs="Arial"/>
+          <w:color w:val="000000"/>
+          <w:szCs w:val="24"/>
+          <w:lang w:eastAsia="en-GB"/>
+        </w:rPr>
+        <w:t xml:space="preserve"> 100 words) how you used these tools:</w:t>
+      </w:r>
+    </w:p>
+    <w:sdt>
+      <w:sdtPr>
+        <w:rPr>
+          <w:rFonts w:ascii="Arial" w:hAnsi="Arial" w:cs="Arial"/>
+          <w:color w:val="000000"/>
+          <w:sz w:val="22"/>
+          <w:szCs w:val="22"/>
+          <w:lang w:eastAsia="en-GB"/>
+        </w:rPr>
+        <w:id w:val="416367839"/>
+        <w:placeholder>
+          <w:docPart w:val="24C3C0F4A88B45BAA18329B02F3FA503"/>
+        </w:placeholder>
+        <w:showingPlcHdr/>
+      </w:sdtPr>
+      <w:sdtEndPr/>
+      <w:sdtContent>
+        <w:p>
+          <w:pPr>
+            <w:pBdr>
+              <w:top w:val="single" w:sz="4" w:space="1" w:color="808080"/>
+              <w:left w:val="single" w:sz="4" w:space="4" w:color="808080"/>
+              <w:bottom w:val="single" w:sz="4" w:space="31" w:color="808080"/>
+              <w:right w:val="single" w:sz="4" w:space="6" w:color="808080"/>
+            </w:pBdr>
+            <w:textAlignment w:val="baseline"/>
+            <w:rPr>
+              <w:rFonts w:ascii="Arial" w:hAnsi="Arial" w:cs="Arial"/>
+              <w:color w:val="000000"/>
+              <w:sz w:val="22"/>
+              <w:szCs w:val="22"/>
+              <w:lang w:eastAsia="en-GB"/>
+            </w:rPr>
+          </w:pPr>
+          <w:r>
+            <w:rPr>
+              <w:rStyle w:val="PlaceholderText"/>
+              <w:rFonts w:ascii="Arial" w:hAnsi="Arial" w:cs="Arial"/>
+              <w:szCs w:val="18"/>
+            </w:rPr>
+            <w:t>Click or</w:t>
+          </w:r>
+          <w:r>
+            <w:rPr>
+              <w:rStyle w:val="PlaceholderText"/>
+              <w:rFonts w:ascii="Arial" w:hAnsi="Arial" w:cs="Arial"/>
+              <w:szCs w:val="18"/>
+            </w:rPr>
+            <w:t xml:space="preserve"> </w:t>
+          </w:r>
+          <w:r>
+            <w:rPr>
+              <w:rStyle w:val="PlaceholderText"/>
+              <w:rFonts w:ascii="Arial" w:hAnsi="Arial" w:cs="Arial"/>
+              <w:szCs w:val="18"/>
+            </w:rPr>
+            <w:t>tap here to enter text.</w:t>
+          </w:r>
+        </w:p>
+      </w:sdtContent>
+    </w:sdt>
+    <w:p>
+      <w:pPr>
+        <w:textAlignment w:val="baseline"/>
+        <w:rPr>
+          <w:rFonts w:ascii="Arial" w:hAnsi="Arial" w:cs="Arial"/>
+          <w:color w:val="000000"/>
+          <w:sz w:val="22"/>
+          <w:szCs w:val="22"/>
+          <w:lang w:eastAsia="en-GB"/>
         </w:rPr>
       </w:pPr>
     </w:p>
@@ -217,6 +1340,7 @@
     <w:p/>
     <w:p/>
     <w:p/>
+    <w:p/>
     <w:p>
       <w:pPr>
         <w:pStyle w:val="ListParagraph"/>
@@ -271,6 +1395,16 @@
           <w:szCs w:val="22"/>
         </w:rPr>
       </w:pPr>
+    </w:p>
+    <w:p>
+      <w:pPr>
+        <w:jc w:val="both"/>
+        <w:rPr>
+          <w:rFonts w:ascii="Arial" w:hAnsi="Arial" w:cs="Arial"/>
+          <w:sz w:val="22"/>
+          <w:szCs w:val="22"/>
+        </w:rPr>
+      </w:pPr>
       <w:r>
         <w:rPr>
           <w:rFonts w:ascii="Arial" w:hAnsi="Arial" w:cs="Arial"/>
@@ -289,6 +1423,16 @@
           <w:szCs w:val="22"/>
         </w:rPr>
       </w:pPr>
+    </w:p>
+    <w:p>
+      <w:pPr>
+        <w:jc w:val="both"/>
+        <w:rPr>
+          <w:rFonts w:ascii="Arial" w:hAnsi="Arial" w:cs="Arial"/>
+          <w:sz w:val="22"/>
+          <w:szCs w:val="22"/>
+        </w:rPr>
+      </w:pPr>
       <w:r>
         <w:rPr>
           <w:rFonts w:ascii="Arial" w:hAnsi="Arial" w:cs="Arial"/>
@@ -307,6 +1451,16 @@
           <w:szCs w:val="22"/>
         </w:rPr>
       </w:pPr>
+    </w:p>
+    <w:p>
+      <w:pPr>
+        <w:jc w:val="both"/>
+        <w:rPr>
+          <w:rFonts w:ascii="Arial" w:hAnsi="Arial" w:cs="Arial"/>
+          <w:sz w:val="22"/>
+          <w:szCs w:val="22"/>
+        </w:rPr>
+      </w:pPr>
       <w:r>
         <w:rPr>
           <w:rFonts w:ascii="Arial" w:hAnsi="Arial" w:cs="Arial"/>
@@ -325,6 +1479,16 @@
           <w:szCs w:val="22"/>
         </w:rPr>
       </w:pPr>
+    </w:p>
+    <w:p>
+      <w:pPr>
+        <w:jc w:val="both"/>
+        <w:rPr>
+          <w:rFonts w:ascii="Arial" w:hAnsi="Arial" w:cs="Arial"/>
+          <w:sz w:val="22"/>
+          <w:szCs w:val="22"/>
+        </w:rPr>
+      </w:pPr>
       <w:r>
         <w:rPr>
           <w:rFonts w:ascii="Arial" w:hAnsi="Arial" w:cs="Arial"/>
@@ -359,7 +1523,6 @@
           <w:sz w:val="22"/>
           <w:szCs w:val="22"/>
         </w:rPr>
-        <w:lastRenderedPageBreak/>
         <w:t xml:space="preserve">The present report investigates a part tokenization plays in secure authentication via analysis of JWT-based systems. It also outlines prototype authentication system's design and implementation using Python and </w:t>
       </w:r>
       <w:proofErr w:type="spellStart"/>
@@ -453,7 +1616,16 @@
           <w:sz w:val="22"/>
           <w:szCs w:val="22"/>
         </w:rPr>
-        <w:t>Tokenization is a highly effective data security technique in the context of distributed and cloud-based systems where exposure of sensitive information is a major risk. Simply put, tokenization means replacing the sensitive data with non-sensitive substitutes called tokens, which remain meaningless and useless for any purpose outside of the originating system (Kumar and Sharma, 2020). The main distinction between encryption and tokenization is that the former is based on reversible mathematical operations, whereas the latter is only a substitution process, which means that the actual data is never revealed either for storage or transmission purposes.</w:t>
+        <w:t xml:space="preserve">Tokenization is a highly effective data security technique in the context of distributed and cloud-based systems where exposure of sensitive information is a major risk. Simply put, tokenization means replacing the sensitive data with non-sensitive substitutes called tokens, which remain </w:t>
+      </w:r>
+      <w:r>
+        <w:rPr>
+          <w:rFonts w:ascii="Arial" w:hAnsi="Arial" w:cs="Arial"/>
+          <w:sz w:val="22"/>
+          <w:szCs w:val="22"/>
+        </w:rPr>
+        <w:lastRenderedPageBreak/>
+        <w:t>meaningless and useless for any purpose outside of the originating system (Kumar and Sharma, 2020). The main distinction between encryption and tokenization is that the former is based on reversible mathematical operations, whereas the latter is only a substitution process, which means that the actual data is never revealed either for storage or transmission purposes.</w:t>
       </w:r>
     </w:p>
     <w:p>
@@ -483,6 +1655,16 @@
           <w:szCs w:val="22"/>
         </w:rPr>
       </w:pPr>
+    </w:p>
+    <w:p>
+      <w:pPr>
+        <w:jc w:val="both"/>
+        <w:rPr>
+          <w:rFonts w:ascii="Arial" w:hAnsi="Arial" w:cs="Arial"/>
+          <w:sz w:val="22"/>
+          <w:szCs w:val="22"/>
+        </w:rPr>
+      </w:pPr>
       <w:r>
         <w:rPr>
           <w:rFonts w:ascii="Arial" w:hAnsi="Arial" w:cs="Arial"/>
@@ -519,6 +1701,16 @@
           <w:szCs w:val="22"/>
         </w:rPr>
       </w:pPr>
+    </w:p>
+    <w:p>
+      <w:pPr>
+        <w:jc w:val="both"/>
+        <w:rPr>
+          <w:rFonts w:ascii="Arial" w:hAnsi="Arial" w:cs="Arial"/>
+          <w:sz w:val="22"/>
+          <w:szCs w:val="22"/>
+        </w:rPr>
+      </w:pPr>
       <w:r>
         <w:rPr>
           <w:rFonts w:ascii="Arial" w:hAnsi="Arial" w:cs="Arial"/>
@@ -541,17 +1733,18 @@
           <w:sz w:val="22"/>
           <w:szCs w:val="22"/>
         </w:rPr>
-        <w:t xml:space="preserve">However, JWT-based tokenization systems from time to time may experience certain issues. Some of the major security vulnerabilities that may jeopardize the safety of the system </w:t>
-      </w:r>
-      <w:r>
-        <w:rPr>
-          <w:rFonts w:ascii="Arial" w:hAnsi="Arial" w:cs="Arial"/>
-          <w:sz w:val="22"/>
-          <w:szCs w:val="22"/>
-        </w:rPr>
-        <w:lastRenderedPageBreak/>
-        <w:t>include weak secret keys, incorrect validation mechanisms, and algorithm confusion attacks (Singh and Kumar, 2021). Also, replay attacks are very dangerous in this context, as attackers can use a valid token multiple times for the purpose of unauthorized access. These problems point to the necessity of using secure practices such as strong key management, token expiration policies, and secure communication protocols (Rana et al. 2023).</w:t>
-      </w:r>
+        <w:t>However, JWT-based tokenization systems from time to time may experience certain issues. Some of the major security vulnerabilities that may jeopardize the safety of the system include weak secret keys, incorrect validation mechanisms, and algorithm confusion attacks (Singh and Kumar, 2021). Also, replay attacks are very dangerous in this context, as attackers can use a valid token multiple times for the purpose of unauthorized access. These problems point to the necessity of using secure practices such as strong key management, token expiration policies, and secure communication protocols (Rana et al. 2023).</w:t>
+      </w:r>
+    </w:p>
+    <w:p>
+      <w:pPr>
+        <w:jc w:val="both"/>
+        <w:rPr>
+          <w:rFonts w:ascii="Arial" w:hAnsi="Arial" w:cs="Arial"/>
+          <w:sz w:val="22"/>
+          <w:szCs w:val="22"/>
+        </w:rPr>
+      </w:pPr>
     </w:p>
     <w:p>
       <w:pPr>
@@ -586,6 +1779,16 @@
         </w:rPr>
         <w:t>It seems from the literature that tokenization, especially using JWTs, offers a very scalable and efficient way of securing today's applications. But of course, its success hinges on thoughtful design, proper implementation, and compliance with recognized security best practices.</w:t>
       </w:r>
+    </w:p>
+    <w:p>
+      <w:pPr>
+        <w:jc w:val="both"/>
+        <w:rPr>
+          <w:rFonts w:ascii="Arial" w:hAnsi="Arial" w:cs="Arial"/>
+          <w:sz w:val="22"/>
+          <w:szCs w:val="22"/>
+        </w:rPr>
+      </w:pPr>
     </w:p>
     <w:p>
       <w:pPr>
@@ -659,82 +1862,99 @@
           <w:szCs w:val="22"/>
         </w:rPr>
       </w:pPr>
-      <w:r>
-        <w:rPr>
-          <w:rFonts w:ascii="Arial" w:hAnsi="Arial" w:cs="Arial"/>
-          <w:sz w:val="22"/>
-          <w:szCs w:val="22"/>
-        </w:rPr>
-        <w:t>OAuth 2.0 differs from the previous ones in that it is not a token format but an authorization framework. Essentially, it allows the user to give a third-party app a 'key' that only opens a part of their account, without handing over their password. While OAuth 2.0 is usually implemented using JWTs as access tokens, it also brings with it a series of complications such as authorization servers and different modes of communication (Hardt, 2020).</w:t>
-      </w:r>
-    </w:p>
-    <w:p>
-      <w:pPr>
-        <w:jc w:val="both"/>
-        <w:rPr>
-          <w:rFonts w:ascii="Arial" w:hAnsi="Arial" w:cs="Arial"/>
-          <w:sz w:val="22"/>
-          <w:szCs w:val="22"/>
-        </w:rPr>
-      </w:pPr>
-      <w:r>
-        <w:rPr>
-          <w:rFonts w:ascii="Arial" w:hAnsi="Arial" w:cs="Arial"/>
-          <w:sz w:val="22"/>
-          <w:szCs w:val="22"/>
-        </w:rPr>
-        <w:t xml:space="preserve">In contrast, Fernet tokens offer a much easier method derived from symmetric encryption. They not only guarantee that what is inside the token remains </w:t>
-      </w:r>
-      <w:r>
-        <w:rPr>
-          <w:rFonts w:ascii="Arial" w:hAnsi="Arial" w:cs="Arial"/>
-          <w:sz w:val="22"/>
-          <w:szCs w:val="22"/>
-        </w:rPr>
-        <w:t>secret,</w:t>
-      </w:r>
-      <w:r>
-        <w:rPr>
-          <w:rFonts w:ascii="Arial" w:hAnsi="Arial" w:cs="Arial"/>
-          <w:sz w:val="22"/>
-          <w:szCs w:val="22"/>
-        </w:rPr>
-        <w:t xml:space="preserve"> but they are also the least flexible since they don't have the capability of storing claims nor can they be easily integrated with web-based authentication systems.</w:t>
-      </w:r>
-    </w:p>
-    <w:p>
-      <w:pPr>
-        <w:jc w:val="both"/>
-        <w:rPr>
-          <w:rFonts w:ascii="Arial" w:hAnsi="Arial" w:cs="Arial"/>
-          <w:sz w:val="22"/>
-          <w:szCs w:val="22"/>
-        </w:rPr>
-      </w:pPr>
-      <w:r>
-        <w:rPr>
-          <w:rFonts w:ascii="Arial" w:hAnsi="Arial" w:cs="Arial"/>
-          <w:sz w:val="22"/>
-          <w:szCs w:val="22"/>
-        </w:rPr>
-        <w:t xml:space="preserve">At the end of the day, it is true that OAuth 2.0 fits better the need of big scale and third-party authorization scenarios, and that Fernet tokens provide strong encryption, but JWT is the one that offers a good compromise for building </w:t>
-      </w:r>
-      <w:r>
-        <w:rPr>
-          <w:rFonts w:ascii="Arial" w:hAnsi="Arial" w:cs="Arial"/>
-          <w:sz w:val="22"/>
-          <w:szCs w:val="22"/>
-        </w:rPr>
-        <w:t>lightweight</w:t>
-      </w:r>
-      <w:r>
-        <w:rPr>
-          <w:rFonts w:ascii="Arial" w:hAnsi="Arial" w:cs="Arial"/>
-          <w:sz w:val="22"/>
-          <w:szCs w:val="22"/>
-        </w:rPr>
-        <w:t>, scalable and stateless authentication systems. That's why JWT has been selected for this work's implementation.</w:t>
-      </w:r>
+    </w:p>
+    <w:p>
+      <w:pPr>
+        <w:jc w:val="both"/>
+        <w:rPr>
+          <w:rFonts w:ascii="Arial" w:hAnsi="Arial" w:cs="Arial"/>
+          <w:sz w:val="22"/>
+          <w:szCs w:val="22"/>
+        </w:rPr>
+      </w:pPr>
+      <w:r>
+        <w:rPr>
+          <w:rFonts w:ascii="Arial" w:hAnsi="Arial" w:cs="Arial"/>
+          <w:sz w:val="22"/>
+          <w:szCs w:val="22"/>
+        </w:rPr>
+        <w:t xml:space="preserve">OAuth 2.0 differs from the previous ones in that it is not a token format but an authorization framework. Essentially, it allows the user to give a third-party app a 'key' that only opens a part of their account, without handing over their password. While OAuth 2.0 is usually implemented using </w:t>
+      </w:r>
+      <w:r>
+        <w:rPr>
+          <w:rFonts w:ascii="Arial" w:hAnsi="Arial" w:cs="Arial"/>
+          <w:sz w:val="22"/>
+          <w:szCs w:val="22"/>
+        </w:rPr>
+        <w:lastRenderedPageBreak/>
+        <w:t>JWTs as access tokens, it also brings with it a series of complications such as authorization servers and different modes of communication (Hardt, 2020).</w:t>
+      </w:r>
+    </w:p>
+    <w:p>
+      <w:pPr>
+        <w:jc w:val="both"/>
+        <w:rPr>
+          <w:rFonts w:ascii="Arial" w:hAnsi="Arial" w:cs="Arial"/>
+          <w:sz w:val="22"/>
+          <w:szCs w:val="22"/>
+        </w:rPr>
+      </w:pPr>
+    </w:p>
+    <w:p>
+      <w:pPr>
+        <w:jc w:val="both"/>
+        <w:rPr>
+          <w:rFonts w:ascii="Arial" w:hAnsi="Arial" w:cs="Arial"/>
+          <w:sz w:val="22"/>
+          <w:szCs w:val="22"/>
+        </w:rPr>
+      </w:pPr>
+      <w:r>
+        <w:rPr>
+          <w:rFonts w:ascii="Arial" w:hAnsi="Arial" w:cs="Arial"/>
+          <w:sz w:val="22"/>
+          <w:szCs w:val="22"/>
+        </w:rPr>
+        <w:t>In contrast, Fernet tokens offer a much easier method derived from symmetric encryption. They not only guarantee that what is inside the token remains secret, but they are also the least flexible since they don't have the capability of storing claims nor can they be easily integrated with web-based authentication systems.</w:t>
+      </w:r>
+    </w:p>
+    <w:p>
+      <w:pPr>
+        <w:jc w:val="both"/>
+        <w:rPr>
+          <w:rFonts w:ascii="Arial" w:hAnsi="Arial" w:cs="Arial"/>
+          <w:sz w:val="22"/>
+          <w:szCs w:val="22"/>
+        </w:rPr>
+      </w:pPr>
+    </w:p>
+    <w:p>
+      <w:pPr>
+        <w:jc w:val="both"/>
+        <w:rPr>
+          <w:rFonts w:ascii="Arial" w:hAnsi="Arial" w:cs="Arial"/>
+          <w:sz w:val="22"/>
+          <w:szCs w:val="22"/>
+        </w:rPr>
+      </w:pPr>
+      <w:r>
+        <w:rPr>
+          <w:rFonts w:ascii="Arial" w:hAnsi="Arial" w:cs="Arial"/>
+          <w:sz w:val="22"/>
+          <w:szCs w:val="22"/>
+        </w:rPr>
+        <w:t>At the end of the day, it is true that OAuth 2.0 fits better the need of big scale and third-party authorization scenarios, and that Fernet tokens provide strong encryption, but JWT is the one that offers a good compromise for building lightweight, scalable and stateless authentication systems. That's why JWT has been selected for this work's implementation.</w:t>
+      </w:r>
+    </w:p>
+    <w:p>
+      <w:pPr>
+        <w:jc w:val="both"/>
+        <w:rPr>
+          <w:rFonts w:ascii="Arial" w:hAnsi="Arial" w:cs="Arial"/>
+          <w:sz w:val="22"/>
+          <w:szCs w:val="22"/>
+        </w:rPr>
+      </w:pPr>
     </w:p>
     <w:p>
       <w:pPr>
@@ -816,31 +2036,34 @@
           <w:szCs w:val="22"/>
         </w:rPr>
       </w:pPr>
-      <w:r>
-        <w:rPr>
-          <w:rFonts w:ascii="Arial" w:hAnsi="Arial" w:cs="Arial"/>
-          <w:sz w:val="22"/>
-          <w:szCs w:val="22"/>
-        </w:rPr>
-        <w:lastRenderedPageBreak/>
-        <w:t xml:space="preserve">Healthcare professionals deal with the core of a person's identity, e.g. their name, social security number, and home address. Therefore, health care institutions must explore methods not only to safeguard patient confidentiality but also to conform to HIPAA standards when sharing information within the organization and with the outside world. Besides these unique personal identifiers, medical records and lab results are only a few examples of a patient's information that is highly vulnerable to be misused if not adequately protected. One effective method of safeguarding patient information is using tokenization. Therefore, medically related information as well as personal identifiers may be tokenized. This makes it possible for data sharing to be done in a secure manner, privacy to be protected, </w:t>
-      </w:r>
-      <w:r>
-        <w:rPr>
-          <w:rFonts w:ascii="Arial" w:hAnsi="Arial" w:cs="Arial"/>
-          <w:sz w:val="22"/>
-          <w:szCs w:val="22"/>
-        </w:rPr>
-        <w:t>and</w:t>
-      </w:r>
-      <w:r>
-        <w:rPr>
-          <w:rFonts w:ascii="Arial" w:hAnsi="Arial" w:cs="Arial"/>
-          <w:sz w:val="22"/>
-          <w:szCs w:val="22"/>
-        </w:rPr>
-        <w:t xml:space="preserve"> for the organization to stay in compliance with the set of regulations. (Kumar and Sharma, 2020)</w:t>
-      </w:r>
+    </w:p>
+    <w:p>
+      <w:pPr>
+        <w:jc w:val="both"/>
+        <w:rPr>
+          <w:rFonts w:ascii="Arial" w:hAnsi="Arial" w:cs="Arial"/>
+          <w:sz w:val="22"/>
+          <w:szCs w:val="22"/>
+        </w:rPr>
+      </w:pPr>
+      <w:r>
+        <w:rPr>
+          <w:rFonts w:ascii="Arial" w:hAnsi="Arial" w:cs="Arial"/>
+          <w:sz w:val="22"/>
+          <w:szCs w:val="22"/>
+        </w:rPr>
+        <w:t>Healthcare professionals deal with the core of a person's identity, e.g. their name, social security number, and home address. Therefore, health care institutions must explore methods not only to safeguard patient confidentiality but also to conform to HIPAA standards when sharing information within the organization and with the outside world. Besides these unique personal identifiers, medical records and lab results are only a few examples of a patient's information that is highly vulnerable to be misused if not adequately protected. One effective method of safeguarding patient information is using tokenization. Therefore, medically related information as well as personal identifiers may be tokenized. This makes it possible for data sharing to be done in a secure manner, privacy to be protected, and for the organization to stay in compliance with the set of regulations. (Kumar and Sharma, 2020)</w:t>
+      </w:r>
+    </w:p>
+    <w:p>
+      <w:pPr>
+        <w:jc w:val="both"/>
+        <w:rPr>
+          <w:rFonts w:ascii="Arial" w:hAnsi="Arial" w:cs="Arial"/>
+          <w:sz w:val="22"/>
+          <w:szCs w:val="22"/>
+        </w:rPr>
+      </w:pPr>
     </w:p>
     <w:p>
       <w:pPr>
@@ -972,6 +2195,16 @@
           <w:szCs w:val="22"/>
         </w:rPr>
       </w:pPr>
+    </w:p>
+    <w:p>
+      <w:pPr>
+        <w:jc w:val="both"/>
+        <w:rPr>
+          <w:rFonts w:ascii="Arial" w:hAnsi="Arial" w:cs="Arial"/>
+          <w:sz w:val="22"/>
+          <w:szCs w:val="22"/>
+        </w:rPr>
+      </w:pPr>
       <w:r>
         <w:rPr>
           <w:rFonts w:ascii="Arial" w:hAnsi="Arial" w:cs="Arial"/>
@@ -980,6 +2213,26 @@
         </w:rPr>
         <w:t>Modern applications, being highly distributed systems; the system was implemented as a RESTful API. The implementation was implemented in Flask, since it is a lightweight framework capable of speedy API implementation. Such is the way for real world systems where authentication servers’ issues, validate tokens using HTTP protocol.</w:t>
       </w:r>
+    </w:p>
+    <w:p>
+      <w:pPr>
+        <w:jc w:val="both"/>
+        <w:rPr>
+          <w:rFonts w:ascii="Arial" w:hAnsi="Arial" w:cs="Arial"/>
+          <w:sz w:val="22"/>
+          <w:szCs w:val="22"/>
+        </w:rPr>
+      </w:pPr>
+    </w:p>
+    <w:p>
+      <w:pPr>
+        <w:jc w:val="both"/>
+        <w:rPr>
+          <w:rFonts w:ascii="Arial" w:hAnsi="Arial" w:cs="Arial"/>
+          <w:sz w:val="22"/>
+          <w:szCs w:val="22"/>
+        </w:rPr>
+      </w:pPr>
     </w:p>
     <w:p>
       <w:pPr>
@@ -1028,10 +2281,20 @@
     </w:p>
     <w:p>
       <w:pPr>
+        <w:jc w:val="both"/>
+        <w:rPr>
+          <w:rFonts w:ascii="Arial" w:hAnsi="Arial" w:cs="Arial"/>
+          <w:sz w:val="22"/>
+          <w:szCs w:val="22"/>
+        </w:rPr>
+      </w:pPr>
+    </w:p>
+    <w:p>
+      <w:pPr>
         <w:pStyle w:val="ListParagraph"/>
         <w:numPr>
           <w:ilvl w:val="0"/>
-          <w:numId w:val="17"/>
+          <w:numId w:val="4"/>
         </w:numPr>
         <w:jc w:val="both"/>
         <w:rPr>
@@ -1066,24 +2329,13 @@
         </w:rPr>
         <w:t>The server takes in username and password and authenticates user. If successful it returns a JWT token that will later prove our authentication.</w:t>
       </w:r>
-    </w:p>
-    <w:p>
-      <w:pPr>
-        <w:pStyle w:val="ListParagraph"/>
-        <w:jc w:val="both"/>
-        <w:rPr>
-          <w:rFonts w:ascii="Arial" w:hAnsi="Arial" w:cs="Arial"/>
-          <w:sz w:val="22"/>
-          <w:szCs w:val="22"/>
-        </w:rPr>
-      </w:pPr>
     </w:p>
     <w:p>
       <w:pPr>
         <w:pStyle w:val="ListParagraph"/>
         <w:numPr>
           <w:ilvl w:val="0"/>
-          <w:numId w:val="17"/>
+          <w:numId w:val="4"/>
         </w:numPr>
         <w:jc w:val="both"/>
         <w:rPr>
@@ -1121,27 +2373,6 @@
     </w:p>
     <w:p>
       <w:pPr>
-        <w:pStyle w:val="ListParagraph"/>
-        <w:rPr>
-          <w:rFonts w:ascii="Arial" w:hAnsi="Arial" w:cs="Arial"/>
-          <w:sz w:val="22"/>
-          <w:szCs w:val="22"/>
-        </w:rPr>
-      </w:pPr>
-    </w:p>
-    <w:p>
-      <w:pPr>
-        <w:pStyle w:val="ListParagraph"/>
-        <w:rPr>
-          <w:rFonts w:ascii="Arial" w:hAnsi="Arial" w:cs="Arial"/>
-          <w:sz w:val="22"/>
-          <w:szCs w:val="22"/>
-        </w:rPr>
-      </w:pPr>
-    </w:p>
-    <w:p>
-      <w:pPr>
-        <w:pStyle w:val="ListParagraph"/>
         <w:rPr>
           <w:rFonts w:ascii="Arial" w:hAnsi="Arial" w:cs="Arial"/>
           <w:sz w:val="22"/>
@@ -1175,7 +2406,6 @@
           <w:lang w:val="en-AE" w:eastAsia="en-AE"/>
           <w14:ligatures w14:val="none"/>
         </w:rPr>
-        <w:lastRenderedPageBreak/>
         <w:t xml:space="preserve">System </w:t>
       </w:r>
       <w:r>
@@ -1226,7 +2456,7 @@
         <w:pStyle w:val="ListParagraph"/>
         <w:numPr>
           <w:ilvl w:val="0"/>
-          <w:numId w:val="17"/>
+          <w:numId w:val="4"/>
         </w:numPr>
         <w:spacing w:after="0" w:line="240" w:lineRule="auto"/>
         <w:rPr>
@@ -1255,7 +2485,7 @@
         <w:pStyle w:val="ListParagraph"/>
         <w:numPr>
           <w:ilvl w:val="0"/>
-          <w:numId w:val="17"/>
+          <w:numId w:val="4"/>
         </w:numPr>
         <w:spacing w:after="0" w:line="240" w:lineRule="auto"/>
         <w:rPr>
@@ -1284,7 +2514,7 @@
         <w:pStyle w:val="ListParagraph"/>
         <w:numPr>
           <w:ilvl w:val="0"/>
-          <w:numId w:val="17"/>
+          <w:numId w:val="4"/>
         </w:numPr>
         <w:spacing w:after="0" w:line="240" w:lineRule="auto"/>
         <w:rPr>
@@ -1313,7 +2543,7 @@
         <w:pStyle w:val="ListParagraph"/>
         <w:numPr>
           <w:ilvl w:val="0"/>
-          <w:numId w:val="17"/>
+          <w:numId w:val="4"/>
         </w:numPr>
         <w:spacing w:after="0" w:line="240" w:lineRule="auto"/>
         <w:rPr>
@@ -1342,7 +2572,7 @@
         <w:pStyle w:val="ListParagraph"/>
         <w:numPr>
           <w:ilvl w:val="0"/>
-          <w:numId w:val="17"/>
+          <w:numId w:val="4"/>
         </w:numPr>
         <w:spacing w:after="0" w:line="240" w:lineRule="auto"/>
         <w:rPr>
@@ -1371,7 +2601,7 @@
         <w:pStyle w:val="ListParagraph"/>
         <w:numPr>
           <w:ilvl w:val="0"/>
-          <w:numId w:val="17"/>
+          <w:numId w:val="4"/>
         </w:numPr>
         <w:spacing w:after="0" w:line="240" w:lineRule="auto"/>
         <w:rPr>
@@ -1400,7 +2630,7 @@
         <w:pStyle w:val="ListParagraph"/>
         <w:numPr>
           <w:ilvl w:val="0"/>
-          <w:numId w:val="17"/>
+          <w:numId w:val="4"/>
         </w:numPr>
         <w:spacing w:after="0" w:line="240" w:lineRule="auto"/>
         <w:rPr>
@@ -1506,7 +2736,7 @@
         <w:pStyle w:val="ListParagraph"/>
         <w:numPr>
           <w:ilvl w:val="0"/>
-          <w:numId w:val="18"/>
+          <w:numId w:val="5"/>
         </w:numPr>
         <w:jc w:val="both"/>
         <w:rPr>
@@ -1547,7 +2777,7 @@
         <w:pStyle w:val="ListParagraph"/>
         <w:numPr>
           <w:ilvl w:val="0"/>
-          <w:numId w:val="18"/>
+          <w:numId w:val="5"/>
         </w:numPr>
         <w:jc w:val="both"/>
         <w:rPr>
@@ -1592,6 +2822,16 @@
         </w:rPr>
         <w:t>The token is digitally signed with the HS256 algorithm and a time-to-live to limit possible misuse of the token.</w:t>
       </w:r>
+    </w:p>
+    <w:p>
+      <w:pPr>
+        <w:jc w:val="both"/>
+        <w:rPr>
+          <w:rFonts w:ascii="Arial" w:hAnsi="Arial" w:cs="Arial"/>
+          <w:sz w:val="22"/>
+          <w:szCs w:val="22"/>
+        </w:rPr>
+      </w:pPr>
     </w:p>
     <w:p>
       <w:pPr>
@@ -2798,6 +4038,7 @@
           <w:lang w:val="en-AE" w:eastAsia="en-AE"/>
           <w14:ligatures w14:val="none"/>
         </w:rPr>
+        <w:lastRenderedPageBreak/>
         <w:t xml:space="preserve">        </w:t>
       </w:r>
       <w:r>
@@ -3448,7 +4689,6 @@
           <w:lang w:val="en-AE" w:eastAsia="en-AE"/>
           <w14:ligatures w14:val="none"/>
         </w:rPr>
-        <w:lastRenderedPageBreak/>
         <w:t>@</w:t>
       </w:r>
       <w:proofErr w:type="gramStart"/>
@@ -7051,7 +8291,7 @@
         <w:pStyle w:val="ListParagraph"/>
         <w:numPr>
           <w:ilvl w:val="1"/>
-          <w:numId w:val="14"/>
+          <w:numId w:val="2"/>
         </w:numPr>
         <w:jc w:val="both"/>
         <w:rPr>
@@ -7070,17 +8310,7 @@
           <w:sz w:val="22"/>
           <w:szCs w:val="22"/>
         </w:rPr>
-        <w:t xml:space="preserve">IMPLEMENTATION </w:t>
-      </w:r>
-      <w:r>
-        <w:rPr>
-          <w:rFonts w:ascii="Arial" w:hAnsi="Arial" w:cs="Arial"/>
-          <w:b/>
-          <w:bCs/>
-          <w:sz w:val="22"/>
-          <w:szCs w:val="22"/>
-        </w:rPr>
-        <w:t xml:space="preserve">EXPLANATION </w:t>
+        <w:t xml:space="preserve">IMPLEMENTATION EXPLANATION </w:t>
       </w:r>
       <w:r>
         <w:rPr>
@@ -7110,13 +8340,23 @@
         </w:rPr>
         <w:t>The system was tested with the use of Postman, to provide more accurate tests reflecting how the API will be used.</w:t>
       </w:r>
+    </w:p>
+    <w:p>
+      <w:pPr>
+        <w:jc w:val="both"/>
+        <w:rPr>
+          <w:rFonts w:ascii="Arial" w:hAnsi="Arial" w:cs="Arial"/>
+          <w:sz w:val="22"/>
+          <w:szCs w:val="22"/>
+        </w:rPr>
+      </w:pPr>
     </w:p>
     <w:p>
       <w:pPr>
         <w:pStyle w:val="ListParagraph"/>
         <w:numPr>
           <w:ilvl w:val="0"/>
-          <w:numId w:val="19"/>
+          <w:numId w:val="6"/>
         </w:numPr>
         <w:jc w:val="both"/>
         <w:rPr>
@@ -7186,7 +8426,7 @@
         </w:rPr>
         <w:lastRenderedPageBreak/>
         <w:drawing>
-          <wp:anchor distT="0" distB="0" distL="114300" distR="114300" simplePos="0" relativeHeight="251661312" behindDoc="0" locked="0" layoutInCell="1" allowOverlap="1" wp14:anchorId="69C4C0F6" wp14:editId="79EDEACC">
+          <wp:anchor distT="0" distB="0" distL="114300" distR="114300" simplePos="0" relativeHeight="251661312" behindDoc="0" locked="0" layoutInCell="1" allowOverlap="1" wp14:anchorId="0EC28388" wp14:editId="573CA9B5">
             <wp:simplePos x="0" y="0"/>
             <wp:positionH relativeFrom="margin">
               <wp:align>left</wp:align>
@@ -7209,7 +8449,7 @@
                     <pic:cNvPicPr/>
                   </pic:nvPicPr>
                   <pic:blipFill>
-                    <a:blip r:embed="rId11"/>
+                    <a:blip r:embed="rId13"/>
                     <a:stretch>
                       <a:fillRect/>
                     </a:stretch>
@@ -7257,7 +8497,7 @@
         <w:pStyle w:val="ListParagraph"/>
         <w:numPr>
           <w:ilvl w:val="0"/>
-          <w:numId w:val="19"/>
+          <w:numId w:val="6"/>
         </w:numPr>
         <w:jc w:val="both"/>
         <w:rPr>
@@ -7271,7 +8511,7 @@
           <w:noProof/>
         </w:rPr>
         <w:drawing>
-          <wp:anchor distT="0" distB="0" distL="114300" distR="114300" simplePos="0" relativeHeight="251663360" behindDoc="0" locked="0" layoutInCell="1" allowOverlap="1" wp14:anchorId="50EF7E6E" wp14:editId="7F0CCA50">
+          <wp:anchor distT="0" distB="0" distL="114300" distR="114300" simplePos="0" relativeHeight="251662336" behindDoc="0" locked="0" layoutInCell="1" allowOverlap="1" wp14:anchorId="4D477286" wp14:editId="49015C7D">
             <wp:simplePos x="0" y="0"/>
             <wp:positionH relativeFrom="margin">
               <wp:align>left</wp:align>
@@ -7294,7 +8534,7 @@
                     <pic:cNvPicPr/>
                   </pic:nvPicPr>
                   <pic:blipFill>
-                    <a:blip r:embed="rId12"/>
+                    <a:blip r:embed="rId14"/>
                     <a:stretch>
                       <a:fillRect/>
                     </a:stretch>
@@ -7390,7 +8630,7 @@
         <w:pStyle w:val="ListParagraph"/>
         <w:numPr>
           <w:ilvl w:val="0"/>
-          <w:numId w:val="19"/>
+          <w:numId w:val="6"/>
         </w:numPr>
         <w:jc w:val="both"/>
         <w:rPr>
@@ -7419,7 +8659,7 @@
           <w:noProof/>
         </w:rPr>
         <w:drawing>
-          <wp:anchor distT="0" distB="0" distL="114300" distR="114300" simplePos="0" relativeHeight="251665408" behindDoc="0" locked="0" layoutInCell="1" allowOverlap="1" wp14:anchorId="46843B3A" wp14:editId="39F37339">
+          <wp:anchor distT="0" distB="0" distL="114300" distR="114300" simplePos="0" relativeHeight="251663360" behindDoc="0" locked="0" layoutInCell="1" allowOverlap="1" wp14:anchorId="54461122" wp14:editId="1F0C2A82">
             <wp:simplePos x="0" y="0"/>
             <wp:positionH relativeFrom="margin">
               <wp:align>left</wp:align>
@@ -7442,7 +8682,7 @@
                     <pic:cNvPicPr/>
                   </pic:nvPicPr>
                   <pic:blipFill>
-                    <a:blip r:embed="rId13"/>
+                    <a:blip r:embed="rId15"/>
                     <a:stretch>
                       <a:fillRect/>
                     </a:stretch>
@@ -7508,10 +8748,22 @@
     </w:p>
     <w:p>
       <w:pPr>
+        <w:jc w:val="center"/>
+        <w:rPr>
+          <w:rFonts w:ascii="Arial" w:hAnsi="Arial" w:cs="Arial"/>
+          <w:b/>
+          <w:bCs/>
+          <w:sz w:val="22"/>
+          <w:szCs w:val="22"/>
+        </w:rPr>
+      </w:pPr>
+    </w:p>
+    <w:p>
+      <w:pPr>
         <w:pStyle w:val="ListParagraph"/>
         <w:numPr>
           <w:ilvl w:val="0"/>
-          <w:numId w:val="19"/>
+          <w:numId w:val="6"/>
         </w:numPr>
         <w:jc w:val="both"/>
         <w:rPr>
@@ -7527,13 +8779,13 @@
           <w:noProof/>
         </w:rPr>
         <w:drawing>
-          <wp:anchor distT="0" distB="0" distL="114300" distR="114300" simplePos="0" relativeHeight="251667456" behindDoc="0" locked="0" layoutInCell="1" allowOverlap="1" wp14:anchorId="4627F4F5" wp14:editId="01508E0F">
+          <wp:anchor distT="0" distB="0" distL="114300" distR="114300" simplePos="0" relativeHeight="251664384" behindDoc="0" locked="0" layoutInCell="1" allowOverlap="1" wp14:anchorId="30C778F2" wp14:editId="219942DD">
             <wp:simplePos x="0" y="0"/>
             <wp:positionH relativeFrom="margin">
               <wp:align>left</wp:align>
             </wp:positionH>
             <wp:positionV relativeFrom="paragraph">
-              <wp:posOffset>925830</wp:posOffset>
+              <wp:posOffset>758190</wp:posOffset>
             </wp:positionV>
             <wp:extent cx="5731510" cy="3596005"/>
             <wp:effectExtent l="0" t="0" r="2540" b="4445"/>
@@ -7550,7 +8802,7 @@
                     <pic:cNvPicPr/>
                   </pic:nvPicPr>
                   <pic:blipFill>
-                    <a:blip r:embed="rId14"/>
+                    <a:blip r:embed="rId16"/>
                     <a:stretch>
                       <a:fillRect/>
                     </a:stretch>
@@ -7596,23 +8848,7 @@
           <w:sz w:val="22"/>
           <w:szCs w:val="22"/>
         </w:rPr>
-        <w:t xml:space="preserve">A request was made to the protected end </w:t>
-      </w:r>
-      <w:r>
-        <w:rPr>
-          <w:rFonts w:ascii="Arial" w:hAnsi="Arial" w:cs="Arial"/>
-          <w:sz w:val="22"/>
-          <w:szCs w:val="22"/>
-        </w:rPr>
-        <w:t>point,</w:t>
-      </w:r>
-      <w:r>
-        <w:rPr>
-          <w:rFonts w:ascii="Arial" w:hAnsi="Arial" w:cs="Arial"/>
-          <w:sz w:val="22"/>
-          <w:szCs w:val="22"/>
-        </w:rPr>
-        <w:t xml:space="preserve"> but an invalid token was provided, this demonstrated that the token verification within the server is functioning as intended, which can be viewed in figure 4:</w:t>
+        <w:t>A request was made to the protected end point, but an invalid token was provided, this demonstrated that the token verification within the server is functioning as intended, which can be viewed in figure 4:</w:t>
       </w:r>
     </w:p>
     <w:p>
@@ -7636,6 +8872,78 @@
         </w:rPr>
         <w:t>Figure 4: Invalid Token Scenario</w:t>
       </w:r>
+    </w:p>
+    <w:p>
+      <w:pPr>
+        <w:jc w:val="center"/>
+        <w:rPr>
+          <w:rFonts w:ascii="Arial" w:hAnsi="Arial" w:cs="Arial"/>
+          <w:b/>
+          <w:bCs/>
+          <w:sz w:val="22"/>
+          <w:szCs w:val="22"/>
+        </w:rPr>
+      </w:pPr>
+    </w:p>
+    <w:p>
+      <w:pPr>
+        <w:jc w:val="center"/>
+        <w:rPr>
+          <w:rFonts w:ascii="Arial" w:hAnsi="Arial" w:cs="Arial"/>
+          <w:b/>
+          <w:bCs/>
+          <w:sz w:val="22"/>
+          <w:szCs w:val="22"/>
+        </w:rPr>
+      </w:pPr>
+    </w:p>
+    <w:p>
+      <w:pPr>
+        <w:jc w:val="center"/>
+        <w:rPr>
+          <w:rFonts w:ascii="Arial" w:hAnsi="Arial" w:cs="Arial"/>
+          <w:b/>
+          <w:bCs/>
+          <w:sz w:val="22"/>
+          <w:szCs w:val="22"/>
+        </w:rPr>
+      </w:pPr>
+    </w:p>
+    <w:p>
+      <w:pPr>
+        <w:jc w:val="center"/>
+        <w:rPr>
+          <w:rFonts w:ascii="Arial" w:hAnsi="Arial" w:cs="Arial"/>
+          <w:b/>
+          <w:bCs/>
+          <w:sz w:val="22"/>
+          <w:szCs w:val="22"/>
+        </w:rPr>
+      </w:pPr>
+    </w:p>
+    <w:p>
+      <w:pPr>
+        <w:jc w:val="center"/>
+        <w:rPr>
+          <w:rFonts w:ascii="Arial" w:hAnsi="Arial" w:cs="Arial"/>
+          <w:b/>
+          <w:bCs/>
+          <w:sz w:val="22"/>
+          <w:szCs w:val="22"/>
+        </w:rPr>
+      </w:pPr>
+    </w:p>
+    <w:p>
+      <w:pPr>
+        <w:jc w:val="center"/>
+        <w:rPr>
+          <w:rFonts w:ascii="Arial" w:hAnsi="Arial" w:cs="Arial"/>
+          <w:b/>
+          <w:bCs/>
+          <w:sz w:val="22"/>
+          <w:szCs w:val="22"/>
+        </w:rPr>
+      </w:pPr>
     </w:p>
     <w:p>
       <w:pPr>
@@ -7654,7 +8962,7 @@
         <w:pStyle w:val="ListParagraph"/>
         <w:numPr>
           <w:ilvl w:val="1"/>
-          <w:numId w:val="14"/>
+          <w:numId w:val="2"/>
         </w:numPr>
         <w:rPr>
           <w:rFonts w:ascii="Arial" w:hAnsi="Arial" w:cs="Arial"/>
@@ -7672,7 +8980,6 @@
           <w:sz w:val="22"/>
           <w:szCs w:val="22"/>
         </w:rPr>
-        <w:lastRenderedPageBreak/>
         <w:t xml:space="preserve">IMPLEMENTATION ISSUES </w:t>
       </w:r>
     </w:p>
@@ -7701,7 +9008,7 @@
         <w:pStyle w:val="ListParagraph"/>
         <w:numPr>
           <w:ilvl w:val="0"/>
-          <w:numId w:val="20"/>
+          <w:numId w:val="7"/>
         </w:numPr>
         <w:jc w:val="both"/>
         <w:rPr>
@@ -7746,7 +9053,7 @@
         <w:pStyle w:val="ListParagraph"/>
         <w:numPr>
           <w:ilvl w:val="0"/>
-          <w:numId w:val="20"/>
+          <w:numId w:val="7"/>
         </w:numPr>
         <w:jc w:val="both"/>
         <w:rPr>
@@ -7791,7 +9098,7 @@
         <w:pStyle w:val="ListParagraph"/>
         <w:numPr>
           <w:ilvl w:val="0"/>
-          <w:numId w:val="20"/>
+          <w:numId w:val="7"/>
         </w:numPr>
         <w:jc w:val="both"/>
         <w:rPr>
@@ -7836,7 +9143,7 @@
         <w:pStyle w:val="ListParagraph"/>
         <w:numPr>
           <w:ilvl w:val="0"/>
-          <w:numId w:val="20"/>
+          <w:numId w:val="7"/>
         </w:numPr>
         <w:jc w:val="both"/>
         <w:rPr>
@@ -7892,7 +9199,7 @@
         <w:pStyle w:val="ListParagraph"/>
         <w:numPr>
           <w:ilvl w:val="1"/>
-          <w:numId w:val="14"/>
+          <w:numId w:val="2"/>
         </w:numPr>
         <w:jc w:val="both"/>
         <w:rPr>
@@ -7937,7 +9244,7 @@
         <w:pStyle w:val="ListParagraph"/>
         <w:numPr>
           <w:ilvl w:val="0"/>
-          <w:numId w:val="16"/>
+          <w:numId w:val="3"/>
         </w:numPr>
         <w:jc w:val="both"/>
         <w:rPr>
@@ -7970,7 +9277,7 @@
         <w:pStyle w:val="ListParagraph"/>
         <w:numPr>
           <w:ilvl w:val="0"/>
-          <w:numId w:val="16"/>
+          <w:numId w:val="3"/>
         </w:numPr>
         <w:jc w:val="both"/>
         <w:rPr>
@@ -8021,7 +9328,7 @@
         <w:pStyle w:val="ListParagraph"/>
         <w:numPr>
           <w:ilvl w:val="0"/>
-          <w:numId w:val="16"/>
+          <w:numId w:val="3"/>
         </w:numPr>
         <w:jc w:val="both"/>
         <w:rPr>
@@ -8054,7 +9361,7 @@
         <w:pStyle w:val="ListParagraph"/>
         <w:numPr>
           <w:ilvl w:val="0"/>
-          <w:numId w:val="16"/>
+          <w:numId w:val="3"/>
         </w:numPr>
         <w:jc w:val="both"/>
         <w:rPr>
@@ -8087,7 +9394,7 @@
         <w:pStyle w:val="ListParagraph"/>
         <w:numPr>
           <w:ilvl w:val="0"/>
-          <w:numId w:val="16"/>
+          <w:numId w:val="3"/>
         </w:numPr>
         <w:jc w:val="both"/>
         <w:rPr>
@@ -8153,6 +9460,19 @@
     </w:p>
     <w:p>
       <w:pPr>
+        <w:ind w:left="360"/>
+        <w:jc w:val="both"/>
+        <w:rPr>
+          <w:rFonts w:ascii="Arial" w:hAnsi="Arial" w:cs="Arial"/>
+          <w:b/>
+          <w:bCs/>
+          <w:sz w:val="22"/>
+          <w:szCs w:val="22"/>
+        </w:rPr>
+      </w:pPr>
+    </w:p>
+    <w:p>
+      <w:pPr>
         <w:jc w:val="both"/>
         <w:rPr>
           <w:rFonts w:ascii="Arial" w:hAnsi="Arial" w:cs="Arial"/>
@@ -8174,6 +9494,16 @@
         <w:jc w:val="both"/>
         <w:rPr>
           <w:rFonts w:ascii="Arial" w:hAnsi="Arial" w:cs="Arial"/>
+          <w:sz w:val="22"/>
+          <w:szCs w:val="22"/>
+        </w:rPr>
+      </w:pPr>
+    </w:p>
+    <w:p>
+      <w:pPr>
+        <w:jc w:val="both"/>
+        <w:rPr>
+          <w:rFonts w:ascii="Arial" w:hAnsi="Arial" w:cs="Arial"/>
           <w:b/>
           <w:bCs/>
           <w:sz w:val="22"/>
@@ -8206,6 +9536,18 @@
         <w:jc w:val="both"/>
         <w:rPr>
           <w:rFonts w:ascii="Arial" w:hAnsi="Arial" w:cs="Arial"/>
+          <w:b/>
+          <w:bCs/>
+          <w:sz w:val="22"/>
+          <w:szCs w:val="22"/>
+        </w:rPr>
+      </w:pPr>
+    </w:p>
+    <w:p>
+      <w:pPr>
+        <w:jc w:val="both"/>
+        <w:rPr>
+          <w:rFonts w:ascii="Arial" w:hAnsi="Arial" w:cs="Arial"/>
           <w:sz w:val="22"/>
           <w:szCs w:val="22"/>
         </w:rPr>
@@ -8218,24 +9560,38 @@
         </w:rPr>
         <w:t>Various test cases have been performed:</w:t>
       </w:r>
+    </w:p>
+    <w:p>
+      <w:pPr>
+        <w:jc w:val="both"/>
+        <w:rPr>
+          <w:rFonts w:ascii="Arial" w:hAnsi="Arial" w:cs="Arial"/>
+          <w:sz w:val="22"/>
+          <w:szCs w:val="22"/>
+        </w:rPr>
+      </w:pPr>
     </w:p>
     <w:p>
       <w:pPr>
         <w:pStyle w:val="ListParagraph"/>
         <w:numPr>
           <w:ilvl w:val="0"/>
-          <w:numId w:val="19"/>
+          <w:numId w:val="6"/>
         </w:numPr>
         <w:jc w:val="both"/>
         <w:rPr>
           <w:rFonts w:ascii="Arial" w:hAnsi="Arial" w:cs="Arial"/>
-          <w:sz w:val="22"/>
-          <w:szCs w:val="22"/>
-        </w:rPr>
-      </w:pPr>
-      <w:r>
-        <w:rPr>
-          <w:rFonts w:ascii="Arial" w:hAnsi="Arial" w:cs="Arial"/>
+          <w:b/>
+          <w:bCs/>
+          <w:sz w:val="22"/>
+          <w:szCs w:val="22"/>
+        </w:rPr>
+      </w:pPr>
+      <w:r>
+        <w:rPr>
+          <w:rFonts w:ascii="Arial" w:hAnsi="Arial" w:cs="Arial"/>
+          <w:b/>
+          <w:bCs/>
           <w:sz w:val="22"/>
           <w:szCs w:val="22"/>
         </w:rPr>
@@ -8325,24 +9681,38 @@
         </w:rPr>
         <w:t>1: Token generation with /login endpoint</w:t>
       </w:r>
+    </w:p>
+    <w:p>
+      <w:pPr>
+        <w:jc w:val="both"/>
+        <w:rPr>
+          <w:rFonts w:ascii="Arial" w:hAnsi="Arial" w:cs="Arial"/>
+          <w:sz w:val="22"/>
+          <w:szCs w:val="22"/>
+        </w:rPr>
+      </w:pPr>
     </w:p>
     <w:p>
       <w:pPr>
         <w:pStyle w:val="ListParagraph"/>
         <w:numPr>
           <w:ilvl w:val="0"/>
-          <w:numId w:val="19"/>
+          <w:numId w:val="6"/>
         </w:numPr>
         <w:jc w:val="both"/>
         <w:rPr>
           <w:rFonts w:ascii="Arial" w:hAnsi="Arial" w:cs="Arial"/>
-          <w:sz w:val="22"/>
-          <w:szCs w:val="22"/>
-        </w:rPr>
-      </w:pPr>
-      <w:r>
-        <w:rPr>
-          <w:rFonts w:ascii="Arial" w:hAnsi="Arial" w:cs="Arial"/>
+          <w:b/>
+          <w:bCs/>
+          <w:sz w:val="22"/>
+          <w:szCs w:val="22"/>
+        </w:rPr>
+      </w:pPr>
+      <w:r>
+        <w:rPr>
+          <w:rFonts w:ascii="Arial" w:hAnsi="Arial" w:cs="Arial"/>
+          <w:b/>
+          <w:bCs/>
           <w:sz w:val="22"/>
           <w:szCs w:val="22"/>
         </w:rPr>
@@ -8416,28 +9786,41 @@
         </w:rPr>
         <w:t>Figure 2: Protected endpoint is accessible with a valid token</w:t>
       </w:r>
+    </w:p>
+    <w:p>
+      <w:pPr>
+        <w:jc w:val="both"/>
+        <w:rPr>
+          <w:rFonts w:ascii="Arial" w:hAnsi="Arial" w:cs="Arial"/>
+          <w:sz w:val="22"/>
+          <w:szCs w:val="22"/>
+        </w:rPr>
+      </w:pPr>
     </w:p>
     <w:p>
       <w:pPr>
         <w:pStyle w:val="ListParagraph"/>
         <w:numPr>
           <w:ilvl w:val="0"/>
-          <w:numId w:val="19"/>
+          <w:numId w:val="6"/>
         </w:numPr>
         <w:jc w:val="both"/>
         <w:rPr>
           <w:rFonts w:ascii="Arial" w:hAnsi="Arial" w:cs="Arial"/>
-          <w:sz w:val="22"/>
-          <w:szCs w:val="22"/>
-        </w:rPr>
-      </w:pPr>
-      <w:r>
-        <w:rPr>
-          <w:rFonts w:ascii="Arial" w:hAnsi="Arial" w:cs="Arial"/>
-          <w:sz w:val="22"/>
-          <w:szCs w:val="22"/>
-        </w:rPr>
-        <w:lastRenderedPageBreak/>
+          <w:b/>
+          <w:bCs/>
+          <w:sz w:val="22"/>
+          <w:szCs w:val="22"/>
+        </w:rPr>
+      </w:pPr>
+      <w:r>
+        <w:rPr>
+          <w:rFonts w:ascii="Arial" w:hAnsi="Arial" w:cs="Arial"/>
+          <w:b/>
+          <w:bCs/>
+          <w:sz w:val="22"/>
+          <w:szCs w:val="22"/>
+        </w:rPr>
         <w:t>No token test</w:t>
       </w:r>
     </w:p>
@@ -8498,15 +9881,7 @@
           <w:sz w:val="22"/>
           <w:szCs w:val="22"/>
         </w:rPr>
-        <w:t>,</w:t>
-      </w:r>
-      <w:r>
-        <w:rPr>
-          <w:rFonts w:ascii="Arial" w:hAnsi="Arial" w:cs="Arial"/>
-          <w:sz w:val="22"/>
-          <w:szCs w:val="22"/>
-        </w:rPr>
-        <w:t xml:space="preserve"> </w:t>
+        <w:t xml:space="preserve">, </w:t>
       </w:r>
       <w:r>
         <w:rPr>
@@ -8516,24 +9891,48 @@
         </w:rPr>
         <w:t>Figure 3: Error for accessing protected endpoint with no token</w:t>
       </w:r>
+    </w:p>
+    <w:p>
+      <w:pPr>
+        <w:jc w:val="both"/>
+        <w:rPr>
+          <w:rFonts w:ascii="Arial" w:hAnsi="Arial" w:cs="Arial"/>
+          <w:sz w:val="22"/>
+          <w:szCs w:val="22"/>
+        </w:rPr>
+      </w:pPr>
+    </w:p>
+    <w:p>
+      <w:pPr>
+        <w:jc w:val="both"/>
+        <w:rPr>
+          <w:rFonts w:ascii="Arial" w:hAnsi="Arial" w:cs="Arial"/>
+          <w:sz w:val="22"/>
+          <w:szCs w:val="22"/>
+        </w:rPr>
+      </w:pPr>
     </w:p>
     <w:p>
       <w:pPr>
         <w:pStyle w:val="ListParagraph"/>
         <w:numPr>
           <w:ilvl w:val="0"/>
-          <w:numId w:val="19"/>
+          <w:numId w:val="6"/>
         </w:numPr>
         <w:jc w:val="both"/>
         <w:rPr>
           <w:rFonts w:ascii="Arial" w:hAnsi="Arial" w:cs="Arial"/>
-          <w:sz w:val="22"/>
-          <w:szCs w:val="22"/>
-        </w:rPr>
-      </w:pPr>
-      <w:r>
-        <w:rPr>
-          <w:rFonts w:ascii="Arial" w:hAnsi="Arial" w:cs="Arial"/>
+          <w:b/>
+          <w:bCs/>
+          <w:sz w:val="22"/>
+          <w:szCs w:val="22"/>
+        </w:rPr>
+      </w:pPr>
+      <w:r>
+        <w:rPr>
+          <w:rFonts w:ascii="Arial" w:hAnsi="Arial" w:cs="Arial"/>
+          <w:b/>
+          <w:bCs/>
           <w:sz w:val="22"/>
           <w:szCs w:val="22"/>
         </w:rPr>
@@ -8597,15 +9996,7 @@
           <w:sz w:val="22"/>
           <w:szCs w:val="22"/>
         </w:rPr>
-        <w:t>,</w:t>
-      </w:r>
-      <w:r>
-        <w:rPr>
-          <w:rFonts w:ascii="Arial" w:hAnsi="Arial" w:cs="Arial"/>
-          <w:sz w:val="22"/>
-          <w:szCs w:val="22"/>
-        </w:rPr>
-        <w:t xml:space="preserve"> </w:t>
+        <w:t xml:space="preserve">, </w:t>
       </w:r>
       <w:r>
         <w:rPr>
@@ -8621,6 +10012,16 @@
         <w:jc w:val="both"/>
         <w:rPr>
           <w:rFonts w:ascii="Arial" w:hAnsi="Arial" w:cs="Arial"/>
+          <w:sz w:val="22"/>
+          <w:szCs w:val="22"/>
+        </w:rPr>
+      </w:pPr>
+    </w:p>
+    <w:p>
+      <w:pPr>
+        <w:jc w:val="both"/>
+        <w:rPr>
+          <w:rFonts w:ascii="Arial" w:hAnsi="Arial" w:cs="Arial"/>
           <w:b/>
           <w:bCs/>
           <w:sz w:val="22"/>
@@ -8647,6 +10048,18 @@
         </w:rPr>
         <w:t>4.2 Security Evaluation</w:t>
       </w:r>
+    </w:p>
+    <w:p>
+      <w:pPr>
+        <w:jc w:val="both"/>
+        <w:rPr>
+          <w:rFonts w:ascii="Arial" w:hAnsi="Arial" w:cs="Arial"/>
+          <w:b/>
+          <w:bCs/>
+          <w:sz w:val="22"/>
+          <w:szCs w:val="22"/>
+        </w:rPr>
+      </w:pPr>
     </w:p>
     <w:p>
       <w:pPr>
@@ -8671,7 +10084,7 @@
         <w:pStyle w:val="ListParagraph"/>
         <w:numPr>
           <w:ilvl w:val="0"/>
-          <w:numId w:val="19"/>
+          <w:numId w:val="6"/>
         </w:numPr>
         <w:jc w:val="both"/>
         <w:rPr>
@@ -8694,7 +10107,7 @@
         <w:pStyle w:val="ListParagraph"/>
         <w:numPr>
           <w:ilvl w:val="0"/>
-          <w:numId w:val="19"/>
+          <w:numId w:val="6"/>
         </w:numPr>
         <w:jc w:val="both"/>
         <w:rPr>
@@ -8717,7 +10130,7 @@
         <w:pStyle w:val="ListParagraph"/>
         <w:numPr>
           <w:ilvl w:val="0"/>
-          <w:numId w:val="19"/>
+          <w:numId w:val="6"/>
         </w:numPr>
         <w:jc w:val="both"/>
         <w:rPr>
@@ -8740,7 +10153,7 @@
         <w:pStyle w:val="ListParagraph"/>
         <w:numPr>
           <w:ilvl w:val="0"/>
-          <w:numId w:val="19"/>
+          <w:numId w:val="6"/>
         </w:numPr>
         <w:jc w:val="both"/>
         <w:rPr>
@@ -8795,34 +10208,40 @@
         <w:jc w:val="both"/>
         <w:rPr>
           <w:rFonts w:ascii="Arial" w:hAnsi="Arial" w:cs="Arial"/>
-          <w:sz w:val="22"/>
-          <w:szCs w:val="22"/>
-        </w:rPr>
-      </w:pPr>
-      <w:r>
-        <w:rPr>
-          <w:rFonts w:ascii="Arial" w:hAnsi="Arial" w:cs="Arial"/>
-          <w:sz w:val="22"/>
-          <w:szCs w:val="22"/>
-        </w:rPr>
-        <w:t xml:space="preserve">The system performs well due to being lightweight and stateless. The server </w:t>
-      </w:r>
-      <w:r>
-        <w:rPr>
-          <w:rFonts w:ascii="Arial" w:hAnsi="Arial" w:cs="Arial"/>
-          <w:sz w:val="22"/>
-          <w:szCs w:val="22"/>
-        </w:rPr>
-        <w:t>can</w:t>
-      </w:r>
-      <w:r>
-        <w:rPr>
-          <w:rFonts w:ascii="Arial" w:hAnsi="Arial" w:cs="Arial"/>
-          <w:sz w:val="22"/>
-          <w:szCs w:val="22"/>
-        </w:rPr>
-        <w:t xml:space="preserve"> retrieve all necessary authentication details directly from the JWT which prevents the need to search through the database with each request. This contributes to a speedier server response and allows the system to be more scalable, fitting modern applications and APIs.</w:t>
-      </w:r>
+          <w:b/>
+          <w:bCs/>
+          <w:sz w:val="22"/>
+          <w:szCs w:val="22"/>
+        </w:rPr>
+      </w:pPr>
+    </w:p>
+    <w:p>
+      <w:pPr>
+        <w:jc w:val="both"/>
+        <w:rPr>
+          <w:rFonts w:ascii="Arial" w:hAnsi="Arial" w:cs="Arial"/>
+          <w:sz w:val="22"/>
+          <w:szCs w:val="22"/>
+        </w:rPr>
+      </w:pPr>
+      <w:r>
+        <w:rPr>
+          <w:rFonts w:ascii="Arial" w:hAnsi="Arial" w:cs="Arial"/>
+          <w:sz w:val="22"/>
+          <w:szCs w:val="22"/>
+        </w:rPr>
+        <w:t>The system performs well due to being lightweight and stateless. The server can retrieve all necessary authentication details directly from the JWT which prevents the need to search through the database with each request. This contributes to a speedier server response and allows the system to be more scalable, fitting modern applications and APIs.</w:t>
+      </w:r>
+    </w:p>
+    <w:p>
+      <w:pPr>
+        <w:jc w:val="both"/>
+        <w:rPr>
+          <w:rFonts w:ascii="Arial" w:hAnsi="Arial" w:cs="Arial"/>
+          <w:sz w:val="22"/>
+          <w:szCs w:val="22"/>
+        </w:rPr>
+      </w:pPr>
     </w:p>
     <w:p>
       <w:pPr>
@@ -8855,6 +10274,18 @@
         </w:rPr>
         <w:t>4.4 Limitations</w:t>
       </w:r>
+    </w:p>
+    <w:p>
+      <w:pPr>
+        <w:jc w:val="both"/>
+        <w:rPr>
+          <w:rFonts w:ascii="Arial" w:hAnsi="Arial" w:cs="Arial"/>
+          <w:b/>
+          <w:bCs/>
+          <w:sz w:val="22"/>
+          <w:szCs w:val="22"/>
+        </w:rPr>
+      </w:pPr>
     </w:p>
     <w:p>
       <w:pPr>
@@ -8879,7 +10310,7 @@
         <w:pStyle w:val="ListParagraph"/>
         <w:numPr>
           <w:ilvl w:val="0"/>
-          <w:numId w:val="21"/>
+          <w:numId w:val="8"/>
         </w:numPr>
         <w:jc w:val="both"/>
         <w:rPr>
@@ -8902,7 +10333,7 @@
         <w:pStyle w:val="ListParagraph"/>
         <w:numPr>
           <w:ilvl w:val="0"/>
-          <w:numId w:val="21"/>
+          <w:numId w:val="8"/>
         </w:numPr>
         <w:jc w:val="both"/>
         <w:rPr>
@@ -8933,7 +10364,7 @@
         <w:pStyle w:val="ListParagraph"/>
         <w:numPr>
           <w:ilvl w:val="0"/>
-          <w:numId w:val="21"/>
+          <w:numId w:val="8"/>
         </w:numPr>
         <w:jc w:val="both"/>
         <w:rPr>
@@ -8956,7 +10387,7 @@
         <w:pStyle w:val="ListParagraph"/>
         <w:numPr>
           <w:ilvl w:val="0"/>
-          <w:numId w:val="21"/>
+          <w:numId w:val="8"/>
         </w:numPr>
         <w:jc w:val="both"/>
         <w:rPr>
@@ -8979,7 +10410,7 @@
         <w:pStyle w:val="ListParagraph"/>
         <w:numPr>
           <w:ilvl w:val="0"/>
-          <w:numId w:val="21"/>
+          <w:numId w:val="8"/>
         </w:numPr>
         <w:jc w:val="both"/>
         <w:rPr>
@@ -9034,64 +10465,212 @@
         <w:jc w:val="both"/>
         <w:rPr>
           <w:rFonts w:ascii="Arial" w:hAnsi="Arial" w:cs="Arial"/>
-          <w:sz w:val="22"/>
-          <w:szCs w:val="22"/>
-        </w:rPr>
-      </w:pPr>
-      <w:r>
-        <w:rPr>
-          <w:rFonts w:ascii="Arial" w:hAnsi="Arial" w:cs="Arial"/>
-          <w:sz w:val="22"/>
-          <w:szCs w:val="22"/>
-        </w:rPr>
-        <w:t xml:space="preserve">In general, the implemented system works correctly and successfully applies tokenization with JWT to the authentication process. Testing proves that the system can generate, validate and access secured endpoints properly. It has also proved that further improvements must be made </w:t>
-      </w:r>
-      <w:r>
-        <w:rPr>
-          <w:rFonts w:ascii="Arial" w:hAnsi="Arial" w:cs="Arial"/>
-          <w:sz w:val="22"/>
-          <w:szCs w:val="22"/>
-        </w:rPr>
-        <w:t>for</w:t>
-      </w:r>
-      <w:r>
-        <w:rPr>
-          <w:rFonts w:ascii="Arial" w:hAnsi="Arial" w:cs="Arial"/>
-          <w:sz w:val="22"/>
-          <w:szCs w:val="22"/>
-        </w:rPr>
-        <w:t xml:space="preserve"> the system to be considered secure against all possible attacks.</w:t>
-      </w:r>
-    </w:p>
-    <w:p>
-      <w:pPr>
-        <w:jc w:val="both"/>
-        <w:rPr>
-          <w:rFonts w:ascii="Arial" w:hAnsi="Arial" w:cs="Arial"/>
-          <w:sz w:val="22"/>
-          <w:szCs w:val="22"/>
-        </w:rPr>
-      </w:pPr>
-    </w:p>
-    <w:p>
-      <w:pPr>
-        <w:jc w:val="both"/>
-        <w:rPr>
-          <w:rFonts w:ascii="Arial" w:hAnsi="Arial" w:cs="Arial"/>
-          <w:sz w:val="22"/>
-          <w:szCs w:val="22"/>
-        </w:rPr>
-      </w:pPr>
-    </w:p>
-    <w:p>
-      <w:pPr>
-        <w:jc w:val="both"/>
-        <w:rPr>
-          <w:rFonts w:ascii="Arial" w:hAnsi="Arial" w:cs="Arial"/>
-          <w:sz w:val="22"/>
-          <w:szCs w:val="22"/>
-        </w:rPr>
-      </w:pPr>
+          <w:b/>
+          <w:bCs/>
+          <w:sz w:val="22"/>
+          <w:szCs w:val="22"/>
+        </w:rPr>
+      </w:pPr>
+    </w:p>
+    <w:p>
+      <w:pPr>
+        <w:jc w:val="both"/>
+        <w:rPr>
+          <w:rFonts w:ascii="Arial" w:hAnsi="Arial" w:cs="Arial"/>
+          <w:sz w:val="22"/>
+          <w:szCs w:val="22"/>
+        </w:rPr>
+      </w:pPr>
+      <w:r>
+        <w:rPr>
+          <w:rFonts w:ascii="Arial" w:hAnsi="Arial" w:cs="Arial"/>
+          <w:sz w:val="22"/>
+          <w:szCs w:val="22"/>
+        </w:rPr>
+        <w:t>In general, the implemented system works correctly and successfully applies tokenization with JWT to the authentication process. Testing proves that the system can generate, validate and access secured endpoints properly. It has also proved that further improvements must be made for the system to be considered secure against all possible attacks.</w:t>
+      </w:r>
+    </w:p>
+    <w:p>
+      <w:pPr>
+        <w:jc w:val="both"/>
+        <w:rPr>
+          <w:rFonts w:ascii="Arial" w:hAnsi="Arial" w:cs="Arial"/>
+          <w:sz w:val="22"/>
+          <w:szCs w:val="22"/>
+        </w:rPr>
+      </w:pPr>
+    </w:p>
+    <w:p>
+      <w:pPr>
+        <w:jc w:val="both"/>
+        <w:rPr>
+          <w:rFonts w:ascii="Arial" w:hAnsi="Arial" w:cs="Arial"/>
+          <w:sz w:val="22"/>
+          <w:szCs w:val="22"/>
+        </w:rPr>
+      </w:pPr>
+    </w:p>
+    <w:p>
+      <w:pPr>
+        <w:jc w:val="both"/>
+        <w:rPr>
+          <w:rFonts w:ascii="Arial" w:hAnsi="Arial" w:cs="Arial"/>
+          <w:b/>
+          <w:bCs/>
+          <w:sz w:val="22"/>
+          <w:szCs w:val="22"/>
+        </w:rPr>
+      </w:pPr>
+      <w:r>
+        <w:rPr>
+          <w:rFonts w:ascii="Arial" w:hAnsi="Arial" w:cs="Arial"/>
+          <w:b/>
+          <w:bCs/>
+          <w:sz w:val="22"/>
+          <w:szCs w:val="22"/>
+        </w:rPr>
+        <w:t xml:space="preserve">        </w:t>
+      </w:r>
+      <w:r>
+        <w:rPr>
+          <w:rFonts w:ascii="Arial" w:hAnsi="Arial" w:cs="Arial"/>
+          <w:b/>
+          <w:bCs/>
+          <w:sz w:val="22"/>
+          <w:szCs w:val="22"/>
+        </w:rPr>
+        <w:t>5.</w:t>
+      </w:r>
+      <w:r>
+        <w:rPr>
+          <w:rFonts w:ascii="Arial" w:hAnsi="Arial" w:cs="Arial"/>
+          <w:sz w:val="22"/>
+          <w:szCs w:val="22"/>
+        </w:rPr>
+        <w:t xml:space="preserve"> </w:t>
+      </w:r>
+      <w:r>
+        <w:rPr>
+          <w:rFonts w:ascii="Arial" w:hAnsi="Arial" w:cs="Arial"/>
+          <w:b/>
+          <w:bCs/>
+          <w:sz w:val="22"/>
+          <w:szCs w:val="22"/>
+        </w:rPr>
+        <w:t>ADVANTAGES AND DISADVANTAGES</w:t>
+      </w:r>
+    </w:p>
+    <w:p>
+      <w:pPr>
+        <w:jc w:val="both"/>
+        <w:rPr>
+          <w:rFonts w:ascii="Arial" w:hAnsi="Arial" w:cs="Arial"/>
+          <w:b/>
+          <w:bCs/>
+          <w:sz w:val="22"/>
+          <w:szCs w:val="22"/>
+        </w:rPr>
+      </w:pPr>
+    </w:p>
+    <w:p>
+      <w:pPr>
+        <w:jc w:val="both"/>
+        <w:rPr>
+          <w:rFonts w:ascii="Arial" w:hAnsi="Arial" w:cs="Arial"/>
+          <w:b/>
+          <w:bCs/>
+          <w:sz w:val="22"/>
+          <w:szCs w:val="22"/>
+        </w:rPr>
+      </w:pPr>
+      <w:r>
+        <w:rPr>
+          <w:rFonts w:ascii="Arial" w:hAnsi="Arial" w:cs="Arial"/>
+          <w:b/>
+          <w:bCs/>
+          <w:sz w:val="22"/>
+          <w:szCs w:val="22"/>
+        </w:rPr>
+        <w:t>Advantages</w:t>
+      </w:r>
+    </w:p>
+    <w:p>
+      <w:pPr>
+        <w:jc w:val="both"/>
+        <w:rPr>
+          <w:rFonts w:ascii="Arial" w:hAnsi="Arial" w:cs="Arial"/>
+          <w:b/>
+          <w:bCs/>
+          <w:sz w:val="22"/>
+          <w:szCs w:val="22"/>
+        </w:rPr>
+      </w:pPr>
+    </w:p>
+    <w:p>
+      <w:pPr>
+        <w:jc w:val="both"/>
+        <w:rPr>
+          <w:rFonts w:ascii="Arial" w:hAnsi="Arial" w:cs="Arial"/>
+          <w:sz w:val="22"/>
+          <w:szCs w:val="22"/>
+        </w:rPr>
+      </w:pPr>
+      <w:r>
+        <w:rPr>
+          <w:rFonts w:ascii="Arial" w:hAnsi="Arial" w:cs="Arial"/>
+          <w:sz w:val="22"/>
+          <w:szCs w:val="22"/>
+        </w:rPr>
+        <w:t>One of the most prominent benefits is the stateless authentication mechanism. By embedding user data into a token, there is no need for the server to hold any session data, thereby reducing the server load and making it easily scalable for distributed applications.</w:t>
+      </w:r>
+      <w:r>
+        <w:rPr>
+          <w:rFonts w:ascii="Arial" w:hAnsi="Arial" w:cs="Arial"/>
+          <w:sz w:val="22"/>
+          <w:szCs w:val="22"/>
+        </w:rPr>
+        <w:t xml:space="preserve"> </w:t>
+      </w:r>
+      <w:r>
+        <w:rPr>
+          <w:rFonts w:ascii="Arial" w:hAnsi="Arial" w:cs="Arial"/>
+          <w:sz w:val="22"/>
+          <w:szCs w:val="22"/>
+        </w:rPr>
+        <w:t>Efficiency and performance are other major benefits because the server does not have to retrieve any information from the database on every request, so the response time of the request is fast, which is suitable for high-traffic applications such as APIs and cloud services.</w:t>
+      </w:r>
+      <w:r>
+        <w:rPr>
+          <w:rFonts w:ascii="Arial" w:hAnsi="Arial" w:cs="Arial"/>
+          <w:sz w:val="22"/>
+          <w:szCs w:val="22"/>
+        </w:rPr>
+        <w:t xml:space="preserve"> </w:t>
+      </w:r>
+      <w:r>
+        <w:rPr>
+          <w:rFonts w:ascii="Arial" w:hAnsi="Arial" w:cs="Arial"/>
+          <w:sz w:val="22"/>
+          <w:szCs w:val="22"/>
+        </w:rPr>
+        <w:t>Data transmission via digital signature can ensure secure communication between parties because algorithms such as HS256 are employed to ensure that any alteration of the token will be detected.</w:t>
+      </w:r>
+      <w:r>
+        <w:rPr>
+          <w:rFonts w:ascii="Arial" w:hAnsi="Arial" w:cs="Arial"/>
+          <w:sz w:val="22"/>
+          <w:szCs w:val="22"/>
+        </w:rPr>
+        <w:t xml:space="preserve"> </w:t>
+      </w:r>
+      <w:r>
+        <w:rPr>
+          <w:rFonts w:ascii="Arial" w:hAnsi="Arial" w:cs="Arial"/>
+          <w:sz w:val="22"/>
+          <w:szCs w:val="22"/>
+        </w:rPr>
+        <w:t>Finally, JWTs are flexible and portable and can be passed via HTTP header easily. They are also platform-independent so different services can work together. Thus, JWTs are ideal for use in RESTful API and microservice architecture.</w:t>
+      </w:r>
     </w:p>
     <w:p>
       <w:pPr>
@@ -9113,146 +10692,20 @@
           <w:szCs w:val="22"/>
         </w:rPr>
         <w:lastRenderedPageBreak/>
-        <w:t xml:space="preserve">        </w:t>
-      </w:r>
-      <w:r>
-        <w:rPr>
-          <w:rFonts w:ascii="Arial" w:hAnsi="Arial" w:cs="Arial"/>
-          <w:b/>
-          <w:bCs/>
-          <w:sz w:val="22"/>
-          <w:szCs w:val="22"/>
-        </w:rPr>
-        <w:t>5.</w:t>
-      </w:r>
-      <w:r>
-        <w:rPr>
-          <w:rFonts w:ascii="Arial" w:hAnsi="Arial" w:cs="Arial"/>
-          <w:sz w:val="22"/>
-          <w:szCs w:val="22"/>
-        </w:rPr>
-        <w:t xml:space="preserve"> </w:t>
-      </w:r>
-      <w:r>
-        <w:rPr>
-          <w:rFonts w:ascii="Arial" w:hAnsi="Arial" w:cs="Arial"/>
-          <w:b/>
-          <w:bCs/>
-          <w:sz w:val="22"/>
-          <w:szCs w:val="22"/>
-        </w:rPr>
-        <w:t>ADVANTAGES AND DISADVANTAGES</w:t>
-      </w:r>
-    </w:p>
-    <w:p>
-      <w:pPr>
-        <w:jc w:val="both"/>
-        <w:rPr>
-          <w:rFonts w:ascii="Arial" w:hAnsi="Arial" w:cs="Arial"/>
-          <w:b/>
-          <w:bCs/>
-          <w:sz w:val="22"/>
-          <w:szCs w:val="22"/>
-        </w:rPr>
-      </w:pPr>
-      <w:r>
-        <w:rPr>
-          <w:rFonts w:ascii="Arial" w:hAnsi="Arial" w:cs="Arial"/>
-          <w:b/>
-          <w:bCs/>
-          <w:sz w:val="22"/>
-          <w:szCs w:val="22"/>
-        </w:rPr>
-        <w:t>Advantages</w:t>
-      </w:r>
-    </w:p>
-    <w:p>
-      <w:pPr>
-        <w:jc w:val="both"/>
-        <w:rPr>
-          <w:rFonts w:ascii="Arial" w:hAnsi="Arial" w:cs="Arial"/>
-          <w:sz w:val="22"/>
-          <w:szCs w:val="22"/>
-        </w:rPr>
-      </w:pPr>
-      <w:r>
-        <w:rPr>
-          <w:rFonts w:ascii="Arial" w:hAnsi="Arial" w:cs="Arial"/>
-          <w:sz w:val="22"/>
-          <w:szCs w:val="22"/>
-        </w:rPr>
-        <w:t>One of the most prominent benefits is the stateless authentication mechanism. By embedding user data into a token, there is no need for the server to hold any session data, thereby reducing the server load and making it easily scalable for distributed applications.</w:t>
-      </w:r>
-      <w:r>
-        <w:rPr>
-          <w:rFonts w:ascii="Arial" w:hAnsi="Arial" w:cs="Arial"/>
-          <w:sz w:val="22"/>
-          <w:szCs w:val="22"/>
-        </w:rPr>
-        <w:t xml:space="preserve"> </w:t>
-      </w:r>
-      <w:r>
-        <w:rPr>
-          <w:rFonts w:ascii="Arial" w:hAnsi="Arial" w:cs="Arial"/>
-          <w:sz w:val="22"/>
-          <w:szCs w:val="22"/>
-        </w:rPr>
-        <w:t>Efficiency and performance are other major benefits because the server does not have to retrieve any information from the database on every request, so the response time of the request is fast, which is suitable for high-traffic applications such as APIs and cloud services.</w:t>
-      </w:r>
-      <w:r>
-        <w:rPr>
-          <w:rFonts w:ascii="Arial" w:hAnsi="Arial" w:cs="Arial"/>
-          <w:sz w:val="22"/>
-          <w:szCs w:val="22"/>
-        </w:rPr>
-        <w:t xml:space="preserve"> </w:t>
-      </w:r>
-      <w:r>
-        <w:rPr>
-          <w:rFonts w:ascii="Arial" w:hAnsi="Arial" w:cs="Arial"/>
-          <w:sz w:val="22"/>
-          <w:szCs w:val="22"/>
-        </w:rPr>
-        <w:t>Data transmission via digital signature can ensure secure communication between parties because algorithms such as HS256 are employed to ensure that any alteration of the token will be detected.</w:t>
-      </w:r>
-      <w:r>
-        <w:rPr>
-          <w:rFonts w:ascii="Arial" w:hAnsi="Arial" w:cs="Arial"/>
-          <w:sz w:val="22"/>
-          <w:szCs w:val="22"/>
-        </w:rPr>
-        <w:t xml:space="preserve"> </w:t>
-      </w:r>
-      <w:r>
-        <w:rPr>
-          <w:rFonts w:ascii="Arial" w:hAnsi="Arial" w:cs="Arial"/>
-          <w:sz w:val="22"/>
-          <w:szCs w:val="22"/>
-        </w:rPr>
-        <w:t>Finally, JWTs are flexible and portable and can be passed via HTTP header easily. They are also platform-independent so different services can work together. Thus, JWTs are ideal for use in RESTful API and microservice architecture.</w:t>
-      </w:r>
-    </w:p>
-    <w:p>
-      <w:pPr>
-        <w:jc w:val="both"/>
-        <w:rPr>
-          <w:rFonts w:ascii="Arial" w:hAnsi="Arial" w:cs="Arial"/>
-          <w:b/>
-          <w:bCs/>
-          <w:sz w:val="22"/>
-          <w:szCs w:val="22"/>
-        </w:rPr>
-      </w:pPr>
-      <w:r>
-        <w:rPr>
-          <w:rFonts w:ascii="Arial" w:hAnsi="Arial" w:cs="Arial"/>
-          <w:b/>
-          <w:bCs/>
-          <w:sz w:val="22"/>
-          <w:szCs w:val="22"/>
-        </w:rPr>
         <w:t>Disadvantages</w:t>
       </w:r>
+    </w:p>
+    <w:p>
+      <w:pPr>
+        <w:jc w:val="both"/>
+        <w:rPr>
+          <w:rFonts w:ascii="Arial" w:hAnsi="Arial" w:cs="Arial"/>
+          <w:b/>
+          <w:bCs/>
+          <w:sz w:val="22"/>
+          <w:szCs w:val="22"/>
+        </w:rPr>
+      </w:pPr>
     </w:p>
     <w:p>
       <w:pPr>
@@ -9285,7 +10738,7 @@
         <w:pStyle w:val="ListParagraph"/>
         <w:numPr>
           <w:ilvl w:val="0"/>
-          <w:numId w:val="22"/>
+          <w:numId w:val="9"/>
         </w:numPr>
         <w:jc w:val="both"/>
         <w:rPr>
@@ -9316,15 +10769,7 @@
           <w:sz w:val="22"/>
           <w:szCs w:val="22"/>
         </w:rPr>
-        <w:t xml:space="preserve"> a JWT issued to a user will remain valid until it expires and there is no easy way to revoke it once it is out, if the token itself were compromised.</w:t>
-      </w:r>
-      <w:r>
-        <w:rPr>
-          <w:rFonts w:ascii="Arial" w:hAnsi="Arial" w:cs="Arial"/>
-          <w:sz w:val="22"/>
-          <w:szCs w:val="22"/>
-        </w:rPr>
-        <w:t xml:space="preserve"> </w:t>
+        <w:t xml:space="preserve"> a JWT issued to a user will remain valid until it expires and there is no easy way to revoke it once it is out, if the token itself were compromised. </w:t>
       </w:r>
     </w:p>
     <w:p>
@@ -9332,7 +10777,7 @@
         <w:pStyle w:val="ListParagraph"/>
         <w:numPr>
           <w:ilvl w:val="0"/>
-          <w:numId w:val="22"/>
+          <w:numId w:val="9"/>
         </w:numPr>
         <w:jc w:val="both"/>
         <w:rPr>
@@ -9363,23 +10808,7 @@
           <w:sz w:val="22"/>
           <w:szCs w:val="22"/>
         </w:rPr>
-        <w:t xml:space="preserve"> </w:t>
-      </w:r>
-      <w:r>
-        <w:rPr>
-          <w:rFonts w:ascii="Arial" w:hAnsi="Arial" w:cs="Arial"/>
-          <w:sz w:val="22"/>
-          <w:szCs w:val="22"/>
-        </w:rPr>
-        <w:t>Weak secret keys or algorithms can make systems prone to token forgery and algorithm confusion.</w:t>
-      </w:r>
-      <w:r>
-        <w:rPr>
-          <w:rFonts w:ascii="Arial" w:hAnsi="Arial" w:cs="Arial"/>
-          <w:sz w:val="22"/>
-          <w:szCs w:val="22"/>
-        </w:rPr>
-        <w:t xml:space="preserve"> </w:t>
+        <w:t xml:space="preserve"> Weak secret keys or algorithms can make systems prone to token forgery and algorithm confusion. </w:t>
       </w:r>
     </w:p>
     <w:p>
@@ -9387,7 +10816,7 @@
         <w:pStyle w:val="ListParagraph"/>
         <w:numPr>
           <w:ilvl w:val="0"/>
-          <w:numId w:val="22"/>
+          <w:numId w:val="9"/>
         </w:numPr>
         <w:jc w:val="both"/>
         <w:rPr>
@@ -9402,31 +10831,7 @@
           <w:sz w:val="22"/>
           <w:szCs w:val="22"/>
         </w:rPr>
-        <w:t xml:space="preserve">Replay </w:t>
-      </w:r>
-      <w:r>
-        <w:rPr>
-          <w:rFonts w:ascii="Arial" w:hAnsi="Arial" w:cs="Arial"/>
-          <w:sz w:val="22"/>
-          <w:szCs w:val="22"/>
-        </w:rPr>
-        <w:t>Attacks: A</w:t>
-      </w:r>
-      <w:r>
-        <w:rPr>
-          <w:rFonts w:ascii="Arial" w:hAnsi="Arial" w:cs="Arial"/>
-          <w:sz w:val="22"/>
-          <w:szCs w:val="22"/>
-        </w:rPr>
-        <w:t xml:space="preserve"> compromised token could be replayed many times within its expiration limit.</w:t>
-      </w:r>
-      <w:r>
-        <w:rPr>
-          <w:rFonts w:ascii="Arial" w:hAnsi="Arial" w:cs="Arial"/>
-          <w:sz w:val="22"/>
-          <w:szCs w:val="22"/>
-        </w:rPr>
-        <w:t xml:space="preserve"> </w:t>
+        <w:t xml:space="preserve">Replay Attacks: A compromised token could be replayed many times within its expiration limit. </w:t>
       </w:r>
     </w:p>
     <w:p>
@@ -9434,7 +10839,7 @@
         <w:pStyle w:val="ListParagraph"/>
         <w:numPr>
           <w:ilvl w:val="0"/>
-          <w:numId w:val="22"/>
+          <w:numId w:val="9"/>
         </w:numPr>
         <w:jc w:val="both"/>
         <w:rPr>
@@ -9449,7 +10854,79 @@
           <w:sz w:val="22"/>
           <w:szCs w:val="22"/>
         </w:rPr>
-        <w:t>Token size increases:</w:t>
+        <w:t>Token size increases: Storing user information in a token means the token could potentially become quite large, and this could cause performance implications.</w:t>
+      </w:r>
+    </w:p>
+    <w:p>
+      <w:pPr>
+        <w:jc w:val="both"/>
+        <w:rPr>
+          <w:rFonts w:ascii="Arial" w:hAnsi="Arial" w:cs="Arial"/>
+          <w:sz w:val="22"/>
+          <w:szCs w:val="22"/>
+        </w:rPr>
+      </w:pPr>
+    </w:p>
+    <w:p>
+      <w:pPr>
+        <w:jc w:val="both"/>
+        <w:rPr>
+          <w:rFonts w:ascii="Arial" w:hAnsi="Arial" w:cs="Arial"/>
+          <w:b/>
+          <w:bCs/>
+          <w:sz w:val="22"/>
+          <w:szCs w:val="22"/>
+        </w:rPr>
+      </w:pPr>
+      <w:r>
+        <w:rPr>
+          <w:rFonts w:ascii="Arial" w:hAnsi="Arial" w:cs="Arial"/>
+          <w:b/>
+          <w:bCs/>
+          <w:sz w:val="22"/>
+          <w:szCs w:val="22"/>
+        </w:rPr>
+        <w:t xml:space="preserve">         </w:t>
+      </w:r>
+      <w:r>
+        <w:rPr>
+          <w:rFonts w:ascii="Arial" w:hAnsi="Arial" w:cs="Arial"/>
+          <w:b/>
+          <w:bCs/>
+          <w:sz w:val="22"/>
+          <w:szCs w:val="22"/>
+        </w:rPr>
+        <w:t>6. CONCLUSION</w:t>
+      </w:r>
+    </w:p>
+    <w:p>
+      <w:pPr>
+        <w:jc w:val="both"/>
+        <w:rPr>
+          <w:rFonts w:ascii="Arial" w:hAnsi="Arial" w:cs="Arial"/>
+          <w:b/>
+          <w:bCs/>
+          <w:sz w:val="22"/>
+          <w:szCs w:val="22"/>
+        </w:rPr>
+      </w:pPr>
+    </w:p>
+    <w:p>
+      <w:pPr>
+        <w:jc w:val="both"/>
+        <w:rPr>
+          <w:rFonts w:ascii="Arial" w:hAnsi="Arial" w:cs="Arial"/>
+          <w:sz w:val="22"/>
+          <w:szCs w:val="22"/>
+        </w:rPr>
+      </w:pPr>
+      <w:r>
+        <w:rPr>
+          <w:rFonts w:ascii="Arial" w:hAnsi="Arial" w:cs="Arial"/>
+          <w:sz w:val="22"/>
+          <w:szCs w:val="22"/>
+        </w:rPr>
+        <w:t>This report discussed the use of tokens within an authentication system, focusing on JSON Web Tokens. In the discussion it was proven that tokenization could be a replacement for traditional session-based authentication, providing a secure and stateless mechanism for the client and server to communicate with each other.</w:t>
       </w:r>
       <w:r>
         <w:rPr>
@@ -9465,8 +10942,50 @@
           <w:sz w:val="22"/>
           <w:szCs w:val="22"/>
         </w:rPr>
-        <w:t>Storing user information in a token means the token could potentially become quite large, and this could cause performance implications.</w:t>
-      </w:r>
+        <w:t>A practical implementation was built in the form of a RESTful API using the Flask framework and demonstrated that a system could provide secure authentication and access control to its resources by the implementation of tokens. Token generation and validation were shown to be implemented successfully, and authentication tests were performed which proved that the system was correctly authenticating, protecting resources and dealing with invalid and non-existent tokens.</w:t>
+      </w:r>
+      <w:r>
+        <w:rPr>
+          <w:rFonts w:ascii="Arial" w:hAnsi="Arial" w:cs="Arial"/>
+          <w:sz w:val="22"/>
+          <w:szCs w:val="22"/>
+        </w:rPr>
+        <w:t xml:space="preserve"> </w:t>
+      </w:r>
+      <w:r>
+        <w:rPr>
+          <w:rFonts w:ascii="Arial" w:hAnsi="Arial" w:cs="Arial"/>
+          <w:sz w:val="22"/>
+          <w:szCs w:val="22"/>
+        </w:rPr>
+        <w:t>Evaluation showed that the system provided advantages and limitations. These included the advantages of scalability, efficiency and versatility that come with JWTs, contrasted with the requirement for care in implementation to protect against issues like token reuse and lack of a revocation system.</w:t>
+      </w:r>
+      <w:r>
+        <w:rPr>
+          <w:rFonts w:ascii="Arial" w:hAnsi="Arial" w:cs="Arial"/>
+          <w:sz w:val="22"/>
+          <w:szCs w:val="22"/>
+        </w:rPr>
+        <w:t xml:space="preserve"> </w:t>
+      </w:r>
+      <w:r>
+        <w:rPr>
+          <w:rFonts w:ascii="Arial" w:hAnsi="Arial" w:cs="Arial"/>
+          <w:sz w:val="22"/>
+          <w:szCs w:val="22"/>
+        </w:rPr>
+        <w:t>In conclusion, it has been proven that the tokenization of authentication is a robust and general technique for modern systems. The project does, however, illustrate that further security benefits need to be integrated into the system to make it suitable for a real-world scenario.</w:t>
+      </w:r>
+    </w:p>
+    <w:p>
+      <w:pPr>
+        <w:jc w:val="both"/>
+        <w:rPr>
+          <w:rFonts w:ascii="Arial" w:hAnsi="Arial" w:cs="Arial"/>
+          <w:sz w:val="22"/>
+          <w:szCs w:val="22"/>
+        </w:rPr>
+      </w:pPr>
     </w:p>
     <w:p>
       <w:pPr>
@@ -9507,25 +11026,37 @@
           <w:sz w:val="22"/>
           <w:szCs w:val="22"/>
         </w:rPr>
-        <w:t>6. CONCLUSION</w:t>
-      </w:r>
-    </w:p>
-    <w:p>
-      <w:pPr>
-        <w:jc w:val="both"/>
-        <w:rPr>
-          <w:rFonts w:ascii="Arial" w:hAnsi="Arial" w:cs="Arial"/>
-          <w:sz w:val="22"/>
-          <w:szCs w:val="22"/>
-        </w:rPr>
-      </w:pPr>
-      <w:r>
-        <w:rPr>
-          <w:rFonts w:ascii="Arial" w:hAnsi="Arial" w:cs="Arial"/>
-          <w:sz w:val="22"/>
-          <w:szCs w:val="22"/>
-        </w:rPr>
-        <w:t>This report discussed the use of tokens within an authentication system, focusing on JSON Web Tokens. In the discussion it was proven that tokenization could be a replacement for traditional session-based authentication, providing a secure and stateless mechanism for the client and server to communicate with each other.</w:t>
+        <w:t xml:space="preserve">7. FUTURE WORK </w:t>
+      </w:r>
+    </w:p>
+    <w:p>
+      <w:pPr>
+        <w:jc w:val="both"/>
+        <w:rPr>
+          <w:rFonts w:ascii="Arial" w:hAnsi="Arial" w:cs="Arial"/>
+          <w:b/>
+          <w:bCs/>
+          <w:sz w:val="22"/>
+          <w:szCs w:val="22"/>
+        </w:rPr>
+      </w:pPr>
+    </w:p>
+    <w:p>
+      <w:pPr>
+        <w:jc w:val="both"/>
+        <w:rPr>
+          <w:rFonts w:ascii="Arial" w:hAnsi="Arial" w:cs="Arial"/>
+          <w:sz w:val="22"/>
+          <w:szCs w:val="22"/>
+        </w:rPr>
+      </w:pPr>
+      <w:r>
+        <w:rPr>
+          <w:rFonts w:ascii="Arial" w:hAnsi="Arial" w:cs="Arial"/>
+          <w:sz w:val="22"/>
+          <w:szCs w:val="22"/>
+        </w:rPr>
+        <w:t>The implemented system clearly shows the basic concept of tokenisation using JSON Web Tokens, but it could be enhanced further on scalability, security and into a full-fledged authentication system.</w:t>
       </w:r>
       <w:r>
         <w:rPr>
@@ -9541,7 +11072,7 @@
           <w:sz w:val="22"/>
           <w:szCs w:val="22"/>
         </w:rPr>
-        <w:t>A practical implementation was built in the form of a RESTful API using the Flask framework and demonstrated that a system could provide secure authentication and access control to its resources by the implementation of tokens. Token generation and validation were shown to be implemented successfully, and authentication tests were performed which proved that the system was correctly authenticating, protecting resources and dealing with invalid and non-existent tokens.</w:t>
+        <w:t>Addition of refresh token would make this system to provide better security and User experience by letting them login once with short-lived access tokens which are also refreshed seamlessly in future using the refresh token.</w:t>
       </w:r>
       <w:r>
         <w:rPr>
@@ -9557,7 +11088,7 @@
           <w:sz w:val="22"/>
           <w:szCs w:val="22"/>
         </w:rPr>
-        <w:t>Evaluation showed that the system provided advantages and limitations. These included the advantages of scalability, efficiency and versatility that come with JWTs, contrasted with the requirement for care in implementation to protect against issues like token reuse and lack of a revocation system.</w:t>
+        <w:t>Updating the token signing algorithm to asymmetric keys like RS256 instead of symmetric ones like HS256 makes it much better as the signing is done on the server with private keys and verification using the public keys is also much faster and more scalable as it suits best for distributed systems.</w:t>
       </w:r>
       <w:r>
         <w:rPr>
@@ -9573,58 +11104,117 @@
           <w:sz w:val="22"/>
           <w:szCs w:val="22"/>
         </w:rPr>
-        <w:t>In conclusion, it has been proven that the tokenization of authentication is a robust and general technique for modern systems. The project does, however, illustrate that further security benefits need to be integrated into the system to make it suitable for a real-world scenario.</w:t>
-      </w:r>
-    </w:p>
-    <w:p>
-      <w:pPr>
-        <w:jc w:val="both"/>
-        <w:rPr>
-          <w:rFonts w:ascii="Arial" w:hAnsi="Arial" w:cs="Arial"/>
-          <w:sz w:val="22"/>
-          <w:szCs w:val="22"/>
-        </w:rPr>
-      </w:pPr>
-    </w:p>
-    <w:p>
-      <w:pPr>
-        <w:jc w:val="both"/>
-        <w:rPr>
-          <w:rFonts w:ascii="Arial" w:hAnsi="Arial" w:cs="Arial"/>
-          <w:sz w:val="22"/>
-          <w:szCs w:val="22"/>
-        </w:rPr>
-      </w:pPr>
-    </w:p>
-    <w:p>
-      <w:pPr>
-        <w:jc w:val="both"/>
-        <w:rPr>
-          <w:rFonts w:ascii="Arial" w:hAnsi="Arial" w:cs="Arial"/>
-          <w:sz w:val="22"/>
-          <w:szCs w:val="22"/>
-        </w:rPr>
-      </w:pPr>
-    </w:p>
-    <w:p>
-      <w:pPr>
-        <w:jc w:val="both"/>
-        <w:rPr>
-          <w:rFonts w:ascii="Arial" w:hAnsi="Arial" w:cs="Arial"/>
-          <w:b/>
-          <w:bCs/>
-          <w:sz w:val="22"/>
-          <w:szCs w:val="22"/>
-        </w:rPr>
-      </w:pPr>
-      <w:r>
-        <w:rPr>
-          <w:rFonts w:ascii="Arial" w:hAnsi="Arial" w:cs="Arial"/>
-          <w:b/>
-          <w:bCs/>
-          <w:sz w:val="22"/>
-          <w:szCs w:val="22"/>
-        </w:rPr>
+        <w:t>Role-based access control can be added by storing the roles of the users in the payload, such that only authorized roles can access specific resources.</w:t>
+      </w:r>
+      <w:r>
+        <w:rPr>
+          <w:rFonts w:ascii="Arial" w:hAnsi="Arial" w:cs="Arial"/>
+          <w:sz w:val="22"/>
+          <w:szCs w:val="22"/>
+        </w:rPr>
+        <w:t xml:space="preserve"> </w:t>
+      </w:r>
+      <w:r>
+        <w:rPr>
+          <w:rFonts w:ascii="Arial" w:hAnsi="Arial" w:cs="Arial"/>
+          <w:sz w:val="22"/>
+          <w:szCs w:val="22"/>
+        </w:rPr>
+        <w:t>A token revocation mechanism by keeping a record of blacklisted tokens would add to the security such that if a token were misused, even if the token has not expired, the user will be blocked, and the user should log in again.</w:t>
+      </w:r>
+      <w:r>
+        <w:rPr>
+          <w:rFonts w:ascii="Arial" w:hAnsi="Arial" w:cs="Arial"/>
+          <w:sz w:val="22"/>
+          <w:szCs w:val="22"/>
+        </w:rPr>
+        <w:t xml:space="preserve"> </w:t>
+      </w:r>
+      <w:r>
+        <w:rPr>
+          <w:rFonts w:ascii="Arial" w:hAnsi="Arial" w:cs="Arial"/>
+          <w:sz w:val="22"/>
+          <w:szCs w:val="22"/>
+        </w:rPr>
+        <w:t>All the communication should be secured by HTTPS such that the token is neither intercepted nor it can be used by a malicious user during transmission. This is a must for real world authentication.</w:t>
+      </w:r>
+      <w:r>
+        <w:rPr>
+          <w:rFonts w:ascii="Arial" w:hAnsi="Arial" w:cs="Arial"/>
+          <w:sz w:val="22"/>
+          <w:szCs w:val="22"/>
+        </w:rPr>
+        <w:t xml:space="preserve"> </w:t>
+      </w:r>
+      <w:r>
+        <w:rPr>
+          <w:rFonts w:ascii="Arial" w:hAnsi="Arial" w:cs="Arial"/>
+          <w:sz w:val="22"/>
+          <w:szCs w:val="22"/>
+        </w:rPr>
+        <w:t>Integration with authentication standards such as OAuth 2.0 and OpenID Connect would make it much better as users could log in with different authentication services like Google, Facebook, etc. This can be further extended into a microservices approach, where an API gateway would handle authentication and token validation whereas the backend services rely solely on the tokens for authentication.</w:t>
+      </w:r>
+    </w:p>
+    <w:p>
+      <w:pPr>
+        <w:jc w:val="both"/>
+        <w:rPr>
+          <w:rFonts w:ascii="Arial" w:hAnsi="Arial" w:cs="Arial"/>
+          <w:sz w:val="22"/>
+          <w:szCs w:val="22"/>
+        </w:rPr>
+      </w:pPr>
+    </w:p>
+    <w:p>
+      <w:pPr>
+        <w:jc w:val="both"/>
+        <w:rPr>
+          <w:rFonts w:ascii="Arial" w:hAnsi="Arial" w:cs="Arial"/>
+          <w:sz w:val="22"/>
+          <w:szCs w:val="22"/>
+        </w:rPr>
+      </w:pPr>
+    </w:p>
+    <w:p>
+      <w:pPr>
+        <w:jc w:val="both"/>
+        <w:rPr>
+          <w:rFonts w:ascii="Arial" w:hAnsi="Arial" w:cs="Arial"/>
+          <w:sz w:val="22"/>
+          <w:szCs w:val="22"/>
+        </w:rPr>
+      </w:pPr>
+    </w:p>
+    <w:p>
+      <w:pPr>
+        <w:jc w:val="both"/>
+        <w:rPr>
+          <w:rFonts w:ascii="Arial" w:hAnsi="Arial" w:cs="Arial"/>
+          <w:sz w:val="22"/>
+          <w:szCs w:val="22"/>
+        </w:rPr>
+      </w:pPr>
+    </w:p>
+    <w:p>
+      <w:pPr>
+        <w:jc w:val="both"/>
+        <w:rPr>
+          <w:rFonts w:ascii="Arial" w:hAnsi="Arial" w:cs="Arial"/>
+          <w:b/>
+          <w:bCs/>
+          <w:sz w:val="22"/>
+          <w:szCs w:val="22"/>
+        </w:rPr>
+      </w:pPr>
+      <w:r>
+        <w:rPr>
+          <w:rFonts w:ascii="Arial" w:hAnsi="Arial" w:cs="Arial"/>
+          <w:b/>
+          <w:bCs/>
+          <w:sz w:val="22"/>
+          <w:szCs w:val="22"/>
+        </w:rPr>
+        <w:lastRenderedPageBreak/>
         <w:t xml:space="preserve">         </w:t>
       </w:r>
       <w:r>
@@ -9635,187 +11225,27 @@
           <w:sz w:val="22"/>
           <w:szCs w:val="22"/>
         </w:rPr>
-        <w:t xml:space="preserve">7. FUTURE WORK </w:t>
-      </w:r>
-    </w:p>
-    <w:p>
-      <w:pPr>
-        <w:jc w:val="both"/>
-        <w:rPr>
-          <w:rFonts w:ascii="Arial" w:hAnsi="Arial" w:cs="Arial"/>
-          <w:sz w:val="22"/>
-          <w:szCs w:val="22"/>
-        </w:rPr>
-      </w:pPr>
-      <w:r>
-        <w:rPr>
-          <w:rFonts w:ascii="Arial" w:hAnsi="Arial" w:cs="Arial"/>
-          <w:sz w:val="22"/>
-          <w:szCs w:val="22"/>
-        </w:rPr>
-        <w:t>The implemented system clearly shows the basic concept of tokenisation using JSON Web Tokens, but it could be enhanced further on scalability, security and into a full-fledged authentication system.</w:t>
-      </w:r>
-      <w:r>
-        <w:rPr>
-          <w:rFonts w:ascii="Arial" w:hAnsi="Arial" w:cs="Arial"/>
-          <w:sz w:val="22"/>
-          <w:szCs w:val="22"/>
-        </w:rPr>
-        <w:t xml:space="preserve"> </w:t>
-      </w:r>
-      <w:r>
-        <w:rPr>
-          <w:rFonts w:ascii="Arial" w:hAnsi="Arial" w:cs="Arial"/>
-          <w:sz w:val="22"/>
-          <w:szCs w:val="22"/>
-        </w:rPr>
-        <w:t>Addition of refresh token would make this system to provide better security and User experience by letting them login once with short-lived access tokens which are also refreshed seamlessly in future using the refresh token.</w:t>
-      </w:r>
-      <w:r>
-        <w:rPr>
-          <w:rFonts w:ascii="Arial" w:hAnsi="Arial" w:cs="Arial"/>
-          <w:sz w:val="22"/>
-          <w:szCs w:val="22"/>
-        </w:rPr>
-        <w:t xml:space="preserve"> </w:t>
-      </w:r>
-      <w:r>
-        <w:rPr>
-          <w:rFonts w:ascii="Arial" w:hAnsi="Arial" w:cs="Arial"/>
-          <w:sz w:val="22"/>
-          <w:szCs w:val="22"/>
-        </w:rPr>
-        <w:t>Updating the token signing algorithm to asymmetric keys like RS256 instead of symmetric ones like HS256 makes it much better as the signing is done on the server with private keys and verification using the public keys is also much faster and more scalable as it suits best for distributed systems.</w:t>
-      </w:r>
-      <w:r>
-        <w:rPr>
-          <w:rFonts w:ascii="Arial" w:hAnsi="Arial" w:cs="Arial"/>
-          <w:sz w:val="22"/>
-          <w:szCs w:val="22"/>
-        </w:rPr>
-        <w:t xml:space="preserve"> </w:t>
-      </w:r>
-      <w:r>
-        <w:rPr>
-          <w:rFonts w:ascii="Arial" w:hAnsi="Arial" w:cs="Arial"/>
-          <w:sz w:val="22"/>
-          <w:szCs w:val="22"/>
-        </w:rPr>
-        <w:t>Role-based access control can be added by storing the roles of the users in the payload, such that only authorized roles can access specific resources.</w:t>
-      </w:r>
-      <w:r>
-        <w:rPr>
-          <w:rFonts w:ascii="Arial" w:hAnsi="Arial" w:cs="Arial"/>
-          <w:sz w:val="22"/>
-          <w:szCs w:val="22"/>
-        </w:rPr>
-        <w:t xml:space="preserve"> </w:t>
-      </w:r>
-      <w:r>
-        <w:rPr>
-          <w:rFonts w:ascii="Arial" w:hAnsi="Arial" w:cs="Arial"/>
-          <w:sz w:val="22"/>
-          <w:szCs w:val="22"/>
-        </w:rPr>
-        <w:t>A token revocation mechanism by keeping a record of blacklisted tokens would add to the security such that if a token were misused, even if the token has not expired, the user will be blocked, and the user should log in again.</w:t>
-      </w:r>
-      <w:r>
-        <w:rPr>
-          <w:rFonts w:ascii="Arial" w:hAnsi="Arial" w:cs="Arial"/>
-          <w:sz w:val="22"/>
-          <w:szCs w:val="22"/>
-        </w:rPr>
-        <w:t xml:space="preserve"> </w:t>
-      </w:r>
-      <w:r>
-        <w:rPr>
-          <w:rFonts w:ascii="Arial" w:hAnsi="Arial" w:cs="Arial"/>
-          <w:sz w:val="22"/>
-          <w:szCs w:val="22"/>
-        </w:rPr>
-        <w:t>All the communication should be secured by HTTPS such that the token is neither intercepted nor it can be used by a malicious user during transmission. This is a must for real world authentication.</w:t>
-      </w:r>
-      <w:r>
-        <w:rPr>
-          <w:rFonts w:ascii="Arial" w:hAnsi="Arial" w:cs="Arial"/>
-          <w:sz w:val="22"/>
-          <w:szCs w:val="22"/>
-        </w:rPr>
-        <w:t xml:space="preserve"> </w:t>
-      </w:r>
-      <w:r>
-        <w:rPr>
-          <w:rFonts w:ascii="Arial" w:hAnsi="Arial" w:cs="Arial"/>
-          <w:sz w:val="22"/>
-          <w:szCs w:val="22"/>
-        </w:rPr>
-        <w:t xml:space="preserve">Integration with authentication standards such as OAuth 2.0 and OpenID Connect would make it much better as users could log in with different authentication services like Google, Facebook, </w:t>
-      </w:r>
-      <w:r>
-        <w:rPr>
-          <w:rFonts w:ascii="Arial" w:hAnsi="Arial" w:cs="Arial"/>
-          <w:sz w:val="22"/>
-          <w:szCs w:val="22"/>
-        </w:rPr>
-        <w:t>etc. This</w:t>
-      </w:r>
-      <w:r>
-        <w:rPr>
-          <w:rFonts w:ascii="Arial" w:hAnsi="Arial" w:cs="Arial"/>
-          <w:sz w:val="22"/>
-          <w:szCs w:val="22"/>
-        </w:rPr>
-        <w:t xml:space="preserve"> can be further extended into a microservices approach, where an API gateway would handle authentication and token validation whereas the backend services rely solely on the tokens for authentication.</w:t>
-      </w:r>
-    </w:p>
-    <w:p>
-      <w:pPr>
-        <w:jc w:val="both"/>
-        <w:rPr>
-          <w:rFonts w:ascii="Arial" w:hAnsi="Arial" w:cs="Arial"/>
-          <w:sz w:val="22"/>
-          <w:szCs w:val="22"/>
-        </w:rPr>
-      </w:pPr>
-    </w:p>
-    <w:p>
-      <w:pPr>
-        <w:jc w:val="both"/>
-        <w:rPr>
-          <w:rFonts w:ascii="Arial" w:hAnsi="Arial" w:cs="Arial"/>
-          <w:b/>
-          <w:bCs/>
-          <w:sz w:val="22"/>
-          <w:szCs w:val="22"/>
-        </w:rPr>
-      </w:pPr>
-      <w:r>
-        <w:rPr>
-          <w:rFonts w:ascii="Arial" w:hAnsi="Arial" w:cs="Arial"/>
-          <w:b/>
-          <w:bCs/>
-          <w:sz w:val="22"/>
-          <w:szCs w:val="22"/>
-        </w:rPr>
-        <w:t xml:space="preserve">         </w:t>
-      </w:r>
-      <w:r>
-        <w:rPr>
-          <w:rFonts w:ascii="Arial" w:hAnsi="Arial" w:cs="Arial"/>
-          <w:b/>
-          <w:bCs/>
-          <w:sz w:val="22"/>
-          <w:szCs w:val="22"/>
-        </w:rPr>
         <w:t xml:space="preserve">8. REFRENCES </w:t>
       </w:r>
+    </w:p>
+    <w:p>
+      <w:pPr>
+        <w:jc w:val="both"/>
+        <w:rPr>
+          <w:rFonts w:ascii="Arial" w:hAnsi="Arial" w:cs="Arial"/>
+          <w:b/>
+          <w:bCs/>
+          <w:sz w:val="22"/>
+          <w:szCs w:val="22"/>
+        </w:rPr>
+      </w:pPr>
     </w:p>
     <w:p>
       <w:pPr>
         <w:pStyle w:val="ListParagraph"/>
         <w:numPr>
           <w:ilvl w:val="0"/>
-          <w:numId w:val="23"/>
+          <w:numId w:val="10"/>
         </w:numPr>
         <w:jc w:val="both"/>
         <w:rPr>
@@ -9860,7 +11290,7 @@
         <w:pStyle w:val="ListParagraph"/>
         <w:numPr>
           <w:ilvl w:val="0"/>
-          <w:numId w:val="23"/>
+          <w:numId w:val="10"/>
         </w:numPr>
         <w:jc w:val="both"/>
         <w:rPr>
@@ -9905,7 +11335,7 @@
         <w:pStyle w:val="ListParagraph"/>
         <w:numPr>
           <w:ilvl w:val="0"/>
-          <w:numId w:val="23"/>
+          <w:numId w:val="10"/>
         </w:numPr>
         <w:jc w:val="both"/>
         <w:rPr>
@@ -9950,7 +11380,7 @@
         <w:pStyle w:val="ListParagraph"/>
         <w:numPr>
           <w:ilvl w:val="0"/>
-          <w:numId w:val="23"/>
+          <w:numId w:val="10"/>
         </w:numPr>
         <w:jc w:val="both"/>
         <w:rPr>
@@ -9995,7 +11425,7 @@
         <w:pStyle w:val="ListParagraph"/>
         <w:numPr>
           <w:ilvl w:val="0"/>
-          <w:numId w:val="23"/>
+          <w:numId w:val="10"/>
         </w:numPr>
         <w:rPr>
           <w:rFonts w:ascii="Arial" w:hAnsi="Arial" w:cs="Arial"/>
@@ -10033,7 +11463,7 @@
         </w:rPr>
         <w:t xml:space="preserve">. Available at: </w:t>
       </w:r>
-      <w:hyperlink r:id="rId15" w:tgtFrame="_new" w:history="1">
+      <w:hyperlink r:id="rId17" w:tgtFrame="_new" w:history="1">
         <w:r>
           <w:rPr>
             <w:rStyle w:val="Hyperlink"/>
@@ -10060,7 +11490,7 @@
         <w:pStyle w:val="ListParagraph"/>
         <w:numPr>
           <w:ilvl w:val="0"/>
-          <w:numId w:val="23"/>
+          <w:numId w:val="10"/>
         </w:numPr>
         <w:rPr>
           <w:rFonts w:ascii="Arial" w:hAnsi="Arial" w:cs="Arial"/>
@@ -10098,7 +11528,7 @@
         </w:rPr>
         <w:t xml:space="preserve">. Available at: </w:t>
       </w:r>
-      <w:hyperlink r:id="rId16" w:tgtFrame="_new" w:history="1">
+      <w:hyperlink r:id="rId18" w:tgtFrame="_new" w:history="1">
         <w:r>
           <w:rPr>
             <w:rStyle w:val="Hyperlink"/>
@@ -10125,7 +11555,7 @@
         <w:pStyle w:val="ListParagraph"/>
         <w:numPr>
           <w:ilvl w:val="0"/>
-          <w:numId w:val="23"/>
+          <w:numId w:val="10"/>
         </w:numPr>
         <w:rPr>
           <w:rFonts w:ascii="Arial" w:hAnsi="Arial" w:cs="Arial"/>
@@ -10183,7 +11613,7 @@
         </w:rPr>
         <w:t xml:space="preserve">. Available at: </w:t>
       </w:r>
-      <w:hyperlink r:id="rId17" w:tgtFrame="_new" w:history="1">
+      <w:hyperlink r:id="rId19" w:tgtFrame="_new" w:history="1">
         <w:r>
           <w:rPr>
             <w:rStyle w:val="Hyperlink"/>
@@ -10205,42 +11635,11 @@
         <w:t xml:space="preserve"> (Accessed: 2026).</w:t>
       </w:r>
     </w:p>
-    <w:p>
-      <w:pPr>
-        <w:rPr>
-          <w:rFonts w:ascii="Arial" w:hAnsi="Arial" w:cs="Arial"/>
-          <w:sz w:val="22"/>
-          <w:szCs w:val="22"/>
-          <w:lang w:val="en-AE"/>
-        </w:rPr>
-      </w:pPr>
-    </w:p>
-    <w:p>
-      <w:pPr>
-        <w:rPr>
-          <w:rFonts w:ascii="Arial" w:hAnsi="Arial" w:cs="Arial"/>
-          <w:sz w:val="22"/>
-          <w:szCs w:val="22"/>
-          <w:lang w:val="en-AE"/>
-        </w:rPr>
-      </w:pPr>
-    </w:p>
-    <w:p>
-      <w:pPr>
-        <w:jc w:val="both"/>
-        <w:rPr>
-          <w:rFonts w:ascii="Arial" w:hAnsi="Arial" w:cs="Arial"/>
-          <w:b/>
-          <w:bCs/>
-          <w:sz w:val="22"/>
-          <w:szCs w:val="22"/>
-        </w:rPr>
-      </w:pPr>
-    </w:p>
+    <w:p/>
     <w:sectPr>
-      <w:footerReference w:type="default" r:id="rId18"/>
-      <w:pgSz w:w="11906" w:h="16838"/>
-      <w:pgMar w:top="1440" w:right="1440" w:bottom="1440" w:left="1440" w:header="708" w:footer="708" w:gutter="0"/>
+      <w:footerReference w:type="default" r:id="rId20"/>
+      <w:pgSz w:w="11906" w:h="16838" w:code="9"/>
+      <w:pgMar w:top="873" w:right="1230" w:bottom="873" w:left="1230" w:header="567" w:footer="567" w:gutter="0"/>
       <w:cols w:space="708"/>
       <w:docGrid w:linePitch="360"/>
     </w:sectPr>
@@ -10252,9 +11651,6 @@
 <w:endnotes xmlns:wpc="http://schemas.microsoft.com/office/word/2010/wordprocessingCanvas" xmlns:cx="http://schemas.microsoft.com/office/drawing/2014/chartex" xmlns:cx1="http://schemas.microsoft.com/office/drawing/2015/9/8/chartex" xmlns:cx2="http://schemas.microsoft.com/office/drawing/2015/10/21/chartex" xmlns:cx3="http://schemas.microsoft.com/office/drawing/2016/5/9/chartex" xmlns:cx4="http://schemas.microsoft.com/office/drawing/2016/5/10/chartex" xmlns:cx5="http://schemas.microsoft.com/office/drawing/2016/5/11/chartex" xmlns:cx6="http://schemas.microsoft.com/office/drawing/2016/5/12/chartex" xmlns:cx7="http://schemas.microsoft.com/office/drawing/2016/5/13/chartex" xmlns:cx8="http://schemas.microsoft.com/office/drawing/2016/5/14/chartex" xmlns:mc="http://schemas.openxmlformats.org/markup-compatibility/2006" xmlns:aink="http://schemas.microsoft.com/office/drawing/2016/ink" xmlns:am3d="http://schemas.microsoft.com/office/drawing/2017/model3d" xmlns:o="urn:schemas-microsoft-com:office:office" xmlns:oel="http://schemas.microsoft.com/office/2019/extlst" xmlns:r="http://schemas.openxmlformats.org/officeDocument/2006/relationships" xmlns:m="http://schemas.openxmlformats.org/officeDocument/2006/math" xmlns:v="urn:schemas-microsoft-com:vml" xmlns:wp14="http://schemas.microsoft.com/office/word/2010/wordprocessingDrawing" xmlns:wp="http://schemas.openxmlformats.org/drawingml/2006/wordprocessingDrawing" xmlns:w10="urn:schemas-microsoft-com:office:word" xmlns:w="http://schemas.openxmlformats.org/wordprocessingml/2006/main" xmlns:w14="http://schemas.microsoft.com/office/word/2010/wordml" xmlns:w15="http://schemas.microsoft.com/office/word/2012/wordml" xmlns:w16cex="http://schemas.microsoft.com/office/word/2018/wordml/cex" xmlns:w16cid="http://schemas.microsoft.com/office/word/2016/wordml/cid" xmlns:w16="http://schemas.microsoft.com/office/word/2018/wordml" xmlns:w16du="http://schemas.microsoft.com/office/word/2023/wordml/word16du" xmlns:w16sdtdh="http://schemas.microsoft.com/office/word/2020/wordml/sdtdatahash" xmlns:w16sdtfl="http://schemas.microsoft.com/office/word/2024/wordml/sdtformatlock" xmlns:w16se="http://schemas.microsoft.com/office/word/2015/wordml/symex" xmlns:wpg="http://schemas.microsoft.com/office/word/2010/wordprocessingGroup" xmlns:wpi="http://schemas.microsoft.com/office/word/2010/wordprocessingInk" xmlns:wne="http://schemas.microsoft.com/office/word/2006/wordml" xmlns:wps="http://schemas.microsoft.com/office/word/2010/wordprocessingShape" mc:Ignorable="w14 w15 w16se w16cid w16 w16cex w16sdtdh w16sdtfl w16du wp14">
   <w:endnote w:type="separator" w:id="-1">
     <w:p>
-      <w:pPr>
-        <w:spacing w:after="0" w:line="240" w:lineRule="auto"/>
-      </w:pPr>
       <w:r>
         <w:separator/>
       </w:r>
@@ -10262,9 +11658,6 @@
   </w:endnote>
   <w:endnote w:type="continuationSeparator" w:id="0">
     <w:p>
-      <w:pPr>
-        <w:spacing w:after="0" w:line="240" w:lineRule="auto"/>
-      </w:pPr>
       <w:r>
         <w:continuationSeparator/>
       </w:r>
@@ -10277,7 +11670,7 @@
 <w:ftr xmlns:wpc="http://schemas.microsoft.com/office/word/2010/wordprocessingCanvas" xmlns:cx="http://schemas.microsoft.com/office/drawing/2014/chartex" xmlns:cx1="http://schemas.microsoft.com/office/drawing/2015/9/8/chartex" xmlns:cx2="http://schemas.microsoft.com/office/drawing/2015/10/21/chartex" xmlns:cx3="http://schemas.microsoft.com/office/drawing/2016/5/9/chartex" xmlns:cx4="http://schemas.microsoft.com/office/drawing/2016/5/10/chartex" xmlns:cx5="http://schemas.microsoft.com/office/drawing/2016/5/11/chartex" xmlns:cx6="http://schemas.microsoft.com/office/drawing/2016/5/12/chartex" xmlns:cx7="http://schemas.microsoft.com/office/drawing/2016/5/13/chartex" xmlns:cx8="http://schemas.microsoft.com/office/drawing/2016/5/14/chartex" xmlns:mc="http://schemas.openxmlformats.org/markup-compatibility/2006" xmlns:aink="http://schemas.microsoft.com/office/drawing/2016/ink" xmlns:am3d="http://schemas.microsoft.com/office/drawing/2017/model3d" xmlns:o="urn:schemas-microsoft-com:office:office" xmlns:oel="http://schemas.microsoft.com/office/2019/extlst" xmlns:r="http://schemas.openxmlformats.org/officeDocument/2006/relationships" xmlns:m="http://schemas.openxmlformats.org/officeDocument/2006/math" xmlns:v="urn:schemas-microsoft-com:vml" xmlns:wp14="http://schemas.microsoft.com/office/word/2010/wordprocessingDrawing" xmlns:wp="http://schemas.openxmlformats.org/drawingml/2006/wordprocessingDrawing" xmlns:w10="urn:schemas-microsoft-com:office:word" xmlns:w="http://schemas.openxmlformats.org/wordprocessingml/2006/main" xmlns:w14="http://schemas.microsoft.com/office/word/2010/wordml" xmlns:w15="http://schemas.microsoft.com/office/word/2012/wordml" xmlns:w16cex="http://schemas.microsoft.com/office/word/2018/wordml/cex" xmlns:w16cid="http://schemas.microsoft.com/office/word/2016/wordml/cid" xmlns:w16="http://schemas.microsoft.com/office/word/2018/wordml" xmlns:w16du="http://schemas.microsoft.com/office/word/2023/wordml/word16du" xmlns:w16sdtdh="http://schemas.microsoft.com/office/word/2020/wordml/sdtdatahash" xmlns:w16sdtfl="http://schemas.microsoft.com/office/word/2024/wordml/sdtformatlock" xmlns:w16se="http://schemas.microsoft.com/office/word/2015/wordml/symex" xmlns:wpg="http://schemas.microsoft.com/office/word/2010/wordprocessingGroup" xmlns:wpi="http://schemas.microsoft.com/office/word/2010/wordprocessingInk" xmlns:wne="http://schemas.microsoft.com/office/word/2006/wordml" xmlns:wps="http://schemas.microsoft.com/office/word/2010/wordprocessingShape" mc:Ignorable="w14 w15 w16se w16cid w16 w16cex w16sdtdh w16sdtfl w16du wp14">
   <w:sdt>
     <w:sdtPr>
-      <w:id w:val="-1089532055"/>
+      <w:id w:val="-719052561"/>
       <w:docPartObj>
         <w:docPartGallery w:val="Page Numbers (Bottom of Page)"/>
         <w:docPartUnique/>
@@ -10296,6 +11689,10 @@
           <w:pBdr>
             <w:top w:val="single" w:sz="4" w:space="1" w:color="D9D9D9" w:themeColor="background1" w:themeShade="D9"/>
           </w:pBdr>
+          <w:rPr>
+            <w:b/>
+            <w:bCs/>
+          </w:rPr>
         </w:pPr>
         <w:r>
           <w:fldChar w:fldCharType="begin"/>
@@ -10331,7 +11728,8 @@
         </w:r>
         <w:r>
           <w:rPr>
-            <w:color w:val="7F7F7F" w:themeColor="background1" w:themeShade="7F"/>
+            <w:b/>
+            <w:bCs/>
             <w:spacing w:val="60"/>
           </w:rPr>
           <w:t>Page</w:t>
@@ -10351,9 +11749,6 @@
 <w:footnotes xmlns:wpc="http://schemas.microsoft.com/office/word/2010/wordprocessingCanvas" xmlns:cx="http://schemas.microsoft.com/office/drawing/2014/chartex" xmlns:cx1="http://schemas.microsoft.com/office/drawing/2015/9/8/chartex" xmlns:cx2="http://schemas.microsoft.com/office/drawing/2015/10/21/chartex" xmlns:cx3="http://schemas.microsoft.com/office/drawing/2016/5/9/chartex" xmlns:cx4="http://schemas.microsoft.com/office/drawing/2016/5/10/chartex" xmlns:cx5="http://schemas.microsoft.com/office/drawing/2016/5/11/chartex" xmlns:cx6="http://schemas.microsoft.com/office/drawing/2016/5/12/chartex" xmlns:cx7="http://schemas.microsoft.com/office/drawing/2016/5/13/chartex" xmlns:cx8="http://schemas.microsoft.com/office/drawing/2016/5/14/chartex" xmlns:mc="http://schemas.openxmlformats.org/markup-compatibility/2006" xmlns:aink="http://schemas.microsoft.com/office/drawing/2016/ink" xmlns:am3d="http://schemas.microsoft.com/office/drawing/2017/model3d" xmlns:o="urn:schemas-microsoft-com:office:office" xmlns:oel="http://schemas.microsoft.com/office/2019/extlst" xmlns:r="http://schemas.openxmlformats.org/officeDocument/2006/relationships" xmlns:m="http://schemas.openxmlformats.org/officeDocument/2006/math" xmlns:v="urn:schemas-microsoft-com:vml" xmlns:wp14="http://schemas.microsoft.com/office/word/2010/wordprocessingDrawing" xmlns:wp="http://schemas.openxmlformats.org/drawingml/2006/wordprocessingDrawing" xmlns:w10="urn:schemas-microsoft-com:office:word" xmlns:w="http://schemas.openxmlformats.org/wordprocessingml/2006/main" xmlns:w14="http://schemas.microsoft.com/office/word/2010/wordml" xmlns:w15="http://schemas.microsoft.com/office/word/2012/wordml" xmlns:w16cex="http://schemas.microsoft.com/office/word/2018/wordml/cex" xmlns:w16cid="http://schemas.microsoft.com/office/word/2016/wordml/cid" xmlns:w16="http://schemas.microsoft.com/office/word/2018/wordml" xmlns:w16du="http://schemas.microsoft.com/office/word/2023/wordml/word16du" xmlns:w16sdtdh="http://schemas.microsoft.com/office/word/2020/wordml/sdtdatahash" xmlns:w16sdtfl="http://schemas.microsoft.com/office/word/2024/wordml/sdtformatlock" xmlns:w16se="http://schemas.microsoft.com/office/word/2015/wordml/symex" xmlns:wpg="http://schemas.microsoft.com/office/word/2010/wordprocessingGroup" xmlns:wpi="http://schemas.microsoft.com/office/word/2010/wordprocessingInk" xmlns:wne="http://schemas.microsoft.com/office/word/2006/wordml" xmlns:wps="http://schemas.microsoft.com/office/word/2010/wordprocessingShape" mc:Ignorable="w14 w15 w16se w16cid w16 w16cex w16sdtdh w16sdtfl w16du wp14">
   <w:footnote w:type="separator" w:id="-1">
     <w:p>
-      <w:pPr>
-        <w:spacing w:after="0" w:line="240" w:lineRule="auto"/>
-      </w:pPr>
       <w:r>
         <w:separator/>
       </w:r>
@@ -10361,9 +11756,6 @@
   </w:footnote>
   <w:footnote w:type="continuationSeparator" w:id="0">
     <w:p>
-      <w:pPr>
-        <w:spacing w:after="0" w:line="240" w:lineRule="auto"/>
-      </w:pPr>
       <w:r>
         <w:continuationSeparator/>
       </w:r>
@@ -10601,434 +11993,6 @@
     </w:lvl>
   </w:abstractNum>
   <w:abstractNum w:abstractNumId="2" w15:restartNumberingAfterBreak="0">
-    <w:nsid w:val="29501477"/>
-    <w:multiLevelType w:val="hybridMultilevel"/>
-    <w:tmpl w:val="57C20992"/>
-    <w:lvl w:ilvl="0" w:tplc="FFFFFFFF">
-      <w:start w:val="1"/>
-      <w:numFmt w:val="decimal"/>
-      <w:lvlText w:val="%1."/>
-      <w:lvlJc w:val="left"/>
-      <w:pPr>
-        <w:ind w:left="720" w:hanging="360"/>
-      </w:pPr>
-      <w:rPr>
-        <w:rFonts w:hint="default"/>
-      </w:rPr>
-    </w:lvl>
-    <w:lvl w:ilvl="1" w:tplc="FFFFFFFF" w:tentative="1">
-      <w:start w:val="1"/>
-      <w:numFmt w:val="lowerLetter"/>
-      <w:lvlText w:val="%2."/>
-      <w:lvlJc w:val="left"/>
-      <w:pPr>
-        <w:ind w:left="1440" w:hanging="360"/>
-      </w:pPr>
-    </w:lvl>
-    <w:lvl w:ilvl="2" w:tplc="FFFFFFFF" w:tentative="1">
-      <w:start w:val="1"/>
-      <w:numFmt w:val="lowerRoman"/>
-      <w:lvlText w:val="%3."/>
-      <w:lvlJc w:val="right"/>
-      <w:pPr>
-        <w:ind w:left="2160" w:hanging="180"/>
-      </w:pPr>
-    </w:lvl>
-    <w:lvl w:ilvl="3" w:tplc="FFFFFFFF" w:tentative="1">
-      <w:start w:val="1"/>
-      <w:numFmt w:val="decimal"/>
-      <w:lvlText w:val="%4."/>
-      <w:lvlJc w:val="left"/>
-      <w:pPr>
-        <w:ind w:left="2880" w:hanging="360"/>
-      </w:pPr>
-    </w:lvl>
-    <w:lvl w:ilvl="4" w:tplc="FFFFFFFF" w:tentative="1">
-      <w:start w:val="1"/>
-      <w:numFmt w:val="lowerLetter"/>
-      <w:lvlText w:val="%5."/>
-      <w:lvlJc w:val="left"/>
-      <w:pPr>
-        <w:ind w:left="3600" w:hanging="360"/>
-      </w:pPr>
-    </w:lvl>
-    <w:lvl w:ilvl="5" w:tplc="FFFFFFFF" w:tentative="1">
-      <w:start w:val="1"/>
-      <w:numFmt w:val="lowerRoman"/>
-      <w:lvlText w:val="%6."/>
-      <w:lvlJc w:val="right"/>
-      <w:pPr>
-        <w:ind w:left="4320" w:hanging="180"/>
-      </w:pPr>
-    </w:lvl>
-    <w:lvl w:ilvl="6" w:tplc="FFFFFFFF" w:tentative="1">
-      <w:start w:val="1"/>
-      <w:numFmt w:val="decimal"/>
-      <w:lvlText w:val="%7."/>
-      <w:lvlJc w:val="left"/>
-      <w:pPr>
-        <w:ind w:left="5040" w:hanging="360"/>
-      </w:pPr>
-    </w:lvl>
-    <w:lvl w:ilvl="7" w:tplc="FFFFFFFF" w:tentative="1">
-      <w:start w:val="1"/>
-      <w:numFmt w:val="lowerLetter"/>
-      <w:lvlText w:val="%8."/>
-      <w:lvlJc w:val="left"/>
-      <w:pPr>
-        <w:ind w:left="5760" w:hanging="360"/>
-      </w:pPr>
-    </w:lvl>
-    <w:lvl w:ilvl="8" w:tplc="FFFFFFFF" w:tentative="1">
-      <w:start w:val="1"/>
-      <w:numFmt w:val="lowerRoman"/>
-      <w:lvlText w:val="%9."/>
-      <w:lvlJc w:val="right"/>
-      <w:pPr>
-        <w:ind w:left="6480" w:hanging="180"/>
-      </w:pPr>
-    </w:lvl>
-  </w:abstractNum>
-  <w:abstractNum w:abstractNumId="3" w15:restartNumberingAfterBreak="0">
-    <w:nsid w:val="35716289"/>
-    <w:multiLevelType w:val="hybridMultilevel"/>
-    <w:tmpl w:val="CA9EC2EC"/>
-    <w:lvl w:ilvl="0" w:tplc="08090001">
-      <w:start w:val="1"/>
-      <w:numFmt w:val="bullet"/>
-      <w:lvlText w:val=""/>
-      <w:lvlJc w:val="left"/>
-      <w:pPr>
-        <w:ind w:left="720" w:hanging="360"/>
-      </w:pPr>
-      <w:rPr>
-        <w:rFonts w:ascii="Symbol" w:hAnsi="Symbol" w:hint="default"/>
-      </w:rPr>
-    </w:lvl>
-    <w:lvl w:ilvl="1" w:tplc="08090003" w:tentative="1">
-      <w:start w:val="1"/>
-      <w:numFmt w:val="bullet"/>
-      <w:lvlText w:val="o"/>
-      <w:lvlJc w:val="left"/>
-      <w:pPr>
-        <w:ind w:left="1440" w:hanging="360"/>
-      </w:pPr>
-      <w:rPr>
-        <w:rFonts w:ascii="Courier New" w:hAnsi="Courier New" w:cs="Courier New" w:hint="default"/>
-      </w:rPr>
-    </w:lvl>
-    <w:lvl w:ilvl="2" w:tplc="08090005" w:tentative="1">
-      <w:start w:val="1"/>
-      <w:numFmt w:val="bullet"/>
-      <w:lvlText w:val=""/>
-      <w:lvlJc w:val="left"/>
-      <w:pPr>
-        <w:ind w:left="2160" w:hanging="360"/>
-      </w:pPr>
-      <w:rPr>
-        <w:rFonts w:ascii="Wingdings" w:hAnsi="Wingdings" w:hint="default"/>
-      </w:rPr>
-    </w:lvl>
-    <w:lvl w:ilvl="3" w:tplc="08090001" w:tentative="1">
-      <w:start w:val="1"/>
-      <w:numFmt w:val="bullet"/>
-      <w:lvlText w:val=""/>
-      <w:lvlJc w:val="left"/>
-      <w:pPr>
-        <w:ind w:left="2880" w:hanging="360"/>
-      </w:pPr>
-      <w:rPr>
-        <w:rFonts w:ascii="Symbol" w:hAnsi="Symbol" w:hint="default"/>
-      </w:rPr>
-    </w:lvl>
-    <w:lvl w:ilvl="4" w:tplc="08090003" w:tentative="1">
-      <w:start w:val="1"/>
-      <w:numFmt w:val="bullet"/>
-      <w:lvlText w:val="o"/>
-      <w:lvlJc w:val="left"/>
-      <w:pPr>
-        <w:ind w:left="3600" w:hanging="360"/>
-      </w:pPr>
-      <w:rPr>
-        <w:rFonts w:ascii="Courier New" w:hAnsi="Courier New" w:cs="Courier New" w:hint="default"/>
-      </w:rPr>
-    </w:lvl>
-    <w:lvl w:ilvl="5" w:tplc="08090005" w:tentative="1">
-      <w:start w:val="1"/>
-      <w:numFmt w:val="bullet"/>
-      <w:lvlText w:val=""/>
-      <w:lvlJc w:val="left"/>
-      <w:pPr>
-        <w:ind w:left="4320" w:hanging="360"/>
-      </w:pPr>
-      <w:rPr>
-        <w:rFonts w:ascii="Wingdings" w:hAnsi="Wingdings" w:hint="default"/>
-      </w:rPr>
-    </w:lvl>
-    <w:lvl w:ilvl="6" w:tplc="08090001" w:tentative="1">
-      <w:start w:val="1"/>
-      <w:numFmt w:val="bullet"/>
-      <w:lvlText w:val=""/>
-      <w:lvlJc w:val="left"/>
-      <w:pPr>
-        <w:ind w:left="5040" w:hanging="360"/>
-      </w:pPr>
-      <w:rPr>
-        <w:rFonts w:ascii="Symbol" w:hAnsi="Symbol" w:hint="default"/>
-      </w:rPr>
-    </w:lvl>
-    <w:lvl w:ilvl="7" w:tplc="08090003" w:tentative="1">
-      <w:start w:val="1"/>
-      <w:numFmt w:val="bullet"/>
-      <w:lvlText w:val="o"/>
-      <w:lvlJc w:val="left"/>
-      <w:pPr>
-        <w:ind w:left="5760" w:hanging="360"/>
-      </w:pPr>
-      <w:rPr>
-        <w:rFonts w:ascii="Courier New" w:hAnsi="Courier New" w:cs="Courier New" w:hint="default"/>
-      </w:rPr>
-    </w:lvl>
-    <w:lvl w:ilvl="8" w:tplc="08090005" w:tentative="1">
-      <w:start w:val="1"/>
-      <w:numFmt w:val="bullet"/>
-      <w:lvlText w:val=""/>
-      <w:lvlJc w:val="left"/>
-      <w:pPr>
-        <w:ind w:left="6480" w:hanging="360"/>
-      </w:pPr>
-      <w:rPr>
-        <w:rFonts w:ascii="Wingdings" w:hAnsi="Wingdings" w:hint="default"/>
-      </w:rPr>
-    </w:lvl>
-  </w:abstractNum>
-  <w:abstractNum w:abstractNumId="4" w15:restartNumberingAfterBreak="0">
-    <w:nsid w:val="378E102B"/>
-    <w:multiLevelType w:val="hybridMultilevel"/>
-    <w:tmpl w:val="0D468D62"/>
-    <w:lvl w:ilvl="0" w:tplc="08090001">
-      <w:start w:val="1"/>
-      <w:numFmt w:val="bullet"/>
-      <w:lvlText w:val=""/>
-      <w:lvlJc w:val="left"/>
-      <w:pPr>
-        <w:ind w:left="720" w:hanging="360"/>
-      </w:pPr>
-      <w:rPr>
-        <w:rFonts w:ascii="Symbol" w:hAnsi="Symbol" w:hint="default"/>
-      </w:rPr>
-    </w:lvl>
-    <w:lvl w:ilvl="1" w:tplc="08090003" w:tentative="1">
-      <w:start w:val="1"/>
-      <w:numFmt w:val="bullet"/>
-      <w:lvlText w:val="o"/>
-      <w:lvlJc w:val="left"/>
-      <w:pPr>
-        <w:ind w:left="1440" w:hanging="360"/>
-      </w:pPr>
-      <w:rPr>
-        <w:rFonts w:ascii="Courier New" w:hAnsi="Courier New" w:cs="Courier New" w:hint="default"/>
-      </w:rPr>
-    </w:lvl>
-    <w:lvl w:ilvl="2" w:tplc="08090005" w:tentative="1">
-      <w:start w:val="1"/>
-      <w:numFmt w:val="bullet"/>
-      <w:lvlText w:val=""/>
-      <w:lvlJc w:val="left"/>
-      <w:pPr>
-        <w:ind w:left="2160" w:hanging="360"/>
-      </w:pPr>
-      <w:rPr>
-        <w:rFonts w:ascii="Wingdings" w:hAnsi="Wingdings" w:hint="default"/>
-      </w:rPr>
-    </w:lvl>
-    <w:lvl w:ilvl="3" w:tplc="08090001" w:tentative="1">
-      <w:start w:val="1"/>
-      <w:numFmt w:val="bullet"/>
-      <w:lvlText w:val=""/>
-      <w:lvlJc w:val="left"/>
-      <w:pPr>
-        <w:ind w:left="2880" w:hanging="360"/>
-      </w:pPr>
-      <w:rPr>
-        <w:rFonts w:ascii="Symbol" w:hAnsi="Symbol" w:hint="default"/>
-      </w:rPr>
-    </w:lvl>
-    <w:lvl w:ilvl="4" w:tplc="08090003" w:tentative="1">
-      <w:start w:val="1"/>
-      <w:numFmt w:val="bullet"/>
-      <w:lvlText w:val="o"/>
-      <w:lvlJc w:val="left"/>
-      <w:pPr>
-        <w:ind w:left="3600" w:hanging="360"/>
-      </w:pPr>
-      <w:rPr>
-        <w:rFonts w:ascii="Courier New" w:hAnsi="Courier New" w:cs="Courier New" w:hint="default"/>
-      </w:rPr>
-    </w:lvl>
-    <w:lvl w:ilvl="5" w:tplc="08090005" w:tentative="1">
-      <w:start w:val="1"/>
-      <w:numFmt w:val="bullet"/>
-      <w:lvlText w:val=""/>
-      <w:lvlJc w:val="left"/>
-      <w:pPr>
-        <w:ind w:left="4320" w:hanging="360"/>
-      </w:pPr>
-      <w:rPr>
-        <w:rFonts w:ascii="Wingdings" w:hAnsi="Wingdings" w:hint="default"/>
-      </w:rPr>
-    </w:lvl>
-    <w:lvl w:ilvl="6" w:tplc="08090001" w:tentative="1">
-      <w:start w:val="1"/>
-      <w:numFmt w:val="bullet"/>
-      <w:lvlText w:val=""/>
-      <w:lvlJc w:val="left"/>
-      <w:pPr>
-        <w:ind w:left="5040" w:hanging="360"/>
-      </w:pPr>
-      <w:rPr>
-        <w:rFonts w:ascii="Symbol" w:hAnsi="Symbol" w:hint="default"/>
-      </w:rPr>
-    </w:lvl>
-    <w:lvl w:ilvl="7" w:tplc="08090003" w:tentative="1">
-      <w:start w:val="1"/>
-      <w:numFmt w:val="bullet"/>
-      <w:lvlText w:val="o"/>
-      <w:lvlJc w:val="left"/>
-      <w:pPr>
-        <w:ind w:left="5760" w:hanging="360"/>
-      </w:pPr>
-      <w:rPr>
-        <w:rFonts w:ascii="Courier New" w:hAnsi="Courier New" w:cs="Courier New" w:hint="default"/>
-      </w:rPr>
-    </w:lvl>
-    <w:lvl w:ilvl="8" w:tplc="08090005" w:tentative="1">
-      <w:start w:val="1"/>
-      <w:numFmt w:val="bullet"/>
-      <w:lvlText w:val=""/>
-      <w:lvlJc w:val="left"/>
-      <w:pPr>
-        <w:ind w:left="6480" w:hanging="360"/>
-      </w:pPr>
-      <w:rPr>
-        <w:rFonts w:ascii="Wingdings" w:hAnsi="Wingdings" w:hint="default"/>
-      </w:rPr>
-    </w:lvl>
-  </w:abstractNum>
-  <w:abstractNum w:abstractNumId="5" w15:restartNumberingAfterBreak="0">
-    <w:nsid w:val="381C4009"/>
-    <w:multiLevelType w:val="multilevel"/>
-    <w:tmpl w:val="B0729C9C"/>
-    <w:lvl w:ilvl="0">
-      <w:start w:val="3"/>
-      <w:numFmt w:val="decimal"/>
-      <w:lvlText w:val="%1."/>
-      <w:lvlJc w:val="left"/>
-      <w:pPr>
-        <w:ind w:left="360" w:hanging="360"/>
-      </w:pPr>
-      <w:rPr>
-        <w:rFonts w:hint="default"/>
-      </w:rPr>
-    </w:lvl>
-    <w:lvl w:ilvl="1">
-      <w:start w:val="1"/>
-      <w:numFmt w:val="decimal"/>
-      <w:lvlText w:val="%1.%2."/>
-      <w:lvlJc w:val="left"/>
-      <w:pPr>
-        <w:ind w:left="720" w:hanging="720"/>
-      </w:pPr>
-      <w:rPr>
-        <w:rFonts w:hint="default"/>
-      </w:rPr>
-    </w:lvl>
-    <w:lvl w:ilvl="2">
-      <w:start w:val="1"/>
-      <w:numFmt w:val="decimal"/>
-      <w:lvlText w:val="%1.%2.%3."/>
-      <w:lvlJc w:val="left"/>
-      <w:pPr>
-        <w:ind w:left="720" w:hanging="720"/>
-      </w:pPr>
-      <w:rPr>
-        <w:rFonts w:hint="default"/>
-      </w:rPr>
-    </w:lvl>
-    <w:lvl w:ilvl="3">
-      <w:start w:val="1"/>
-      <w:numFmt w:val="decimal"/>
-      <w:lvlText w:val="%1.%2.%3.%4."/>
-      <w:lvlJc w:val="left"/>
-      <w:pPr>
-        <w:ind w:left="1080" w:hanging="1080"/>
-      </w:pPr>
-      <w:rPr>
-        <w:rFonts w:hint="default"/>
-      </w:rPr>
-    </w:lvl>
-    <w:lvl w:ilvl="4">
-      <w:start w:val="1"/>
-      <w:numFmt w:val="decimal"/>
-      <w:lvlText w:val="%1.%2.%3.%4.%5."/>
-      <w:lvlJc w:val="left"/>
-      <w:pPr>
-        <w:ind w:left="1080" w:hanging="1080"/>
-      </w:pPr>
-      <w:rPr>
-        <w:rFonts w:hint="default"/>
-      </w:rPr>
-    </w:lvl>
-    <w:lvl w:ilvl="5">
-      <w:start w:val="1"/>
-      <w:numFmt w:val="decimal"/>
-      <w:lvlText w:val="%1.%2.%3.%4.%5.%6."/>
-      <w:lvlJc w:val="left"/>
-      <w:pPr>
-        <w:ind w:left="1440" w:hanging="1440"/>
-      </w:pPr>
-      <w:rPr>
-        <w:rFonts w:hint="default"/>
-      </w:rPr>
-    </w:lvl>
-    <w:lvl w:ilvl="6">
-      <w:start w:val="1"/>
-      <w:numFmt w:val="decimal"/>
-      <w:lvlText w:val="%1.%2.%3.%4.%5.%6.%7."/>
-      <w:lvlJc w:val="left"/>
-      <w:pPr>
-        <w:ind w:left="1440" w:hanging="1440"/>
-      </w:pPr>
-      <w:rPr>
-        <w:rFonts w:hint="default"/>
-      </w:rPr>
-    </w:lvl>
-    <w:lvl w:ilvl="7">
-      <w:start w:val="1"/>
-      <w:numFmt w:val="decimal"/>
-      <w:lvlText w:val="%1.%2.%3.%4.%5.%6.%7.%8."/>
-      <w:lvlJc w:val="left"/>
-      <w:pPr>
-        <w:ind w:left="1800" w:hanging="1800"/>
-      </w:pPr>
-      <w:rPr>
-        <w:rFonts w:hint="default"/>
-      </w:rPr>
-    </w:lvl>
-    <w:lvl w:ilvl="8">
-      <w:start w:val="1"/>
-      <w:numFmt w:val="decimal"/>
-      <w:lvlText w:val="%1.%2.%3.%4.%5.%6.%7.%8.%9."/>
-      <w:lvlJc w:val="left"/>
-      <w:pPr>
-        <w:ind w:left="1800" w:hanging="1800"/>
-      </w:pPr>
-      <w:rPr>
-        <w:rFonts w:hint="default"/>
-      </w:rPr>
-    </w:lvl>
-  </w:abstractNum>
-  <w:abstractNum w:abstractNumId="6" w15:restartNumberingAfterBreak="0">
     <w:nsid w:val="4A0D1E45"/>
     <w:multiLevelType w:val="multilevel"/>
     <w:tmpl w:val="51A21142"/>
@@ -11172,11 +12136,11 @@
       </w:rPr>
     </w:lvl>
   </w:abstractNum>
-  <w:abstractNum w:abstractNumId="7" w15:restartNumberingAfterBreak="0">
-    <w:nsid w:val="4B7D4FD5"/>
+  <w:abstractNum w:abstractNumId="3" w15:restartNumberingAfterBreak="0">
+    <w:nsid w:val="4E316B25"/>
     <w:multiLevelType w:val="hybridMultilevel"/>
-    <w:tmpl w:val="A5BA618C"/>
-    <w:lvl w:ilvl="0" w:tplc="08090001">
+    <w:tmpl w:val="7E24AE9E"/>
+    <w:lvl w:ilvl="0" w:tplc="4C090001">
       <w:start w:val="1"/>
       <w:numFmt w:val="bullet"/>
       <w:lvlText w:val=""/>
@@ -11188,7 +12152,7 @@
         <w:rFonts w:ascii="Symbol" w:hAnsi="Symbol" w:hint="default"/>
       </w:rPr>
     </w:lvl>
-    <w:lvl w:ilvl="1" w:tplc="08090003" w:tentative="1">
+    <w:lvl w:ilvl="1" w:tplc="4C090003" w:tentative="1">
       <w:start w:val="1"/>
       <w:numFmt w:val="bullet"/>
       <w:lvlText w:val="o"/>
@@ -11200,7 +12164,7 @@
         <w:rFonts w:ascii="Courier New" w:hAnsi="Courier New" w:cs="Courier New" w:hint="default"/>
       </w:rPr>
     </w:lvl>
-    <w:lvl w:ilvl="2" w:tplc="08090005" w:tentative="1">
+    <w:lvl w:ilvl="2" w:tplc="4C090005" w:tentative="1">
       <w:start w:val="1"/>
       <w:numFmt w:val="bullet"/>
       <w:lvlText w:val=""/>
@@ -11212,7 +12176,7 @@
         <w:rFonts w:ascii="Wingdings" w:hAnsi="Wingdings" w:hint="default"/>
       </w:rPr>
     </w:lvl>
-    <w:lvl w:ilvl="3" w:tplc="08090001" w:tentative="1">
+    <w:lvl w:ilvl="3" w:tplc="4C090001" w:tentative="1">
       <w:start w:val="1"/>
       <w:numFmt w:val="bullet"/>
       <w:lvlText w:val=""/>
@@ -11224,7 +12188,7 @@
         <w:rFonts w:ascii="Symbol" w:hAnsi="Symbol" w:hint="default"/>
       </w:rPr>
     </w:lvl>
-    <w:lvl w:ilvl="4" w:tplc="08090003" w:tentative="1">
+    <w:lvl w:ilvl="4" w:tplc="4C090003" w:tentative="1">
       <w:start w:val="1"/>
       <w:numFmt w:val="bullet"/>
       <w:lvlText w:val="o"/>
@@ -11236,7 +12200,7 @@
         <w:rFonts w:ascii="Courier New" w:hAnsi="Courier New" w:cs="Courier New" w:hint="default"/>
       </w:rPr>
     </w:lvl>
-    <w:lvl w:ilvl="5" w:tplc="08090005" w:tentative="1">
+    <w:lvl w:ilvl="5" w:tplc="4C090005" w:tentative="1">
       <w:start w:val="1"/>
       <w:numFmt w:val="bullet"/>
       <w:lvlText w:val=""/>
@@ -11248,7 +12212,7 @@
         <w:rFonts w:ascii="Wingdings" w:hAnsi="Wingdings" w:hint="default"/>
       </w:rPr>
     </w:lvl>
-    <w:lvl w:ilvl="6" w:tplc="08090001" w:tentative="1">
+    <w:lvl w:ilvl="6" w:tplc="4C090001" w:tentative="1">
       <w:start w:val="1"/>
       <w:numFmt w:val="bullet"/>
       <w:lvlText w:val=""/>
@@ -11260,7 +12224,7 @@
         <w:rFonts w:ascii="Symbol" w:hAnsi="Symbol" w:hint="default"/>
       </w:rPr>
     </w:lvl>
-    <w:lvl w:ilvl="7" w:tplc="08090003" w:tentative="1">
+    <w:lvl w:ilvl="7" w:tplc="4C090003" w:tentative="1">
       <w:start w:val="1"/>
       <w:numFmt w:val="bullet"/>
       <w:lvlText w:val="o"/>
@@ -11272,7 +12236,7 @@
         <w:rFonts w:ascii="Courier New" w:hAnsi="Courier New" w:cs="Courier New" w:hint="default"/>
       </w:rPr>
     </w:lvl>
-    <w:lvl w:ilvl="8" w:tplc="08090005" w:tentative="1">
+    <w:lvl w:ilvl="8" w:tplc="4C090005" w:tentative="1">
       <w:start w:val="1"/>
       <w:numFmt w:val="bullet"/>
       <w:lvlText w:val=""/>
@@ -11285,8 +12249,121 @@
       </w:rPr>
     </w:lvl>
   </w:abstractNum>
-  <w:abstractNum w:abstractNumId="8" w15:restartNumberingAfterBreak="0">
-    <w:nsid w:val="4C273DAF"/>
+  <w:abstractNum w:abstractNumId="4" w15:restartNumberingAfterBreak="0">
+    <w:nsid w:val="5B255C16"/>
+    <w:multiLevelType w:val="hybridMultilevel"/>
+    <w:tmpl w:val="E2C8B534"/>
+    <w:lvl w:ilvl="0" w:tplc="4C090001">
+      <w:start w:val="1"/>
+      <w:numFmt w:val="bullet"/>
+      <w:lvlText w:val=""/>
+      <w:lvlJc w:val="left"/>
+      <w:pPr>
+        <w:ind w:left="720" w:hanging="360"/>
+      </w:pPr>
+      <w:rPr>
+        <w:rFonts w:ascii="Symbol" w:hAnsi="Symbol" w:hint="default"/>
+      </w:rPr>
+    </w:lvl>
+    <w:lvl w:ilvl="1" w:tplc="4C090003" w:tentative="1">
+      <w:start w:val="1"/>
+      <w:numFmt w:val="bullet"/>
+      <w:lvlText w:val="o"/>
+      <w:lvlJc w:val="left"/>
+      <w:pPr>
+        <w:ind w:left="1440" w:hanging="360"/>
+      </w:pPr>
+      <w:rPr>
+        <w:rFonts w:ascii="Courier New" w:hAnsi="Courier New" w:cs="Courier New" w:hint="default"/>
+      </w:rPr>
+    </w:lvl>
+    <w:lvl w:ilvl="2" w:tplc="4C090005" w:tentative="1">
+      <w:start w:val="1"/>
+      <w:numFmt w:val="bullet"/>
+      <w:lvlText w:val=""/>
+      <w:lvlJc w:val="left"/>
+      <w:pPr>
+        <w:ind w:left="2160" w:hanging="360"/>
+      </w:pPr>
+      <w:rPr>
+        <w:rFonts w:ascii="Wingdings" w:hAnsi="Wingdings" w:hint="default"/>
+      </w:rPr>
+    </w:lvl>
+    <w:lvl w:ilvl="3" w:tplc="4C090001" w:tentative="1">
+      <w:start w:val="1"/>
+      <w:numFmt w:val="bullet"/>
+      <w:lvlText w:val=""/>
+      <w:lvlJc w:val="left"/>
+      <w:pPr>
+        <w:ind w:left="2880" w:hanging="360"/>
+      </w:pPr>
+      <w:rPr>
+        <w:rFonts w:ascii="Symbol" w:hAnsi="Symbol" w:hint="default"/>
+      </w:rPr>
+    </w:lvl>
+    <w:lvl w:ilvl="4" w:tplc="4C090003" w:tentative="1">
+      <w:start w:val="1"/>
+      <w:numFmt w:val="bullet"/>
+      <w:lvlText w:val="o"/>
+      <w:lvlJc w:val="left"/>
+      <w:pPr>
+        <w:ind w:left="3600" w:hanging="360"/>
+      </w:pPr>
+      <w:rPr>
+        <w:rFonts w:ascii="Courier New" w:hAnsi="Courier New" w:cs="Courier New" w:hint="default"/>
+      </w:rPr>
+    </w:lvl>
+    <w:lvl w:ilvl="5" w:tplc="4C090005" w:tentative="1">
+      <w:start w:val="1"/>
+      <w:numFmt w:val="bullet"/>
+      <w:lvlText w:val=""/>
+      <w:lvlJc w:val="left"/>
+      <w:pPr>
+        <w:ind w:left="4320" w:hanging="360"/>
+      </w:pPr>
+      <w:rPr>
+        <w:rFonts w:ascii="Wingdings" w:hAnsi="Wingdings" w:hint="default"/>
+      </w:rPr>
+    </w:lvl>
+    <w:lvl w:ilvl="6" w:tplc="4C090001" w:tentative="1">
+      <w:start w:val="1"/>
+      <w:numFmt w:val="bullet"/>
+      <w:lvlText w:val=""/>
+      <w:lvlJc w:val="left"/>
+      <w:pPr>
+        <w:ind w:left="5040" w:hanging="360"/>
+      </w:pPr>
+      <w:rPr>
+        <w:rFonts w:ascii="Symbol" w:hAnsi="Symbol" w:hint="default"/>
+      </w:rPr>
+    </w:lvl>
+    <w:lvl w:ilvl="7" w:tplc="4C090003" w:tentative="1">
+      <w:start w:val="1"/>
+      <w:numFmt w:val="bullet"/>
+      <w:lvlText w:val="o"/>
+      <w:lvlJc w:val="left"/>
+      <w:pPr>
+        <w:ind w:left="5760" w:hanging="360"/>
+      </w:pPr>
+      <w:rPr>
+        <w:rFonts w:ascii="Courier New" w:hAnsi="Courier New" w:cs="Courier New" w:hint="default"/>
+      </w:rPr>
+    </w:lvl>
+    <w:lvl w:ilvl="8" w:tplc="4C090005" w:tentative="1">
+      <w:start w:val="1"/>
+      <w:numFmt w:val="bullet"/>
+      <w:lvlText w:val=""/>
+      <w:lvlJc w:val="left"/>
+      <w:pPr>
+        <w:ind w:left="6480" w:hanging="360"/>
+      </w:pPr>
+      <w:rPr>
+        <w:rFonts w:ascii="Wingdings" w:hAnsi="Wingdings" w:hint="default"/>
+      </w:rPr>
+    </w:lvl>
+  </w:abstractNum>
+  <w:abstractNum w:abstractNumId="5" w15:restartNumberingAfterBreak="0">
+    <w:nsid w:val="65FD672D"/>
     <w:multiLevelType w:val="multilevel"/>
     <w:tmpl w:val="7FD0E72A"/>
     <w:lvl w:ilvl="0">
@@ -11406,10 +12483,123 @@
       </w:rPr>
     </w:lvl>
   </w:abstractNum>
-  <w:abstractNum w:abstractNumId="9" w15:restartNumberingAfterBreak="0">
-    <w:nsid w:val="4E316B25"/>
+  <w:abstractNum w:abstractNumId="6" w15:restartNumberingAfterBreak="0">
+    <w:nsid w:val="6E8249D1"/>
+    <w:multiLevelType w:val="multilevel"/>
+    <w:tmpl w:val="1DA82E12"/>
+    <w:lvl w:ilvl="0">
+      <w:start w:val="3"/>
+      <w:numFmt w:val="decimal"/>
+      <w:lvlText w:val="%1"/>
+      <w:lvlJc w:val="left"/>
+      <w:pPr>
+        <w:ind w:left="360" w:hanging="360"/>
+      </w:pPr>
+      <w:rPr>
+        <w:rFonts w:hint="default"/>
+      </w:rPr>
+    </w:lvl>
+    <w:lvl w:ilvl="1">
+      <w:start w:val="4"/>
+      <w:numFmt w:val="decimal"/>
+      <w:lvlText w:val="%1.%2"/>
+      <w:lvlJc w:val="left"/>
+      <w:pPr>
+        <w:ind w:left="720" w:hanging="360"/>
+      </w:pPr>
+      <w:rPr>
+        <w:rFonts w:hint="default"/>
+      </w:rPr>
+    </w:lvl>
+    <w:lvl w:ilvl="2">
+      <w:start w:val="1"/>
+      <w:numFmt w:val="decimal"/>
+      <w:lvlText w:val="%1.%2.%3"/>
+      <w:lvlJc w:val="left"/>
+      <w:pPr>
+        <w:ind w:left="1440" w:hanging="720"/>
+      </w:pPr>
+      <w:rPr>
+        <w:rFonts w:hint="default"/>
+      </w:rPr>
+    </w:lvl>
+    <w:lvl w:ilvl="3">
+      <w:start w:val="1"/>
+      <w:numFmt w:val="decimal"/>
+      <w:lvlText w:val="%1.%2.%3.%4"/>
+      <w:lvlJc w:val="left"/>
+      <w:pPr>
+        <w:ind w:left="1800" w:hanging="720"/>
+      </w:pPr>
+      <w:rPr>
+        <w:rFonts w:hint="default"/>
+      </w:rPr>
+    </w:lvl>
+    <w:lvl w:ilvl="4">
+      <w:start w:val="1"/>
+      <w:numFmt w:val="decimal"/>
+      <w:lvlText w:val="%1.%2.%3.%4.%5"/>
+      <w:lvlJc w:val="left"/>
+      <w:pPr>
+        <w:ind w:left="2520" w:hanging="1080"/>
+      </w:pPr>
+      <w:rPr>
+        <w:rFonts w:hint="default"/>
+      </w:rPr>
+    </w:lvl>
+    <w:lvl w:ilvl="5">
+      <w:start w:val="1"/>
+      <w:numFmt w:val="decimal"/>
+      <w:lvlText w:val="%1.%2.%3.%4.%5.%6"/>
+      <w:lvlJc w:val="left"/>
+      <w:pPr>
+        <w:ind w:left="2880" w:hanging="1080"/>
+      </w:pPr>
+      <w:rPr>
+        <w:rFonts w:hint="default"/>
+      </w:rPr>
+    </w:lvl>
+    <w:lvl w:ilvl="6">
+      <w:start w:val="1"/>
+      <w:numFmt w:val="decimal"/>
+      <w:lvlText w:val="%1.%2.%3.%4.%5.%6.%7"/>
+      <w:lvlJc w:val="left"/>
+      <w:pPr>
+        <w:ind w:left="3600" w:hanging="1440"/>
+      </w:pPr>
+      <w:rPr>
+        <w:rFonts w:hint="default"/>
+      </w:rPr>
+    </w:lvl>
+    <w:lvl w:ilvl="7">
+      <w:start w:val="1"/>
+      <w:numFmt w:val="decimal"/>
+      <w:lvlText w:val="%1.%2.%3.%4.%5.%6.%7.%8"/>
+      <w:lvlJc w:val="left"/>
+      <w:pPr>
+        <w:ind w:left="3960" w:hanging="1440"/>
+      </w:pPr>
+      <w:rPr>
+        <w:rFonts w:hint="default"/>
+      </w:rPr>
+    </w:lvl>
+    <w:lvl w:ilvl="8">
+      <w:start w:val="1"/>
+      <w:numFmt w:val="decimal"/>
+      <w:lvlText w:val="%1.%2.%3.%4.%5.%6.%7.%8.%9"/>
+      <w:lvlJc w:val="left"/>
+      <w:pPr>
+        <w:ind w:left="4680" w:hanging="1800"/>
+      </w:pPr>
+      <w:rPr>
+        <w:rFonts w:hint="default"/>
+      </w:rPr>
+    </w:lvl>
+  </w:abstractNum>
+  <w:abstractNum w:abstractNumId="7" w15:restartNumberingAfterBreak="0">
+    <w:nsid w:val="71A51C7F"/>
     <w:multiLevelType w:val="hybridMultilevel"/>
-    <w:tmpl w:val="7E24AE9E"/>
+    <w:tmpl w:val="5EEC21F6"/>
     <w:lvl w:ilvl="0" w:tplc="4C090001">
       <w:start w:val="1"/>
       <w:numFmt w:val="bullet"/>
@@ -11519,252 +12709,123 @@
       </w:rPr>
     </w:lvl>
   </w:abstractNum>
-  <w:abstractNum w:abstractNumId="10" w15:restartNumberingAfterBreak="0">
-    <w:nsid w:val="59BD6D51"/>
-    <w:multiLevelType w:val="multilevel"/>
-    <w:tmpl w:val="7FD0E72A"/>
-    <w:lvl w:ilvl="0">
+  <w:abstractNum w:abstractNumId="8" w15:restartNumberingAfterBreak="0">
+    <w:nsid w:val="7309630B"/>
+    <w:multiLevelType w:val="hybridMultilevel"/>
+    <w:tmpl w:val="BCEAE920"/>
+    <w:lvl w:ilvl="0" w:tplc="08090001">
       <w:start w:val="1"/>
-      <w:numFmt w:val="decimal"/>
-      <w:lvlText w:val="%1."/>
+      <w:numFmt w:val="bullet"/>
+      <w:lvlText w:val=""/>
       <w:lvlJc w:val="left"/>
       <w:pPr>
         <w:ind w:left="720" w:hanging="360"/>
       </w:pPr>
       <w:rPr>
-        <w:rFonts w:hint="default"/>
+        <w:rFonts w:ascii="Symbol" w:hAnsi="Symbol" w:hint="default"/>
       </w:rPr>
     </w:lvl>
-    <w:lvl w:ilvl="1">
+    <w:lvl w:ilvl="1" w:tplc="08090003" w:tentative="1">
       <w:start w:val="1"/>
-      <w:numFmt w:val="decimal"/>
-      <w:isLgl/>
-      <w:lvlText w:val="%1.%2"/>
+      <w:numFmt w:val="bullet"/>
+      <w:lvlText w:val="o"/>
       <w:lvlJc w:val="left"/>
       <w:pPr>
-        <w:ind w:left="720" w:hanging="360"/>
+        <w:ind w:left="1440" w:hanging="360"/>
       </w:pPr>
       <w:rPr>
-        <w:rFonts w:hint="default"/>
+        <w:rFonts w:ascii="Courier New" w:hAnsi="Courier New" w:cs="Courier New" w:hint="default"/>
       </w:rPr>
     </w:lvl>
-    <w:lvl w:ilvl="2">
+    <w:lvl w:ilvl="2" w:tplc="08090005" w:tentative="1">
       <w:start w:val="1"/>
-      <w:numFmt w:val="decimal"/>
-      <w:isLgl/>
-      <w:lvlText w:val="%1.%2.%3"/>
+      <w:numFmt w:val="bullet"/>
+      <w:lvlText w:val=""/>
       <w:lvlJc w:val="left"/>
       <w:pPr>
-        <w:ind w:left="1080" w:hanging="720"/>
+        <w:ind w:left="2160" w:hanging="360"/>
       </w:pPr>
       <w:rPr>
-        <w:rFonts w:hint="default"/>
+        <w:rFonts w:ascii="Wingdings" w:hAnsi="Wingdings" w:hint="default"/>
       </w:rPr>
     </w:lvl>
-    <w:lvl w:ilvl="3">
+    <w:lvl w:ilvl="3" w:tplc="08090001" w:tentative="1">
       <w:start w:val="1"/>
-      <w:numFmt w:val="decimal"/>
-      <w:isLgl/>
-      <w:lvlText w:val="%1.%2.%3.%4"/>
+      <w:numFmt w:val="bullet"/>
+      <w:lvlText w:val=""/>
       <w:lvlJc w:val="left"/>
       <w:pPr>
-        <w:ind w:left="1080" w:hanging="720"/>
+        <w:ind w:left="2880" w:hanging="360"/>
       </w:pPr>
       <w:rPr>
-        <w:rFonts w:hint="default"/>
+        <w:rFonts w:ascii="Symbol" w:hAnsi="Symbol" w:hint="default"/>
       </w:rPr>
     </w:lvl>
-    <w:lvl w:ilvl="4">
+    <w:lvl w:ilvl="4" w:tplc="08090003" w:tentative="1">
       <w:start w:val="1"/>
-      <w:numFmt w:val="decimal"/>
-      <w:isLgl/>
-      <w:lvlText w:val="%1.%2.%3.%4.%5"/>
+      <w:numFmt w:val="bullet"/>
+      <w:lvlText w:val="o"/>
       <w:lvlJc w:val="left"/>
       <w:pPr>
-        <w:ind w:left="1440" w:hanging="1080"/>
+        <w:ind w:left="3600" w:hanging="360"/>
       </w:pPr>
       <w:rPr>
-        <w:rFonts w:hint="default"/>
+        <w:rFonts w:ascii="Courier New" w:hAnsi="Courier New" w:cs="Courier New" w:hint="default"/>
       </w:rPr>
     </w:lvl>
-    <w:lvl w:ilvl="5">
+    <w:lvl w:ilvl="5" w:tplc="08090005" w:tentative="1">
       <w:start w:val="1"/>
-      <w:numFmt w:val="decimal"/>
-      <w:isLgl/>
-      <w:lvlText w:val="%1.%2.%3.%4.%5.%6"/>
+      <w:numFmt w:val="bullet"/>
+      <w:lvlText w:val=""/>
       <w:lvlJc w:val="left"/>
       <w:pPr>
-        <w:ind w:left="1440" w:hanging="1080"/>
+        <w:ind w:left="4320" w:hanging="360"/>
       </w:pPr>
       <w:rPr>
-        <w:rFonts w:hint="default"/>
+        <w:rFonts w:ascii="Wingdings" w:hAnsi="Wingdings" w:hint="default"/>
       </w:rPr>
     </w:lvl>
-    <w:lvl w:ilvl="6">
+    <w:lvl w:ilvl="6" w:tplc="08090001" w:tentative="1">
       <w:start w:val="1"/>
-      <w:numFmt w:val="decimal"/>
-      <w:isLgl/>
-      <w:lvlText w:val="%1.%2.%3.%4.%5.%6.%7"/>
+      <w:numFmt w:val="bullet"/>
+      <w:lvlText w:val=""/>
       <w:lvlJc w:val="left"/>
       <w:pPr>
-        <w:ind w:left="1800" w:hanging="1440"/>
+        <w:ind w:left="5040" w:hanging="360"/>
       </w:pPr>
       <w:rPr>
-        <w:rFonts w:hint="default"/>
+        <w:rFonts w:ascii="Symbol" w:hAnsi="Symbol" w:hint="default"/>
       </w:rPr>
     </w:lvl>
-    <w:lvl w:ilvl="7">
+    <w:lvl w:ilvl="7" w:tplc="08090003" w:tentative="1">
       <w:start w:val="1"/>
-      <w:numFmt w:val="decimal"/>
-      <w:isLgl/>
-      <w:lvlText w:val="%1.%2.%3.%4.%5.%6.%7.%8"/>
+      <w:numFmt w:val="bullet"/>
+      <w:lvlText w:val="o"/>
       <w:lvlJc w:val="left"/>
       <w:pPr>
-        <w:ind w:left="1800" w:hanging="1440"/>
+        <w:ind w:left="5760" w:hanging="360"/>
       </w:pPr>
       <w:rPr>
-        <w:rFonts w:hint="default"/>
+        <w:rFonts w:ascii="Courier New" w:hAnsi="Courier New" w:cs="Courier New" w:hint="default"/>
       </w:rPr>
     </w:lvl>
-    <w:lvl w:ilvl="8">
+    <w:lvl w:ilvl="8" w:tplc="08090005" w:tentative="1">
       <w:start w:val="1"/>
-      <w:numFmt w:val="decimal"/>
-      <w:isLgl/>
-      <w:lvlText w:val="%1.%2.%3.%4.%5.%6.%7.%8.%9"/>
+      <w:numFmt w:val="bullet"/>
+      <w:lvlText w:val=""/>
       <w:lvlJc w:val="left"/>
       <w:pPr>
-        <w:ind w:left="2160" w:hanging="1800"/>
+        <w:ind w:left="6480" w:hanging="360"/>
       </w:pPr>
       <w:rPr>
-        <w:rFonts w:hint="default"/>
+        <w:rFonts w:ascii="Wingdings" w:hAnsi="Wingdings" w:hint="default"/>
       </w:rPr>
     </w:lvl>
   </w:abstractNum>
-  <w:abstractNum w:abstractNumId="11" w15:restartNumberingAfterBreak="0">
-    <w:nsid w:val="5AA64ED2"/>
-    <w:multiLevelType w:val="multilevel"/>
-    <w:tmpl w:val="7FD0E72A"/>
-    <w:lvl w:ilvl="0">
-      <w:start w:val="1"/>
-      <w:numFmt w:val="decimal"/>
-      <w:lvlText w:val="%1."/>
-      <w:lvlJc w:val="left"/>
-      <w:pPr>
-        <w:ind w:left="720" w:hanging="360"/>
-      </w:pPr>
-      <w:rPr>
-        <w:rFonts w:hint="default"/>
-      </w:rPr>
-    </w:lvl>
-    <w:lvl w:ilvl="1">
-      <w:start w:val="1"/>
-      <w:numFmt w:val="decimal"/>
-      <w:isLgl/>
-      <w:lvlText w:val="%1.%2"/>
-      <w:lvlJc w:val="left"/>
-      <w:pPr>
-        <w:ind w:left="720" w:hanging="360"/>
-      </w:pPr>
-      <w:rPr>
-        <w:rFonts w:hint="default"/>
-      </w:rPr>
-    </w:lvl>
-    <w:lvl w:ilvl="2">
-      <w:start w:val="1"/>
-      <w:numFmt w:val="decimal"/>
-      <w:isLgl/>
-      <w:lvlText w:val="%1.%2.%3"/>
-      <w:lvlJc w:val="left"/>
-      <w:pPr>
-        <w:ind w:left="1080" w:hanging="720"/>
-      </w:pPr>
-      <w:rPr>
-        <w:rFonts w:hint="default"/>
-      </w:rPr>
-    </w:lvl>
-    <w:lvl w:ilvl="3">
-      <w:start w:val="1"/>
-      <w:numFmt w:val="decimal"/>
-      <w:isLgl/>
-      <w:lvlText w:val="%1.%2.%3.%4"/>
-      <w:lvlJc w:val="left"/>
-      <w:pPr>
-        <w:ind w:left="1080" w:hanging="720"/>
-      </w:pPr>
-      <w:rPr>
-        <w:rFonts w:hint="default"/>
-      </w:rPr>
-    </w:lvl>
-    <w:lvl w:ilvl="4">
-      <w:start w:val="1"/>
-      <w:numFmt w:val="decimal"/>
-      <w:isLgl/>
-      <w:lvlText w:val="%1.%2.%3.%4.%5"/>
-      <w:lvlJc w:val="left"/>
-      <w:pPr>
-        <w:ind w:left="1440" w:hanging="1080"/>
-      </w:pPr>
-      <w:rPr>
-        <w:rFonts w:hint="default"/>
-      </w:rPr>
-    </w:lvl>
-    <w:lvl w:ilvl="5">
-      <w:start w:val="1"/>
-      <w:numFmt w:val="decimal"/>
-      <w:isLgl/>
-      <w:lvlText w:val="%1.%2.%3.%4.%5.%6"/>
-      <w:lvlJc w:val="left"/>
-      <w:pPr>
-        <w:ind w:left="1440" w:hanging="1080"/>
-      </w:pPr>
-      <w:rPr>
-        <w:rFonts w:hint="default"/>
-      </w:rPr>
-    </w:lvl>
-    <w:lvl w:ilvl="6">
-      <w:start w:val="1"/>
-      <w:numFmt w:val="decimal"/>
-      <w:isLgl/>
-      <w:lvlText w:val="%1.%2.%3.%4.%5.%6.%7"/>
-      <w:lvlJc w:val="left"/>
-      <w:pPr>
-        <w:ind w:left="1800" w:hanging="1440"/>
-      </w:pPr>
-      <w:rPr>
-        <w:rFonts w:hint="default"/>
-      </w:rPr>
-    </w:lvl>
-    <w:lvl w:ilvl="7">
-      <w:start w:val="1"/>
-      <w:numFmt w:val="decimal"/>
-      <w:isLgl/>
-      <w:lvlText w:val="%1.%2.%3.%4.%5.%6.%7.%8"/>
-      <w:lvlJc w:val="left"/>
-      <w:pPr>
-        <w:ind w:left="1800" w:hanging="1440"/>
-      </w:pPr>
-      <w:rPr>
-        <w:rFonts w:hint="default"/>
-      </w:rPr>
-    </w:lvl>
-    <w:lvl w:ilvl="8">
-      <w:start w:val="1"/>
-      <w:numFmt w:val="decimal"/>
-      <w:isLgl/>
-      <w:lvlText w:val="%1.%2.%3.%4.%5.%6.%7.%8.%9"/>
-      <w:lvlJc w:val="left"/>
-      <w:pPr>
-        <w:ind w:left="2160" w:hanging="1800"/>
-      </w:pPr>
-      <w:rPr>
-        <w:rFonts w:hint="default"/>
-      </w:rPr>
-    </w:lvl>
-  </w:abstractNum>
-  <w:abstractNum w:abstractNumId="12" w15:restartNumberingAfterBreak="0">
-    <w:nsid w:val="5B255C16"/>
+  <w:abstractNum w:abstractNumId="9" w15:restartNumberingAfterBreak="0">
+    <w:nsid w:val="7C9F3E4B"/>
     <w:multiLevelType w:val="hybridMultilevel"/>
-    <w:tmpl w:val="E2C8B534"/>
+    <w:tmpl w:val="028AA596"/>
     <w:lvl w:ilvl="0" w:tplc="4C090001">
       <w:start w:val="1"/>
       <w:numFmt w:val="bullet"/>
@@ -11874,1219 +12935,34 @@
       </w:rPr>
     </w:lvl>
   </w:abstractNum>
-  <w:abstractNum w:abstractNumId="13" w15:restartNumberingAfterBreak="0">
-    <w:nsid w:val="5BDE1A85"/>
-    <w:multiLevelType w:val="hybridMultilevel"/>
-    <w:tmpl w:val="29AE84B6"/>
-    <w:lvl w:ilvl="0" w:tplc="08090001">
-      <w:start w:val="1"/>
-      <w:numFmt w:val="bullet"/>
-      <w:lvlText w:val=""/>
-      <w:lvlJc w:val="left"/>
-      <w:pPr>
-        <w:ind w:left="720" w:hanging="360"/>
-      </w:pPr>
-      <w:rPr>
-        <w:rFonts w:ascii="Symbol" w:hAnsi="Symbol" w:hint="default"/>
-      </w:rPr>
-    </w:lvl>
-    <w:lvl w:ilvl="1" w:tplc="08090003" w:tentative="1">
-      <w:start w:val="1"/>
-      <w:numFmt w:val="bullet"/>
-      <w:lvlText w:val="o"/>
-      <w:lvlJc w:val="left"/>
-      <w:pPr>
-        <w:ind w:left="1440" w:hanging="360"/>
-      </w:pPr>
-      <w:rPr>
-        <w:rFonts w:ascii="Courier New" w:hAnsi="Courier New" w:cs="Courier New" w:hint="default"/>
-      </w:rPr>
-    </w:lvl>
-    <w:lvl w:ilvl="2" w:tplc="08090005" w:tentative="1">
-      <w:start w:val="1"/>
-      <w:numFmt w:val="bullet"/>
-      <w:lvlText w:val=""/>
-      <w:lvlJc w:val="left"/>
-      <w:pPr>
-        <w:ind w:left="2160" w:hanging="360"/>
-      </w:pPr>
-      <w:rPr>
-        <w:rFonts w:ascii="Wingdings" w:hAnsi="Wingdings" w:hint="default"/>
-      </w:rPr>
-    </w:lvl>
-    <w:lvl w:ilvl="3" w:tplc="08090001" w:tentative="1">
-      <w:start w:val="1"/>
-      <w:numFmt w:val="bullet"/>
-      <w:lvlText w:val=""/>
-      <w:lvlJc w:val="left"/>
-      <w:pPr>
-        <w:ind w:left="2880" w:hanging="360"/>
-      </w:pPr>
-      <w:rPr>
-        <w:rFonts w:ascii="Symbol" w:hAnsi="Symbol" w:hint="default"/>
-      </w:rPr>
-    </w:lvl>
-    <w:lvl w:ilvl="4" w:tplc="08090003" w:tentative="1">
-      <w:start w:val="1"/>
-      <w:numFmt w:val="bullet"/>
-      <w:lvlText w:val="o"/>
-      <w:lvlJc w:val="left"/>
-      <w:pPr>
-        <w:ind w:left="3600" w:hanging="360"/>
-      </w:pPr>
-      <w:rPr>
-        <w:rFonts w:ascii="Courier New" w:hAnsi="Courier New" w:cs="Courier New" w:hint="default"/>
-      </w:rPr>
-    </w:lvl>
-    <w:lvl w:ilvl="5" w:tplc="08090005" w:tentative="1">
-      <w:start w:val="1"/>
-      <w:numFmt w:val="bullet"/>
-      <w:lvlText w:val=""/>
-      <w:lvlJc w:val="left"/>
-      <w:pPr>
-        <w:ind w:left="4320" w:hanging="360"/>
-      </w:pPr>
-      <w:rPr>
-        <w:rFonts w:ascii="Wingdings" w:hAnsi="Wingdings" w:hint="default"/>
-      </w:rPr>
-    </w:lvl>
-    <w:lvl w:ilvl="6" w:tplc="08090001" w:tentative="1">
-      <w:start w:val="1"/>
-      <w:numFmt w:val="bullet"/>
-      <w:lvlText w:val=""/>
-      <w:lvlJc w:val="left"/>
-      <w:pPr>
-        <w:ind w:left="5040" w:hanging="360"/>
-      </w:pPr>
-      <w:rPr>
-        <w:rFonts w:ascii="Symbol" w:hAnsi="Symbol" w:hint="default"/>
-      </w:rPr>
-    </w:lvl>
-    <w:lvl w:ilvl="7" w:tplc="08090003" w:tentative="1">
-      <w:start w:val="1"/>
-      <w:numFmt w:val="bullet"/>
-      <w:lvlText w:val="o"/>
-      <w:lvlJc w:val="left"/>
-      <w:pPr>
-        <w:ind w:left="5760" w:hanging="360"/>
-      </w:pPr>
-      <w:rPr>
-        <w:rFonts w:ascii="Courier New" w:hAnsi="Courier New" w:cs="Courier New" w:hint="default"/>
-      </w:rPr>
-    </w:lvl>
-    <w:lvl w:ilvl="8" w:tplc="08090005" w:tentative="1">
-      <w:start w:val="1"/>
-      <w:numFmt w:val="bullet"/>
-      <w:lvlText w:val=""/>
-      <w:lvlJc w:val="left"/>
-      <w:pPr>
-        <w:ind w:left="6480" w:hanging="360"/>
-      </w:pPr>
-      <w:rPr>
-        <w:rFonts w:ascii="Wingdings" w:hAnsi="Wingdings" w:hint="default"/>
-      </w:rPr>
-    </w:lvl>
-  </w:abstractNum>
-  <w:abstractNum w:abstractNumId="14" w15:restartNumberingAfterBreak="0">
-    <w:nsid w:val="5F4C2CCE"/>
-    <w:multiLevelType w:val="hybridMultilevel"/>
-    <w:tmpl w:val="4216CCDC"/>
-    <w:lvl w:ilvl="0" w:tplc="08090001">
-      <w:start w:val="1"/>
-      <w:numFmt w:val="bullet"/>
-      <w:lvlText w:val=""/>
-      <w:lvlJc w:val="left"/>
-      <w:pPr>
-        <w:ind w:left="720" w:hanging="360"/>
-      </w:pPr>
-      <w:rPr>
-        <w:rFonts w:ascii="Symbol" w:hAnsi="Symbol" w:hint="default"/>
-      </w:rPr>
-    </w:lvl>
-    <w:lvl w:ilvl="1" w:tplc="08090003" w:tentative="1">
-      <w:start w:val="1"/>
-      <w:numFmt w:val="bullet"/>
-      <w:lvlText w:val="o"/>
-      <w:lvlJc w:val="left"/>
-      <w:pPr>
-        <w:ind w:left="1440" w:hanging="360"/>
-      </w:pPr>
-      <w:rPr>
-        <w:rFonts w:ascii="Courier New" w:hAnsi="Courier New" w:cs="Courier New" w:hint="default"/>
-      </w:rPr>
-    </w:lvl>
-    <w:lvl w:ilvl="2" w:tplc="08090005" w:tentative="1">
-      <w:start w:val="1"/>
-      <w:numFmt w:val="bullet"/>
-      <w:lvlText w:val=""/>
-      <w:lvlJc w:val="left"/>
-      <w:pPr>
-        <w:ind w:left="2160" w:hanging="360"/>
-      </w:pPr>
-      <w:rPr>
-        <w:rFonts w:ascii="Wingdings" w:hAnsi="Wingdings" w:hint="default"/>
-      </w:rPr>
-    </w:lvl>
-    <w:lvl w:ilvl="3" w:tplc="08090001" w:tentative="1">
-      <w:start w:val="1"/>
-      <w:numFmt w:val="bullet"/>
-      <w:lvlText w:val=""/>
-      <w:lvlJc w:val="left"/>
-      <w:pPr>
-        <w:ind w:left="2880" w:hanging="360"/>
-      </w:pPr>
-      <w:rPr>
-        <w:rFonts w:ascii="Symbol" w:hAnsi="Symbol" w:hint="default"/>
-      </w:rPr>
-    </w:lvl>
-    <w:lvl w:ilvl="4" w:tplc="08090003" w:tentative="1">
-      <w:start w:val="1"/>
-      <w:numFmt w:val="bullet"/>
-      <w:lvlText w:val="o"/>
-      <w:lvlJc w:val="left"/>
-      <w:pPr>
-        <w:ind w:left="3600" w:hanging="360"/>
-      </w:pPr>
-      <w:rPr>
-        <w:rFonts w:ascii="Courier New" w:hAnsi="Courier New" w:cs="Courier New" w:hint="default"/>
-      </w:rPr>
-    </w:lvl>
-    <w:lvl w:ilvl="5" w:tplc="08090005" w:tentative="1">
-      <w:start w:val="1"/>
-      <w:numFmt w:val="bullet"/>
-      <w:lvlText w:val=""/>
-      <w:lvlJc w:val="left"/>
-      <w:pPr>
-        <w:ind w:left="4320" w:hanging="360"/>
-      </w:pPr>
-      <w:rPr>
-        <w:rFonts w:ascii="Wingdings" w:hAnsi="Wingdings" w:hint="default"/>
-      </w:rPr>
-    </w:lvl>
-    <w:lvl w:ilvl="6" w:tplc="08090001" w:tentative="1">
-      <w:start w:val="1"/>
-      <w:numFmt w:val="bullet"/>
-      <w:lvlText w:val=""/>
-      <w:lvlJc w:val="left"/>
-      <w:pPr>
-        <w:ind w:left="5040" w:hanging="360"/>
-      </w:pPr>
-      <w:rPr>
-        <w:rFonts w:ascii="Symbol" w:hAnsi="Symbol" w:hint="default"/>
-      </w:rPr>
-    </w:lvl>
-    <w:lvl w:ilvl="7" w:tplc="08090003" w:tentative="1">
-      <w:start w:val="1"/>
-      <w:numFmt w:val="bullet"/>
-      <w:lvlText w:val="o"/>
-      <w:lvlJc w:val="left"/>
-      <w:pPr>
-        <w:ind w:left="5760" w:hanging="360"/>
-      </w:pPr>
-      <w:rPr>
-        <w:rFonts w:ascii="Courier New" w:hAnsi="Courier New" w:cs="Courier New" w:hint="default"/>
-      </w:rPr>
-    </w:lvl>
-    <w:lvl w:ilvl="8" w:tplc="08090005" w:tentative="1">
-      <w:start w:val="1"/>
-      <w:numFmt w:val="bullet"/>
-      <w:lvlText w:val=""/>
-      <w:lvlJc w:val="left"/>
-      <w:pPr>
-        <w:ind w:left="6480" w:hanging="360"/>
-      </w:pPr>
-      <w:rPr>
-        <w:rFonts w:ascii="Wingdings" w:hAnsi="Wingdings" w:hint="default"/>
-      </w:rPr>
-    </w:lvl>
-  </w:abstractNum>
-  <w:abstractNum w:abstractNumId="15" w15:restartNumberingAfterBreak="0">
-    <w:nsid w:val="61135555"/>
-    <w:multiLevelType w:val="hybridMultilevel"/>
-    <w:tmpl w:val="DAD22F3A"/>
-    <w:lvl w:ilvl="0" w:tplc="08090001">
-      <w:start w:val="1"/>
-      <w:numFmt w:val="bullet"/>
-      <w:lvlText w:val=""/>
-      <w:lvlJc w:val="left"/>
-      <w:pPr>
-        <w:ind w:left="720" w:hanging="360"/>
-      </w:pPr>
-      <w:rPr>
-        <w:rFonts w:ascii="Symbol" w:hAnsi="Symbol" w:hint="default"/>
-      </w:rPr>
-    </w:lvl>
-    <w:lvl w:ilvl="1" w:tplc="08090003" w:tentative="1">
-      <w:start w:val="1"/>
-      <w:numFmt w:val="bullet"/>
-      <w:lvlText w:val="o"/>
-      <w:lvlJc w:val="left"/>
-      <w:pPr>
-        <w:ind w:left="1440" w:hanging="360"/>
-      </w:pPr>
-      <w:rPr>
-        <w:rFonts w:ascii="Courier New" w:hAnsi="Courier New" w:cs="Courier New" w:hint="default"/>
-      </w:rPr>
-    </w:lvl>
-    <w:lvl w:ilvl="2" w:tplc="08090005" w:tentative="1">
-      <w:start w:val="1"/>
-      <w:numFmt w:val="bullet"/>
-      <w:lvlText w:val=""/>
-      <w:lvlJc w:val="left"/>
-      <w:pPr>
-        <w:ind w:left="2160" w:hanging="360"/>
-      </w:pPr>
-      <w:rPr>
-        <w:rFonts w:ascii="Wingdings" w:hAnsi="Wingdings" w:hint="default"/>
-      </w:rPr>
-    </w:lvl>
-    <w:lvl w:ilvl="3" w:tplc="08090001" w:tentative="1">
-      <w:start w:val="1"/>
-      <w:numFmt w:val="bullet"/>
-      <w:lvlText w:val=""/>
-      <w:lvlJc w:val="left"/>
-      <w:pPr>
-        <w:ind w:left="2880" w:hanging="360"/>
-      </w:pPr>
-      <w:rPr>
-        <w:rFonts w:ascii="Symbol" w:hAnsi="Symbol" w:hint="default"/>
-      </w:rPr>
-    </w:lvl>
-    <w:lvl w:ilvl="4" w:tplc="08090003" w:tentative="1">
-      <w:start w:val="1"/>
-      <w:numFmt w:val="bullet"/>
-      <w:lvlText w:val="o"/>
-      <w:lvlJc w:val="left"/>
-      <w:pPr>
-        <w:ind w:left="3600" w:hanging="360"/>
-      </w:pPr>
-      <w:rPr>
-        <w:rFonts w:ascii="Courier New" w:hAnsi="Courier New" w:cs="Courier New" w:hint="default"/>
-      </w:rPr>
-    </w:lvl>
-    <w:lvl w:ilvl="5" w:tplc="08090005" w:tentative="1">
-      <w:start w:val="1"/>
-      <w:numFmt w:val="bullet"/>
-      <w:lvlText w:val=""/>
-      <w:lvlJc w:val="left"/>
-      <w:pPr>
-        <w:ind w:left="4320" w:hanging="360"/>
-      </w:pPr>
-      <w:rPr>
-        <w:rFonts w:ascii="Wingdings" w:hAnsi="Wingdings" w:hint="default"/>
-      </w:rPr>
-    </w:lvl>
-    <w:lvl w:ilvl="6" w:tplc="08090001" w:tentative="1">
-      <w:start w:val="1"/>
-      <w:numFmt w:val="bullet"/>
-      <w:lvlText w:val=""/>
-      <w:lvlJc w:val="left"/>
-      <w:pPr>
-        <w:ind w:left="5040" w:hanging="360"/>
-      </w:pPr>
-      <w:rPr>
-        <w:rFonts w:ascii="Symbol" w:hAnsi="Symbol" w:hint="default"/>
-      </w:rPr>
-    </w:lvl>
-    <w:lvl w:ilvl="7" w:tplc="08090003" w:tentative="1">
-      <w:start w:val="1"/>
-      <w:numFmt w:val="bullet"/>
-      <w:lvlText w:val="o"/>
-      <w:lvlJc w:val="left"/>
-      <w:pPr>
-        <w:ind w:left="5760" w:hanging="360"/>
-      </w:pPr>
-      <w:rPr>
-        <w:rFonts w:ascii="Courier New" w:hAnsi="Courier New" w:cs="Courier New" w:hint="default"/>
-      </w:rPr>
-    </w:lvl>
-    <w:lvl w:ilvl="8" w:tplc="08090005" w:tentative="1">
-      <w:start w:val="1"/>
-      <w:numFmt w:val="bullet"/>
-      <w:lvlText w:val=""/>
-      <w:lvlJc w:val="left"/>
-      <w:pPr>
-        <w:ind w:left="6480" w:hanging="360"/>
-      </w:pPr>
-      <w:rPr>
-        <w:rFonts w:ascii="Wingdings" w:hAnsi="Wingdings" w:hint="default"/>
-      </w:rPr>
-    </w:lvl>
-  </w:abstractNum>
-  <w:abstractNum w:abstractNumId="16" w15:restartNumberingAfterBreak="0">
-    <w:nsid w:val="64490EF9"/>
-    <w:multiLevelType w:val="hybridMultilevel"/>
-    <w:tmpl w:val="11E86A78"/>
-    <w:lvl w:ilvl="0" w:tplc="08090001">
-      <w:start w:val="1"/>
-      <w:numFmt w:val="bullet"/>
-      <w:lvlText w:val=""/>
-      <w:lvlJc w:val="left"/>
-      <w:pPr>
-        <w:ind w:left="720" w:hanging="360"/>
-      </w:pPr>
-      <w:rPr>
-        <w:rFonts w:ascii="Symbol" w:hAnsi="Symbol" w:hint="default"/>
-      </w:rPr>
-    </w:lvl>
-    <w:lvl w:ilvl="1" w:tplc="08090003" w:tentative="1">
-      <w:start w:val="1"/>
-      <w:numFmt w:val="bullet"/>
-      <w:lvlText w:val="o"/>
-      <w:lvlJc w:val="left"/>
-      <w:pPr>
-        <w:ind w:left="1440" w:hanging="360"/>
-      </w:pPr>
-      <w:rPr>
-        <w:rFonts w:ascii="Courier New" w:hAnsi="Courier New" w:cs="Courier New" w:hint="default"/>
-      </w:rPr>
-    </w:lvl>
-    <w:lvl w:ilvl="2" w:tplc="08090005" w:tentative="1">
-      <w:start w:val="1"/>
-      <w:numFmt w:val="bullet"/>
-      <w:lvlText w:val=""/>
-      <w:lvlJc w:val="left"/>
-      <w:pPr>
-        <w:ind w:left="2160" w:hanging="360"/>
-      </w:pPr>
-      <w:rPr>
-        <w:rFonts w:ascii="Wingdings" w:hAnsi="Wingdings" w:hint="default"/>
-      </w:rPr>
-    </w:lvl>
-    <w:lvl w:ilvl="3" w:tplc="08090001" w:tentative="1">
-      <w:start w:val="1"/>
-      <w:numFmt w:val="bullet"/>
-      <w:lvlText w:val=""/>
-      <w:lvlJc w:val="left"/>
-      <w:pPr>
-        <w:ind w:left="2880" w:hanging="360"/>
-      </w:pPr>
-      <w:rPr>
-        <w:rFonts w:ascii="Symbol" w:hAnsi="Symbol" w:hint="default"/>
-      </w:rPr>
-    </w:lvl>
-    <w:lvl w:ilvl="4" w:tplc="08090003" w:tentative="1">
-      <w:start w:val="1"/>
-      <w:numFmt w:val="bullet"/>
-      <w:lvlText w:val="o"/>
-      <w:lvlJc w:val="left"/>
-      <w:pPr>
-        <w:ind w:left="3600" w:hanging="360"/>
-      </w:pPr>
-      <w:rPr>
-        <w:rFonts w:ascii="Courier New" w:hAnsi="Courier New" w:cs="Courier New" w:hint="default"/>
-      </w:rPr>
-    </w:lvl>
-    <w:lvl w:ilvl="5" w:tplc="08090005" w:tentative="1">
-      <w:start w:val="1"/>
-      <w:numFmt w:val="bullet"/>
-      <w:lvlText w:val=""/>
-      <w:lvlJc w:val="left"/>
-      <w:pPr>
-        <w:ind w:left="4320" w:hanging="360"/>
-      </w:pPr>
-      <w:rPr>
-        <w:rFonts w:ascii="Wingdings" w:hAnsi="Wingdings" w:hint="default"/>
-      </w:rPr>
-    </w:lvl>
-    <w:lvl w:ilvl="6" w:tplc="08090001" w:tentative="1">
-      <w:start w:val="1"/>
-      <w:numFmt w:val="bullet"/>
-      <w:lvlText w:val=""/>
-      <w:lvlJc w:val="left"/>
-      <w:pPr>
-        <w:ind w:left="5040" w:hanging="360"/>
-      </w:pPr>
-      <w:rPr>
-        <w:rFonts w:ascii="Symbol" w:hAnsi="Symbol" w:hint="default"/>
-      </w:rPr>
-    </w:lvl>
-    <w:lvl w:ilvl="7" w:tplc="08090003" w:tentative="1">
-      <w:start w:val="1"/>
-      <w:numFmt w:val="bullet"/>
-      <w:lvlText w:val="o"/>
-      <w:lvlJc w:val="left"/>
-      <w:pPr>
-        <w:ind w:left="5760" w:hanging="360"/>
-      </w:pPr>
-      <w:rPr>
-        <w:rFonts w:ascii="Courier New" w:hAnsi="Courier New" w:cs="Courier New" w:hint="default"/>
-      </w:rPr>
-    </w:lvl>
-    <w:lvl w:ilvl="8" w:tplc="08090005" w:tentative="1">
-      <w:start w:val="1"/>
-      <w:numFmt w:val="bullet"/>
-      <w:lvlText w:val=""/>
-      <w:lvlJc w:val="left"/>
-      <w:pPr>
-        <w:ind w:left="6480" w:hanging="360"/>
-      </w:pPr>
-      <w:rPr>
-        <w:rFonts w:ascii="Wingdings" w:hAnsi="Wingdings" w:hint="default"/>
-      </w:rPr>
-    </w:lvl>
-  </w:abstractNum>
-  <w:abstractNum w:abstractNumId="17" w15:restartNumberingAfterBreak="0">
-    <w:nsid w:val="65FD672D"/>
-    <w:multiLevelType w:val="multilevel"/>
-    <w:tmpl w:val="7FD0E72A"/>
-    <w:lvl w:ilvl="0">
-      <w:start w:val="1"/>
-      <w:numFmt w:val="decimal"/>
-      <w:lvlText w:val="%1."/>
-      <w:lvlJc w:val="left"/>
-      <w:pPr>
-        <w:ind w:left="720" w:hanging="360"/>
-      </w:pPr>
-      <w:rPr>
-        <w:rFonts w:hint="default"/>
-      </w:rPr>
-    </w:lvl>
-    <w:lvl w:ilvl="1">
-      <w:start w:val="1"/>
-      <w:numFmt w:val="decimal"/>
-      <w:isLgl/>
-      <w:lvlText w:val="%1.%2"/>
-      <w:lvlJc w:val="left"/>
-      <w:pPr>
-        <w:ind w:left="720" w:hanging="360"/>
-      </w:pPr>
-      <w:rPr>
-        <w:rFonts w:hint="default"/>
-      </w:rPr>
-    </w:lvl>
-    <w:lvl w:ilvl="2">
-      <w:start w:val="1"/>
-      <w:numFmt w:val="decimal"/>
-      <w:isLgl/>
-      <w:lvlText w:val="%1.%2.%3"/>
-      <w:lvlJc w:val="left"/>
-      <w:pPr>
-        <w:ind w:left="1080" w:hanging="720"/>
-      </w:pPr>
-      <w:rPr>
-        <w:rFonts w:hint="default"/>
-      </w:rPr>
-    </w:lvl>
-    <w:lvl w:ilvl="3">
-      <w:start w:val="1"/>
-      <w:numFmt w:val="decimal"/>
-      <w:isLgl/>
-      <w:lvlText w:val="%1.%2.%3.%4"/>
-      <w:lvlJc w:val="left"/>
-      <w:pPr>
-        <w:ind w:left="1080" w:hanging="720"/>
-      </w:pPr>
-      <w:rPr>
-        <w:rFonts w:hint="default"/>
-      </w:rPr>
-    </w:lvl>
-    <w:lvl w:ilvl="4">
-      <w:start w:val="1"/>
-      <w:numFmt w:val="decimal"/>
-      <w:isLgl/>
-      <w:lvlText w:val="%1.%2.%3.%4.%5"/>
-      <w:lvlJc w:val="left"/>
-      <w:pPr>
-        <w:ind w:left="1440" w:hanging="1080"/>
-      </w:pPr>
-      <w:rPr>
-        <w:rFonts w:hint="default"/>
-      </w:rPr>
-    </w:lvl>
-    <w:lvl w:ilvl="5">
-      <w:start w:val="1"/>
-      <w:numFmt w:val="decimal"/>
-      <w:isLgl/>
-      <w:lvlText w:val="%1.%2.%3.%4.%5.%6"/>
-      <w:lvlJc w:val="left"/>
-      <w:pPr>
-        <w:ind w:left="1440" w:hanging="1080"/>
-      </w:pPr>
-      <w:rPr>
-        <w:rFonts w:hint="default"/>
-      </w:rPr>
-    </w:lvl>
-    <w:lvl w:ilvl="6">
-      <w:start w:val="1"/>
-      <w:numFmt w:val="decimal"/>
-      <w:isLgl/>
-      <w:lvlText w:val="%1.%2.%3.%4.%5.%6.%7"/>
-      <w:lvlJc w:val="left"/>
-      <w:pPr>
-        <w:ind w:left="1800" w:hanging="1440"/>
-      </w:pPr>
-      <w:rPr>
-        <w:rFonts w:hint="default"/>
-      </w:rPr>
-    </w:lvl>
-    <w:lvl w:ilvl="7">
-      <w:start w:val="1"/>
-      <w:numFmt w:val="decimal"/>
-      <w:isLgl/>
-      <w:lvlText w:val="%1.%2.%3.%4.%5.%6.%7.%8"/>
-      <w:lvlJc w:val="left"/>
-      <w:pPr>
-        <w:ind w:left="1800" w:hanging="1440"/>
-      </w:pPr>
-      <w:rPr>
-        <w:rFonts w:hint="default"/>
-      </w:rPr>
-    </w:lvl>
-    <w:lvl w:ilvl="8">
-      <w:start w:val="1"/>
-      <w:numFmt w:val="decimal"/>
-      <w:isLgl/>
-      <w:lvlText w:val="%1.%2.%3.%4.%5.%6.%7.%8.%9"/>
-      <w:lvlJc w:val="left"/>
-      <w:pPr>
-        <w:ind w:left="2160" w:hanging="1800"/>
-      </w:pPr>
-      <w:rPr>
-        <w:rFonts w:hint="default"/>
-      </w:rPr>
-    </w:lvl>
-  </w:abstractNum>
-  <w:abstractNum w:abstractNumId="18" w15:restartNumberingAfterBreak="0">
-    <w:nsid w:val="6E8249D1"/>
-    <w:multiLevelType w:val="multilevel"/>
-    <w:tmpl w:val="1DA82E12"/>
-    <w:lvl w:ilvl="0">
-      <w:start w:val="3"/>
-      <w:numFmt w:val="decimal"/>
-      <w:lvlText w:val="%1"/>
-      <w:lvlJc w:val="left"/>
-      <w:pPr>
-        <w:ind w:left="360" w:hanging="360"/>
-      </w:pPr>
-      <w:rPr>
-        <w:rFonts w:hint="default"/>
-      </w:rPr>
-    </w:lvl>
-    <w:lvl w:ilvl="1">
-      <w:start w:val="4"/>
-      <w:numFmt w:val="decimal"/>
-      <w:lvlText w:val="%1.%2"/>
-      <w:lvlJc w:val="left"/>
-      <w:pPr>
-        <w:ind w:left="720" w:hanging="360"/>
-      </w:pPr>
-      <w:rPr>
-        <w:rFonts w:hint="default"/>
-      </w:rPr>
-    </w:lvl>
-    <w:lvl w:ilvl="2">
-      <w:start w:val="1"/>
-      <w:numFmt w:val="decimal"/>
-      <w:lvlText w:val="%1.%2.%3"/>
-      <w:lvlJc w:val="left"/>
-      <w:pPr>
-        <w:ind w:left="1440" w:hanging="720"/>
-      </w:pPr>
-      <w:rPr>
-        <w:rFonts w:hint="default"/>
-      </w:rPr>
-    </w:lvl>
-    <w:lvl w:ilvl="3">
-      <w:start w:val="1"/>
-      <w:numFmt w:val="decimal"/>
-      <w:lvlText w:val="%1.%2.%3.%4"/>
-      <w:lvlJc w:val="left"/>
-      <w:pPr>
-        <w:ind w:left="1800" w:hanging="720"/>
-      </w:pPr>
-      <w:rPr>
-        <w:rFonts w:hint="default"/>
-      </w:rPr>
-    </w:lvl>
-    <w:lvl w:ilvl="4">
-      <w:start w:val="1"/>
-      <w:numFmt w:val="decimal"/>
-      <w:lvlText w:val="%1.%2.%3.%4.%5"/>
-      <w:lvlJc w:val="left"/>
-      <w:pPr>
-        <w:ind w:left="2520" w:hanging="1080"/>
-      </w:pPr>
-      <w:rPr>
-        <w:rFonts w:hint="default"/>
-      </w:rPr>
-    </w:lvl>
-    <w:lvl w:ilvl="5">
-      <w:start w:val="1"/>
-      <w:numFmt w:val="decimal"/>
-      <w:lvlText w:val="%1.%2.%3.%4.%5.%6"/>
-      <w:lvlJc w:val="left"/>
-      <w:pPr>
-        <w:ind w:left="2880" w:hanging="1080"/>
-      </w:pPr>
-      <w:rPr>
-        <w:rFonts w:hint="default"/>
-      </w:rPr>
-    </w:lvl>
-    <w:lvl w:ilvl="6">
-      <w:start w:val="1"/>
-      <w:numFmt w:val="decimal"/>
-      <w:lvlText w:val="%1.%2.%3.%4.%5.%6.%7"/>
-      <w:lvlJc w:val="left"/>
-      <w:pPr>
-        <w:ind w:left="3600" w:hanging="1440"/>
-      </w:pPr>
-      <w:rPr>
-        <w:rFonts w:hint="default"/>
-      </w:rPr>
-    </w:lvl>
-    <w:lvl w:ilvl="7">
-      <w:start w:val="1"/>
-      <w:numFmt w:val="decimal"/>
-      <w:lvlText w:val="%1.%2.%3.%4.%5.%6.%7.%8"/>
-      <w:lvlJc w:val="left"/>
-      <w:pPr>
-        <w:ind w:left="3960" w:hanging="1440"/>
-      </w:pPr>
-      <w:rPr>
-        <w:rFonts w:hint="default"/>
-      </w:rPr>
-    </w:lvl>
-    <w:lvl w:ilvl="8">
-      <w:start w:val="1"/>
-      <w:numFmt w:val="decimal"/>
-      <w:lvlText w:val="%1.%2.%3.%4.%5.%6.%7.%8.%9"/>
-      <w:lvlJc w:val="left"/>
-      <w:pPr>
-        <w:ind w:left="4680" w:hanging="1800"/>
-      </w:pPr>
-      <w:rPr>
-        <w:rFonts w:hint="default"/>
-      </w:rPr>
-    </w:lvl>
-  </w:abstractNum>
-  <w:abstractNum w:abstractNumId="19" w15:restartNumberingAfterBreak="0">
-    <w:nsid w:val="71A51C7F"/>
-    <w:multiLevelType w:val="hybridMultilevel"/>
-    <w:tmpl w:val="5EEC21F6"/>
-    <w:lvl w:ilvl="0" w:tplc="4C090001">
-      <w:start w:val="1"/>
-      <w:numFmt w:val="bullet"/>
-      <w:lvlText w:val=""/>
-      <w:lvlJc w:val="left"/>
-      <w:pPr>
-        <w:ind w:left="720" w:hanging="360"/>
-      </w:pPr>
-      <w:rPr>
-        <w:rFonts w:ascii="Symbol" w:hAnsi="Symbol" w:hint="default"/>
-      </w:rPr>
-    </w:lvl>
-    <w:lvl w:ilvl="1" w:tplc="4C090003" w:tentative="1">
-      <w:start w:val="1"/>
-      <w:numFmt w:val="bullet"/>
-      <w:lvlText w:val="o"/>
-      <w:lvlJc w:val="left"/>
-      <w:pPr>
-        <w:ind w:left="1440" w:hanging="360"/>
-      </w:pPr>
-      <w:rPr>
-        <w:rFonts w:ascii="Courier New" w:hAnsi="Courier New" w:cs="Courier New" w:hint="default"/>
-      </w:rPr>
-    </w:lvl>
-    <w:lvl w:ilvl="2" w:tplc="4C090005" w:tentative="1">
-      <w:start w:val="1"/>
-      <w:numFmt w:val="bullet"/>
-      <w:lvlText w:val=""/>
-      <w:lvlJc w:val="left"/>
-      <w:pPr>
-        <w:ind w:left="2160" w:hanging="360"/>
-      </w:pPr>
-      <w:rPr>
-        <w:rFonts w:ascii="Wingdings" w:hAnsi="Wingdings" w:hint="default"/>
-      </w:rPr>
-    </w:lvl>
-    <w:lvl w:ilvl="3" w:tplc="4C090001" w:tentative="1">
-      <w:start w:val="1"/>
-      <w:numFmt w:val="bullet"/>
-      <w:lvlText w:val=""/>
-      <w:lvlJc w:val="left"/>
-      <w:pPr>
-        <w:ind w:left="2880" w:hanging="360"/>
-      </w:pPr>
-      <w:rPr>
-        <w:rFonts w:ascii="Symbol" w:hAnsi="Symbol" w:hint="default"/>
-      </w:rPr>
-    </w:lvl>
-    <w:lvl w:ilvl="4" w:tplc="4C090003" w:tentative="1">
-      <w:start w:val="1"/>
-      <w:numFmt w:val="bullet"/>
-      <w:lvlText w:val="o"/>
-      <w:lvlJc w:val="left"/>
-      <w:pPr>
-        <w:ind w:left="3600" w:hanging="360"/>
-      </w:pPr>
-      <w:rPr>
-        <w:rFonts w:ascii="Courier New" w:hAnsi="Courier New" w:cs="Courier New" w:hint="default"/>
-      </w:rPr>
-    </w:lvl>
-    <w:lvl w:ilvl="5" w:tplc="4C090005" w:tentative="1">
-      <w:start w:val="1"/>
-      <w:numFmt w:val="bullet"/>
-      <w:lvlText w:val=""/>
-      <w:lvlJc w:val="left"/>
-      <w:pPr>
-        <w:ind w:left="4320" w:hanging="360"/>
-      </w:pPr>
-      <w:rPr>
-        <w:rFonts w:ascii="Wingdings" w:hAnsi="Wingdings" w:hint="default"/>
-      </w:rPr>
-    </w:lvl>
-    <w:lvl w:ilvl="6" w:tplc="4C090001" w:tentative="1">
-      <w:start w:val="1"/>
-      <w:numFmt w:val="bullet"/>
-      <w:lvlText w:val=""/>
-      <w:lvlJc w:val="left"/>
-      <w:pPr>
-        <w:ind w:left="5040" w:hanging="360"/>
-      </w:pPr>
-      <w:rPr>
-        <w:rFonts w:ascii="Symbol" w:hAnsi="Symbol" w:hint="default"/>
-      </w:rPr>
-    </w:lvl>
-    <w:lvl w:ilvl="7" w:tplc="4C090003" w:tentative="1">
-      <w:start w:val="1"/>
-      <w:numFmt w:val="bullet"/>
-      <w:lvlText w:val="o"/>
-      <w:lvlJc w:val="left"/>
-      <w:pPr>
-        <w:ind w:left="5760" w:hanging="360"/>
-      </w:pPr>
-      <w:rPr>
-        <w:rFonts w:ascii="Courier New" w:hAnsi="Courier New" w:cs="Courier New" w:hint="default"/>
-      </w:rPr>
-    </w:lvl>
-    <w:lvl w:ilvl="8" w:tplc="4C090005" w:tentative="1">
-      <w:start w:val="1"/>
-      <w:numFmt w:val="bullet"/>
-      <w:lvlText w:val=""/>
-      <w:lvlJc w:val="left"/>
-      <w:pPr>
-        <w:ind w:left="6480" w:hanging="360"/>
-      </w:pPr>
-      <w:rPr>
-        <w:rFonts w:ascii="Wingdings" w:hAnsi="Wingdings" w:hint="default"/>
-      </w:rPr>
-    </w:lvl>
-  </w:abstractNum>
-  <w:abstractNum w:abstractNumId="20" w15:restartNumberingAfterBreak="0">
-    <w:nsid w:val="7309630B"/>
-    <w:multiLevelType w:val="hybridMultilevel"/>
-    <w:tmpl w:val="BCEAE920"/>
-    <w:lvl w:ilvl="0" w:tplc="08090001">
-      <w:start w:val="1"/>
-      <w:numFmt w:val="bullet"/>
-      <w:lvlText w:val=""/>
-      <w:lvlJc w:val="left"/>
-      <w:pPr>
-        <w:ind w:left="720" w:hanging="360"/>
-      </w:pPr>
-      <w:rPr>
-        <w:rFonts w:ascii="Symbol" w:hAnsi="Symbol" w:hint="default"/>
-      </w:rPr>
-    </w:lvl>
-    <w:lvl w:ilvl="1" w:tplc="08090003" w:tentative="1">
-      <w:start w:val="1"/>
-      <w:numFmt w:val="bullet"/>
-      <w:lvlText w:val="o"/>
-      <w:lvlJc w:val="left"/>
-      <w:pPr>
-        <w:ind w:left="1440" w:hanging="360"/>
-      </w:pPr>
-      <w:rPr>
-        <w:rFonts w:ascii="Courier New" w:hAnsi="Courier New" w:cs="Courier New" w:hint="default"/>
-      </w:rPr>
-    </w:lvl>
-    <w:lvl w:ilvl="2" w:tplc="08090005" w:tentative="1">
-      <w:start w:val="1"/>
-      <w:numFmt w:val="bullet"/>
-      <w:lvlText w:val=""/>
-      <w:lvlJc w:val="left"/>
-      <w:pPr>
-        <w:ind w:left="2160" w:hanging="360"/>
-      </w:pPr>
-      <w:rPr>
-        <w:rFonts w:ascii="Wingdings" w:hAnsi="Wingdings" w:hint="default"/>
-      </w:rPr>
-    </w:lvl>
-    <w:lvl w:ilvl="3" w:tplc="08090001" w:tentative="1">
-      <w:start w:val="1"/>
-      <w:numFmt w:val="bullet"/>
-      <w:lvlText w:val=""/>
-      <w:lvlJc w:val="left"/>
-      <w:pPr>
-        <w:ind w:left="2880" w:hanging="360"/>
-      </w:pPr>
-      <w:rPr>
-        <w:rFonts w:ascii="Symbol" w:hAnsi="Symbol" w:hint="default"/>
-      </w:rPr>
-    </w:lvl>
-    <w:lvl w:ilvl="4" w:tplc="08090003" w:tentative="1">
-      <w:start w:val="1"/>
-      <w:numFmt w:val="bullet"/>
-      <w:lvlText w:val="o"/>
-      <w:lvlJc w:val="left"/>
-      <w:pPr>
-        <w:ind w:left="3600" w:hanging="360"/>
-      </w:pPr>
-      <w:rPr>
-        <w:rFonts w:ascii="Courier New" w:hAnsi="Courier New" w:cs="Courier New" w:hint="default"/>
-      </w:rPr>
-    </w:lvl>
-    <w:lvl w:ilvl="5" w:tplc="08090005" w:tentative="1">
-      <w:start w:val="1"/>
-      <w:numFmt w:val="bullet"/>
-      <w:lvlText w:val=""/>
-      <w:lvlJc w:val="left"/>
-      <w:pPr>
-        <w:ind w:left="4320" w:hanging="360"/>
-      </w:pPr>
-      <w:rPr>
-        <w:rFonts w:ascii="Wingdings" w:hAnsi="Wingdings" w:hint="default"/>
-      </w:rPr>
-    </w:lvl>
-    <w:lvl w:ilvl="6" w:tplc="08090001" w:tentative="1">
-      <w:start w:val="1"/>
-      <w:numFmt w:val="bullet"/>
-      <w:lvlText w:val=""/>
-      <w:lvlJc w:val="left"/>
-      <w:pPr>
-        <w:ind w:left="5040" w:hanging="360"/>
-      </w:pPr>
-      <w:rPr>
-        <w:rFonts w:ascii="Symbol" w:hAnsi="Symbol" w:hint="default"/>
-      </w:rPr>
-    </w:lvl>
-    <w:lvl w:ilvl="7" w:tplc="08090003" w:tentative="1">
-      <w:start w:val="1"/>
-      <w:numFmt w:val="bullet"/>
-      <w:lvlText w:val="o"/>
-      <w:lvlJc w:val="left"/>
-      <w:pPr>
-        <w:ind w:left="5760" w:hanging="360"/>
-      </w:pPr>
-      <w:rPr>
-        <w:rFonts w:ascii="Courier New" w:hAnsi="Courier New" w:cs="Courier New" w:hint="default"/>
-      </w:rPr>
-    </w:lvl>
-    <w:lvl w:ilvl="8" w:tplc="08090005" w:tentative="1">
-      <w:start w:val="1"/>
-      <w:numFmt w:val="bullet"/>
-      <w:lvlText w:val=""/>
-      <w:lvlJc w:val="left"/>
-      <w:pPr>
-        <w:ind w:left="6480" w:hanging="360"/>
-      </w:pPr>
-      <w:rPr>
-        <w:rFonts w:ascii="Wingdings" w:hAnsi="Wingdings" w:hint="default"/>
-      </w:rPr>
-    </w:lvl>
-  </w:abstractNum>
-  <w:abstractNum w:abstractNumId="21" w15:restartNumberingAfterBreak="0">
-    <w:nsid w:val="76F73ACB"/>
-    <w:multiLevelType w:val="multilevel"/>
-    <w:tmpl w:val="7FD0E72A"/>
-    <w:lvl w:ilvl="0">
-      <w:start w:val="1"/>
-      <w:numFmt w:val="decimal"/>
-      <w:lvlText w:val="%1."/>
-      <w:lvlJc w:val="left"/>
-      <w:pPr>
-        <w:ind w:left="720" w:hanging="360"/>
-      </w:pPr>
-      <w:rPr>
-        <w:rFonts w:hint="default"/>
-      </w:rPr>
-    </w:lvl>
-    <w:lvl w:ilvl="1">
-      <w:start w:val="1"/>
-      <w:numFmt w:val="decimal"/>
-      <w:isLgl/>
-      <w:lvlText w:val="%1.%2"/>
-      <w:lvlJc w:val="left"/>
-      <w:pPr>
-        <w:ind w:left="720" w:hanging="360"/>
-      </w:pPr>
-      <w:rPr>
-        <w:rFonts w:hint="default"/>
-      </w:rPr>
-    </w:lvl>
-    <w:lvl w:ilvl="2">
-      <w:start w:val="1"/>
-      <w:numFmt w:val="decimal"/>
-      <w:isLgl/>
-      <w:lvlText w:val="%1.%2.%3"/>
-      <w:lvlJc w:val="left"/>
-      <w:pPr>
-        <w:ind w:left="1080" w:hanging="720"/>
-      </w:pPr>
-      <w:rPr>
-        <w:rFonts w:hint="default"/>
-      </w:rPr>
-    </w:lvl>
-    <w:lvl w:ilvl="3">
-      <w:start w:val="1"/>
-      <w:numFmt w:val="decimal"/>
-      <w:isLgl/>
-      <w:lvlText w:val="%1.%2.%3.%4"/>
-      <w:lvlJc w:val="left"/>
-      <w:pPr>
-        <w:ind w:left="1080" w:hanging="720"/>
-      </w:pPr>
-      <w:rPr>
-        <w:rFonts w:hint="default"/>
-      </w:rPr>
-    </w:lvl>
-    <w:lvl w:ilvl="4">
-      <w:start w:val="1"/>
-      <w:numFmt w:val="decimal"/>
-      <w:isLgl/>
-      <w:lvlText w:val="%1.%2.%3.%4.%5"/>
-      <w:lvlJc w:val="left"/>
-      <w:pPr>
-        <w:ind w:left="1440" w:hanging="1080"/>
-      </w:pPr>
-      <w:rPr>
-        <w:rFonts w:hint="default"/>
-      </w:rPr>
-    </w:lvl>
-    <w:lvl w:ilvl="5">
-      <w:start w:val="1"/>
-      <w:numFmt w:val="decimal"/>
-      <w:isLgl/>
-      <w:lvlText w:val="%1.%2.%3.%4.%5.%6"/>
-      <w:lvlJc w:val="left"/>
-      <w:pPr>
-        <w:ind w:left="1440" w:hanging="1080"/>
-      </w:pPr>
-      <w:rPr>
-        <w:rFonts w:hint="default"/>
-      </w:rPr>
-    </w:lvl>
-    <w:lvl w:ilvl="6">
-      <w:start w:val="1"/>
-      <w:numFmt w:val="decimal"/>
-      <w:isLgl/>
-      <w:lvlText w:val="%1.%2.%3.%4.%5.%6.%7"/>
-      <w:lvlJc w:val="left"/>
-      <w:pPr>
-        <w:ind w:left="1800" w:hanging="1440"/>
-      </w:pPr>
-      <w:rPr>
-        <w:rFonts w:hint="default"/>
-      </w:rPr>
-    </w:lvl>
-    <w:lvl w:ilvl="7">
-      <w:start w:val="1"/>
-      <w:numFmt w:val="decimal"/>
-      <w:isLgl/>
-      <w:lvlText w:val="%1.%2.%3.%4.%5.%6.%7.%8"/>
-      <w:lvlJc w:val="left"/>
-      <w:pPr>
-        <w:ind w:left="1800" w:hanging="1440"/>
-      </w:pPr>
-      <w:rPr>
-        <w:rFonts w:hint="default"/>
-      </w:rPr>
-    </w:lvl>
-    <w:lvl w:ilvl="8">
-      <w:start w:val="1"/>
-      <w:numFmt w:val="decimal"/>
-      <w:isLgl/>
-      <w:lvlText w:val="%1.%2.%3.%4.%5.%6.%7.%8.%9"/>
-      <w:lvlJc w:val="left"/>
-      <w:pPr>
-        <w:ind w:left="2160" w:hanging="1800"/>
-      </w:pPr>
-      <w:rPr>
-        <w:rFonts w:hint="default"/>
-      </w:rPr>
-    </w:lvl>
-  </w:abstractNum>
-  <w:abstractNum w:abstractNumId="22" w15:restartNumberingAfterBreak="0">
-    <w:nsid w:val="7C9F3E4B"/>
-    <w:multiLevelType w:val="hybridMultilevel"/>
-    <w:tmpl w:val="028AA596"/>
-    <w:lvl w:ilvl="0" w:tplc="4C090001">
-      <w:start w:val="1"/>
-      <w:numFmt w:val="bullet"/>
-      <w:lvlText w:val=""/>
-      <w:lvlJc w:val="left"/>
-      <w:pPr>
-        <w:ind w:left="720" w:hanging="360"/>
-      </w:pPr>
-      <w:rPr>
-        <w:rFonts w:ascii="Symbol" w:hAnsi="Symbol" w:hint="default"/>
-      </w:rPr>
-    </w:lvl>
-    <w:lvl w:ilvl="1" w:tplc="4C090003" w:tentative="1">
-      <w:start w:val="1"/>
-      <w:numFmt w:val="bullet"/>
-      <w:lvlText w:val="o"/>
-      <w:lvlJc w:val="left"/>
-      <w:pPr>
-        <w:ind w:left="1440" w:hanging="360"/>
-      </w:pPr>
-      <w:rPr>
-        <w:rFonts w:ascii="Courier New" w:hAnsi="Courier New" w:cs="Courier New" w:hint="default"/>
-      </w:rPr>
-    </w:lvl>
-    <w:lvl w:ilvl="2" w:tplc="4C090005" w:tentative="1">
-      <w:start w:val="1"/>
-      <w:numFmt w:val="bullet"/>
-      <w:lvlText w:val=""/>
-      <w:lvlJc w:val="left"/>
-      <w:pPr>
-        <w:ind w:left="2160" w:hanging="360"/>
-      </w:pPr>
-      <w:rPr>
-        <w:rFonts w:ascii="Wingdings" w:hAnsi="Wingdings" w:hint="default"/>
-      </w:rPr>
-    </w:lvl>
-    <w:lvl w:ilvl="3" w:tplc="4C090001" w:tentative="1">
-      <w:start w:val="1"/>
-      <w:numFmt w:val="bullet"/>
-      <w:lvlText w:val=""/>
-      <w:lvlJc w:val="left"/>
-      <w:pPr>
-        <w:ind w:left="2880" w:hanging="360"/>
-      </w:pPr>
-      <w:rPr>
-        <w:rFonts w:ascii="Symbol" w:hAnsi="Symbol" w:hint="default"/>
-      </w:rPr>
-    </w:lvl>
-    <w:lvl w:ilvl="4" w:tplc="4C090003" w:tentative="1">
-      <w:start w:val="1"/>
-      <w:numFmt w:val="bullet"/>
-      <w:lvlText w:val="o"/>
-      <w:lvlJc w:val="left"/>
-      <w:pPr>
-        <w:ind w:left="3600" w:hanging="360"/>
-      </w:pPr>
-      <w:rPr>
-        <w:rFonts w:ascii="Courier New" w:hAnsi="Courier New" w:cs="Courier New" w:hint="default"/>
-      </w:rPr>
-    </w:lvl>
-    <w:lvl w:ilvl="5" w:tplc="4C090005" w:tentative="1">
-      <w:start w:val="1"/>
-      <w:numFmt w:val="bullet"/>
-      <w:lvlText w:val=""/>
-      <w:lvlJc w:val="left"/>
-      <w:pPr>
-        <w:ind w:left="4320" w:hanging="360"/>
-      </w:pPr>
-      <w:rPr>
-        <w:rFonts w:ascii="Wingdings" w:hAnsi="Wingdings" w:hint="default"/>
-      </w:rPr>
-    </w:lvl>
-    <w:lvl w:ilvl="6" w:tplc="4C090001" w:tentative="1">
-      <w:start w:val="1"/>
-      <w:numFmt w:val="bullet"/>
-      <w:lvlText w:val=""/>
-      <w:lvlJc w:val="left"/>
-      <w:pPr>
-        <w:ind w:left="5040" w:hanging="360"/>
-      </w:pPr>
-      <w:rPr>
-        <w:rFonts w:ascii="Symbol" w:hAnsi="Symbol" w:hint="default"/>
-      </w:rPr>
-    </w:lvl>
-    <w:lvl w:ilvl="7" w:tplc="4C090003" w:tentative="1">
-      <w:start w:val="1"/>
-      <w:numFmt w:val="bullet"/>
-      <w:lvlText w:val="o"/>
-      <w:lvlJc w:val="left"/>
-      <w:pPr>
-        <w:ind w:left="5760" w:hanging="360"/>
-      </w:pPr>
-      <w:rPr>
-        <w:rFonts w:ascii="Courier New" w:hAnsi="Courier New" w:cs="Courier New" w:hint="default"/>
-      </w:rPr>
-    </w:lvl>
-    <w:lvl w:ilvl="8" w:tplc="4C090005" w:tentative="1">
-      <w:start w:val="1"/>
-      <w:numFmt w:val="bullet"/>
-      <w:lvlText w:val=""/>
-      <w:lvlJc w:val="left"/>
-      <w:pPr>
-        <w:ind w:left="6480" w:hanging="360"/>
-      </w:pPr>
-      <w:rPr>
-        <w:rFonts w:ascii="Wingdings" w:hAnsi="Wingdings" w:hint="default"/>
-      </w:rPr>
-    </w:lvl>
-  </w:abstractNum>
   <w:num w:numId="1" w16cid:durableId="885146098">
-    <w:abstractNumId w:val="17"/>
+    <w:abstractNumId w:val="5"/>
   </w:num>
-  <w:num w:numId="2" w16cid:durableId="1155296517">
+  <w:num w:numId="2" w16cid:durableId="1928031186">
+    <w:abstractNumId w:val="6"/>
+  </w:num>
+  <w:num w:numId="3" w16cid:durableId="2031056359">
+    <w:abstractNumId w:val="8"/>
+  </w:num>
+  <w:num w:numId="4" w16cid:durableId="1286766353">
+    <w:abstractNumId w:val="0"/>
+  </w:num>
+  <w:num w:numId="5" w16cid:durableId="1460682227">
+    <w:abstractNumId w:val="3"/>
+  </w:num>
+  <w:num w:numId="6" w16cid:durableId="1641615470">
+    <w:abstractNumId w:val="7"/>
+  </w:num>
+  <w:num w:numId="7" w16cid:durableId="88743860">
     <w:abstractNumId w:val="2"/>
   </w:num>
-  <w:num w:numId="3" w16cid:durableId="51278000">
-    <w:abstractNumId w:val="11"/>
+  <w:num w:numId="8" w16cid:durableId="1920409304">
+    <w:abstractNumId w:val="9"/>
   </w:num>
-  <w:num w:numId="4" w16cid:durableId="798766863">
-    <w:abstractNumId w:val="21"/>
-  </w:num>
-  <w:num w:numId="5" w16cid:durableId="1159073422">
-    <w:abstractNumId w:val="5"/>
-  </w:num>
-  <w:num w:numId="6" w16cid:durableId="26682348">
-    <w:abstractNumId w:val="10"/>
-  </w:num>
-  <w:num w:numId="7" w16cid:durableId="417602673">
-    <w:abstractNumId w:val="8"/>
-  </w:num>
-  <w:num w:numId="8" w16cid:durableId="607811600">
-    <w:abstractNumId w:val="14"/>
-  </w:num>
-  <w:num w:numId="9" w16cid:durableId="456029946">
-    <w:abstractNumId w:val="3"/>
-  </w:num>
-  <w:num w:numId="10" w16cid:durableId="25836976">
-    <w:abstractNumId w:val="7"/>
-  </w:num>
-  <w:num w:numId="11" w16cid:durableId="718210095">
+  <w:num w:numId="9" w16cid:durableId="1176261506">
     <w:abstractNumId w:val="4"/>
   </w:num>
-  <w:num w:numId="12" w16cid:durableId="1194079214">
-    <w:abstractNumId w:val="16"/>
-  </w:num>
-  <w:num w:numId="13" w16cid:durableId="1320109983">
-    <w:abstractNumId w:val="13"/>
-  </w:num>
-  <w:num w:numId="14" w16cid:durableId="1928031186">
-    <w:abstractNumId w:val="18"/>
-  </w:num>
-  <w:num w:numId="15" w16cid:durableId="1730222293">
-    <w:abstractNumId w:val="15"/>
-  </w:num>
-  <w:num w:numId="16" w16cid:durableId="2031056359">
-    <w:abstractNumId w:val="20"/>
-  </w:num>
-  <w:num w:numId="17" w16cid:durableId="1286766353">
-    <w:abstractNumId w:val="0"/>
-  </w:num>
-  <w:num w:numId="18" w16cid:durableId="1460682227">
-    <w:abstractNumId w:val="9"/>
-  </w:num>
-  <w:num w:numId="19" w16cid:durableId="1641615470">
-    <w:abstractNumId w:val="19"/>
-  </w:num>
-  <w:num w:numId="20" w16cid:durableId="88743860">
-    <w:abstractNumId w:val="6"/>
-  </w:num>
-  <w:num w:numId="21" w16cid:durableId="1920409304">
-    <w:abstractNumId w:val="22"/>
-  </w:num>
-  <w:num w:numId="22" w16cid:durableId="1176261506">
-    <w:abstractNumId w:val="12"/>
-  </w:num>
-  <w:num w:numId="23" w16cid:durableId="689339770">
+  <w:num w:numId="10" w16cid:durableId="689339770">
     <w:abstractNumId w:val="1"/>
   </w:num>
 </w:numbering>
@@ -13099,15 +12975,904 @@
       <w:rPr>
         <w:rFonts w:asciiTheme="minorHAnsi" w:eastAsiaTheme="minorHAnsi" w:hAnsiTheme="minorHAnsi" w:cstheme="minorBidi"/>
         <w:kern w:val="2"/>
-        <w:sz w:val="24"/>
-        <w:szCs w:val="24"/>
+        <w:sz w:val="22"/>
+        <w:szCs w:val="22"/>
         <w:lang w:val="en-GB" w:eastAsia="en-US" w:bidi="ar-SA"/>
         <w14:ligatures w14:val="standardContextual"/>
       </w:rPr>
     </w:rPrDefault>
     <w:pPrDefault>
       <w:pPr>
-        <w:spacing w:after="160" w:line="278" w:lineRule="auto"/>
+        <w:spacing w:after="160" w:line="259" w:lineRule="auto"/>
+      </w:pPr>
+    </w:pPrDefault>
+  </w:docDefaults>
+  <w:latentStyles w:defLockedState="0" w:defUIPriority="99" w:defSemiHidden="0" w:defUnhideWhenUsed="0" w:defQFormat="0" w:count="376">
+    <w:lsdException w:name="Normal" w:uiPriority="0" w:qFormat="1"/>
+    <w:lsdException w:name="heading 1" w:uiPriority="9" w:qFormat="1"/>
+    <w:lsdException w:name="heading 2" w:semiHidden="1" w:uiPriority="9" w:unhideWhenUsed="1" w:qFormat="1"/>
+    <w:lsdException w:name="heading 3" w:semiHidden="1" w:uiPriority="9" w:unhideWhenUsed="1" w:qFormat="1"/>
+    <w:lsdException w:name="heading 4" w:semiHidden="1" w:uiPriority="9" w:unhideWhenUsed="1" w:qFormat="1"/>
+    <w:lsdException w:name="heading 5" w:semiHidden="1" w:uiPriority="9" w:unhideWhenUsed="1" w:qFormat="1"/>
+    <w:lsdException w:name="heading 6" w:semiHidden="1" w:uiPriority="9" w:unhideWhenUsed="1" w:qFormat="1"/>
+    <w:lsdException w:name="heading 7" w:semiHidden="1" w:uiPriority="9" w:unhideWhenUsed="1" w:qFormat="1"/>
+    <w:lsdException w:name="heading 8" w:semiHidden="1" w:uiPriority="9" w:unhideWhenUsed="1" w:qFormat="1"/>
+    <w:lsdException w:name="heading 9" w:semiHidden="1" w:uiPriority="9" w:unhideWhenUsed="1" w:qFormat="1"/>
+    <w:lsdException w:name="index 1" w:semiHidden="1" w:unhideWhenUsed="1"/>
+    <w:lsdException w:name="index 2" w:semiHidden="1" w:unhideWhenUsed="1"/>
+    <w:lsdException w:name="index 3" w:semiHidden="1" w:unhideWhenUsed="1"/>
+    <w:lsdException w:name="index 4" w:semiHidden="1" w:unhideWhenUsed="1"/>
+    <w:lsdException w:name="index 5" w:semiHidden="1" w:unhideWhenUsed="1"/>
+    <w:lsdException w:name="index 6" w:semiHidden="1" w:unhideWhenUsed="1"/>
+    <w:lsdException w:name="index 7" w:semiHidden="1" w:unhideWhenUsed="1"/>
+    <w:lsdException w:name="index 8" w:semiHidden="1" w:unhideWhenUsed="1"/>
+    <w:lsdException w:name="index 9" w:semiHidden="1" w:unhideWhenUsed="1"/>
+    <w:lsdException w:name="toc 1" w:semiHidden="1" w:uiPriority="39" w:unhideWhenUsed="1"/>
+    <w:lsdException w:name="toc 2" w:semiHidden="1" w:uiPriority="39" w:unhideWhenUsed="1"/>
+    <w:lsdException w:name="toc 3" w:semiHidden="1" w:uiPriority="39" w:unhideWhenUsed="1"/>
+    <w:lsdException w:name="toc 4" w:semiHidden="1" w:uiPriority="39" w:unhideWhenUsed="1"/>
+    <w:lsdException w:name="toc 5" w:semiHidden="1" w:uiPriority="39" w:unhideWhenUsed="1"/>
+    <w:lsdException w:name="toc 6" w:semiHidden="1" w:uiPriority="39" w:unhideWhenUsed="1"/>
+    <w:lsdException w:name="toc 7" w:semiHidden="1" w:uiPriority="39" w:unhideWhenUsed="1"/>
+    <w:lsdException w:name="toc 8" w:semiHidden="1" w:uiPriority="39" w:unhideWhenUsed="1"/>
+    <w:lsdException w:name="toc 9" w:semiHidden="1" w:uiPriority="39" w:unhideWhenUsed="1"/>
+    <w:lsdException w:name="Normal Indent" w:semiHidden="1" w:unhideWhenUsed="1"/>
+    <w:lsdException w:name="footnote text" w:semiHidden="1" w:unhideWhenUsed="1"/>
+    <w:lsdException w:name="annotation text" w:semiHidden="1" w:unhideWhenUsed="1"/>
+    <w:lsdException w:name="header" w:semiHidden="1" w:unhideWhenUsed="1"/>
+    <w:lsdException w:name="footer" w:semiHidden="1" w:unhideWhenUsed="1"/>
+    <w:lsdException w:name="index heading" w:semiHidden="1" w:unhideWhenUsed="1"/>
+    <w:lsdException w:name="caption" w:semiHidden="1" w:uiPriority="35" w:unhideWhenUsed="1" w:qFormat="1"/>
+    <w:lsdException w:name="table of figures" w:semiHidden="1" w:unhideWhenUsed="1"/>
+    <w:lsdException w:name="envelope address" w:semiHidden="1" w:unhideWhenUsed="1"/>
+    <w:lsdException w:name="envelope return" w:semiHidden="1" w:unhideWhenUsed="1"/>
+    <w:lsdException w:name="footnote reference" w:semiHidden="1" w:unhideWhenUsed="1"/>
+    <w:lsdException w:name="annotation reference" w:semiHidden="1" w:unhideWhenUsed="1"/>
+    <w:lsdException w:name="line number" w:semiHidden="1" w:unhideWhenUsed="1"/>
+    <w:lsdException w:name="page number" w:semiHidden="1" w:unhideWhenUsed="1"/>
+    <w:lsdException w:name="endnote reference" w:semiHidden="1" w:unhideWhenUsed="1"/>
+    <w:lsdException w:name="endnote text" w:semiHidden="1" w:unhideWhenUsed="1"/>
+    <w:lsdException w:name="table of authorities" w:semiHidden="1" w:unhideWhenUsed="1"/>
+    <w:lsdException w:name="macro" w:semiHidden="1" w:unhideWhenUsed="1"/>
+    <w:lsdException w:name="toa heading" w:semiHidden="1" w:unhideWhenUsed="1"/>
+    <w:lsdException w:name="List" w:semiHidden="1" w:unhideWhenUsed="1"/>
+    <w:lsdException w:name="List Bullet" w:semiHidden="1" w:unhideWhenUsed="1"/>
+    <w:lsdException w:name="List Number" w:semiHidden="1" w:unhideWhenUsed="1"/>
+    <w:lsdException w:name="List 2" w:semiHidden="1" w:unhideWhenUsed="1"/>
+    <w:lsdException w:name="List 3" w:semiHidden="1" w:unhideWhenUsed="1"/>
+    <w:lsdException w:name="List 4" w:semiHidden="1" w:unhideWhenUsed="1"/>
+    <w:lsdException w:name="List 5" w:semiHidden="1" w:unhideWhenUsed="1"/>
+    <w:lsdException w:name="List Bullet 2" w:semiHidden="1" w:unhideWhenUsed="1"/>
+    <w:lsdException w:name="List Bullet 3" w:semiHidden="1" w:unhideWhenUsed="1"/>
+    <w:lsdException w:name="List Bullet 4" w:semiHidden="1" w:unhideWhenUsed="1"/>
+    <w:lsdException w:name="List Bullet 5" w:semiHidden="1" w:unhideWhenUsed="1"/>
+    <w:lsdException w:name="List Number 2" w:semiHidden="1" w:unhideWhenUsed="1"/>
+    <w:lsdException w:name="List Number 3" w:semiHidden="1" w:unhideWhenUsed="1"/>
+    <w:lsdException w:name="List Number 4" w:semiHidden="1" w:unhideWhenUsed="1"/>
+    <w:lsdException w:name="List Number 5" w:semiHidden="1" w:unhideWhenUsed="1"/>
+    <w:lsdException w:name="Title" w:uiPriority="10" w:qFormat="1"/>
+    <w:lsdException w:name="Closing" w:semiHidden="1" w:unhideWhenUsed="1"/>
+    <w:lsdException w:name="Signature" w:semiHidden="1" w:unhideWhenUsed="1"/>
+    <w:lsdException w:name="Default Paragraph Font" w:semiHidden="1" w:uiPriority="1" w:unhideWhenUsed="1"/>
+    <w:lsdException w:name="Body Text" w:semiHidden="1" w:unhideWhenUsed="1"/>
+    <w:lsdException w:name="Body Text Indent" w:semiHidden="1" w:unhideWhenUsed="1"/>
+    <w:lsdException w:name="List Continue" w:semiHidden="1" w:unhideWhenUsed="1"/>
+    <w:lsdException w:name="List Continue 2" w:semiHidden="1" w:unhideWhenUsed="1"/>
+    <w:lsdException w:name="List Continue 3" w:semiHidden="1" w:unhideWhenUsed="1"/>
+    <w:lsdException w:name="List Continue 4" w:semiHidden="1" w:unhideWhenUsed="1"/>
+    <w:lsdException w:name="List Continue 5" w:semiHidden="1" w:unhideWhenUsed="1"/>
+    <w:lsdException w:name="Message Header" w:semiHidden="1" w:unhideWhenUsed="1"/>
+    <w:lsdException w:name="Subtitle" w:uiPriority="11" w:qFormat="1"/>
+    <w:lsdException w:name="Salutation" w:semiHidden="1" w:unhideWhenUsed="1"/>
+    <w:lsdException w:name="Date" w:semiHidden="1" w:unhideWhenUsed="1"/>
+    <w:lsdException w:name="Body Text First Indent" w:semiHidden="1" w:unhideWhenUsed="1"/>
+    <w:lsdException w:name="Body Text First Indent 2" w:semiHidden="1" w:unhideWhenUsed="1"/>
+    <w:lsdException w:name="Note Heading" w:semiHidden="1" w:unhideWhenUsed="1"/>
+    <w:lsdException w:name="Body Text 2" w:semiHidden="1" w:unhideWhenUsed="1"/>
+    <w:lsdException w:name="Body Text 3" w:semiHidden="1" w:unhideWhenUsed="1"/>
+    <w:lsdException w:name="Body Text Indent 2" w:semiHidden="1" w:unhideWhenUsed="1"/>
+    <w:lsdException w:name="Body Text Indent 3" w:semiHidden="1" w:unhideWhenUsed="1"/>
+    <w:lsdException w:name="Block Text" w:semiHidden="1" w:unhideWhenUsed="1"/>
+    <w:lsdException w:name="Hyperlink" w:semiHidden="1" w:unhideWhenUsed="1"/>
+    <w:lsdException w:name="FollowedHyperlink" w:semiHidden="1" w:unhideWhenUsed="1"/>
+    <w:lsdException w:name="Strong" w:uiPriority="22" w:qFormat="1"/>
+    <w:lsdException w:name="Emphasis" w:uiPriority="20" w:qFormat="1"/>
+    <w:lsdException w:name="Document Map" w:semiHidden="1" w:unhideWhenUsed="1"/>
+    <w:lsdException w:name="Plain Text" w:semiHidden="1" w:unhideWhenUsed="1"/>
+    <w:lsdException w:name="E-mail Signature" w:semiHidden="1" w:unhideWhenUsed="1"/>
+    <w:lsdException w:name="HTML Top of Form" w:semiHidden="1" w:unhideWhenUsed="1"/>
+    <w:lsdException w:name="HTML Bottom of Form" w:semiHidden="1" w:unhideWhenUsed="1"/>
+    <w:lsdException w:name="Normal (Web)" w:semiHidden="1" w:unhideWhenUsed="1"/>
+    <w:lsdException w:name="HTML Acronym" w:semiHidden="1" w:unhideWhenUsed="1"/>
+    <w:lsdException w:name="HTML Address" w:semiHidden="1" w:unhideWhenUsed="1"/>
+    <w:lsdException w:name="HTML Cite" w:semiHidden="1" w:unhideWhenUsed="1"/>
+    <w:lsdException w:name="HTML Code" w:semiHidden="1" w:unhideWhenUsed="1"/>
+    <w:lsdException w:name="HTML Definition" w:semiHidden="1" w:unhideWhenUsed="1"/>
+    <w:lsdException w:name="HTML Keyboard" w:semiHidden="1" w:unhideWhenUsed="1"/>
+    <w:lsdException w:name="HTML Preformatted" w:semiHidden="1" w:unhideWhenUsed="1"/>
+    <w:lsdException w:name="HTML Sample" w:semiHidden="1" w:unhideWhenUsed="1"/>
+    <w:lsdException w:name="HTML Typewriter" w:semiHidden="1" w:unhideWhenUsed="1"/>
+    <w:lsdException w:name="HTML Variable" w:semiHidden="1" w:unhideWhenUsed="1"/>
+    <w:lsdException w:name="Normal Table" w:semiHidden="1" w:unhideWhenUsed="1"/>
+    <w:lsdException w:name="annotation subject" w:semiHidden="1" w:unhideWhenUsed="1"/>
+    <w:lsdException w:name="No List" w:semiHidden="1" w:unhideWhenUsed="1"/>
+    <w:lsdException w:name="Outline List 1" w:semiHidden="1" w:unhideWhenUsed="1"/>
+    <w:lsdException w:name="Outline List 2" w:semiHidden="1" w:unhideWhenUsed="1"/>
+    <w:lsdException w:name="Outline List 3" w:semiHidden="1" w:unhideWhenUsed="1"/>
+    <w:lsdException w:name="Table Simple 1" w:semiHidden="1" w:unhideWhenUsed="1"/>
+    <w:lsdException w:name="Table Simple 2" w:semiHidden="1" w:unhideWhenUsed="1"/>
+    <w:lsdException w:name="Table Simple 3" w:semiHidden="1" w:unhideWhenUsed="1"/>
+    <w:lsdException w:name="Table Classic 1" w:semiHidden="1" w:unhideWhenUsed="1"/>
+    <w:lsdException w:name="Table Classic 2" w:semiHidden="1" w:unhideWhenUsed="1"/>
+    <w:lsdException w:name="Table Classic 3" w:semiHidden="1" w:unhideWhenUsed="1"/>
+    <w:lsdException w:name="Table Classic 4" w:semiHidden="1" w:unhideWhenUsed="1"/>
+    <w:lsdException w:name="Table Colorful 1" w:semiHidden="1" w:unhideWhenUsed="1"/>
+    <w:lsdException w:name="Table Colorful 2" w:semiHidden="1" w:unhideWhenUsed="1"/>
+    <w:lsdException w:name="Table Colorful 3" w:semiHidden="1" w:unhideWhenUsed="1"/>
+    <w:lsdException w:name="Table Columns 1" w:semiHidden="1" w:unhideWhenUsed="1"/>
+    <w:lsdException w:name="Table Columns 2" w:semiHidden="1" w:unhideWhenUsed="1"/>
+    <w:lsdException w:name="Table Columns 3" w:semiHidden="1" w:unhideWhenUsed="1"/>
+    <w:lsdException w:name="Table Columns 4" w:semiHidden="1" w:unhideWhenUsed="1"/>
+    <w:lsdException w:name="Table Columns 5" w:semiHidden="1" w:unhideWhenUsed="1"/>
+    <w:lsdException w:name="Table Grid 1" w:semiHidden="1" w:unhideWhenUsed="1"/>
+    <w:lsdException w:name="Table Grid 2" w:semiHidden="1" w:unhideWhenUsed="1"/>
+    <w:lsdException w:name="Table Grid 3" w:semiHidden="1" w:unhideWhenUsed="1"/>
+    <w:lsdException w:name="Table Grid 4" w:semiHidden="1" w:unhideWhenUsed="1"/>
+    <w:lsdException w:name="Table Grid 5" w:semiHidden="1" w:unhideWhenUsed="1"/>
+    <w:lsdException w:name="Table Grid 6" w:semiHidden="1" w:unhideWhenUsed="1"/>
+    <w:lsdException w:name="Table Grid 7" w:semiHidden="1" w:unhideWhenUsed="1"/>
+    <w:lsdException w:name="Table Grid 8" w:semiHidden="1" w:unhideWhenUsed="1"/>
+    <w:lsdException w:name="Table List 1" w:semiHidden="1" w:unhideWhenUsed="1"/>
+    <w:lsdException w:name="Table List 2" w:semiHidden="1" w:unhideWhenUsed="1"/>
+    <w:lsdException w:name="Table List 3" w:semiHidden="1" w:unhideWhenUsed="1"/>
+    <w:lsdException w:name="Table List 4" w:semiHidden="1" w:unhideWhenUsed="1"/>
+    <w:lsdException w:name="Table List 5" w:semiHidden="1" w:unhideWhenUsed="1"/>
+    <w:lsdException w:name="Table List 6" w:semiHidden="1" w:unhideWhenUsed="1"/>
+    <w:lsdException w:name="Table List 7" w:semiHidden="1" w:unhideWhenUsed="1"/>
+    <w:lsdException w:name="Table List 8" w:semiHidden="1" w:unhideWhenUsed="1"/>
+    <w:lsdException w:name="Table 3D effects 1" w:semiHidden="1" w:unhideWhenUsed="1"/>
+    <w:lsdException w:name="Table 3D effects 2" w:semiHidden="1" w:unhideWhenUsed="1"/>
+    <w:lsdException w:name="Table 3D effects 3" w:semiHidden="1" w:unhideWhenUsed="1"/>
+    <w:lsdException w:name="Table Contemporary" w:semiHidden="1" w:unhideWhenUsed="1"/>
+    <w:lsdException w:name="Table Elegant" w:semiHidden="1" w:unhideWhenUsed="1"/>
+    <w:lsdException w:name="Table Professional" w:semiHidden="1" w:unhideWhenUsed="1"/>
+    <w:lsdException w:name="Table Subtle 1" w:semiHidden="1" w:unhideWhenUsed="1"/>
+    <w:lsdException w:name="Table Subtle 2" w:semiHidden="1" w:unhideWhenUsed="1"/>
+    <w:lsdException w:name="Table Web 1" w:semiHidden="1" w:unhideWhenUsed="1"/>
+    <w:lsdException w:name="Table Web 2" w:semiHidden="1" w:unhideWhenUsed="1"/>
+    <w:lsdException w:name="Table Web 3" w:semiHidden="1" w:unhideWhenUsed="1"/>
+    <w:lsdException w:name="Balloon Text" w:semiHidden="1" w:unhideWhenUsed="1"/>
+    <w:lsdException w:name="Table Grid" w:uiPriority="39"/>
+    <w:lsdException w:name="Table Theme" w:semiHidden="1" w:unhideWhenUsed="1"/>
+    <w:lsdException w:name="Placeholder Text" w:semiHidden="1"/>
+    <w:lsdException w:name="No Spacing" w:uiPriority="1" w:qFormat="1"/>
+    <w:lsdException w:name="Light Shading" w:uiPriority="60"/>
+    <w:lsdException w:name="Light List" w:uiPriority="61"/>
+    <w:lsdException w:name="Light Grid" w:uiPriority="62"/>
+    <w:lsdException w:name="Medium Shading 1" w:uiPriority="63"/>
+    <w:lsdException w:name="Medium Shading 2" w:uiPriority="64"/>
+    <w:lsdException w:name="Medium List 1" w:uiPriority="65"/>
+    <w:lsdException w:name="Medium List 2" w:uiPriority="66"/>
+    <w:lsdException w:name="Medium Grid 1" w:uiPriority="67"/>
+    <w:lsdException w:name="Medium Grid 2" w:uiPriority="68"/>
+    <w:lsdException w:name="Medium Grid 3" w:uiPriority="69"/>
+    <w:lsdException w:name="Dark List" w:uiPriority="70"/>
+    <w:lsdException w:name="Colorful Shading" w:uiPriority="71"/>
+    <w:lsdException w:name="Colorful List" w:uiPriority="72"/>
+    <w:lsdException w:name="Colorful Grid" w:uiPriority="73"/>
+    <w:lsdException w:name="Light Shading Accent 1" w:uiPriority="60"/>
+    <w:lsdException w:name="Light List Accent 1" w:uiPriority="61"/>
+    <w:lsdException w:name="Light Grid Accent 1" w:uiPriority="62"/>
+    <w:lsdException w:name="Medium Shading 1 Accent 1" w:uiPriority="63"/>
+    <w:lsdException w:name="Medium Shading 2 Accent 1" w:uiPriority="64"/>
+    <w:lsdException w:name="Medium List 1 Accent 1" w:uiPriority="65"/>
+    <w:lsdException w:name="Revision" w:semiHidden="1"/>
+    <w:lsdException w:name="List Paragraph" w:uiPriority="34" w:qFormat="1"/>
+    <w:lsdException w:name="Quote" w:uiPriority="29" w:qFormat="1"/>
+    <w:lsdException w:name="Intense Quote" w:uiPriority="30" w:qFormat="1"/>
+    <w:lsdException w:name="Medium List 2 Accent 1" w:uiPriority="66"/>
+    <w:lsdException w:name="Medium Grid 1 Accent 1" w:uiPriority="67"/>
+    <w:lsdException w:name="Medium Grid 2 Accent 1" w:uiPriority="68"/>
+    <w:lsdException w:name="Medium Grid 3 Accent 1" w:uiPriority="69"/>
+    <w:lsdException w:name="Dark List Accent 1" w:uiPriority="70"/>
+    <w:lsdException w:name="Colorful Shading Accent 1" w:uiPriority="71"/>
+    <w:lsdException w:name="Colorful List Accent 1" w:uiPriority="72"/>
+    <w:lsdException w:name="Colorful Grid Accent 1" w:uiPriority="73"/>
+    <w:lsdException w:name="Light Shading Accent 2" w:uiPriority="60"/>
+    <w:lsdException w:name="Light List Accent 2" w:uiPriority="61"/>
+    <w:lsdException w:name="Light Grid Accent 2" w:uiPriority="62"/>
+    <w:lsdException w:name="Medium Shading 1 Accent 2" w:uiPriority="63"/>
+    <w:lsdException w:name="Medium Shading 2 Accent 2" w:uiPriority="64"/>
+    <w:lsdException w:name="Medium List 1 Accent 2" w:uiPriority="65"/>
+    <w:lsdException w:name="Medium List 2 Accent 2" w:uiPriority="66"/>
+    <w:lsdException w:name="Medium Grid 1 Accent 2" w:uiPriority="67"/>
+    <w:lsdException w:name="Medium Grid 2 Accent 2" w:uiPriority="68"/>
+    <w:lsdException w:name="Medium Grid 3 Accent 2" w:uiPriority="69"/>
+    <w:lsdException w:name="Dark List Accent 2" w:uiPriority="70"/>
+    <w:lsdException w:name="Colorful Shading Accent 2" w:uiPriority="71"/>
+    <w:lsdException w:name="Colorful List Accent 2" w:uiPriority="72"/>
+    <w:lsdException w:name="Colorful Grid Accent 2" w:uiPriority="73"/>
+    <w:lsdException w:name="Light Shading Accent 3" w:uiPriority="60"/>
+    <w:lsdException w:name="Light List Accent 3" w:uiPriority="61"/>
+    <w:lsdException w:name="Light Grid Accent 3" w:uiPriority="62"/>
+    <w:lsdException w:name="Medium Shading 1 Accent 3" w:uiPriority="63"/>
+    <w:lsdException w:name="Medium Shading 2 Accent 3" w:uiPriority="64"/>
+    <w:lsdException w:name="Medium List 1 Accent 3" w:uiPriority="65"/>
+    <w:lsdException w:name="Medium List 2 Accent 3" w:uiPriority="66"/>
+    <w:lsdException w:name="Medium Grid 1 Accent 3" w:uiPriority="67"/>
+    <w:lsdException w:name="Medium Grid 2 Accent 3" w:uiPriority="68"/>
+    <w:lsdException w:name="Medium Grid 3 Accent 3" w:uiPriority="69"/>
+    <w:lsdException w:name="Dark List Accent 3" w:uiPriority="70"/>
+    <w:lsdException w:name="Colorful Shading Accent 3" w:uiPriority="71"/>
+    <w:lsdException w:name="Colorful List Accent 3" w:uiPriority="72"/>
+    <w:lsdException w:name="Colorful Grid Accent 3" w:uiPriority="73"/>
+    <w:lsdException w:name="Light Shading Accent 4" w:uiPriority="60"/>
+    <w:lsdException w:name="Light List Accent 4" w:uiPriority="61"/>
+    <w:lsdException w:name="Light Grid Accent 4" w:uiPriority="62"/>
+    <w:lsdException w:name="Medium Shading 1 Accent 4" w:uiPriority="63"/>
+    <w:lsdException w:name="Medium Shading 2 Accent 4" w:uiPriority="64"/>
+    <w:lsdException w:name="Medium List 1 Accent 4" w:uiPriority="65"/>
+    <w:lsdException w:name="Medium List 2 Accent 4" w:uiPriority="66"/>
+    <w:lsdException w:name="Medium Grid 1 Accent 4" w:uiPriority="67"/>
+    <w:lsdException w:name="Medium Grid 2 Accent 4" w:uiPriority="68"/>
+    <w:lsdException w:name="Medium Grid 3 Accent 4" w:uiPriority="69"/>
+    <w:lsdException w:name="Dark List Accent 4" w:uiPriority="70"/>
+    <w:lsdException w:name="Colorful Shading Accent 4" w:uiPriority="71"/>
+    <w:lsdException w:name="Colorful List Accent 4" w:uiPriority="72"/>
+    <w:lsdException w:name="Colorful Grid Accent 4" w:uiPriority="73"/>
+    <w:lsdException w:name="Light Shading Accent 5" w:uiPriority="60"/>
+    <w:lsdException w:name="Light List Accent 5" w:uiPriority="61"/>
+    <w:lsdException w:name="Light Grid Accent 5" w:uiPriority="62"/>
+    <w:lsdException w:name="Medium Shading 1 Accent 5" w:uiPriority="63"/>
+    <w:lsdException w:name="Medium Shading 2 Accent 5" w:uiPriority="64"/>
+    <w:lsdException w:name="Medium List 1 Accent 5" w:uiPriority="65"/>
+    <w:lsdException w:name="Medium List 2 Accent 5" w:uiPriority="66"/>
+    <w:lsdException w:name="Medium Grid 1 Accent 5" w:uiPriority="67"/>
+    <w:lsdException w:name="Medium Grid 2 Accent 5" w:uiPriority="68"/>
+    <w:lsdException w:name="Medium Grid 3 Accent 5" w:uiPriority="69"/>
+    <w:lsdException w:name="Dark List Accent 5" w:uiPriority="70"/>
+    <w:lsdException w:name="Colorful Shading Accent 5" w:uiPriority="71"/>
+    <w:lsdException w:name="Colorful List Accent 5" w:uiPriority="72"/>
+    <w:lsdException w:name="Colorful Grid Accent 5" w:uiPriority="73"/>
+    <w:lsdException w:name="Light Shading Accent 6" w:uiPriority="60"/>
+    <w:lsdException w:name="Light List Accent 6" w:uiPriority="61"/>
+    <w:lsdException w:name="Light Grid Accent 6" w:uiPriority="62"/>
+    <w:lsdException w:name="Medium Shading 1 Accent 6" w:uiPriority="63"/>
+    <w:lsdException w:name="Medium Shading 2 Accent 6" w:uiPriority="64"/>
+    <w:lsdException w:name="Medium List 1 Accent 6" w:uiPriority="65"/>
+    <w:lsdException w:name="Medium List 2 Accent 6" w:uiPriority="66"/>
+    <w:lsdException w:name="Medium Grid 1 Accent 6" w:uiPriority="67"/>
+    <w:lsdException w:name="Medium Grid 2 Accent 6" w:uiPriority="68"/>
+    <w:lsdException w:name="Medium Grid 3 Accent 6" w:uiPriority="69"/>
+    <w:lsdException w:name="Dark List Accent 6" w:uiPriority="70"/>
+    <w:lsdException w:name="Colorful Shading Accent 6" w:uiPriority="71"/>
+    <w:lsdException w:name="Colorful List Accent 6" w:uiPriority="72"/>
+    <w:lsdException w:name="Colorful Grid Accent 6" w:uiPriority="73"/>
+    <w:lsdException w:name="Subtle Emphasis" w:uiPriority="19" w:qFormat="1"/>
+    <w:lsdException w:name="Intense Emphasis" w:uiPriority="21" w:qFormat="1"/>
+    <w:lsdException w:name="Subtle Reference" w:uiPriority="31" w:qFormat="1"/>
+    <w:lsdException w:name="Intense Reference" w:uiPriority="32" w:qFormat="1"/>
+    <w:lsdException w:name="Book Title" w:uiPriority="33" w:qFormat="1"/>
+    <w:lsdException w:name="Bibliography" w:semiHidden="1" w:uiPriority="37" w:unhideWhenUsed="1"/>
+    <w:lsdException w:name="TOC Heading" w:semiHidden="1" w:uiPriority="39" w:unhideWhenUsed="1" w:qFormat="1"/>
+    <w:lsdException w:name="Plain Table 1" w:uiPriority="41"/>
+    <w:lsdException w:name="Plain Table 2" w:uiPriority="42"/>
+    <w:lsdException w:name="Plain Table 3" w:uiPriority="43"/>
+    <w:lsdException w:name="Plain Table 4" w:uiPriority="44"/>
+    <w:lsdException w:name="Plain Table 5" w:uiPriority="45"/>
+    <w:lsdException w:name="Grid Table Light" w:uiPriority="40"/>
+    <w:lsdException w:name="Grid Table 1 Light" w:uiPriority="46"/>
+    <w:lsdException w:name="Grid Table 2" w:uiPriority="47"/>
+    <w:lsdException w:name="Grid Table 3" w:uiPriority="48"/>
+    <w:lsdException w:name="Grid Table 4" w:uiPriority="49"/>
+    <w:lsdException w:name="Grid Table 5 Dark" w:uiPriority="50"/>
+    <w:lsdException w:name="Grid Table 6 Colorful" w:uiPriority="51"/>
+    <w:lsdException w:name="Grid Table 7 Colorful" w:uiPriority="52"/>
+    <w:lsdException w:name="Grid Table 1 Light Accent 1" w:uiPriority="46"/>
+    <w:lsdException w:name="Grid Table 2 Accent 1" w:uiPriority="47"/>
+    <w:lsdException w:name="Grid Table 3 Accent 1" w:uiPriority="48"/>
+    <w:lsdException w:name="Grid Table 4 Accent 1" w:uiPriority="49"/>
+    <w:lsdException w:name="Grid Table 5 Dark Accent 1" w:uiPriority="50"/>
+    <w:lsdException w:name="Grid Table 6 Colorful Accent 1" w:uiPriority="51"/>
+    <w:lsdException w:name="Grid Table 7 Colorful Accent 1" w:uiPriority="52"/>
+    <w:lsdException w:name="Grid Table 1 Light Accent 2" w:uiPriority="46"/>
+    <w:lsdException w:name="Grid Table 2 Accent 2" w:uiPriority="47"/>
+    <w:lsdException w:name="Grid Table 3 Accent 2" w:uiPriority="48"/>
+    <w:lsdException w:name="Grid Table 4 Accent 2" w:uiPriority="49"/>
+    <w:lsdException w:name="Grid Table 5 Dark Accent 2" w:uiPriority="50"/>
+    <w:lsdException w:name="Grid Table 6 Colorful Accent 2" w:uiPriority="51"/>
+    <w:lsdException w:name="Grid Table 7 Colorful Accent 2" w:uiPriority="52"/>
+    <w:lsdException w:name="Grid Table 1 Light Accent 3" w:uiPriority="46"/>
+    <w:lsdException w:name="Grid Table 2 Accent 3" w:uiPriority="47"/>
+    <w:lsdException w:name="Grid Table 3 Accent 3" w:uiPriority="48"/>
+    <w:lsdException w:name="Grid Table 4 Accent 3" w:uiPriority="49"/>
+    <w:lsdException w:name="Grid Table 5 Dark Accent 3" w:uiPriority="50"/>
+    <w:lsdException w:name="Grid Table 6 Colorful Accent 3" w:uiPriority="51"/>
+    <w:lsdException w:name="Grid Table 7 Colorful Accent 3" w:uiPriority="52"/>
+    <w:lsdException w:name="Grid Table 1 Light Accent 4" w:uiPriority="46"/>
+    <w:lsdException w:name="Grid Table 2 Accent 4" w:uiPriority="47"/>
+    <w:lsdException w:name="Grid Table 3 Accent 4" w:uiPriority="48"/>
+    <w:lsdException w:name="Grid Table 4 Accent 4" w:uiPriority="49"/>
+    <w:lsdException w:name="Grid Table 5 Dark Accent 4" w:uiPriority="50"/>
+    <w:lsdException w:name="Grid Table 6 Colorful Accent 4" w:uiPriority="51"/>
+    <w:lsdException w:name="Grid Table 7 Colorful Accent 4" w:uiPriority="52"/>
+    <w:lsdException w:name="Grid Table 1 Light Accent 5" w:uiPriority="46"/>
+    <w:lsdException w:name="Grid Table 2 Accent 5" w:uiPriority="47"/>
+    <w:lsdException w:name="Grid Table 3 Accent 5" w:uiPriority="48"/>
+    <w:lsdException w:name="Grid Table 4 Accent 5" w:uiPriority="49"/>
+    <w:lsdException w:name="Grid Table 5 Dark Accent 5" w:uiPriority="50"/>
+    <w:lsdException w:name="Grid Table 6 Colorful Accent 5" w:uiPriority="51"/>
+    <w:lsdException w:name="Grid Table 7 Colorful Accent 5" w:uiPriority="52"/>
+    <w:lsdException w:name="Grid Table 1 Light Accent 6" w:uiPriority="46"/>
+    <w:lsdException w:name="Grid Table 2 Accent 6" w:uiPriority="47"/>
+    <w:lsdException w:name="Grid Table 3 Accent 6" w:uiPriority="48"/>
+    <w:lsdException w:name="Grid Table 4 Accent 6" w:uiPriority="49"/>
+    <w:lsdException w:name="Grid Table 5 Dark Accent 6" w:uiPriority="50"/>
+    <w:lsdException w:name="Grid Table 6 Colorful Accent 6" w:uiPriority="51"/>
+    <w:lsdException w:name="Grid Table 7 Colorful Accent 6" w:uiPriority="52"/>
+    <w:lsdException w:name="List Table 1 Light" w:uiPriority="46"/>
+    <w:lsdException w:name="List Table 2" w:uiPriority="47"/>
+    <w:lsdException w:name="List Table 3" w:uiPriority="48"/>
+    <w:lsdException w:name="List Table 4" w:uiPriority="49"/>
+    <w:lsdException w:name="List Table 5 Dark" w:uiPriority="50"/>
+    <w:lsdException w:name="List Table 6 Colorful" w:uiPriority="51"/>
+    <w:lsdException w:name="List Table 7 Colorful" w:uiPriority="52"/>
+    <w:lsdException w:name="List Table 1 Light Accent 1" w:uiPriority="46"/>
+    <w:lsdException w:name="List Table 2 Accent 1" w:uiPriority="47"/>
+    <w:lsdException w:name="List Table 3 Accent 1" w:uiPriority="48"/>
+    <w:lsdException w:name="List Table 4 Accent 1" w:uiPriority="49"/>
+    <w:lsdException w:name="List Table 5 Dark Accent 1" w:uiPriority="50"/>
+    <w:lsdException w:name="List Table 6 Colorful Accent 1" w:uiPriority="51"/>
+    <w:lsdException w:name="List Table 7 Colorful Accent 1" w:uiPriority="52"/>
+    <w:lsdException w:name="List Table 1 Light Accent 2" w:uiPriority="46"/>
+    <w:lsdException w:name="List Table 2 Accent 2" w:uiPriority="47"/>
+    <w:lsdException w:name="List Table 3 Accent 2" w:uiPriority="48"/>
+    <w:lsdException w:name="List Table 4 Accent 2" w:uiPriority="49"/>
+    <w:lsdException w:name="List Table 5 Dark Accent 2" w:uiPriority="50"/>
+    <w:lsdException w:name="List Table 6 Colorful Accent 2" w:uiPriority="51"/>
+    <w:lsdException w:name="List Table 7 Colorful Accent 2" w:uiPriority="52"/>
+    <w:lsdException w:name="List Table 1 Light Accent 3" w:uiPriority="46"/>
+    <w:lsdException w:name="List Table 2 Accent 3" w:uiPriority="47"/>
+    <w:lsdException w:name="List Table 3 Accent 3" w:uiPriority="48"/>
+    <w:lsdException w:name="List Table 4 Accent 3" w:uiPriority="49"/>
+    <w:lsdException w:name="List Table 5 Dark Accent 3" w:uiPriority="50"/>
+    <w:lsdException w:name="List Table 6 Colorful Accent 3" w:uiPriority="51"/>
+    <w:lsdException w:name="List Table 7 Colorful Accent 3" w:uiPriority="52"/>
+    <w:lsdException w:name="List Table 1 Light Accent 4" w:uiPriority="46"/>
+    <w:lsdException w:name="List Table 2 Accent 4" w:uiPriority="47"/>
+    <w:lsdException w:name="List Table 3 Accent 4" w:uiPriority="48"/>
+    <w:lsdException w:name="List Table 4 Accent 4" w:uiPriority="49"/>
+    <w:lsdException w:name="List Table 5 Dark Accent 4" w:uiPriority="50"/>
+    <w:lsdException w:name="List Table 6 Colorful Accent 4" w:uiPriority="51"/>
+    <w:lsdException w:name="List Table 7 Colorful Accent 4" w:uiPriority="52"/>
+    <w:lsdException w:name="List Table 1 Light Accent 5" w:uiPriority="46"/>
+    <w:lsdException w:name="List Table 2 Accent 5" w:uiPriority="47"/>
+    <w:lsdException w:name="List Table 3 Accent 5" w:uiPriority="48"/>
+    <w:lsdException w:name="List Table 4 Accent 5" w:uiPriority="49"/>
+    <w:lsdException w:name="List Table 5 Dark Accent 5" w:uiPriority="50"/>
+    <w:lsdException w:name="List Table 6 Colorful Accent 5" w:uiPriority="51"/>
+    <w:lsdException w:name="List Table 7 Colorful Accent 5" w:uiPriority="52"/>
+    <w:lsdException w:name="List Table 1 Light Accent 6" w:uiPriority="46"/>
+    <w:lsdException w:name="List Table 2 Accent 6" w:uiPriority="47"/>
+    <w:lsdException w:name="List Table 3 Accent 6" w:uiPriority="48"/>
+    <w:lsdException w:name="List Table 4 Accent 6" w:uiPriority="49"/>
+    <w:lsdException w:name="List Table 5 Dark Accent 6" w:uiPriority="50"/>
+    <w:lsdException w:name="List Table 6 Colorful Accent 6" w:uiPriority="51"/>
+    <w:lsdException w:name="List Table 7 Colorful Accent 6" w:uiPriority="52"/>
+    <w:lsdException w:name="Mention" w:semiHidden="1" w:unhideWhenUsed="1"/>
+    <w:lsdException w:name="Smart Hyperlink" w:semiHidden="1" w:unhideWhenUsed="1"/>
+    <w:lsdException w:name="Hashtag" w:semiHidden="1" w:unhideWhenUsed="1"/>
+    <w:lsdException w:name="Unresolved Mention" w:semiHidden="1" w:unhideWhenUsed="1"/>
+    <w:lsdException w:name="Smart Link" w:semiHidden="1" w:unhideWhenUsed="1"/>
+  </w:latentStyles>
+  <w:style w:type="paragraph" w:default="1" w:styleId="Normal">
+    <w:name w:val="Normal"/>
+    <w:qFormat/>
+    <w:rsid w:val="001B73F8"/>
+    <w:pPr>
+      <w:spacing w:after="0" w:line="240" w:lineRule="auto"/>
+    </w:pPr>
+    <w:rPr>
+      <w:rFonts w:ascii="Times New Roman" w:eastAsia="Times New Roman" w:hAnsi="Times New Roman" w:cs="Times New Roman"/>
+      <w:kern w:val="0"/>
+      <w:sz w:val="24"/>
+      <w:szCs w:val="20"/>
+      <w14:ligatures w14:val="none"/>
+    </w:rPr>
+  </w:style>
+  <w:style w:type="paragraph" w:styleId="Heading1">
+    <w:name w:val="heading 1"/>
+    <w:basedOn w:val="Normal"/>
+    <w:next w:val="Normal"/>
+    <w:link w:val="Heading1Char"/>
+    <w:uiPriority w:val="9"/>
+    <w:qFormat/>
+    <w:rsid w:val="002F2DE6"/>
+    <w:pPr>
+      <w:keepNext/>
+      <w:keepLines/>
+      <w:spacing w:before="240"/>
+      <w:outlineLvl w:val="0"/>
+    </w:pPr>
+    <w:rPr>
+      <w:rFonts w:asciiTheme="majorHAnsi" w:eastAsiaTheme="majorEastAsia" w:hAnsiTheme="majorHAnsi" w:cstheme="majorBidi"/>
+      <w:color w:val="2F5496" w:themeColor="accent1" w:themeShade="BF"/>
+      <w:sz w:val="32"/>
+      <w:szCs w:val="32"/>
+    </w:rPr>
+  </w:style>
+  <w:style w:type="character" w:default="1" w:styleId="DefaultParagraphFont">
+    <w:name w:val="Default Paragraph Font"/>
+    <w:uiPriority w:val="1"/>
+    <w:semiHidden/>
+    <w:unhideWhenUsed/>
+  </w:style>
+  <w:style w:type="table" w:default="1" w:styleId="TableNormal">
+    <w:name w:val="Normal Table"/>
+    <w:uiPriority w:val="99"/>
+    <w:semiHidden/>
+    <w:unhideWhenUsed/>
+    <w:tblPr>
+      <w:tblInd w:w="0" w:type="dxa"/>
+      <w:tblCellMar>
+        <w:top w:w="0" w:type="dxa"/>
+        <w:left w:w="108" w:type="dxa"/>
+        <w:bottom w:w="0" w:type="dxa"/>
+        <w:right w:w="108" w:type="dxa"/>
+      </w:tblCellMar>
+    </w:tblPr>
+  </w:style>
+  <w:style w:type="numbering" w:default="1" w:styleId="NoList">
+    <w:name w:val="No List"/>
+    <w:uiPriority w:val="99"/>
+    <w:semiHidden/>
+    <w:unhideWhenUsed/>
+  </w:style>
+  <w:style w:type="character" w:styleId="PlaceholderText">
+    <w:name w:val="Placeholder Text"/>
+    <w:basedOn w:val="DefaultParagraphFont"/>
+    <w:uiPriority w:val="99"/>
+    <w:semiHidden/>
+    <w:rsid w:val="001B73F8"/>
+    <w:rPr>
+      <w:color w:val="808080"/>
+    </w:rPr>
+  </w:style>
+  <w:style w:type="paragraph" w:customStyle="1" w:styleId="Default">
+    <w:name w:val="Default"/>
+    <w:rsid w:val="001B73F8"/>
+    <w:pPr>
+      <w:autoSpaceDE w:val="0"/>
+      <w:autoSpaceDN w:val="0"/>
+      <w:adjustRightInd w:val="0"/>
+      <w:spacing w:after="0" w:line="240" w:lineRule="auto"/>
+    </w:pPr>
+    <w:rPr>
+      <w:rFonts w:ascii="Open Sans" w:hAnsi="Open Sans" w:cs="Open Sans"/>
+      <w:color w:val="000000"/>
+      <w:kern w:val="0"/>
+      <w:sz w:val="24"/>
+      <w:szCs w:val="24"/>
+    </w:rPr>
+  </w:style>
+  <w:style w:type="table" w:styleId="TableGrid">
+    <w:name w:val="Table Grid"/>
+    <w:basedOn w:val="TableNormal"/>
+    <w:uiPriority w:val="39"/>
+    <w:rsid w:val="001B73F8"/>
+    <w:pPr>
+      <w:spacing w:after="0" w:line="240" w:lineRule="auto"/>
+    </w:pPr>
+    <w:tblPr>
+      <w:tblBorders>
+        <w:top w:val="single" w:sz="4" w:space="0" w:color="auto"/>
+        <w:left w:val="single" w:sz="4" w:space="0" w:color="auto"/>
+        <w:bottom w:val="single" w:sz="4" w:space="0" w:color="auto"/>
+        <w:right w:val="single" w:sz="4" w:space="0" w:color="auto"/>
+        <w:insideH w:val="single" w:sz="4" w:space="0" w:color="auto"/>
+        <w:insideV w:val="single" w:sz="4" w:space="0" w:color="auto"/>
+      </w:tblBorders>
+    </w:tblPr>
+  </w:style>
+  <w:style w:type="character" w:styleId="Hyperlink">
+    <w:name w:val="Hyperlink"/>
+    <w:basedOn w:val="DefaultParagraphFont"/>
+    <w:uiPriority w:val="99"/>
+    <w:unhideWhenUsed/>
+    <w:rsid w:val="001B73F8"/>
+    <w:rPr>
+      <w:color w:val="0563C1" w:themeColor="hyperlink"/>
+      <w:u w:val="single"/>
+    </w:rPr>
+  </w:style>
+  <w:style w:type="character" w:styleId="FollowedHyperlink">
+    <w:name w:val="FollowedHyperlink"/>
+    <w:basedOn w:val="DefaultParagraphFont"/>
+    <w:uiPriority w:val="99"/>
+    <w:semiHidden/>
+    <w:unhideWhenUsed/>
+    <w:rsid w:val="001B73F8"/>
+    <w:rPr>
+      <w:color w:val="954F72" w:themeColor="followedHyperlink"/>
+      <w:u w:val="single"/>
+    </w:rPr>
+  </w:style>
+  <w:style w:type="paragraph" w:styleId="Header">
+    <w:name w:val="header"/>
+    <w:basedOn w:val="Normal"/>
+    <w:link w:val="HeaderChar"/>
+    <w:uiPriority w:val="99"/>
+    <w:unhideWhenUsed/>
+    <w:rsid w:val="007866FD"/>
+    <w:pPr>
+      <w:tabs>
+        <w:tab w:val="center" w:pos="4513"/>
+        <w:tab w:val="right" w:pos="9026"/>
+      </w:tabs>
+    </w:pPr>
+  </w:style>
+  <w:style w:type="character" w:customStyle="1" w:styleId="HeaderChar">
+    <w:name w:val="Header Char"/>
+    <w:basedOn w:val="DefaultParagraphFont"/>
+    <w:link w:val="Header"/>
+    <w:uiPriority w:val="99"/>
+    <w:rsid w:val="007866FD"/>
+    <w:rPr>
+      <w:rFonts w:ascii="Times New Roman" w:eastAsia="Times New Roman" w:hAnsi="Times New Roman" w:cs="Times New Roman"/>
+      <w:kern w:val="0"/>
+      <w:sz w:val="24"/>
+      <w:szCs w:val="20"/>
+      <w14:ligatures w14:val="none"/>
+    </w:rPr>
+  </w:style>
+  <w:style w:type="paragraph" w:styleId="Footer">
+    <w:name w:val="footer"/>
+    <w:basedOn w:val="Normal"/>
+    <w:link w:val="FooterChar"/>
+    <w:uiPriority w:val="99"/>
+    <w:unhideWhenUsed/>
+    <w:rsid w:val="007866FD"/>
+    <w:pPr>
+      <w:tabs>
+        <w:tab w:val="center" w:pos="4513"/>
+        <w:tab w:val="right" w:pos="9026"/>
+      </w:tabs>
+    </w:pPr>
+  </w:style>
+  <w:style w:type="character" w:customStyle="1" w:styleId="FooterChar">
+    <w:name w:val="Footer Char"/>
+    <w:basedOn w:val="DefaultParagraphFont"/>
+    <w:link w:val="Footer"/>
+    <w:uiPriority w:val="99"/>
+    <w:rsid w:val="007866FD"/>
+    <w:rPr>
+      <w:rFonts w:ascii="Times New Roman" w:eastAsia="Times New Roman" w:hAnsi="Times New Roman" w:cs="Times New Roman"/>
+      <w:kern w:val="0"/>
+      <w:sz w:val="24"/>
+      <w:szCs w:val="20"/>
+      <w14:ligatures w14:val="none"/>
+    </w:rPr>
+  </w:style>
+  <w:style w:type="character" w:customStyle="1" w:styleId="Heading1Char">
+    <w:name w:val="Heading 1 Char"/>
+    <w:basedOn w:val="DefaultParagraphFont"/>
+    <w:link w:val="Heading1"/>
+    <w:uiPriority w:val="9"/>
+    <w:rsid w:val="002F2DE6"/>
+    <w:rPr>
+      <w:rFonts w:asciiTheme="majorHAnsi" w:eastAsiaTheme="majorEastAsia" w:hAnsiTheme="majorHAnsi" w:cstheme="majorBidi"/>
+      <w:color w:val="2F5496" w:themeColor="accent1" w:themeShade="BF"/>
+      <w:kern w:val="0"/>
+      <w:sz w:val="32"/>
+      <w:szCs w:val="32"/>
+      <w14:ligatures w14:val="none"/>
+    </w:rPr>
+  </w:style>
+  <w:style w:type="paragraph" w:styleId="ListParagraph">
+    <w:name w:val="List Paragraph"/>
+    <w:basedOn w:val="Normal"/>
+    <w:uiPriority w:val="34"/>
+    <w:qFormat/>
+    <w:rsid w:val="002F2DE6"/>
+    <w:pPr>
+      <w:spacing w:after="160" w:line="278" w:lineRule="auto"/>
+      <w:ind w:left="720"/>
+      <w:contextualSpacing/>
+    </w:pPr>
+    <w:rPr>
+      <w:rFonts w:asciiTheme="minorHAnsi" w:eastAsiaTheme="minorHAnsi" w:hAnsiTheme="minorHAnsi" w:cstheme="minorBidi"/>
+      <w:kern w:val="2"/>
+      <w:szCs w:val="24"/>
+      <w14:ligatures w14:val="standardContextual"/>
+    </w:rPr>
+  </w:style>
+</w:styles>
+</file>
+
+<file path=word/glossary/document.xml><?xml version="1.0" encoding="utf-8"?>
+<w:glossaryDocument xmlns:wpc="http://schemas.microsoft.com/office/word/2010/wordprocessingCanvas" xmlns:cx="http://schemas.microsoft.com/office/drawing/2014/chartex" xmlns:cx1="http://schemas.microsoft.com/office/drawing/2015/9/8/chartex" xmlns:cx2="http://schemas.microsoft.com/office/drawing/2015/10/21/chartex" xmlns:cx3="http://schemas.microsoft.com/office/drawing/2016/5/9/chartex" xmlns:cx4="http://schemas.microsoft.com/office/drawing/2016/5/10/chartex" xmlns:cx5="http://schemas.microsoft.com/office/drawing/2016/5/11/chartex" xmlns:cx6="http://schemas.microsoft.com/office/drawing/2016/5/12/chartex" xmlns:cx7="http://schemas.microsoft.com/office/drawing/2016/5/13/chartex" xmlns:cx8="http://schemas.microsoft.com/office/drawing/2016/5/14/chartex" xmlns:mc="http://schemas.openxmlformats.org/markup-compatibility/2006" xmlns:aink="http://schemas.microsoft.com/office/drawing/2016/ink" xmlns:am3d="http://schemas.microsoft.com/office/drawing/2017/model3d" xmlns:o="urn:schemas-microsoft-com:office:office" xmlns:oel="http://schemas.microsoft.com/office/2019/extlst" xmlns:r="http://schemas.openxmlformats.org/officeDocument/2006/relationships" xmlns:m="http://schemas.openxmlformats.org/officeDocument/2006/math" xmlns:v="urn:schemas-microsoft-com:vml" xmlns:wp14="http://schemas.microsoft.com/office/word/2010/wordprocessingDrawing" xmlns:wp="http://schemas.openxmlformats.org/drawingml/2006/wordprocessingDrawing" xmlns:w10="urn:schemas-microsoft-com:office:word" xmlns:w="http://schemas.openxmlformats.org/wordprocessingml/2006/main" xmlns:w14="http://schemas.microsoft.com/office/word/2010/wordml" xmlns:w15="http://schemas.microsoft.com/office/word/2012/wordml" xmlns:w16cex="http://schemas.microsoft.com/office/word/2018/wordml/cex" xmlns:w16cid="http://schemas.microsoft.com/office/word/2016/wordml/cid" xmlns:w16="http://schemas.microsoft.com/office/word/2018/wordml" xmlns:w16du="http://schemas.microsoft.com/office/word/2023/wordml/word16du" xmlns:w16sdtdh="http://schemas.microsoft.com/office/word/2020/wordml/sdtdatahash" xmlns:w16sdtfl="http://schemas.microsoft.com/office/word/2024/wordml/sdtformatlock" xmlns:w16se="http://schemas.microsoft.com/office/word/2015/wordml/symex" xmlns:wpg="http://schemas.microsoft.com/office/word/2010/wordprocessingGroup" xmlns:wpi="http://schemas.microsoft.com/office/word/2010/wordprocessingInk" xmlns:wne="http://schemas.microsoft.com/office/word/2006/wordml" xmlns:wps="http://schemas.microsoft.com/office/word/2010/wordprocessingShape" mc:Ignorable="w14 w15 w16se w16cid w16 w16cex w16sdtdh w16sdtfl w16du wp14">
+  <w:docParts>
+    <w:docPart>
+      <w:docPartPr>
+        <w:name w:val="6AACC45E85D145CEB88193908C3BAB45"/>
+        <w:category>
+          <w:name w:val="General"/>
+          <w:gallery w:val="placeholder"/>
+        </w:category>
+        <w:types>
+          <w:type w:val="bbPlcHdr"/>
+        </w:types>
+        <w:behaviors>
+          <w:behavior w:val="content"/>
+        </w:behaviors>
+        <w:guid w:val="{759F88E1-DCFC-4DEB-B4B5-59873B930A4B}"/>
+      </w:docPartPr>
+      <w:docPartBody>
+        <w:p>
+          <w:pPr>
+            <w:pStyle w:val="6AACC45E85D145CEB88193908C3BAB45"/>
+          </w:pPr>
+          <w:r>
+            <w:rPr>
+              <w:rStyle w:val="PlaceholderText"/>
+              <w:rFonts w:ascii="Arial" w:hAnsi="Arial" w:cs="Arial"/>
+              <w:szCs w:val="18"/>
+            </w:rPr>
+            <w:t>Click or tap here to enter text.</w:t>
+          </w:r>
+        </w:p>
+      </w:docPartBody>
+    </w:docPart>
+    <w:docPart>
+      <w:docPartPr>
+        <w:name w:val="621B9941AC774D33BC5B82A3FA199039"/>
+        <w:category>
+          <w:name w:val="General"/>
+          <w:gallery w:val="placeholder"/>
+        </w:category>
+        <w:types>
+          <w:type w:val="bbPlcHdr"/>
+        </w:types>
+        <w:behaviors>
+          <w:behavior w:val="content"/>
+        </w:behaviors>
+        <w:guid w:val="{8D880B60-C808-49EA-9B8F-4A4AB9F79348}"/>
+      </w:docPartPr>
+      <w:docPartBody>
+        <w:p>
+          <w:pPr>
+            <w:pStyle w:val="621B9941AC774D33BC5B82A3FA199039"/>
+          </w:pPr>
+          <w:r>
+            <w:rPr>
+              <w:rStyle w:val="PlaceholderText"/>
+              <w:rFonts w:ascii="Arial" w:hAnsi="Arial" w:cs="Arial"/>
+              <w:szCs w:val="18"/>
+            </w:rPr>
+            <w:t>Click or tap here to enter text.</w:t>
+          </w:r>
+        </w:p>
+      </w:docPartBody>
+    </w:docPart>
+    <w:docPart>
+      <w:docPartPr>
+        <w:name w:val="08FDF50750B24D3694F8D1C0F6793D15"/>
+        <w:category>
+          <w:name w:val="General"/>
+          <w:gallery w:val="placeholder"/>
+        </w:category>
+        <w:types>
+          <w:type w:val="bbPlcHdr"/>
+        </w:types>
+        <w:behaviors>
+          <w:behavior w:val="content"/>
+        </w:behaviors>
+        <w:guid w:val="{A7C2EF66-9A6C-4C88-B6A2-18236C2D5AB4}"/>
+      </w:docPartPr>
+      <w:docPartBody>
+        <w:p>
+          <w:pPr>
+            <w:pStyle w:val="08FDF50750B24D3694F8D1C0F6793D15"/>
+          </w:pPr>
+          <w:r>
+            <w:rPr>
+              <w:rStyle w:val="PlaceholderText"/>
+              <w:rFonts w:ascii="Arial" w:hAnsi="Arial" w:cs="Arial"/>
+              <w:szCs w:val="18"/>
+            </w:rPr>
+            <w:t>Click or tap to enter a date.</w:t>
+          </w:r>
+        </w:p>
+      </w:docPartBody>
+    </w:docPart>
+    <w:docPart>
+      <w:docPartPr>
+        <w:name w:val="24C3C0F4A88B45BAA18329B02F3FA503"/>
+        <w:category>
+          <w:name w:val="General"/>
+          <w:gallery w:val="placeholder"/>
+        </w:category>
+        <w:types>
+          <w:type w:val="bbPlcHdr"/>
+        </w:types>
+        <w:behaviors>
+          <w:behavior w:val="content"/>
+        </w:behaviors>
+        <w:guid w:val="{2A4E46A8-C5EA-4103-A5C4-1554B07BA751}"/>
+      </w:docPartPr>
+      <w:docPartBody>
+        <w:p>
+          <w:pPr>
+            <w:pStyle w:val="24C3C0F4A88B45BAA18329B02F3FA503"/>
+          </w:pPr>
+          <w:r>
+            <w:rPr>
+              <w:rStyle w:val="PlaceholderText"/>
+              <w:rFonts w:ascii="Arial" w:hAnsi="Arial" w:cs="Arial"/>
+              <w:szCs w:val="18"/>
+            </w:rPr>
+            <w:t>Click or</w:t>
+          </w:r>
+          <w:r>
+            <w:rPr>
+              <w:rStyle w:val="PlaceholderText"/>
+              <w:rFonts w:ascii="Arial" w:hAnsi="Arial" w:cs="Arial"/>
+              <w:szCs w:val="18"/>
+            </w:rPr>
+            <w:t xml:space="preserve"> </w:t>
+          </w:r>
+          <w:r>
+            <w:rPr>
+              <w:rStyle w:val="PlaceholderText"/>
+              <w:rFonts w:ascii="Arial" w:hAnsi="Arial" w:cs="Arial"/>
+              <w:szCs w:val="18"/>
+            </w:rPr>
+            <w:t>tap here to enter text.</w:t>
+          </w:r>
+        </w:p>
+      </w:docPartBody>
+    </w:docPart>
+  </w:docParts>
+</w:glossaryDocument>
+</file>
+
+<file path=word/glossary/fontTable.xml><?xml version="1.0" encoding="utf-8"?>
+<w:fonts xmlns:mc="http://schemas.openxmlformats.org/markup-compatibility/2006" xmlns:r="http://schemas.openxmlformats.org/officeDocument/2006/relationships" xmlns:w="http://schemas.openxmlformats.org/wordprocessingml/2006/main" xmlns:w14="http://schemas.microsoft.com/office/word/2010/wordml" xmlns:w15="http://schemas.microsoft.com/office/word/2012/wordml" xmlns:w16cex="http://schemas.microsoft.com/office/word/2018/wordml/cex" xmlns:w16cid="http://schemas.microsoft.com/office/word/2016/wordml/cid" xmlns:w16="http://schemas.microsoft.com/office/word/2018/wordml" xmlns:w16du="http://schemas.microsoft.com/office/word/2023/wordml/word16du" xmlns:w16sdtdh="http://schemas.microsoft.com/office/word/2020/wordml/sdtdatahash" xmlns:w16sdtfl="http://schemas.microsoft.com/office/word/2024/wordml/sdtformatlock" xmlns:w16se="http://schemas.microsoft.com/office/word/2015/wordml/symex" mc:Ignorable="w14 w15 w16se w16cid w16 w16cex w16sdtdh w16sdtfl w16du">
+  <w:font w:name="Symbol">
+    <w:panose1 w:val="05050102010706020507"/>
+    <w:charset w:val="02"/>
+    <w:family w:val="roman"/>
+    <w:pitch w:val="variable"/>
+    <w:sig w:usb0="00000000" w:usb1="10000000" w:usb2="00000000" w:usb3="00000000" w:csb0="80000000" w:csb1="00000000"/>
+  </w:font>
+  <w:font w:name="Times New Roman">
+    <w:panose1 w:val="02020603050405020304"/>
+    <w:charset w:val="00"/>
+    <w:family w:val="roman"/>
+    <w:pitch w:val="variable"/>
+    <w:sig w:usb0="E0002EFF" w:usb1="C000785B" w:usb2="00000009" w:usb3="00000000" w:csb0="000001FF" w:csb1="00000000"/>
+  </w:font>
+  <w:font w:name="Courier New">
+    <w:panose1 w:val="02070309020205020404"/>
+    <w:charset w:val="00"/>
+    <w:family w:val="modern"/>
+    <w:pitch w:val="fixed"/>
+    <w:sig w:usb0="E0002EFF" w:usb1="C0007843" w:usb2="00000009" w:usb3="00000000" w:csb0="000001FF" w:csb1="00000000"/>
+  </w:font>
+  <w:font w:name="Wingdings">
+    <w:panose1 w:val="05000000000000000000"/>
+    <w:charset w:val="02"/>
+    <w:family w:val="auto"/>
+    <w:pitch w:val="variable"/>
+    <w:sig w:usb0="00000000" w:usb1="10000000" w:usb2="00000000" w:usb3="00000000" w:csb0="80000000" w:csb1="00000000"/>
+  </w:font>
+  <w:font w:name="Arial">
+    <w:panose1 w:val="020B0604020202020204"/>
+    <w:charset w:val="00"/>
+    <w:family w:val="swiss"/>
+    <w:pitch w:val="variable"/>
+    <w:sig w:usb0="E0002EFF" w:usb1="C000785B" w:usb2="00000009" w:usb3="00000000" w:csb0="000001FF" w:csb1="00000000"/>
+  </w:font>
+  <w:font w:name="Calibri">
+    <w:panose1 w:val="020F0502020204030204"/>
+    <w:charset w:val="00"/>
+    <w:family w:val="swiss"/>
+    <w:pitch w:val="variable"/>
+    <w:sig w:usb0="E4002EFF" w:usb1="C200247B" w:usb2="00000009" w:usb3="00000000" w:csb0="000001FF" w:csb1="00000000"/>
+  </w:font>
+  <w:font w:name="Calibri Light">
+    <w:panose1 w:val="020F0302020204030204"/>
+    <w:charset w:val="00"/>
+    <w:family w:val="swiss"/>
+    <w:pitch w:val="variable"/>
+    <w:sig w:usb0="E4002EFF" w:usb1="C200247B" w:usb2="00000009" w:usb3="00000000" w:csb0="000001FF" w:csb1="00000000"/>
+  </w:font>
+  <w:font w:name="Open Sans">
+    <w:charset w:val="00"/>
+    <w:family w:val="swiss"/>
+    <w:pitch w:val="variable"/>
+    <w:sig w:usb0="E00002EF" w:usb1="4000205B" w:usb2="00000028" w:usb3="00000000" w:csb0="0000019F" w:csb1="00000000"/>
+  </w:font>
+  <w:font w:name="MS Gothic">
+    <w:altName w:val="ＭＳ ゴシック"/>
+    <w:panose1 w:val="020B0609070205080204"/>
+    <w:charset w:val="80"/>
+    <w:family w:val="modern"/>
+    <w:pitch w:val="fixed"/>
+    <w:sig w:usb0="E00002FF" w:usb1="6AC7FDFB" w:usb2="08000012" w:usb3="00000000" w:csb0="0002009F" w:csb1="00000000"/>
+  </w:font>
+  <w:font w:name="Consolas">
+    <w:panose1 w:val="020B0609020204030204"/>
+    <w:charset w:val="00"/>
+    <w:family w:val="modern"/>
+    <w:pitch w:val="fixed"/>
+    <w:sig w:usb0="E00006FF" w:usb1="0000FCFF" w:usb2="00000001" w:usb3="00000000" w:csb0="0000019F" w:csb1="00000000"/>
+  </w:font>
+</w:fonts>
+</file>
+
+<file path=word/glossary/settings.xml><?xml version="1.0" encoding="utf-8"?>
+<w:settings xmlns:mc="http://schemas.openxmlformats.org/markup-compatibility/2006" xmlns:o="urn:schemas-microsoft-com:office:office" xmlns:r="http://schemas.openxmlformats.org/officeDocument/2006/relationships" xmlns:m="http://schemas.openxmlformats.org/officeDocument/2006/math" xmlns:v="urn:schemas-microsoft-com:vml" xmlns:w10="urn:schemas-microsoft-com:office:word" xmlns:w="http://schemas.openxmlformats.org/wordprocessingml/2006/main" xmlns:w14="http://schemas.microsoft.com/office/word/2010/wordml" xmlns:w15="http://schemas.microsoft.com/office/word/2012/wordml" xmlns:w16cex="http://schemas.microsoft.com/office/word/2018/wordml/cex" xmlns:w16cid="http://schemas.microsoft.com/office/word/2016/wordml/cid" xmlns:w16="http://schemas.microsoft.com/office/word/2018/wordml" xmlns:w16du="http://schemas.microsoft.com/office/word/2023/wordml/word16du" xmlns:w16sdtdh="http://schemas.microsoft.com/office/word/2020/wordml/sdtdatahash" xmlns:w16sdtfl="http://schemas.microsoft.com/office/word/2024/wordml/sdtformatlock" xmlns:w16se="http://schemas.microsoft.com/office/word/2015/wordml/symex" xmlns:sl="http://schemas.openxmlformats.org/schemaLibrary/2006/main" mc:Ignorable="w14 w15 w16se w16cid w16 w16cex w16sdtdh w16sdtfl w16du">
+  <w:view w:val="normal"/>
+  <w:defaultTabStop w:val="720"/>
+  <w:characterSpacingControl w:val="doNotCompress"/>
+  <w:compat>
+    <w:useFELayout/>
+    <w:compatSetting w:name="compatibilityMode" w:uri="http://schemas.microsoft.com/office/word" w:val="15"/>
+    <w:compatSetting w:name="overrideTableStyleFontSizeAndJustification" w:uri="http://schemas.microsoft.com/office/word" w:val="1"/>
+    <w:compatSetting w:name="enableOpenTypeFeatures" w:uri="http://schemas.microsoft.com/office/word" w:val="1"/>
+    <w:compatSetting w:name="doNotFlipMirrorIndents" w:uri="http://schemas.microsoft.com/office/word" w:val="1"/>
+    <w:compatSetting w:name="differentiateMultirowTableHeaders" w:uri="http://schemas.microsoft.com/office/word" w:val="1"/>
+    <w:compatSetting w:name="useWord2013TrackBottomHyphenation" w:uri="http://schemas.microsoft.com/office/word" w:val="0"/>
+  </w:compat>
+  <w:rsids>
+    <w:rsidRoot w:val="00A800C8"/>
+    <w:rsid w:val="001C7212"/>
+    <w:rsid w:val="00504047"/>
+    <w:rsid w:val="00645CF1"/>
+    <w:rsid w:val="008E07F6"/>
+    <w:rsid w:val="009E5BFB"/>
+    <w:rsid w:val="00A800C8"/>
+    <w:rsid w:val="00D2430B"/>
+    <w:rsid w:val="00E068FC"/>
+  </w:rsids>
+  <m:mathPr>
+    <m:mathFont m:val="Cambria Math"/>
+    <m:brkBin m:val="before"/>
+    <m:brkBinSub m:val="--"/>
+    <m:smallFrac m:val="0"/>
+    <m:dispDef/>
+    <m:lMargin m:val="0"/>
+    <m:rMargin m:val="0"/>
+    <m:defJc m:val="centerGroup"/>
+    <m:wrapIndent m:val="1440"/>
+    <m:intLim m:val="subSup"/>
+    <m:naryLim m:val="undOvr"/>
+  </m:mathPr>
+  <w:themeFontLang w:val="en-GB"/>
+  <w:clrSchemeMapping w:bg1="light1" w:t1="dark1" w:bg2="light2" w:t2="dark2" w:accent1="accent1" w:accent2="accent2" w:accent3="accent3" w:accent4="accent4" w:accent5="accent5" w:accent6="accent6" w:hyperlink="hyperlink" w:followedHyperlink="followedHyperlink"/>
+  <w:decimalSymbol w:val="."/>
+  <w:listSeparator w:val=","/>
+  <w15:chartTrackingRefBased/>
+</w:settings>
+</file>
+
+<file path=word/glossary/styles.xml><?xml version="1.0" encoding="utf-8"?>
+<w:styles xmlns:mc="http://schemas.openxmlformats.org/markup-compatibility/2006" xmlns:r="http://schemas.openxmlformats.org/officeDocument/2006/relationships" xmlns:w="http://schemas.openxmlformats.org/wordprocessingml/2006/main" xmlns:w14="http://schemas.microsoft.com/office/word/2010/wordml" xmlns:w15="http://schemas.microsoft.com/office/word/2012/wordml" xmlns:w16cex="http://schemas.microsoft.com/office/word/2018/wordml/cex" xmlns:w16cid="http://schemas.microsoft.com/office/word/2016/wordml/cid" xmlns:w16="http://schemas.microsoft.com/office/word/2018/wordml" xmlns:w16du="http://schemas.microsoft.com/office/word/2023/wordml/word16du" xmlns:w16sdtdh="http://schemas.microsoft.com/office/word/2020/wordml/sdtdatahash" xmlns:w16sdtfl="http://schemas.microsoft.com/office/word/2024/wordml/sdtformatlock" xmlns:w16se="http://schemas.microsoft.com/office/word/2015/wordml/symex" mc:Ignorable="w14 w15 w16se w16cid w16 w16cex w16sdtdh w16sdtfl w16du">
+  <w:docDefaults>
+    <w:rPrDefault>
+      <w:rPr>
+        <w:rFonts w:asciiTheme="minorHAnsi" w:eastAsiaTheme="minorEastAsia" w:hAnsiTheme="minorHAnsi" w:cstheme="minorBidi"/>
+        <w:kern w:val="2"/>
+        <w:sz w:val="22"/>
+        <w:szCs w:val="22"/>
+        <w:lang w:val="en-GB" w:eastAsia="en-GB" w:bidi="ar-SA"/>
+        <w14:ligatures w14:val="standardContextual"/>
+      </w:rPr>
+    </w:rPrDefault>
+    <w:pPrDefault>
+      <w:pPr>
+        <w:spacing w:after="160" w:line="259" w:lineRule="auto"/>
       </w:pPr>
     </w:pPrDefault>
   </w:docDefaults>
@@ -13493,208 +14258,10 @@
     <w:name w:val="Normal"/>
     <w:qFormat/>
   </w:style>
-  <w:style w:type="paragraph" w:styleId="Heading1">
-    <w:name w:val="heading 1"/>
-    <w:basedOn w:val="Normal"/>
-    <w:next w:val="Normal"/>
-    <w:link w:val="Heading1Char"/>
-    <w:uiPriority w:val="9"/>
-    <w:qFormat/>
-    <w:rsid w:val="002D4180"/>
-    <w:pPr>
-      <w:keepNext/>
-      <w:keepLines/>
-      <w:spacing w:before="360" w:after="80"/>
-      <w:outlineLvl w:val="0"/>
-    </w:pPr>
-    <w:rPr>
-      <w:rFonts w:asciiTheme="majorHAnsi" w:eastAsiaTheme="majorEastAsia" w:hAnsiTheme="majorHAnsi" w:cstheme="majorBidi"/>
-      <w:color w:val="0F4761" w:themeColor="accent1" w:themeShade="BF"/>
-      <w:sz w:val="40"/>
-      <w:szCs w:val="40"/>
-    </w:rPr>
-  </w:style>
-  <w:style w:type="paragraph" w:styleId="Heading2">
-    <w:name w:val="heading 2"/>
-    <w:basedOn w:val="Normal"/>
-    <w:next w:val="Normal"/>
-    <w:link w:val="Heading2Char"/>
-    <w:uiPriority w:val="9"/>
-    <w:semiHidden/>
-    <w:unhideWhenUsed/>
-    <w:qFormat/>
-    <w:rsid w:val="002D4180"/>
-    <w:pPr>
-      <w:keepNext/>
-      <w:keepLines/>
-      <w:spacing w:before="160" w:after="80"/>
-      <w:outlineLvl w:val="1"/>
-    </w:pPr>
-    <w:rPr>
-      <w:rFonts w:asciiTheme="majorHAnsi" w:eastAsiaTheme="majorEastAsia" w:hAnsiTheme="majorHAnsi" w:cstheme="majorBidi"/>
-      <w:color w:val="0F4761" w:themeColor="accent1" w:themeShade="BF"/>
-      <w:sz w:val="32"/>
-      <w:szCs w:val="32"/>
-    </w:rPr>
-  </w:style>
-  <w:style w:type="paragraph" w:styleId="Heading3">
-    <w:name w:val="heading 3"/>
-    <w:basedOn w:val="Normal"/>
-    <w:next w:val="Normal"/>
-    <w:link w:val="Heading3Char"/>
-    <w:uiPriority w:val="9"/>
-    <w:semiHidden/>
-    <w:unhideWhenUsed/>
-    <w:qFormat/>
-    <w:rsid w:val="002D4180"/>
-    <w:pPr>
-      <w:keepNext/>
-      <w:keepLines/>
-      <w:spacing w:before="160" w:after="80"/>
-      <w:outlineLvl w:val="2"/>
-    </w:pPr>
-    <w:rPr>
-      <w:rFonts w:eastAsiaTheme="majorEastAsia" w:cstheme="majorBidi"/>
-      <w:color w:val="0F4761" w:themeColor="accent1" w:themeShade="BF"/>
-      <w:sz w:val="28"/>
-      <w:szCs w:val="28"/>
-    </w:rPr>
-  </w:style>
-  <w:style w:type="paragraph" w:styleId="Heading4">
-    <w:name w:val="heading 4"/>
-    <w:basedOn w:val="Normal"/>
-    <w:next w:val="Normal"/>
-    <w:link w:val="Heading4Char"/>
-    <w:uiPriority w:val="9"/>
-    <w:semiHidden/>
-    <w:unhideWhenUsed/>
-    <w:qFormat/>
-    <w:rsid w:val="002D4180"/>
-    <w:pPr>
-      <w:keepNext/>
-      <w:keepLines/>
-      <w:spacing w:before="80" w:after="40"/>
-      <w:outlineLvl w:val="3"/>
-    </w:pPr>
-    <w:rPr>
-      <w:rFonts w:eastAsiaTheme="majorEastAsia" w:cstheme="majorBidi"/>
-      <w:i/>
-      <w:iCs/>
-      <w:color w:val="0F4761" w:themeColor="accent1" w:themeShade="BF"/>
-    </w:rPr>
-  </w:style>
-  <w:style w:type="paragraph" w:styleId="Heading5">
-    <w:name w:val="heading 5"/>
-    <w:basedOn w:val="Normal"/>
-    <w:next w:val="Normal"/>
-    <w:link w:val="Heading5Char"/>
-    <w:uiPriority w:val="9"/>
-    <w:semiHidden/>
-    <w:unhideWhenUsed/>
-    <w:qFormat/>
-    <w:rsid w:val="002D4180"/>
-    <w:pPr>
-      <w:keepNext/>
-      <w:keepLines/>
-      <w:spacing w:before="80" w:after="40"/>
-      <w:outlineLvl w:val="4"/>
-    </w:pPr>
-    <w:rPr>
-      <w:rFonts w:eastAsiaTheme="majorEastAsia" w:cstheme="majorBidi"/>
-      <w:color w:val="0F4761" w:themeColor="accent1" w:themeShade="BF"/>
-    </w:rPr>
-  </w:style>
-  <w:style w:type="paragraph" w:styleId="Heading6">
-    <w:name w:val="heading 6"/>
-    <w:basedOn w:val="Normal"/>
-    <w:next w:val="Normal"/>
-    <w:link w:val="Heading6Char"/>
-    <w:uiPriority w:val="9"/>
-    <w:semiHidden/>
-    <w:unhideWhenUsed/>
-    <w:qFormat/>
-    <w:rsid w:val="002D4180"/>
-    <w:pPr>
-      <w:keepNext/>
-      <w:keepLines/>
-      <w:spacing w:before="40" w:after="0"/>
-      <w:outlineLvl w:val="5"/>
-    </w:pPr>
-    <w:rPr>
-      <w:rFonts w:eastAsiaTheme="majorEastAsia" w:cstheme="majorBidi"/>
-      <w:i/>
-      <w:iCs/>
-      <w:color w:val="595959" w:themeColor="text1" w:themeTint="A6"/>
-    </w:rPr>
-  </w:style>
-  <w:style w:type="paragraph" w:styleId="Heading7">
-    <w:name w:val="heading 7"/>
-    <w:basedOn w:val="Normal"/>
-    <w:next w:val="Normal"/>
-    <w:link w:val="Heading7Char"/>
-    <w:uiPriority w:val="9"/>
-    <w:semiHidden/>
-    <w:unhideWhenUsed/>
-    <w:qFormat/>
-    <w:rsid w:val="002D4180"/>
-    <w:pPr>
-      <w:keepNext/>
-      <w:keepLines/>
-      <w:spacing w:before="40" w:after="0"/>
-      <w:outlineLvl w:val="6"/>
-    </w:pPr>
-    <w:rPr>
-      <w:rFonts w:eastAsiaTheme="majorEastAsia" w:cstheme="majorBidi"/>
-      <w:color w:val="595959" w:themeColor="text1" w:themeTint="A6"/>
-    </w:rPr>
-  </w:style>
-  <w:style w:type="paragraph" w:styleId="Heading8">
-    <w:name w:val="heading 8"/>
-    <w:basedOn w:val="Normal"/>
-    <w:next w:val="Normal"/>
-    <w:link w:val="Heading8Char"/>
-    <w:uiPriority w:val="9"/>
-    <w:semiHidden/>
-    <w:unhideWhenUsed/>
-    <w:qFormat/>
-    <w:rsid w:val="002D4180"/>
-    <w:pPr>
-      <w:keepNext/>
-      <w:keepLines/>
-      <w:spacing w:after="0"/>
-      <w:outlineLvl w:val="7"/>
-    </w:pPr>
-    <w:rPr>
-      <w:rFonts w:eastAsiaTheme="majorEastAsia" w:cstheme="majorBidi"/>
-      <w:i/>
-      <w:iCs/>
-      <w:color w:val="272727" w:themeColor="text1" w:themeTint="D8"/>
-    </w:rPr>
-  </w:style>
-  <w:style w:type="paragraph" w:styleId="Heading9">
-    <w:name w:val="heading 9"/>
-    <w:basedOn w:val="Normal"/>
-    <w:next w:val="Normal"/>
-    <w:link w:val="Heading9Char"/>
-    <w:uiPriority w:val="9"/>
-    <w:semiHidden/>
-    <w:unhideWhenUsed/>
-    <w:qFormat/>
-    <w:rsid w:val="002D4180"/>
-    <w:pPr>
-      <w:keepNext/>
-      <w:keepLines/>
-      <w:spacing w:after="0"/>
-      <w:outlineLvl w:val="8"/>
-    </w:pPr>
-    <w:rPr>
-      <w:rFonts w:eastAsiaTheme="majorEastAsia" w:cstheme="majorBidi"/>
-      <w:color w:val="272727" w:themeColor="text1" w:themeTint="D8"/>
-    </w:rPr>
-  </w:style>
   <w:style w:type="character" w:default="1" w:styleId="DefaultParagraphFont">
     <w:name w:val="Default Paragraph Font"/>
     <w:uiPriority w:val="1"/>
+    <w:semiHidden/>
     <w:unhideWhenUsed/>
   </w:style>
   <w:style w:type="table" w:default="1" w:styleId="TableNormal">
@@ -13718,401 +14285,40 @@
     <w:semiHidden/>
     <w:unhideWhenUsed/>
   </w:style>
-  <w:style w:type="character" w:customStyle="1" w:styleId="Heading1Char">
-    <w:name w:val="Heading 1 Char"/>
-    <w:basedOn w:val="DefaultParagraphFont"/>
-    <w:link w:val="Heading1"/>
-    <w:uiPriority w:val="9"/>
-    <w:rsid w:val="002D4180"/>
-    <w:rPr>
-      <w:rFonts w:asciiTheme="majorHAnsi" w:eastAsiaTheme="majorEastAsia" w:hAnsiTheme="majorHAnsi" w:cstheme="majorBidi"/>
-      <w:color w:val="0F4761" w:themeColor="accent1" w:themeShade="BF"/>
-      <w:sz w:val="40"/>
-      <w:szCs w:val="40"/>
-    </w:rPr>
-  </w:style>
-  <w:style w:type="character" w:customStyle="1" w:styleId="Heading2Char">
-    <w:name w:val="Heading 2 Char"/>
-    <w:basedOn w:val="DefaultParagraphFont"/>
-    <w:link w:val="Heading2"/>
-    <w:uiPriority w:val="9"/>
-    <w:semiHidden/>
-    <w:rsid w:val="002D4180"/>
-    <w:rPr>
-      <w:rFonts w:asciiTheme="majorHAnsi" w:eastAsiaTheme="majorEastAsia" w:hAnsiTheme="majorHAnsi" w:cstheme="majorBidi"/>
-      <w:color w:val="0F4761" w:themeColor="accent1" w:themeShade="BF"/>
-      <w:sz w:val="32"/>
-      <w:szCs w:val="32"/>
-    </w:rPr>
-  </w:style>
-  <w:style w:type="character" w:customStyle="1" w:styleId="Heading3Char">
-    <w:name w:val="Heading 3 Char"/>
-    <w:basedOn w:val="DefaultParagraphFont"/>
-    <w:link w:val="Heading3"/>
-    <w:uiPriority w:val="9"/>
-    <w:semiHidden/>
-    <w:rsid w:val="002D4180"/>
-    <w:rPr>
-      <w:rFonts w:eastAsiaTheme="majorEastAsia" w:cstheme="majorBidi"/>
-      <w:color w:val="0F4761" w:themeColor="accent1" w:themeShade="BF"/>
-      <w:sz w:val="28"/>
-      <w:szCs w:val="28"/>
-    </w:rPr>
-  </w:style>
-  <w:style w:type="character" w:customStyle="1" w:styleId="Heading4Char">
-    <w:name w:val="Heading 4 Char"/>
-    <w:basedOn w:val="DefaultParagraphFont"/>
-    <w:link w:val="Heading4"/>
-    <w:uiPriority w:val="9"/>
-    <w:semiHidden/>
-    <w:rsid w:val="002D4180"/>
-    <w:rPr>
-      <w:rFonts w:eastAsiaTheme="majorEastAsia" w:cstheme="majorBidi"/>
-      <w:i/>
-      <w:iCs/>
-      <w:color w:val="0F4761" w:themeColor="accent1" w:themeShade="BF"/>
-    </w:rPr>
-  </w:style>
-  <w:style w:type="character" w:customStyle="1" w:styleId="Heading5Char">
-    <w:name w:val="Heading 5 Char"/>
-    <w:basedOn w:val="DefaultParagraphFont"/>
-    <w:link w:val="Heading5"/>
-    <w:uiPriority w:val="9"/>
-    <w:semiHidden/>
-    <w:rsid w:val="002D4180"/>
-    <w:rPr>
-      <w:rFonts w:eastAsiaTheme="majorEastAsia" w:cstheme="majorBidi"/>
-      <w:color w:val="0F4761" w:themeColor="accent1" w:themeShade="BF"/>
-    </w:rPr>
-  </w:style>
-  <w:style w:type="character" w:customStyle="1" w:styleId="Heading6Char">
-    <w:name w:val="Heading 6 Char"/>
-    <w:basedOn w:val="DefaultParagraphFont"/>
-    <w:link w:val="Heading6"/>
-    <w:uiPriority w:val="9"/>
-    <w:semiHidden/>
-    <w:rsid w:val="002D4180"/>
-    <w:rPr>
-      <w:rFonts w:eastAsiaTheme="majorEastAsia" w:cstheme="majorBidi"/>
-      <w:i/>
-      <w:iCs/>
-      <w:color w:val="595959" w:themeColor="text1" w:themeTint="A6"/>
-    </w:rPr>
-  </w:style>
-  <w:style w:type="character" w:customStyle="1" w:styleId="Heading7Char">
-    <w:name w:val="Heading 7 Char"/>
-    <w:basedOn w:val="DefaultParagraphFont"/>
-    <w:link w:val="Heading7"/>
-    <w:uiPriority w:val="9"/>
-    <w:semiHidden/>
-    <w:rsid w:val="002D4180"/>
-    <w:rPr>
-      <w:rFonts w:eastAsiaTheme="majorEastAsia" w:cstheme="majorBidi"/>
-      <w:color w:val="595959" w:themeColor="text1" w:themeTint="A6"/>
-    </w:rPr>
-  </w:style>
-  <w:style w:type="character" w:customStyle="1" w:styleId="Heading8Char">
-    <w:name w:val="Heading 8 Char"/>
-    <w:basedOn w:val="DefaultParagraphFont"/>
-    <w:link w:val="Heading8"/>
-    <w:uiPriority w:val="9"/>
-    <w:semiHidden/>
-    <w:rsid w:val="002D4180"/>
-    <w:rPr>
-      <w:rFonts w:eastAsiaTheme="majorEastAsia" w:cstheme="majorBidi"/>
-      <w:i/>
-      <w:iCs/>
-      <w:color w:val="272727" w:themeColor="text1" w:themeTint="D8"/>
-    </w:rPr>
-  </w:style>
-  <w:style w:type="character" w:customStyle="1" w:styleId="Heading9Char">
-    <w:name w:val="Heading 9 Char"/>
-    <w:basedOn w:val="DefaultParagraphFont"/>
-    <w:link w:val="Heading9"/>
-    <w:uiPriority w:val="9"/>
-    <w:semiHidden/>
-    <w:rsid w:val="002D4180"/>
-    <w:rPr>
-      <w:rFonts w:eastAsiaTheme="majorEastAsia" w:cstheme="majorBidi"/>
-      <w:color w:val="272727" w:themeColor="text1" w:themeTint="D8"/>
-    </w:rPr>
-  </w:style>
-  <w:style w:type="paragraph" w:styleId="Title">
-    <w:name w:val="Title"/>
-    <w:basedOn w:val="Normal"/>
-    <w:next w:val="Normal"/>
-    <w:link w:val="TitleChar"/>
-    <w:uiPriority w:val="10"/>
-    <w:qFormat/>
-    <w:rsid w:val="002D4180"/>
-    <w:pPr>
-      <w:spacing w:after="80" w:line="240" w:lineRule="auto"/>
-      <w:contextualSpacing/>
-    </w:pPr>
-    <w:rPr>
-      <w:rFonts w:asciiTheme="majorHAnsi" w:eastAsiaTheme="majorEastAsia" w:hAnsiTheme="majorHAnsi" w:cstheme="majorBidi"/>
-      <w:spacing w:val="-10"/>
-      <w:kern w:val="28"/>
-      <w:sz w:val="56"/>
-      <w:szCs w:val="56"/>
-    </w:rPr>
-  </w:style>
-  <w:style w:type="character" w:customStyle="1" w:styleId="TitleChar">
-    <w:name w:val="Title Char"/>
-    <w:basedOn w:val="DefaultParagraphFont"/>
-    <w:link w:val="Title"/>
-    <w:uiPriority w:val="10"/>
-    <w:rsid w:val="002D4180"/>
-    <w:rPr>
-      <w:rFonts w:asciiTheme="majorHAnsi" w:eastAsiaTheme="majorEastAsia" w:hAnsiTheme="majorHAnsi" w:cstheme="majorBidi"/>
-      <w:spacing w:val="-10"/>
-      <w:kern w:val="28"/>
-      <w:sz w:val="56"/>
-      <w:szCs w:val="56"/>
-    </w:rPr>
-  </w:style>
-  <w:style w:type="paragraph" w:styleId="Subtitle">
-    <w:name w:val="Subtitle"/>
-    <w:basedOn w:val="Normal"/>
-    <w:next w:val="Normal"/>
-    <w:link w:val="SubtitleChar"/>
-    <w:uiPriority w:val="11"/>
-    <w:qFormat/>
-    <w:rsid w:val="002D4180"/>
-    <w:pPr>
-      <w:numPr>
-        <w:ilvl w:val="1"/>
-      </w:numPr>
-    </w:pPr>
-    <w:rPr>
-      <w:rFonts w:eastAsiaTheme="majorEastAsia" w:cstheme="majorBidi"/>
-      <w:color w:val="595959" w:themeColor="text1" w:themeTint="A6"/>
-      <w:spacing w:val="15"/>
-      <w:sz w:val="28"/>
-      <w:szCs w:val="28"/>
-    </w:rPr>
-  </w:style>
-  <w:style w:type="character" w:customStyle="1" w:styleId="SubtitleChar">
-    <w:name w:val="Subtitle Char"/>
-    <w:basedOn w:val="DefaultParagraphFont"/>
-    <w:link w:val="Subtitle"/>
-    <w:uiPriority w:val="11"/>
-    <w:rsid w:val="002D4180"/>
-    <w:rPr>
-      <w:rFonts w:eastAsiaTheme="majorEastAsia" w:cstheme="majorBidi"/>
-      <w:color w:val="595959" w:themeColor="text1" w:themeTint="A6"/>
-      <w:spacing w:val="15"/>
-      <w:sz w:val="28"/>
-      <w:szCs w:val="28"/>
-    </w:rPr>
-  </w:style>
-  <w:style w:type="paragraph" w:styleId="Quote">
-    <w:name w:val="Quote"/>
-    <w:basedOn w:val="Normal"/>
-    <w:next w:val="Normal"/>
-    <w:link w:val="QuoteChar"/>
-    <w:uiPriority w:val="29"/>
-    <w:qFormat/>
-    <w:rsid w:val="002D4180"/>
-    <w:pPr>
-      <w:spacing w:before="160"/>
-      <w:jc w:val="center"/>
-    </w:pPr>
-    <w:rPr>
-      <w:i/>
-      <w:iCs/>
-      <w:color w:val="404040" w:themeColor="text1" w:themeTint="BF"/>
-    </w:rPr>
-  </w:style>
-  <w:style w:type="character" w:customStyle="1" w:styleId="QuoteChar">
-    <w:name w:val="Quote Char"/>
-    <w:basedOn w:val="DefaultParagraphFont"/>
-    <w:link w:val="Quote"/>
-    <w:uiPriority w:val="29"/>
-    <w:rsid w:val="002D4180"/>
-    <w:rPr>
-      <w:i/>
-      <w:iCs/>
-      <w:color w:val="404040" w:themeColor="text1" w:themeTint="BF"/>
-    </w:rPr>
-  </w:style>
-  <w:style w:type="paragraph" w:styleId="ListParagraph">
-    <w:name w:val="List Paragraph"/>
-    <w:basedOn w:val="Normal"/>
-    <w:uiPriority w:val="34"/>
-    <w:qFormat/>
-    <w:rsid w:val="002D4180"/>
-    <w:pPr>
-      <w:ind w:left="720"/>
-      <w:contextualSpacing/>
-    </w:pPr>
-  </w:style>
-  <w:style w:type="character" w:styleId="IntenseEmphasis">
-    <w:name w:val="Intense Emphasis"/>
-    <w:basedOn w:val="DefaultParagraphFont"/>
-    <w:uiPriority w:val="21"/>
-    <w:qFormat/>
-    <w:rsid w:val="002D4180"/>
-    <w:rPr>
-      <w:i/>
-      <w:iCs/>
-      <w:color w:val="0F4761" w:themeColor="accent1" w:themeShade="BF"/>
-    </w:rPr>
-  </w:style>
-  <w:style w:type="paragraph" w:styleId="IntenseQuote">
-    <w:name w:val="Intense Quote"/>
-    <w:basedOn w:val="Normal"/>
-    <w:next w:val="Normal"/>
-    <w:link w:val="IntenseQuoteChar"/>
-    <w:uiPriority w:val="30"/>
-    <w:qFormat/>
-    <w:rsid w:val="002D4180"/>
-    <w:pPr>
-      <w:pBdr>
-        <w:top w:val="single" w:sz="4" w:space="10" w:color="0F4761" w:themeColor="accent1" w:themeShade="BF"/>
-        <w:bottom w:val="single" w:sz="4" w:space="10" w:color="0F4761" w:themeColor="accent1" w:themeShade="BF"/>
-      </w:pBdr>
-      <w:spacing w:before="360" w:after="360"/>
-      <w:ind w:left="864" w:right="864"/>
-      <w:jc w:val="center"/>
-    </w:pPr>
-    <w:rPr>
-      <w:i/>
-      <w:iCs/>
-      <w:color w:val="0F4761" w:themeColor="accent1" w:themeShade="BF"/>
-    </w:rPr>
-  </w:style>
-  <w:style w:type="character" w:customStyle="1" w:styleId="IntenseQuoteChar">
-    <w:name w:val="Intense Quote Char"/>
-    <w:basedOn w:val="DefaultParagraphFont"/>
-    <w:link w:val="IntenseQuote"/>
-    <w:uiPriority w:val="30"/>
-    <w:rsid w:val="002D4180"/>
-    <w:rPr>
-      <w:i/>
-      <w:iCs/>
-      <w:color w:val="0F4761" w:themeColor="accent1" w:themeShade="BF"/>
-    </w:rPr>
-  </w:style>
-  <w:style w:type="character" w:styleId="IntenseReference">
-    <w:name w:val="Intense Reference"/>
-    <w:basedOn w:val="DefaultParagraphFont"/>
-    <w:uiPriority w:val="32"/>
-    <w:qFormat/>
-    <w:rsid w:val="002D4180"/>
-    <w:rPr>
-      <w:b/>
-      <w:bCs/>
-      <w:smallCaps/>
-      <w:color w:val="0F4761" w:themeColor="accent1" w:themeShade="BF"/>
-      <w:spacing w:val="5"/>
-    </w:rPr>
-  </w:style>
-  <w:style w:type="paragraph" w:customStyle="1" w:styleId="font-claude-response-body">
-    <w:name w:val="font-claude-response-body"/>
-    <w:basedOn w:val="Normal"/>
-    <w:rsid w:val="002D4180"/>
-    <w:pPr>
-      <w:spacing w:before="100" w:beforeAutospacing="1" w:after="100" w:afterAutospacing="1" w:line="240" w:lineRule="auto"/>
-    </w:pPr>
-    <w:rPr>
-      <w:rFonts w:ascii="Times New Roman" w:eastAsia="Times New Roman" w:hAnsi="Times New Roman" w:cs="Times New Roman"/>
-      <w:kern w:val="0"/>
-      <w:lang w:eastAsia="en-GB"/>
-      <w14:ligatures w14:val="none"/>
-    </w:rPr>
-  </w:style>
-  <w:style w:type="character" w:styleId="HTMLCode">
-    <w:name w:val="HTML Code"/>
+  <w:style w:type="character" w:styleId="PlaceholderText">
+    <w:name w:val="Placeholder Text"/>
     <w:basedOn w:val="DefaultParagraphFont"/>
     <w:uiPriority w:val="99"/>
     <w:semiHidden/>
-    <w:unhideWhenUsed/>
-    <w:rsid w:val="002D4180"/>
+    <w:rsid w:val="00A800C8"/>
     <w:rPr>
-      <w:rFonts w:ascii="Courier New" w:eastAsia="Times New Roman" w:hAnsi="Courier New" w:cs="Courier New"/>
-      <w:sz w:val="20"/>
-      <w:szCs w:val="20"/>
+      <w:color w:val="808080"/>
     </w:rPr>
   </w:style>
-  <w:style w:type="paragraph" w:styleId="Header">
-    <w:name w:val="header"/>
-    <w:basedOn w:val="Normal"/>
-    <w:link w:val="HeaderChar"/>
-    <w:uiPriority w:val="99"/>
-    <w:unhideWhenUsed/>
-    <w:rsid w:val="00DB476E"/>
-    <w:pPr>
-      <w:tabs>
-        <w:tab w:val="center" w:pos="4513"/>
-        <w:tab w:val="right" w:pos="9026"/>
-      </w:tabs>
-      <w:spacing w:after="0" w:line="240" w:lineRule="auto"/>
-    </w:pPr>
+  <w:style w:type="paragraph" w:customStyle="1" w:styleId="6AACC45E85D145CEB88193908C3BAB45">
+    <w:name w:val="6AACC45E85D145CEB88193908C3BAB45"/>
+    <w:rsid w:val="00A800C8"/>
   </w:style>
-  <w:style w:type="character" w:customStyle="1" w:styleId="HeaderChar">
-    <w:name w:val="Header Char"/>
-    <w:basedOn w:val="DefaultParagraphFont"/>
-    <w:link w:val="Header"/>
-    <w:uiPriority w:val="99"/>
-    <w:rsid w:val="00DB476E"/>
+  <w:style w:type="paragraph" w:customStyle="1" w:styleId="621B9941AC774D33BC5B82A3FA199039">
+    <w:name w:val="621B9941AC774D33BC5B82A3FA199039"/>
+    <w:rsid w:val="00A800C8"/>
   </w:style>
-  <w:style w:type="paragraph" w:styleId="Footer">
-    <w:name w:val="footer"/>
-    <w:basedOn w:val="Normal"/>
-    <w:link w:val="FooterChar"/>
-    <w:uiPriority w:val="99"/>
-    <w:unhideWhenUsed/>
-    <w:rsid w:val="00DB476E"/>
-    <w:pPr>
-      <w:tabs>
-        <w:tab w:val="center" w:pos="4513"/>
-        <w:tab w:val="right" w:pos="9026"/>
-      </w:tabs>
-      <w:spacing w:after="0" w:line="240" w:lineRule="auto"/>
-    </w:pPr>
+  <w:style w:type="paragraph" w:customStyle="1" w:styleId="08FDF50750B24D3694F8D1C0F6793D15">
+    <w:name w:val="08FDF50750B24D3694F8D1C0F6793D15"/>
+    <w:rsid w:val="00A800C8"/>
   </w:style>
-  <w:style w:type="character" w:customStyle="1" w:styleId="FooterChar">
-    <w:name w:val="Footer Char"/>
-    <w:basedOn w:val="DefaultParagraphFont"/>
-    <w:link w:val="Footer"/>
-    <w:uiPriority w:val="99"/>
-    <w:rsid w:val="00DB476E"/>
-  </w:style>
-  <w:style w:type="character" w:customStyle="1" w:styleId="cursor-pointer">
-    <w:name w:val="cursor-pointer"/>
-    <w:basedOn w:val="DefaultParagraphFont"/>
-    <w:rsid w:val="00C8435C"/>
-  </w:style>
-  <w:style w:type="character" w:customStyle="1" w:styleId="bg-green-100">
-    <w:name w:val="bg-green-100"/>
-    <w:basedOn w:val="DefaultParagraphFont"/>
-    <w:rsid w:val="00C8435C"/>
-  </w:style>
-  <w:style w:type="character" w:styleId="Hyperlink">
-    <w:name w:val="Hyperlink"/>
-    <w:basedOn w:val="DefaultParagraphFont"/>
-    <w:uiPriority w:val="99"/>
-    <w:unhideWhenUsed/>
-    <w:rsid w:val="00033D0E"/>
-    <w:rPr>
-      <w:color w:val="467886" w:themeColor="hyperlink"/>
-      <w:u w:val="single"/>
-    </w:rPr>
-  </w:style>
-  <w:style w:type="character" w:styleId="UnresolvedMention">
-    <w:name w:val="Unresolved Mention"/>
-    <w:basedOn w:val="DefaultParagraphFont"/>
-    <w:uiPriority w:val="99"/>
-    <w:semiHidden/>
-    <w:unhideWhenUsed/>
-    <w:rsid w:val="00033D0E"/>
-    <w:rPr>
-      <w:color w:val="605E5C"/>
-      <w:shd w:val="clear" w:color="auto" w:fill="E1DFDD"/>
-    </w:rPr>
+  <w:style w:type="paragraph" w:customStyle="1" w:styleId="24C3C0F4A88B45BAA18329B02F3FA503">
+    <w:name w:val="24C3C0F4A88B45BAA18329B02F3FA503"/>
+    <w:rsid w:val="00A800C8"/>
   </w:style>
 </w:styles>
+</file>
+
+<file path=word/glossary/webSettings.xml><?xml version="1.0" encoding="utf-8"?>
+<w:webSettings xmlns:mc="http://schemas.openxmlformats.org/markup-compatibility/2006" xmlns:r="http://schemas.openxmlformats.org/officeDocument/2006/relationships" xmlns:w="http://schemas.openxmlformats.org/wordprocessingml/2006/main" xmlns:w14="http://schemas.microsoft.com/office/word/2010/wordml" xmlns:w15="http://schemas.microsoft.com/office/word/2012/wordml" xmlns:w16cex="http://schemas.microsoft.com/office/word/2018/wordml/cex" xmlns:w16cid="http://schemas.microsoft.com/office/word/2016/wordml/cid" xmlns:w16="http://schemas.microsoft.com/office/word/2018/wordml" xmlns:w16du="http://schemas.microsoft.com/office/word/2023/wordml/word16du" xmlns:w16sdtdh="http://schemas.microsoft.com/office/word/2020/wordml/sdtdatahash" xmlns:w16sdtfl="http://schemas.microsoft.com/office/word/2024/wordml/sdtformatlock" xmlns:w16se="http://schemas.microsoft.com/office/word/2015/wordml/symex" mc:Ignorable="w14 w15 w16se w16cid w16 w16cex w16sdtdh w16sdtfl w16du">
+  <w:optimizeForBrowser/>
+  <w:allowPNG/>
+</w:webSettings>
 </file>
 
 <file path=word/theme/theme1.xml><?xml version="1.0" encoding="utf-8"?>
@@ -14126,39 +14332,39 @@
         <a:sysClr val="window" lastClr="FFFFFF"/>
       </a:lt1>
       <a:dk2>
-        <a:srgbClr val="0E2841"/>
+        <a:srgbClr val="44546A"/>
       </a:dk2>
       <a:lt2>
-        <a:srgbClr val="E8E8E8"/>
+        <a:srgbClr val="E7E6E6"/>
       </a:lt2>
       <a:accent1>
-        <a:srgbClr val="156082"/>
+        <a:srgbClr val="4472C4"/>
       </a:accent1>
       <a:accent2>
-        <a:srgbClr val="E97132"/>
+        <a:srgbClr val="ED7D31"/>
       </a:accent2>
       <a:accent3>
-        <a:srgbClr val="196B24"/>
+        <a:srgbClr val="A5A5A5"/>
       </a:accent3>
       <a:accent4>
-        <a:srgbClr val="0F9ED5"/>
+        <a:srgbClr val="FFC000"/>
       </a:accent4>
       <a:accent5>
-        <a:srgbClr val="A02B93"/>
+        <a:srgbClr val="5B9BD5"/>
       </a:accent5>
       <a:accent6>
-        <a:srgbClr val="4EA72E"/>
+        <a:srgbClr val="70AD47"/>
       </a:accent6>
       <a:hlink>
-        <a:srgbClr val="467886"/>
+        <a:srgbClr val="0563C1"/>
       </a:hlink>
       <a:folHlink>
-        <a:srgbClr val="96607D"/>
+        <a:srgbClr val="954F72"/>
       </a:folHlink>
     </a:clrScheme>
     <a:fontScheme name="Office">
       <a:majorFont>
-        <a:latin typeface="Aptos Display" panose="02110004020202020204"/>
+        <a:latin typeface="Calibri Light" panose="020F0302020204030204"/>
         <a:ea typeface=""/>
         <a:cs typeface=""/>
         <a:font script="Jpan" typeface="游ゴシック Light"/>
@@ -14210,7 +14416,7 @@
         <a:font script="Tfng" typeface="Ebrima"/>
       </a:majorFont>
       <a:minorFont>
-        <a:latin typeface="Aptos" panose="02110004020202020204"/>
+        <a:latin typeface="Calibri" panose="020F0502020204030204"/>
         <a:ea typeface=""/>
         <a:cs typeface=""/>
         <a:font script="Jpan" typeface="游明朝"/>
@@ -14321,6 +14527,13 @@
         </a:gradFill>
       </a:fillStyleLst>
       <a:lnStyleLst>
+        <a:ln w="6350" cap="flat" cmpd="sng" algn="ctr">
+          <a:solidFill>
+            <a:schemeClr val="phClr"/>
+          </a:solidFill>
+          <a:prstDash val="solid"/>
+          <a:miter lim="800000"/>
+        </a:ln>
         <a:ln w="12700" cap="flat" cmpd="sng" algn="ctr">
           <a:solidFill>
             <a:schemeClr val="phClr"/>
@@ -14329,13 +14542,6 @@
           <a:miter lim="800000"/>
         </a:ln>
         <a:ln w="19050" cap="flat" cmpd="sng" algn="ctr">
-          <a:solidFill>
-            <a:schemeClr val="phClr"/>
-          </a:solidFill>
-          <a:prstDash val="solid"/>
-          <a:miter lim="800000"/>
-        </a:ln>
-        <a:ln w="25400" cap="flat" cmpd="sng" algn="ctr">
           <a:solidFill>
             <a:schemeClr val="phClr"/>
           </a:solidFill>
@@ -14400,55 +14606,37 @@
       </a:bgFillStyleLst>
     </a:fmtScheme>
   </a:themeElements>
-  <a:objectDefaults>
-    <a:lnDef>
-      <a:spPr/>
-      <a:bodyPr/>
-      <a:lstStyle/>
-      <a:style>
-        <a:lnRef idx="2">
-          <a:schemeClr val="accent1"/>
-        </a:lnRef>
-        <a:fillRef idx="0">
-          <a:schemeClr val="accent1"/>
-        </a:fillRef>
-        <a:effectRef idx="1">
-          <a:schemeClr val="accent1"/>
-        </a:effectRef>
-        <a:fontRef idx="minor">
-          <a:schemeClr val="tx1"/>
-        </a:fontRef>
-      </a:style>
-    </a:lnDef>
-  </a:objectDefaults>
+  <a:objectDefaults/>
   <a:extraClrSchemeLst/>
   <a:extLst>
     <a:ext uri="{05A4C25C-085E-4340-85A3-A5531E510DB2}">
-      <thm15:themeFamily xmlns:thm15="http://schemas.microsoft.com/office/thememl/2012/main" name="Office Theme" id="{2E142A2C-CD16-42D6-873A-C26D2A0506FA}" vid="{1BDDFF52-6CD6-40A5-AB3C-68EB2F1E4D0A}"/>
+      <thm15:themeFamily xmlns:thm15="http://schemas.microsoft.com/office/thememl/2012/main" name="Office Theme" id="{62F939B6-93AF-4DB8-9C6B-D6C7DFDC589F}" vid="{4A3C46E8-61CC-4603-A589-7422A47A8E4A}"/>
     </a:ext>
   </a:extLst>
 </a:theme>
 </file>
 
 <file path=customXml/item1.xml><?xml version="1.0" encoding="utf-8"?>
-<b:Sources xmlns:b="http://schemas.openxmlformats.org/officeDocument/2006/bibliography" xmlns="http://schemas.openxmlformats.org/officeDocument/2006/bibliography" SelectedStyle="\APASixthEditionOfficeOnline.xsl" StyleName="APA" Version="6"/>
-</file>
-
-<file path=customXml/item2.xml><?xml version="1.0" encoding="utf-8"?>
-<ct:contentTypeSchema xmlns:ct="http://schemas.microsoft.com/office/2006/metadata/contentType" xmlns:ma="http://schemas.microsoft.com/office/2006/metadata/properties/metaAttributes" ct:_="" ma:_="" ma:contentTypeName="Document" ma:contentTypeID="0x0101003CE5D6D67CCF344B82B56BB4E021282A" ma:contentTypeVersion="5" ma:contentTypeDescription="Create a new document." ma:contentTypeScope="" ma:versionID="bf14ac6613854c4a7c981bd040d9f720">
-  <xsd:schema xmlns:xsd="http://www.w3.org/2001/XMLSchema" xmlns:xs="http://www.w3.org/2001/XMLSchema" xmlns:p="http://schemas.microsoft.com/office/2006/metadata/properties" xmlns:ns3="fac3075d-8620-4e15-8c13-7b8de3d8e910" targetNamespace="http://schemas.microsoft.com/office/2006/metadata/properties" ma:root="true" ma:fieldsID="875a8f82e57b865f65d42ad3202449bb" ns3:_="">
-    <xsd:import namespace="fac3075d-8620-4e15-8c13-7b8de3d8e910"/>
+<ct:contentTypeSchema xmlns:ct="http://schemas.microsoft.com/office/2006/metadata/contentType" xmlns:ma="http://schemas.microsoft.com/office/2006/metadata/properties/metaAttributes" ct:_="" ma:_="" ma:contentTypeName="Document" ma:contentTypeID="0x01010015BABE62C9BA874390CB745CC1060C42" ma:contentTypeVersion="11" ma:contentTypeDescription="Create a new document." ma:contentTypeScope="" ma:versionID="247f0ff799b5c2d0eeb7978c6f3e8e21">
+  <xsd:schema xmlns:xsd="http://www.w3.org/2001/XMLSchema" xmlns:xs="http://www.w3.org/2001/XMLSchema" xmlns:p="http://schemas.microsoft.com/office/2006/metadata/properties" xmlns:ns2="9130e3c1-561f-4023-a680-37721cd7b97c" xmlns:ns3="5b731f30-0812-4fbb-b9d3-e37f5f8551c9" targetNamespace="http://schemas.microsoft.com/office/2006/metadata/properties" ma:root="true" ma:fieldsID="3747b3e51c3286935a58fcb8e6cf500b" ns2:_="" ns3:_="">
+    <xsd:import namespace="9130e3c1-561f-4023-a680-37721cd7b97c"/>
+    <xsd:import namespace="5b731f30-0812-4fbb-b9d3-e37f5f8551c9"/>
     <xsd:element name="properties">
       <xsd:complexType>
         <xsd:sequence>
           <xsd:element name="documentManagement">
             <xsd:complexType>
               <xsd:all>
-                <xsd:element ref="ns3:MediaServiceDateTaken" minOccurs="0"/>
-                <xsd:element ref="ns3:MediaServiceMetadata" minOccurs="0"/>
-                <xsd:element ref="ns3:MediaServiceFastMetadata" minOccurs="0"/>
-                <xsd:element ref="ns3:MediaServiceSearchProperties" minOccurs="0"/>
-                <xsd:element ref="ns3:_activity" minOccurs="0"/>
+                <xsd:element ref="ns2:MediaServiceMetadata" minOccurs="0"/>
+                <xsd:element ref="ns2:MediaServiceFastMetadata" minOccurs="0"/>
+                <xsd:element ref="ns2:MediaServiceObjectDetectorVersions" minOccurs="0"/>
+                <xsd:element ref="ns2:MediaServiceSearchProperties" minOccurs="0"/>
+                <xsd:element ref="ns2:lcf76f155ced4ddcb4097134ff3c332f" minOccurs="0"/>
+                <xsd:element ref="ns3:TaxCatchAll" minOccurs="0"/>
+                <xsd:element ref="ns2:MediaServiceDateTaken" minOccurs="0"/>
+                <xsd:element ref="ns2:MediaServiceOCR" minOccurs="0"/>
+                <xsd:element ref="ns2:MediaServiceGenerationTime" minOccurs="0"/>
+                <xsd:element ref="ns2:MediaServiceEventHashCode" minOccurs="0"/>
               </xsd:all>
             </xsd:complexType>
           </xsd:element>
@@ -14456,22 +14644,22 @@
       </xsd:complexType>
     </xsd:element>
   </xsd:schema>
-  <xsd:schema xmlns:xsd="http://www.w3.org/2001/XMLSchema" xmlns:xs="http://www.w3.org/2001/XMLSchema" xmlns:dms="http://schemas.microsoft.com/office/2006/documentManagement/types" xmlns:pc="http://schemas.microsoft.com/office/infopath/2007/PartnerControls" targetNamespace="fac3075d-8620-4e15-8c13-7b8de3d8e910" elementFormDefault="qualified">
+  <xsd:schema xmlns:xsd="http://www.w3.org/2001/XMLSchema" xmlns:xs="http://www.w3.org/2001/XMLSchema" xmlns:dms="http://schemas.microsoft.com/office/2006/documentManagement/types" xmlns:pc="http://schemas.microsoft.com/office/infopath/2007/PartnerControls" targetNamespace="9130e3c1-561f-4023-a680-37721cd7b97c" elementFormDefault="qualified">
     <xsd:import namespace="http://schemas.microsoft.com/office/2006/documentManagement/types"/>
     <xsd:import namespace="http://schemas.microsoft.com/office/infopath/2007/PartnerControls"/>
-    <xsd:element name="MediaServiceDateTaken" ma:index="8" nillable="true" ma:displayName="MediaServiceDateTaken" ma:hidden="true" ma:indexed="true" ma:internalName="MediaServiceDateTaken" ma:readOnly="true">
-      <xsd:simpleType>
-        <xsd:restriction base="dms:Text"/>
-      </xsd:simpleType>
-    </xsd:element>
-    <xsd:element name="MediaServiceMetadata" ma:index="9" nillable="true" ma:displayName="MediaServiceMetadata" ma:hidden="true" ma:internalName="MediaServiceMetadata" ma:readOnly="true">
+    <xsd:element name="MediaServiceMetadata" ma:index="8" nillable="true" ma:displayName="MediaServiceMetadata" ma:hidden="true" ma:internalName="MediaServiceMetadata" ma:readOnly="true">
       <xsd:simpleType>
         <xsd:restriction base="dms:Note"/>
       </xsd:simpleType>
     </xsd:element>
-    <xsd:element name="MediaServiceFastMetadata" ma:index="10" nillable="true" ma:displayName="MediaServiceFastMetadata" ma:hidden="true" ma:internalName="MediaServiceFastMetadata" ma:readOnly="true">
+    <xsd:element name="MediaServiceFastMetadata" ma:index="9" nillable="true" ma:displayName="MediaServiceFastMetadata" ma:hidden="true" ma:internalName="MediaServiceFastMetadata" ma:readOnly="true">
       <xsd:simpleType>
         <xsd:restriction base="dms:Note"/>
+      </xsd:simpleType>
+    </xsd:element>
+    <xsd:element name="MediaServiceObjectDetectorVersions" ma:index="10" nillable="true" ma:displayName="MediaServiceObjectDetectorVersions" ma:hidden="true" ma:indexed="true" ma:internalName="MediaServiceObjectDetectorVersions" ma:readOnly="true">
+      <xsd:simpleType>
+        <xsd:restriction base="dms:Text"/>
       </xsd:simpleType>
     </xsd:element>
     <xsd:element name="MediaServiceSearchProperties" ma:index="11" nillable="true" ma:displayName="MediaServiceSearchProperties" ma:hidden="true" ma:internalName="MediaServiceSearchProperties" ma:readOnly="true">
@@ -14479,10 +14667,49 @@
         <xsd:restriction base="dms:Note"/>
       </xsd:simpleType>
     </xsd:element>
-    <xsd:element name="_activity" ma:index="12" nillable="true" ma:displayName="_activity" ma:hidden="true" ma:internalName="_activity">
+    <xsd:element name="lcf76f155ced4ddcb4097134ff3c332f" ma:index="13" nillable="true" ma:taxonomy="true" ma:internalName="lcf76f155ced4ddcb4097134ff3c332f" ma:taxonomyFieldName="MediaServiceImageTags" ma:displayName="Image Tags" ma:readOnly="false" ma:fieldId="{5cf76f15-5ced-4ddc-b409-7134ff3c332f}" ma:taxonomyMulti="true" ma:sspId="2474c433-8f55-4a30-8add-d96be3d6848d" ma:termSetId="09814cd3-568e-fe90-9814-8d621ff8fb84" ma:anchorId="fba54fb3-c3e1-fe81-a776-ca4b69148c4d" ma:open="true" ma:isKeyword="false">
+      <xsd:complexType>
+        <xsd:sequence>
+          <xsd:element ref="pc:Terms" minOccurs="0" maxOccurs="1"/>
+        </xsd:sequence>
+      </xsd:complexType>
+    </xsd:element>
+    <xsd:element name="MediaServiceDateTaken" ma:index="15" nillable="true" ma:displayName="MediaServiceDateTaken" ma:hidden="true" ma:indexed="true" ma:internalName="MediaServiceDateTaken" ma:readOnly="true">
       <xsd:simpleType>
-        <xsd:restriction base="dms:Note"/>
+        <xsd:restriction base="dms:Text"/>
       </xsd:simpleType>
+    </xsd:element>
+    <xsd:element name="MediaServiceOCR" ma:index="16" nillable="true" ma:displayName="Extracted Text" ma:internalName="MediaServiceOCR" ma:readOnly="true">
+      <xsd:simpleType>
+        <xsd:restriction base="dms:Note">
+          <xsd:maxLength value="255"/>
+        </xsd:restriction>
+      </xsd:simpleType>
+    </xsd:element>
+    <xsd:element name="MediaServiceGenerationTime" ma:index="17" nillable="true" ma:displayName="MediaServiceGenerationTime" ma:hidden="true" ma:internalName="MediaServiceGenerationTime" ma:readOnly="true">
+      <xsd:simpleType>
+        <xsd:restriction base="dms:Text"/>
+      </xsd:simpleType>
+    </xsd:element>
+    <xsd:element name="MediaServiceEventHashCode" ma:index="18" nillable="true" ma:displayName="MediaServiceEventHashCode" ma:hidden="true" ma:internalName="MediaServiceEventHashCode" ma:readOnly="true">
+      <xsd:simpleType>
+        <xsd:restriction base="dms:Text"/>
+      </xsd:simpleType>
+    </xsd:element>
+  </xsd:schema>
+  <xsd:schema xmlns:xsd="http://www.w3.org/2001/XMLSchema" xmlns:xs="http://www.w3.org/2001/XMLSchema" xmlns:dms="http://schemas.microsoft.com/office/2006/documentManagement/types" xmlns:pc="http://schemas.microsoft.com/office/infopath/2007/PartnerControls" targetNamespace="5b731f30-0812-4fbb-b9d3-e37f5f8551c9" elementFormDefault="qualified">
+    <xsd:import namespace="http://schemas.microsoft.com/office/2006/documentManagement/types"/>
+    <xsd:import namespace="http://schemas.microsoft.com/office/infopath/2007/PartnerControls"/>
+    <xsd:element name="TaxCatchAll" ma:index="14" nillable="true" ma:displayName="Taxonomy Catch All Column" ma:hidden="true" ma:list="{c2c77dd5-32f4-4b83-966e-d28f2ab3ffaf}" ma:internalName="TaxCatchAll" ma:showField="CatchAllData" ma:web="5b731f30-0812-4fbb-b9d3-e37f5f8551c9">
+      <xsd:complexType>
+        <xsd:complexContent>
+          <xsd:extension base="dms:MultiChoiceLookup">
+            <xsd:sequence>
+              <xsd:element name="Value" type="dms:Lookup" maxOccurs="unbounded" minOccurs="0" nillable="true"/>
+            </xsd:sequence>
+          </xsd:extension>
+        </xsd:complexContent>
+      </xsd:complexType>
     </xsd:element>
   </xsd:schema>
   <xsd:schema xmlns="http://schemas.openxmlformats.org/package/2006/metadata/core-properties" xmlns:xsd="http://www.w3.org/2001/XMLSchema" xmlns:xsi="http://www.w3.org/2001/XMLSchema-instance" xmlns:dc="http://purl.org/dc/elements/1.1/" xmlns:dcterms="http://purl.org/dc/terms/" xmlns:odoc="http://schemas.microsoft.com/internal/obd" targetNamespace="http://schemas.openxmlformats.org/package/2006/metadata/core-properties" elementFormDefault="qualified" attributeFormDefault="unqualified" blockDefault="#all">
@@ -14584,6 +14811,17 @@
 </ct:contentTypeSchema>
 </file>
 
+<file path=customXml/item2.xml><?xml version="1.0" encoding="utf-8"?>
+<p:properties xmlns:p="http://schemas.microsoft.com/office/2006/metadata/properties" xmlns:xsi="http://www.w3.org/2001/XMLSchema-instance" xmlns:pc="http://schemas.microsoft.com/office/infopath/2007/PartnerControls">
+  <documentManagement>
+    <lcf76f155ced4ddcb4097134ff3c332f xmlns="9130e3c1-561f-4023-a680-37721cd7b97c">
+      <Terms xmlns="http://schemas.microsoft.com/office/infopath/2007/PartnerControls"/>
+    </lcf76f155ced4ddcb4097134ff3c332f>
+    <TaxCatchAll xmlns="5b731f30-0812-4fbb-b9d3-e37f5f8551c9" xsi:nil="true"/>
+  </documentManagement>
+</p:properties>
+</file>
+
 <file path=customXml/item3.xml><?xml version="1.0" encoding="utf-8"?>
 <?mso-contentType ?>
 <FormTemplates xmlns="http://schemas.microsoft.com/sharepoint/v3/contenttype/forms">
@@ -14593,30 +14831,15 @@
 </FormTemplates>
 </file>
 
-<file path=customXml/item4.xml><?xml version="1.0" encoding="utf-8"?>
-<p:properties xmlns:p="http://schemas.microsoft.com/office/2006/metadata/properties" xmlns:xsi="http://www.w3.org/2001/XMLSchema-instance" xmlns:pc="http://schemas.microsoft.com/office/infopath/2007/PartnerControls">
-  <documentManagement>
-    <_activity xmlns="fac3075d-8620-4e15-8c13-7b8de3d8e910" xsi:nil="true"/>
-  </documentManagement>
-</p:properties>
-</file>
-
 <file path=customXml/itemProps1.xml><?xml version="1.0" encoding="utf-8"?>
-<ds:datastoreItem xmlns:ds="http://schemas.openxmlformats.org/officeDocument/2006/customXml" ds:itemID="{B4413563-2611-4281-AD64-B56EADE949CA}">
-  <ds:schemaRefs>
-    <ds:schemaRef ds:uri="http://schemas.openxmlformats.org/officeDocument/2006/bibliography"/>
-  </ds:schemaRefs>
-</ds:datastoreItem>
-</file>
-
-<file path=customXml/itemProps2.xml><?xml version="1.0" encoding="utf-8"?>
-<ds:datastoreItem xmlns:ds="http://schemas.openxmlformats.org/officeDocument/2006/customXml" ds:itemID="{1716041B-5C7B-4A00-A1E8-62D79B3071B1}">
+<ds:datastoreItem xmlns:ds="http://schemas.openxmlformats.org/officeDocument/2006/customXml" ds:itemID="{633BC872-DF1D-4F94-9ABA-4BAB05FED788}">
   <ds:schemaRefs>
     <ds:schemaRef ds:uri="http://schemas.microsoft.com/office/2006/metadata/contentType"/>
     <ds:schemaRef ds:uri="http://schemas.microsoft.com/office/2006/metadata/properties/metaAttributes"/>
     <ds:schemaRef ds:uri="http://www.w3.org/2001/XMLSchema"/>
     <ds:schemaRef ds:uri="http://schemas.microsoft.com/office/2006/metadata/properties"/>
-    <ds:schemaRef ds:uri="fac3075d-8620-4e15-8c13-7b8de3d8e910"/>
+    <ds:schemaRef ds:uri="9130e3c1-561f-4023-a680-37721cd7b97c"/>
+    <ds:schemaRef ds:uri="5b731f30-0812-4fbb-b9d3-e37f5f8551c9"/>
     <ds:schemaRef ds:uri="http://schemas.microsoft.com/office/2006/documentManagement/types"/>
     <ds:schemaRef ds:uri="http://schemas.microsoft.com/office/infopath/2007/PartnerControls"/>
     <ds:schemaRef ds:uri="http://schemas.openxmlformats.org/package/2006/metadata/core-properties"/>
@@ -14627,20 +14850,21 @@
 </ds:datastoreItem>
 </file>
 
+<file path=customXml/itemProps2.xml><?xml version="1.0" encoding="utf-8"?>
+<ds:datastoreItem xmlns:ds="http://schemas.openxmlformats.org/officeDocument/2006/customXml" ds:itemID="{A834AC0C-459E-4A8B-838F-21159F2A87FF}">
+  <ds:schemaRefs>
+    <ds:schemaRef ds:uri="http://schemas.microsoft.com/office/2006/metadata/properties"/>
+    <ds:schemaRef ds:uri="http://schemas.microsoft.com/office/infopath/2007/PartnerControls"/>
+    <ds:schemaRef ds:uri="9130e3c1-561f-4023-a680-37721cd7b97c"/>
+    <ds:schemaRef ds:uri="5b731f30-0812-4fbb-b9d3-e37f5f8551c9"/>
+  </ds:schemaRefs>
+</ds:datastoreItem>
+</file>
+
 <file path=customXml/itemProps3.xml><?xml version="1.0" encoding="utf-8"?>
-<ds:datastoreItem xmlns:ds="http://schemas.openxmlformats.org/officeDocument/2006/customXml" ds:itemID="{50B0CF9B-8D76-4C82-8F50-CFF0137BCCDC}">
+<ds:datastoreItem xmlns:ds="http://schemas.openxmlformats.org/officeDocument/2006/customXml" ds:itemID="{72738902-3FD5-48C5-B36D-972B11483F9A}">
   <ds:schemaRefs>
     <ds:schemaRef ds:uri="http://schemas.microsoft.com/sharepoint/v3/contenttype/forms"/>
   </ds:schemaRefs>
 </ds:datastoreItem>
-</file>
-
-<file path=customXml/itemProps4.xml><?xml version="1.0" encoding="utf-8"?>
-<ds:datastoreItem xmlns:ds="http://schemas.openxmlformats.org/officeDocument/2006/customXml" ds:itemID="{A7256D9C-366E-409C-848C-B93DD42EC6CE}">
-  <ds:schemaRefs>
-    <ds:schemaRef ds:uri="http://schemas.microsoft.com/office/2006/metadata/properties"/>
-    <ds:schemaRef ds:uri="http://schemas.microsoft.com/office/infopath/2007/PartnerControls"/>
-    <ds:schemaRef ds:uri="fac3075d-8620-4e15-8c13-7b8de3d8e910"/>
-  </ds:schemaRefs>
-</ds:datastoreItem>
 </file>